--- a/files/cv.docx
+++ b/files/cv.docx
@@ -178,7 +178,7 @@
           </mc:Choice>
           <mc:Fallback>
             <w:pict>
-              <v:shape w14:anchorId="34C2D756" id="矩形 4" o:spid="_x0000_s1026" style="position:absolute;margin-left:-46pt;margin-top:14.35pt;width:359.9pt;height:14.9pt;z-index:251665920;visibility:visible;mso-wrap-style:square;mso-wrap-distance-left:9pt;mso-wrap-distance-top:0;mso-wrap-distance-right:9pt;mso-wrap-distance-bottom:0;mso-position-horizontal:absolute;mso-position-horizontal-relative:text;mso-position-vertical:absolute;mso-position-vertical-relative:text;v-text-anchor:middle" coordsize="4391025,190500" o:gfxdata="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" path="m,l4267200,r123825,190500l,190500,,xe" fillcolor="#9a0000" stroked="f" strokeweight="2pt">
+              <v:shape w14:anchorId="5A11219C" id="矩形 4" o:spid="_x0000_s1026" style="position:absolute;margin-left:-46pt;margin-top:14.35pt;width:359.9pt;height:14.9pt;z-index:251665920;visibility:visible;mso-wrap-style:square;mso-wrap-distance-left:9pt;mso-wrap-distance-top:0;mso-wrap-distance-right:9pt;mso-wrap-distance-bottom:0;mso-position-horizontal:absolute;mso-position-horizontal-relative:text;mso-position-vertical:absolute;mso-position-vertical-relative:text;v-text-anchor:middle" coordsize="4391025,190500" o:gfxdata="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" path="m,l4267200,r123825,190500l,190500,,xe" fillcolor="#9a0000" stroked="f" strokeweight="2pt">
                 <v:path arrowok="t" o:connecttype="custom" o:connectlocs="0,0;4441837,0;4570730,189230;0,189230;0,0" o:connectangles="0,0,0,0,0"/>
               </v:shape>
             </w:pict>
@@ -288,7 +288,7 @@
           </mc:Choice>
           <mc:Fallback>
             <w:pict>
-              <v:shape w14:anchorId="07E26D0F" id="矩形 5" o:spid="_x0000_s1026" style="position:absolute;margin-left:308.85pt;margin-top:18.05pt;width:260.5pt;height:11.25pt;z-index:-251708928;visibility:visible;mso-wrap-style:square;mso-wrap-distance-left:9pt;mso-wrap-distance-top:0;mso-wrap-distance-right:9pt;mso-wrap-distance-bottom:0;mso-position-horizontal:absolute;mso-position-horizontal-relative:text;mso-position-vertical:absolute;mso-position-vertical-relative:text;v-text-anchor:middle" coordsize="3308894,190500" o:gfxdata="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" path="m,l3308894,r,190500l105319,190500,,xe" fillcolor="#c19f67" stroked="f" strokeweight="2pt">
+              <v:shape w14:anchorId="76682303" id="矩形 5" o:spid="_x0000_s1026" style="position:absolute;margin-left:308.85pt;margin-top:18.05pt;width:260.5pt;height:11.25pt;z-index:-251708928;visibility:visible;mso-wrap-style:square;mso-wrap-distance-left:9pt;mso-wrap-distance-top:0;mso-wrap-distance-right:9pt;mso-wrap-distance-bottom:0;mso-position-horizontal:absolute;mso-position-horizontal-relative:text;mso-position-vertical:absolute;mso-position-vertical-relative:text;v-text-anchor:middle" coordsize="3308894,190500" o:gfxdata="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" path="m,l3308894,r,190500l105319,190500,,xe" fillcolor="#c19f67" stroked="f" strokeweight="2pt">
                 <v:path arrowok="t" o:connecttype="custom" o:connectlocs="0,0;3308350,0;3308350,142875;105302,142875;0,0" o:connectangles="0,0,0,0,0"/>
               </v:shape>
             </w:pict>
@@ -597,7 +597,7 @@
           </mc:Choice>
           <mc:Fallback>
             <w:pict>
-              <v:line w14:anchorId="5BB7245D" id="直接连接符 26" o:spid="_x0000_s1026" style="position:absolute;z-index:-251709952;visibility:visible;mso-wrap-style:square;mso-wrap-distance-left:9pt;mso-wrap-distance-top:0;mso-wrap-distance-right:9pt;mso-wrap-distance-bottom:0;mso-position-horizontal:absolute;mso-position-horizontal-relative:text;mso-position-vertical:absolute;mso-position-vertical-relative:page" from="-6.25pt,92.4pt" to="-6.25pt,800.4pt" o:gfxdata="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" strokecolor="#9a0000">
+              <v:line w14:anchorId="6904A193" id="直接连接符 26" o:spid="_x0000_s1026" style="position:absolute;z-index:-251709952;visibility:visible;mso-wrap-style:square;mso-wrap-distance-left:9pt;mso-wrap-distance-top:0;mso-wrap-distance-right:9pt;mso-wrap-distance-bottom:0;mso-position-horizontal:absolute;mso-position-horizontal-relative:text;mso-position-vertical:absolute;mso-position-vertical-relative:page" from="-6.25pt,92.4pt" to="-6.25pt,800.4pt" o:gfxdata="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" strokecolor="#9a0000">
                 <w10:wrap anchory="page"/>
               </v:line>
             </w:pict>
@@ -615,11 +615,126 @@
       </w:pPr>
       <w:r>
         <w:rPr>
+          <w:noProof/>
+        </w:rPr>
+        <mc:AlternateContent>
+          <mc:Choice Requires="wps">
+            <w:drawing>
+              <wp:anchor distT="0" distB="0" distL="114300" distR="114300" simplePos="0" relativeHeight="251629568" behindDoc="0" locked="0" layoutInCell="1" allowOverlap="1" wp14:anchorId="393E7321" wp14:editId="749825F6">
+                <wp:simplePos x="0" y="0"/>
+                <wp:positionH relativeFrom="column">
+                  <wp:posOffset>66675</wp:posOffset>
+                </wp:positionH>
+                <wp:positionV relativeFrom="paragraph">
+                  <wp:posOffset>155575</wp:posOffset>
+                </wp:positionV>
+                <wp:extent cx="6648450" cy="0"/>
+                <wp:effectExtent l="0" t="0" r="0" b="0"/>
+                <wp:wrapNone/>
+                <wp:docPr id="14" name="直接连接符 14"/>
+                <wp:cNvGraphicFramePr/>
+                <a:graphic xmlns:a="http://schemas.openxmlformats.org/drawingml/2006/main">
+                  <a:graphicData uri="http://schemas.microsoft.com/office/word/2010/wordprocessingShape">
+                    <wps:wsp>
+                      <wps:cNvCnPr/>
+                      <wps:spPr>
+                        <a:xfrm>
+                          <a:off x="0" y="0"/>
+                          <a:ext cx="6648450" cy="0"/>
+                        </a:xfrm>
+                        <a:prstGeom prst="line">
+                          <a:avLst/>
+                        </a:prstGeom>
+                        <a:noFill/>
+                        <a:ln w="9525" cap="flat" cmpd="sng" algn="ctr">
+                          <a:solidFill>
+                            <a:srgbClr val="9A0000"/>
+                          </a:solidFill>
+                          <a:prstDash val="solid"/>
+                        </a:ln>
+                        <a:effectLst/>
+                      </wps:spPr>
+                      <wps:bodyPr/>
+                    </wps:wsp>
+                  </a:graphicData>
+                </a:graphic>
+              </wp:anchor>
+            </w:drawing>
+          </mc:Choice>
+          <mc:Fallback>
+            <w:pict>
+              <v:line w14:anchorId="5483990F" id="直接连接符 14" o:spid="_x0000_s1026" style="position:absolute;z-index:251629568;visibility:visible;mso-wrap-style:square;mso-wrap-distance-left:9pt;mso-wrap-distance-top:0;mso-wrap-distance-right:9pt;mso-wrap-distance-bottom:0;mso-position-horizontal:absolute;mso-position-horizontal-relative:text;mso-position-vertical:absolute;mso-position-vertical-relative:text" from="5.25pt,12.25pt" to="528.75pt,12.25pt" o:gfxdata="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" strokecolor="#9a0000"/>
+            </w:pict>
+          </mc:Fallback>
+        </mc:AlternateContent>
+      </w:r>
+      <w:r>
+        <w:rPr>
+          <w:noProof/>
+        </w:rPr>
+        <mc:AlternateContent>
+          <mc:Choice Requires="wps">
+            <w:drawing>
+              <wp:anchor distT="0" distB="0" distL="114300" distR="114300" simplePos="0" relativeHeight="251627520" behindDoc="0" locked="0" layoutInCell="1" allowOverlap="1" wp14:anchorId="36DDD627" wp14:editId="63880262">
+                <wp:simplePos x="0" y="0"/>
+                <wp:positionH relativeFrom="column">
+                  <wp:posOffset>-218440</wp:posOffset>
+                </wp:positionH>
+                <wp:positionV relativeFrom="paragraph">
+                  <wp:posOffset>156845</wp:posOffset>
+                </wp:positionV>
+                <wp:extent cx="144145" cy="76200"/>
+                <wp:effectExtent l="0" t="0" r="8255" b="0"/>
+                <wp:wrapNone/>
+                <wp:docPr id="13" name="直角三角形 3"/>
+                <wp:cNvGraphicFramePr/>
+                <a:graphic xmlns:a="http://schemas.openxmlformats.org/drawingml/2006/main">
+                  <a:graphicData uri="http://schemas.microsoft.com/office/word/2010/wordprocessingShape">
+                    <wps:wsp>
+                      <wps:cNvSpPr/>
+                      <wps:spPr bwMode="auto">
+                        <a:xfrm rot="10800000">
+                          <a:off x="0" y="0"/>
+                          <a:ext cx="144145" cy="76200"/>
+                        </a:xfrm>
+                        <a:prstGeom prst="rtTriangle">
+                          <a:avLst/>
+                        </a:prstGeom>
+                        <a:solidFill>
+                          <a:srgbClr val="9A0000"/>
+                        </a:solidFill>
+                        <a:ln>
+                          <a:noFill/>
+                        </a:ln>
+                        <a:effectLst/>
+                      </wps:spPr>
+                      <wps:bodyPr rot="0" spcFirstLastPara="0" vert="horz" wrap="square" lIns="91440" tIns="45720" rIns="91440" bIns="45720" numCol="1" spcCol="0" rtlCol="0" fromWordArt="0" anchor="t" anchorCtr="0" forceAA="0" compatLnSpc="1">
+                        <a:noAutofit/>
+                      </wps:bodyPr>
+                    </wps:wsp>
+                  </a:graphicData>
+                </a:graphic>
+              </wp:anchor>
+            </w:drawing>
+          </mc:Choice>
+          <mc:Fallback>
+            <w:pict>
+              <v:shapetype w14:anchorId="63ABA16E" id="_x0000_t6" coordsize="21600,21600" o:spt="6" path="m,l,21600r21600,xe">
+                <v:stroke joinstyle="miter"/>
+                <v:path gradientshapeok="t" o:connecttype="custom" o:connectlocs="0,0;0,10800;0,21600;10800,21600;21600,21600;10800,10800" textboxrect="1800,12600,12600,19800"/>
+              </v:shapetype>
+              <v:shape id="直角三角形 3" o:spid="_x0000_s1026" type="#_x0000_t6" style="position:absolute;margin-left:-17.2pt;margin-top:12.35pt;width:11.35pt;height:6pt;rotation:180;z-index:251627520;visibility:visible;mso-wrap-style:square;mso-wrap-distance-left:9pt;mso-wrap-distance-top:0;mso-wrap-distance-right:9pt;mso-wrap-distance-bottom:0;mso-position-horizontal:absolute;mso-position-horizontal-relative:text;mso-position-vertical:absolute;mso-position-vertical-relative:text;v-text-anchor:top" o:gfxdata="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" fillcolor="#9a0000" stroked="f"/>
+            </w:pict>
+          </mc:Fallback>
+        </mc:AlternateContent>
+      </w:r>
+      <w:r>
+        <w:rPr>
           <w:rFonts w:hint="eastAsia"/>
           <w:noProof/>
         </w:rPr>
         <w:drawing>
-          <wp:anchor distT="0" distB="0" distL="114300" distR="114300" simplePos="0" relativeHeight="251603456" behindDoc="0" locked="0" layoutInCell="1" allowOverlap="1" wp14:anchorId="6BD4C1CB" wp14:editId="2B80AD91">
+          <wp:anchor distT="0" distB="0" distL="114300" distR="114300" simplePos="0" relativeHeight="251624448" behindDoc="0" locked="0" layoutInCell="1" allowOverlap="1" wp14:anchorId="6BD4C1CB" wp14:editId="4D69F2E5">
             <wp:simplePos x="0" y="0"/>
             <wp:positionH relativeFrom="column">
               <wp:posOffset>5513293</wp:posOffset>
@@ -675,64 +790,9 @@
           <w:noProof/>
         </w:rPr>
         <mc:AlternateContent>
-          <mc:Choice Requires="wps">
-            <w:drawing>
-              <wp:anchor distT="0" distB="0" distL="114300" distR="114300" simplePos="0" relativeHeight="251630080" behindDoc="0" locked="0" layoutInCell="1" allowOverlap="1" wp14:anchorId="393E7321" wp14:editId="2A6CBDAD">
-                <wp:simplePos x="0" y="0"/>
-                <wp:positionH relativeFrom="column">
-                  <wp:posOffset>66675</wp:posOffset>
-                </wp:positionH>
-                <wp:positionV relativeFrom="paragraph">
-                  <wp:posOffset>151955</wp:posOffset>
-                </wp:positionV>
-                <wp:extent cx="6648450" cy="0"/>
-                <wp:effectExtent l="0" t="0" r="0" b="0"/>
-                <wp:wrapNone/>
-                <wp:docPr id="14" name="直接连接符 14"/>
-                <wp:cNvGraphicFramePr/>
-                <a:graphic xmlns:a="http://schemas.openxmlformats.org/drawingml/2006/main">
-                  <a:graphicData uri="http://schemas.microsoft.com/office/word/2010/wordprocessingShape">
-                    <wps:wsp>
-                      <wps:cNvCnPr/>
-                      <wps:spPr>
-                        <a:xfrm>
-                          <a:off x="0" y="0"/>
-                          <a:ext cx="6648450" cy="0"/>
-                        </a:xfrm>
-                        <a:prstGeom prst="line">
-                          <a:avLst/>
-                        </a:prstGeom>
-                        <a:noFill/>
-                        <a:ln w="9525" cap="flat" cmpd="sng" algn="ctr">
-                          <a:solidFill>
-                            <a:srgbClr val="9A0000"/>
-                          </a:solidFill>
-                          <a:prstDash val="solid"/>
-                        </a:ln>
-                        <a:effectLst/>
-                      </wps:spPr>
-                      <wps:bodyPr/>
-                    </wps:wsp>
-                  </a:graphicData>
-                </a:graphic>
-              </wp:anchor>
-            </w:drawing>
-          </mc:Choice>
-          <mc:Fallback>
-            <w:pict>
-              <v:line w14:anchorId="67452875" id="直接连接符 14" o:spid="_x0000_s1026" style="position:absolute;z-index:251630080;visibility:visible;mso-wrap-style:square;mso-wrap-distance-left:9pt;mso-wrap-distance-top:0;mso-wrap-distance-right:9pt;mso-wrap-distance-bottom:0;mso-position-horizontal:absolute;mso-position-horizontal-relative:text;mso-position-vertical:absolute;mso-position-vertical-relative:text" from="5.25pt,11.95pt" to="528.75pt,11.95pt" o:gfxdata="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" strokecolor="#9a0000"/>
-            </w:pict>
-          </mc:Fallback>
-        </mc:AlternateContent>
-      </w:r>
-      <w:r>
-        <w:rPr>
-          <w:noProof/>
-        </w:rPr>
-        <mc:AlternateContent>
           <mc:Choice Requires="wpg">
             <w:drawing>
-              <wp:anchor distT="0" distB="0" distL="114300" distR="114300" simplePos="0" relativeHeight="251616768" behindDoc="0" locked="0" layoutInCell="1" allowOverlap="1" wp14:anchorId="247085E9" wp14:editId="196877B1">
+              <wp:anchor distT="0" distB="0" distL="114300" distR="114300" simplePos="0" relativeHeight="251625472" behindDoc="0" locked="0" layoutInCell="1" allowOverlap="1" wp14:anchorId="247085E9" wp14:editId="0462F61A">
                 <wp:simplePos x="0" y="0"/>
                 <wp:positionH relativeFrom="column">
                   <wp:posOffset>59500</wp:posOffset>
@@ -1082,7 +1142,7 @@
           </mc:Choice>
           <mc:Fallback>
             <w:pict>
-              <v:group w14:anchorId="247085E9" id="组合 1" o:spid="_x0000_s1027" style="position:absolute;left:0;text-align:left;margin-left:4.7pt;margin-top:100.45pt;width:407.5pt;height:76.95pt;z-index:251616768;mso-position-vertical-relative:page;mso-width-relative:margin;mso-height-relative:margin" coordorigin=",-1346" coordsize="51764,9874" o:gfxdata="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">
+              <v:group w14:anchorId="247085E9" id="组合 1" o:spid="_x0000_s1027" style="position:absolute;left:0;text-align:left;margin-left:4.7pt;margin-top:100.45pt;width:407.5pt;height:76.95pt;z-index:251625472;mso-position-vertical-relative:page;mso-width-relative:margin;mso-height-relative:margin" coordorigin=",-1346" coordsize="51764,9874" o:gfxdata="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">
                 <v:shapetype id="_x0000_t202" coordsize="21600,21600" o:spt="202" path="m,l,21600r21600,l21600,xe">
                   <v:stroke joinstyle="miter"/>
                   <v:path gradientshapeok="t" o:connecttype="rect"/>
@@ -1359,66 +1419,6 @@
           </mc:Fallback>
         </mc:AlternateContent>
       </w:r>
-      <w:r>
-        <w:rPr>
-          <w:noProof/>
-        </w:rPr>
-        <mc:AlternateContent>
-          <mc:Choice Requires="wps">
-            <w:drawing>
-              <wp:anchor distT="0" distB="0" distL="114300" distR="114300" simplePos="0" relativeHeight="251623936" behindDoc="0" locked="0" layoutInCell="1" allowOverlap="1" wp14:anchorId="36DDD627" wp14:editId="57C48D47">
-                <wp:simplePos x="0" y="0"/>
-                <wp:positionH relativeFrom="column">
-                  <wp:posOffset>-218630</wp:posOffset>
-                </wp:positionH>
-                <wp:positionV relativeFrom="paragraph">
-                  <wp:posOffset>161290</wp:posOffset>
-                </wp:positionV>
-                <wp:extent cx="144145" cy="76200"/>
-                <wp:effectExtent l="0" t="0" r="8255" b="0"/>
-                <wp:wrapNone/>
-                <wp:docPr id="13" name="直角三角形 3"/>
-                <wp:cNvGraphicFramePr/>
-                <a:graphic xmlns:a="http://schemas.openxmlformats.org/drawingml/2006/main">
-                  <a:graphicData uri="http://schemas.microsoft.com/office/word/2010/wordprocessingShape">
-                    <wps:wsp>
-                      <wps:cNvSpPr/>
-                      <wps:spPr bwMode="auto">
-                        <a:xfrm rot="10800000">
-                          <a:off x="0" y="0"/>
-                          <a:ext cx="144145" cy="76200"/>
-                        </a:xfrm>
-                        <a:prstGeom prst="rtTriangle">
-                          <a:avLst/>
-                        </a:prstGeom>
-                        <a:solidFill>
-                          <a:srgbClr val="9A0000"/>
-                        </a:solidFill>
-                        <a:ln>
-                          <a:noFill/>
-                        </a:ln>
-                        <a:effectLst/>
-                      </wps:spPr>
-                      <wps:bodyPr rot="0" spcFirstLastPara="0" vert="horz" wrap="square" lIns="91440" tIns="45720" rIns="91440" bIns="45720" numCol="1" spcCol="0" rtlCol="0" fromWordArt="0" anchor="t" anchorCtr="0" forceAA="0" compatLnSpc="1">
-                        <a:noAutofit/>
-                      </wps:bodyPr>
-                    </wps:wsp>
-                  </a:graphicData>
-                </a:graphic>
-              </wp:anchor>
-            </w:drawing>
-          </mc:Choice>
-          <mc:Fallback>
-            <w:pict>
-              <v:shapetype w14:anchorId="6B240FFB" id="_x0000_t6" coordsize="21600,21600" o:spt="6" path="m,l,21600r21600,xe">
-                <v:stroke joinstyle="miter"/>
-                <v:path gradientshapeok="t" o:connecttype="custom" o:connectlocs="0,0;0,10800;0,21600;10800,21600;21600,21600;10800,10800" textboxrect="1800,12600,12600,19800"/>
-              </v:shapetype>
-              <v:shape id="直角三角形 3" o:spid="_x0000_s1026" type="#_x0000_t6" style="position:absolute;margin-left:-17.2pt;margin-top:12.7pt;width:11.35pt;height:6pt;rotation:180;z-index:251623936;visibility:visible;mso-wrap-style:square;mso-wrap-distance-left:9pt;mso-wrap-distance-top:0;mso-wrap-distance-right:9pt;mso-wrap-distance-bottom:0;mso-position-horizontal:absolute;mso-position-horizontal-relative:text;mso-position-vertical:absolute;mso-position-vertical-relative:text;v-text-anchor:top" o:gfxdata="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" fillcolor="#9a0000" stroked="f"/>
-            </w:pict>
-          </mc:Fallback>
-        </mc:AlternateContent>
-      </w:r>
     </w:p>
     <w:p>
       <w:pPr>
@@ -1693,13 +1693,13 @@
         <mc:AlternateContent>
           <mc:Choice Requires="wps">
             <w:drawing>
-              <wp:anchor distT="0" distB="0" distL="114300" distR="114300" simplePos="0" relativeHeight="251644416" behindDoc="0" locked="0" layoutInCell="1" allowOverlap="1" wp14:anchorId="782A151C" wp14:editId="6E86CFD2">
+              <wp:anchor distT="0" distB="0" distL="114300" distR="114300" simplePos="0" relativeHeight="251644416" behindDoc="0" locked="0" layoutInCell="1" allowOverlap="1" wp14:anchorId="782A151C" wp14:editId="3900B155">
                 <wp:simplePos x="0" y="0"/>
                 <wp:positionH relativeFrom="column">
-                  <wp:posOffset>2445</wp:posOffset>
+                  <wp:posOffset>1905</wp:posOffset>
                 </wp:positionH>
                 <wp:positionV relativeFrom="page">
-                  <wp:posOffset>2405802</wp:posOffset>
+                  <wp:posOffset>2432213</wp:posOffset>
                 </wp:positionV>
                 <wp:extent cx="6909343" cy="973078"/>
                 <wp:effectExtent l="0" t="0" r="0" b="0"/>
@@ -1903,7 +1903,23 @@
                                 <w:color w:val="414141"/>
                                 <w:szCs w:val="21"/>
                               </w:rPr>
-                              <w:t>主修课程：高等数学、线性代数、复变函数与积分变换、自动控制原理、人工智能基础、深度强化学习等</w:t>
+                              <w:t>主修课程：线性代数、自动控制原理、人工智能基础、</w:t>
+                            </w:r>
+                            <w:r>
+                              <w:rPr>
+                                <w:rFonts w:ascii="微软雅黑" w:hAnsi="微软雅黑" w:hint="eastAsia"/>
+                                <w:color w:val="414141"/>
+                                <w:szCs w:val="21"/>
+                              </w:rPr>
+                              <w:t>机器学习、</w:t>
+                            </w:r>
+                            <w:r>
+                              <w:rPr>
+                                <w:rFonts w:ascii="微软雅黑" w:hAnsi="微软雅黑" w:hint="eastAsia"/>
+                                <w:color w:val="414141"/>
+                                <w:szCs w:val="21"/>
+                              </w:rPr>
+                              <w:t>深度强化学习等</w:t>
                             </w:r>
                           </w:p>
                         </w:txbxContent>
@@ -1925,7 +1941,7 @@
           </mc:Choice>
           <mc:Fallback>
             <w:pict>
-              <v:shape w14:anchorId="782A151C" id="文本框 2" o:spid="_x0000_s1031" type="#_x0000_t202" style="position:absolute;left:0;text-align:left;margin-left:.2pt;margin-top:189.45pt;width:544.05pt;height:76.6pt;z-index:251644416;visibility:visible;mso-wrap-style:square;mso-width-percent:0;mso-height-percent:0;mso-wrap-distance-left:9pt;mso-wrap-distance-top:0;mso-wrap-distance-right:9pt;mso-wrap-distance-bottom:0;mso-position-horizontal:absolute;mso-position-horizontal-relative:text;mso-position-vertical:absolute;mso-position-vertical-relative:page;mso-width-percent:0;mso-height-percent:0;mso-width-relative:margin;mso-height-relative:margin;v-text-anchor:middle" o:gfxdata="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" filled="f" stroked="f">
+              <v:shape w14:anchorId="782A151C" id="文本框 2" o:spid="_x0000_s1031" type="#_x0000_t202" style="position:absolute;left:0;text-align:left;margin-left:.15pt;margin-top:191.5pt;width:544.05pt;height:76.6pt;z-index:251644416;visibility:visible;mso-wrap-style:square;mso-width-percent:0;mso-height-percent:0;mso-wrap-distance-left:9pt;mso-wrap-distance-top:0;mso-wrap-distance-right:9pt;mso-wrap-distance-bottom:0;mso-position-horizontal:absolute;mso-position-horizontal-relative:text;mso-position-vertical:absolute;mso-position-vertical-relative:page;mso-width-percent:0;mso-height-percent:0;mso-width-relative:margin;mso-height-relative:margin;v-text-anchor:middle" o:gfxdata="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" filled="f" stroked="f">
                 <v:textbox>
                   <w:txbxContent>
                     <w:p>
@@ -2100,7 +2116,23 @@
                           <w:color w:val="414141"/>
                           <w:szCs w:val="21"/>
                         </w:rPr>
-                        <w:t>主修课程：高等数学、线性代数、复变函数与积分变换、自动控制原理、人工智能基础、深度强化学习等</w:t>
+                        <w:t>主修课程：线性代数、自动控制原理、人工智能基础、</w:t>
+                      </w:r>
+                      <w:r>
+                        <w:rPr>
+                          <w:rFonts w:ascii="微软雅黑" w:hAnsi="微软雅黑" w:hint="eastAsia"/>
+                          <w:color w:val="414141"/>
+                          <w:szCs w:val="21"/>
+                        </w:rPr>
+                        <w:t>机器学习、</w:t>
+                      </w:r>
+                      <w:r>
+                        <w:rPr>
+                          <w:rFonts w:ascii="微软雅黑" w:hAnsi="微软雅黑" w:hint="eastAsia"/>
+                          <w:color w:val="414141"/>
+                          <w:szCs w:val="21"/>
+                        </w:rPr>
+                        <w:t>深度强化学习等</w:t>
                       </w:r>
                     </w:p>
                   </w:txbxContent>
@@ -2164,7 +2196,7 @@
           </mc:Choice>
           <mc:Fallback>
             <w:pict>
-              <v:line w14:anchorId="3636C36E" id="直接连接符 20" o:spid="_x0000_s1026" style="position:absolute;z-index:251639296;visibility:visible;mso-wrap-style:square;mso-wrap-distance-left:9pt;mso-wrap-distance-top:0;mso-wrap-distance-right:9pt;mso-wrap-distance-bottom:0;mso-position-horizontal:absolute;mso-position-horizontal-relative:text;mso-position-vertical:absolute;mso-position-vertical-relative:text" from="5.5pt,10.15pt" to="529pt,10.15pt" o:gfxdata="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" filled="t" fillcolor="#9a0000" strokecolor="#9a0000"/>
+              <v:line w14:anchorId="7E44CE8B" id="直接连接符 20" o:spid="_x0000_s1026" style="position:absolute;z-index:251639296;visibility:visible;mso-wrap-style:square;mso-wrap-distance-left:9pt;mso-wrap-distance-top:0;mso-wrap-distance-right:9pt;mso-wrap-distance-bottom:0;mso-position-horizontal:absolute;mso-position-horizontal-relative:text;mso-position-vertical:absolute;mso-position-vertical-relative:text" from="5.5pt,10.15pt" to="529pt,10.15pt" o:gfxdata="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" filled="t" fillcolor="#9a0000" strokecolor="#9a0000"/>
             </w:pict>
           </mc:Fallback>
         </mc:AlternateContent>
@@ -2221,7 +2253,7 @@
           </mc:Choice>
           <mc:Fallback>
             <w:pict>
-              <v:shape w14:anchorId="454C30A5" id="直角三角形 3" o:spid="_x0000_s1026" type="#_x0000_t6" style="position:absolute;margin-left:-17.7pt;margin-top:10.1pt;width:11.35pt;height:6pt;rotation:180;z-index:251635200;visibility:visible;mso-wrap-style:square;mso-wrap-distance-left:9pt;mso-wrap-distance-top:0;mso-wrap-distance-right:9pt;mso-wrap-distance-bottom:0;mso-position-horizontal:absolute;mso-position-horizontal-relative:text;mso-position-vertical:absolute;mso-position-vertical-relative:text;v-text-anchor:top" o:gfxdata="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" fillcolor="#9a0000" stroked="f"/>
+              <v:shape w14:anchorId="695D5CEA" id="直角三角形 3" o:spid="_x0000_s1026" type="#_x0000_t6" style="position:absolute;margin-left:-17.7pt;margin-top:10.1pt;width:11.35pt;height:6pt;rotation:180;z-index:251635200;visibility:visible;mso-wrap-style:square;mso-wrap-distance-left:9pt;mso-wrap-distance-top:0;mso-wrap-distance-right:9pt;mso-wrap-distance-bottom:0;mso-position-horizontal:absolute;mso-position-horizontal-relative:text;mso-position-vertical:absolute;mso-position-vertical-relative:text;v-text-anchor:top" o:gfxdata="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" fillcolor="#9a0000" stroked="f"/>
             </w:pict>
           </mc:Fallback>
         </mc:AlternateContent>
@@ -2270,13 +2302,13 @@
         <mc:AlternateContent>
           <mc:Choice Requires="wps">
             <w:drawing>
-              <wp:anchor distT="0" distB="0" distL="114300" distR="114300" simplePos="0" relativeHeight="251668992" behindDoc="0" locked="0" layoutInCell="1" allowOverlap="1" wp14:anchorId="49E66057" wp14:editId="4C49D746">
+              <wp:anchor distT="0" distB="0" distL="114300" distR="114300" simplePos="0" relativeHeight="251668992" behindDoc="0" locked="0" layoutInCell="1" allowOverlap="1" wp14:anchorId="49E66057" wp14:editId="1B496E81">
                 <wp:simplePos x="0" y="0"/>
                 <wp:positionH relativeFrom="column">
-                  <wp:posOffset>-218336</wp:posOffset>
+                  <wp:posOffset>-217805</wp:posOffset>
                 </wp:positionH>
                 <wp:positionV relativeFrom="paragraph">
-                  <wp:posOffset>145687</wp:posOffset>
+                  <wp:posOffset>189865</wp:posOffset>
                 </wp:positionV>
                 <wp:extent cx="2235614" cy="207010"/>
                 <wp:effectExtent l="0" t="0" r="0" b="2540"/>
@@ -2470,7 +2502,7 @@
           </mc:Choice>
           <mc:Fallback>
             <w:pict>
-              <v:shape w14:anchorId="49E66057" id="_x0000_s1032" style="position:absolute;left:0;text-align:left;margin-left:-17.2pt;margin-top:11.45pt;width:176.05pt;height:16.3pt;z-index:251668992;visibility:visible;mso-wrap-style:square;mso-width-percent:0;mso-wrap-distance-left:9pt;mso-wrap-distance-top:0;mso-wrap-distance-right:9pt;mso-wrap-distance-bottom:0;mso-position-horizontal:absolute;mso-position-horizontal-relative:text;mso-position-vertical:absolute;mso-position-vertical-relative:text;mso-width-percent:0;mso-width-relative:margin;v-text-anchor:middle" coordsize="1406296,288031" o:spt="100" o:gfxdata="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" adj="-11796480,,5400" path="m1093154,r77999,l1406296,288031r-77999,l1093154,xm1030297,r39620,l1305060,288031r-39620,l1030297,xm,l1007060,r235143,288031l,288031,,xe" fillcolor="#9a0000" stroked="f">
+              <v:shape w14:anchorId="49E66057" id="_x0000_s1032" style="position:absolute;left:0;text-align:left;margin-left:-17.15pt;margin-top:14.95pt;width:176.05pt;height:16.3pt;z-index:251668992;visibility:visible;mso-wrap-style:square;mso-width-percent:0;mso-wrap-distance-left:9pt;mso-wrap-distance-top:0;mso-wrap-distance-right:9pt;mso-wrap-distance-bottom:0;mso-position-horizontal:absolute;mso-position-horizontal-relative:text;mso-position-vertical:absolute;mso-position-vertical-relative:text;mso-width-percent:0;mso-width-relative:margin;v-text-anchor:middle" coordsize="1406296,288031" o:spt="100" o:gfxdata="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" adj="-11796480,,5400" path="m1093154,r77999,l1406296,288031r-77999,l1093154,xm1030297,r39620,l1305060,288031r-39620,l1030297,xm,l1007060,r235143,288031l,288031,,xe" fillcolor="#9a0000" stroked="f">
                 <v:stroke joinstyle="miter"/>
                 <v:formulas/>
                 <v:path arrowok="t" o:connecttype="custom" o:connectlocs="1737807,0;1861803,0;2235614,207010;2111618,207010;1637882,0;1700866,0;2074677,207010;2011693,207010;0,0;1600941,0;1974752,207010;0,207010" o:connectangles="0,0,0,0,0,0,0,0,0,0,0,0" textboxrect="0,0,1406296,288031"/>
@@ -2532,6 +2564,126 @@
       </w:pPr>
       <w:r>
         <w:rPr>
+          <w:noProof/>
+        </w:rPr>
+        <mc:AlternateContent>
+          <mc:Choice Requires="wps">
+            <w:drawing>
+              <wp:anchor distT="0" distB="0" distL="114300" distR="114300" simplePos="0" relativeHeight="251661312" behindDoc="0" locked="0" layoutInCell="1" allowOverlap="1" wp14:anchorId="1196A478" wp14:editId="6E05B1E5">
+                <wp:simplePos x="0" y="0"/>
+                <wp:positionH relativeFrom="column">
+                  <wp:posOffset>-223520</wp:posOffset>
+                </wp:positionH>
+                <wp:positionV relativeFrom="paragraph">
+                  <wp:posOffset>5255260</wp:posOffset>
+                </wp:positionV>
+                <wp:extent cx="144145" cy="76200"/>
+                <wp:effectExtent l="0" t="0" r="8255" b="0"/>
+                <wp:wrapNone/>
+                <wp:docPr id="30" name="直角三角形 3"/>
+                <wp:cNvGraphicFramePr/>
+                <a:graphic xmlns:a="http://schemas.openxmlformats.org/drawingml/2006/main">
+                  <a:graphicData uri="http://schemas.microsoft.com/office/word/2010/wordprocessingShape">
+                    <wps:wsp>
+                      <wps:cNvSpPr/>
+                      <wps:spPr bwMode="auto">
+                        <a:xfrm rot="10800000">
+                          <a:off x="0" y="0"/>
+                          <a:ext cx="144145" cy="76200"/>
+                        </a:xfrm>
+                        <a:prstGeom prst="rtTriangle">
+                          <a:avLst/>
+                        </a:prstGeom>
+                        <a:solidFill>
+                          <a:srgbClr val="9A0000"/>
+                        </a:solidFill>
+                        <a:ln>
+                          <a:noFill/>
+                        </a:ln>
+                        <a:effectLst/>
+                      </wps:spPr>
+                      <wps:bodyPr rot="0" spcFirstLastPara="0" vert="horz" wrap="square" lIns="91440" tIns="45720" rIns="91440" bIns="45720" numCol="1" spcCol="0" rtlCol="0" fromWordArt="0" anchor="t" anchorCtr="0" forceAA="0" compatLnSpc="1">
+                        <a:noAutofit/>
+                      </wps:bodyPr>
+                    </wps:wsp>
+                  </a:graphicData>
+                </a:graphic>
+                <wp14:sizeRelH relativeFrom="margin">
+                  <wp14:pctWidth>0</wp14:pctWidth>
+                </wp14:sizeRelH>
+                <wp14:sizeRelV relativeFrom="margin">
+                  <wp14:pctHeight>0</wp14:pctHeight>
+                </wp14:sizeRelV>
+              </wp:anchor>
+            </w:drawing>
+          </mc:Choice>
+          <mc:Fallback>
+            <w:pict>
+              <v:shape w14:anchorId="69101F8D" id="直角三角形 3" o:spid="_x0000_s1026" type="#_x0000_t6" style="position:absolute;margin-left:-17.6pt;margin-top:413.8pt;width:11.35pt;height:6pt;rotation:180;z-index:251661312;visibility:visible;mso-wrap-style:square;mso-width-percent:0;mso-height-percent:0;mso-wrap-distance-left:9pt;mso-wrap-distance-top:0;mso-wrap-distance-right:9pt;mso-wrap-distance-bottom:0;mso-position-horizontal:absolute;mso-position-horizontal-relative:text;mso-position-vertical:absolute;mso-position-vertical-relative:text;mso-width-percent:0;mso-height-percent:0;mso-width-relative:margin;mso-height-relative:margin;v-text-anchor:top" o:gfxdata="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" fillcolor="#9a0000" stroked="f"/>
+            </w:pict>
+          </mc:Fallback>
+        </mc:AlternateContent>
+      </w:r>
+      <w:r>
+        <w:rPr>
+          <w:noProof/>
+        </w:rPr>
+        <mc:AlternateContent>
+          <mc:Choice Requires="wps">
+            <w:drawing>
+              <wp:anchor distT="0" distB="0" distL="114300" distR="114300" simplePos="0" relativeHeight="251692032" behindDoc="0" locked="0" layoutInCell="1" allowOverlap="1" wp14:anchorId="091F1579" wp14:editId="72E83FC8">
+                <wp:simplePos x="0" y="0"/>
+                <wp:positionH relativeFrom="column">
+                  <wp:posOffset>25400</wp:posOffset>
+                </wp:positionH>
+                <wp:positionV relativeFrom="paragraph">
+                  <wp:posOffset>5253990</wp:posOffset>
+                </wp:positionV>
+                <wp:extent cx="6724650" cy="0"/>
+                <wp:effectExtent l="0" t="0" r="0" b="0"/>
+                <wp:wrapNone/>
+                <wp:docPr id="24" name="直接连接符 24"/>
+                <wp:cNvGraphicFramePr/>
+                <a:graphic xmlns:a="http://schemas.openxmlformats.org/drawingml/2006/main">
+                  <a:graphicData uri="http://schemas.microsoft.com/office/word/2010/wordprocessingShape">
+                    <wps:wsp>
+                      <wps:cNvCnPr/>
+                      <wps:spPr>
+                        <a:xfrm>
+                          <a:off x="0" y="0"/>
+                          <a:ext cx="6724650" cy="0"/>
+                        </a:xfrm>
+                        <a:prstGeom prst="line">
+                          <a:avLst/>
+                        </a:prstGeom>
+                        <a:noFill/>
+                        <a:ln w="9525" cap="flat" cmpd="sng" algn="ctr">
+                          <a:solidFill>
+                            <a:srgbClr val="9A0000"/>
+                          </a:solidFill>
+                          <a:prstDash val="solid"/>
+                        </a:ln>
+                        <a:effectLst/>
+                      </wps:spPr>
+                      <wps:bodyPr/>
+                    </wps:wsp>
+                  </a:graphicData>
+                </a:graphic>
+                <wp14:sizeRelH relativeFrom="margin">
+                  <wp14:pctWidth>0</wp14:pctWidth>
+                </wp14:sizeRelH>
+              </wp:anchor>
+            </w:drawing>
+          </mc:Choice>
+          <mc:Fallback>
+            <w:pict>
+              <v:line w14:anchorId="0F903E91" id="直接连接符 24" o:spid="_x0000_s1026" style="position:absolute;z-index:251692032;visibility:visible;mso-wrap-style:square;mso-width-percent:0;mso-wrap-distance-left:9pt;mso-wrap-distance-top:0;mso-wrap-distance-right:9pt;mso-wrap-distance-bottom:0;mso-position-horizontal:absolute;mso-position-horizontal-relative:text;mso-position-vertical:absolute;mso-position-vertical-relative:text;mso-width-percent:0;mso-width-relative:margin" from="2pt,413.7pt" to="531.5pt,413.7pt" o:gfxdata="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" strokecolor="#9a0000"/>
+            </w:pict>
+          </mc:Fallback>
+        </mc:AlternateContent>
+      </w:r>
+      <w:r>
+        <w:rPr>
           <w:rFonts w:ascii="微软雅黑" w:hAnsi="微软雅黑"/>
           <w:noProof/>
           <w:color w:val="C19F67"/>
@@ -2541,18 +2693,18 @@
         <mc:AlternateContent>
           <mc:Choice Requires="wps">
             <w:drawing>
-              <wp:anchor distT="0" distB="0" distL="114300" distR="114300" simplePos="0" relativeHeight="251648000" behindDoc="0" locked="0" layoutInCell="1" allowOverlap="1" wp14:anchorId="154BF59E" wp14:editId="16160E26">
+              <wp:anchor distT="0" distB="0" distL="114300" distR="114300" simplePos="0" relativeHeight="251676672" behindDoc="0" locked="0" layoutInCell="1" allowOverlap="1" wp14:anchorId="7245F686" wp14:editId="54B09544">
                 <wp:simplePos x="0" y="0"/>
                 <wp:positionH relativeFrom="column">
-                  <wp:posOffset>0</wp:posOffset>
+                  <wp:posOffset>-47153</wp:posOffset>
                 </wp:positionH>
                 <wp:positionV relativeFrom="page">
-                  <wp:posOffset>3541853</wp:posOffset>
+                  <wp:posOffset>8773795</wp:posOffset>
                 </wp:positionV>
-                <wp:extent cx="6956385" cy="2082800"/>
+                <wp:extent cx="6950075" cy="753745"/>
                 <wp:effectExtent l="0" t="0" r="0" b="0"/>
                 <wp:wrapNone/>
-                <wp:docPr id="27" name="文本框 2"/>
+                <wp:docPr id="31" name="文本框 2"/>
                 <wp:cNvGraphicFramePr>
                   <a:graphicFrameLocks xmlns:a="http://schemas.openxmlformats.org/drawingml/2006/main"/>
                 </wp:cNvGraphicFramePr>
@@ -2565,7 +2717,7 @@
                       <wps:spPr bwMode="auto">
                         <a:xfrm>
                           <a:off x="0" y="0"/>
-                          <a:ext cx="6956385" cy="2082800"/>
+                          <a:ext cx="6950075" cy="753745"/>
                         </a:xfrm>
                         <a:prstGeom prst="rect">
                           <a:avLst/>
@@ -2583,92 +2735,173 @@
                             <w:pPr>
                               <w:adjustRightInd w:val="0"/>
                               <w:snapToGrid w:val="0"/>
+                              <w:jc w:val="left"/>
+                              <w:rPr>
+                                <w:rFonts w:ascii="微软雅黑" w:hAnsi="微软雅黑"/>
+                                <w:color w:val="414141"/>
+                                <w:sz w:val="18"/>
+                                <w:szCs w:val="18"/>
+                              </w:rPr>
+                            </w:pPr>
+                            <w:r>
                               <w:rPr>
                                 <w:rFonts w:ascii="微软雅黑" w:hAnsi="微软雅黑" w:hint="eastAsia"/>
                                 <w:b/>
                                 <w:bCs/>
                                 <w:color w:val="414141"/>
-                                <w:sz w:val="16"/>
-                                <w:szCs w:val="16"/>
-                              </w:rPr>
-                            </w:pPr>
-                            <w:r>
-                              <w:rPr>
-                                <w:rFonts w:ascii="微软雅黑" w:hAnsi="微软雅黑"/>
-                                <w:b/>
-                                <w:bCs/>
-                                <w:color w:val="414141"/>
-                                <w:sz w:val="20"/>
-                                <w:szCs w:val="20"/>
-                              </w:rPr>
-                              <w:t>LLM-Guided Hierarchical Belief Planning for Online Semantic Exploration and Task Execution</w:t>
-                            </w:r>
-                            <w:r>
-                              <w:rPr>
-                                <w:rFonts w:ascii="微软雅黑" w:hAnsi="微软雅黑" w:hint="eastAsia"/>
-                                <w:b/>
-                                <w:bCs/>
-                                <w:color w:val="414141"/>
-                                <w:sz w:val="20"/>
-                                <w:szCs w:val="20"/>
-                              </w:rPr>
-                              <w:t xml:space="preserve"> </w:t>
-                            </w:r>
-                            <w:r>
-                              <w:rPr>
-                                <w:rFonts w:ascii="微软雅黑" w:hAnsi="微软雅黑" w:hint="eastAsia"/>
-                                <w:color w:val="414141"/>
-                                <w:sz w:val="16"/>
-                                <w:szCs w:val="16"/>
-                              </w:rPr>
-                              <w:t>2026 IEEE CAC（</w:t>
-                            </w:r>
-                            <w:proofErr w:type="gramStart"/>
-                            <w:r>
-                              <w:rPr>
-                                <w:rFonts w:ascii="微软雅黑" w:hAnsi="微软雅黑" w:hint="eastAsia"/>
-                                <w:color w:val="414141"/>
-                                <w:sz w:val="16"/>
-                                <w:szCs w:val="16"/>
-                              </w:rPr>
-                              <w:t>一</w:t>
-                            </w:r>
-                            <w:proofErr w:type="gramEnd"/>
-                            <w:r>
-                              <w:rPr>
-                                <w:rFonts w:ascii="微软雅黑" w:hAnsi="微软雅黑" w:hint="eastAsia"/>
-                                <w:color w:val="414141"/>
-                                <w:sz w:val="16"/>
-                                <w:szCs w:val="16"/>
-                              </w:rPr>
-                              <w:t>作）</w:t>
+                                <w:sz w:val="18"/>
+                                <w:szCs w:val="18"/>
+                              </w:rPr>
+                              <w:t>语言能力：</w:t>
+                            </w:r>
+                            <w:r>
+                              <w:rPr>
+                                <w:rFonts w:ascii="微软雅黑" w:hAnsi="微软雅黑" w:hint="eastAsia"/>
+                                <w:color w:val="414141"/>
+                                <w:sz w:val="18"/>
+                                <w:szCs w:val="18"/>
+                              </w:rPr>
+                              <w:t>大学英语四/六级（CET-4/6）；</w:t>
                             </w:r>
                           </w:p>
                           <w:p>
                             <w:pPr>
                               <w:adjustRightInd w:val="0"/>
                               <w:snapToGrid w:val="0"/>
-                              <w:rPr>
-                                <w:rFonts w:ascii="微软雅黑" w:hAnsi="微软雅黑" w:hint="eastAsia"/>
-                                <w:color w:val="414141"/>
-                                <w:sz w:val="4"/>
-                                <w:szCs w:val="4"/>
+                              <w:jc w:val="left"/>
+                              <w:rPr>
+                                <w:rFonts w:ascii="微软雅黑" w:hAnsi="微软雅黑" w:hint="eastAsia"/>
+                                <w:color w:val="414141"/>
+                                <w:sz w:val="18"/>
+                                <w:szCs w:val="18"/>
                               </w:rPr>
                             </w:pPr>
                             <w:r>
                               <w:rPr>
+                                <w:rFonts w:ascii="微软雅黑" w:hAnsi="微软雅黑" w:hint="eastAsia"/>
+                                <w:b/>
+                                <w:bCs/>
+                                <w:color w:val="414141"/>
+                                <w:sz w:val="18"/>
+                                <w:szCs w:val="18"/>
+                              </w:rPr>
+                              <w:t>编程与工具：</w:t>
+                            </w:r>
+                            <w:r>
+                              <w:rPr>
+                                <w:rFonts w:ascii="微软雅黑" w:hAnsi="微软雅黑" w:hint="eastAsia"/>
+                                <w:color w:val="414141"/>
+                                <w:sz w:val="18"/>
+                                <w:szCs w:val="18"/>
+                              </w:rPr>
+                              <w:t>Python，</w:t>
+                            </w:r>
+                            <w:r>
+                              <w:rPr>
                                 <w:rFonts w:ascii="微软雅黑" w:hAnsi="微软雅黑"/>
                                 <w:color w:val="414141"/>
                                 <w:sz w:val="18"/>
                                 <w:szCs w:val="18"/>
                               </w:rPr>
-                              <w:t>构建融合 LLM 语义先验与层级 belief-space planning 的在线决策框架，面向部分已知环境下的目标搜索与时序任务执行，联合优化探索、运输与任务完成代价，减少无效搜索和 LLM 调用开销。</w:t>
+                              <w:t>LaTeX</w:t>
+                            </w:r>
+                            <w:r>
+                              <w:rPr>
+                                <w:rFonts w:ascii="微软雅黑" w:hAnsi="微软雅黑" w:hint="eastAsia"/>
+                                <w:color w:val="414141"/>
+                                <w:sz w:val="18"/>
+                                <w:szCs w:val="18"/>
+                              </w:rPr>
+                              <w:t>，</w:t>
+                            </w:r>
+                            <w:r>
+                              <w:rPr>
+                                <w:rFonts w:ascii="微软雅黑" w:hAnsi="微软雅黑"/>
+                                <w:color w:val="414141"/>
+                                <w:sz w:val="18"/>
+                                <w:szCs w:val="18"/>
+                              </w:rPr>
+                              <w:t>Git</w:t>
+                            </w:r>
+                            <w:r>
+                              <w:rPr>
+                                <w:rFonts w:ascii="微软雅黑" w:hAnsi="微软雅黑" w:hint="eastAsia"/>
+                                <w:color w:val="414141"/>
+                                <w:sz w:val="18"/>
+                                <w:szCs w:val="18"/>
+                              </w:rPr>
+                              <w:t>，</w:t>
+                            </w:r>
+                            <w:proofErr w:type="spellStart"/>
+                            <w:r>
+                              <w:rPr>
+                                <w:rFonts w:ascii="微软雅黑" w:hAnsi="微软雅黑"/>
+                                <w:color w:val="414141"/>
+                                <w:sz w:val="18"/>
+                                <w:szCs w:val="18"/>
+                              </w:rPr>
+                              <w:t>PyTorch</w:t>
+                            </w:r>
+                            <w:proofErr w:type="spellEnd"/>
+                            <w:r>
+                              <w:rPr>
+                                <w:rFonts w:ascii="微软雅黑" w:hAnsi="微软雅黑" w:hint="eastAsia"/>
+                                <w:color w:val="414141"/>
+                                <w:sz w:val="18"/>
+                                <w:szCs w:val="18"/>
+                              </w:rPr>
+                              <w:t>，</w:t>
+                            </w:r>
+                            <w:r>
+                              <w:rPr>
+                                <w:rFonts w:ascii="微软雅黑" w:hAnsi="微软雅黑" w:hint="eastAsia"/>
+                                <w:color w:val="414141"/>
+                                <w:sz w:val="18"/>
+                                <w:szCs w:val="18"/>
+                              </w:rPr>
+                              <w:t>ROS</w:t>
+                            </w:r>
+                            <w:r>
+                              <w:rPr>
+                                <w:rFonts w:ascii="微软雅黑" w:hAnsi="微软雅黑" w:hint="eastAsia"/>
+                                <w:color w:val="414141"/>
+                                <w:sz w:val="18"/>
+                                <w:szCs w:val="18"/>
+                              </w:rPr>
+                              <w:t>，</w:t>
+                            </w:r>
+                            <w:r>
+                              <w:rPr>
+                                <w:rFonts w:ascii="微软雅黑" w:hAnsi="微软雅黑" w:hint="eastAsia"/>
+                                <w:color w:val="414141"/>
+                                <w:sz w:val="18"/>
+                                <w:szCs w:val="18"/>
+                              </w:rPr>
+                              <w:t>Claude code</w:t>
+                            </w:r>
+                            <w:r>
+                              <w:rPr>
+                                <w:rFonts w:ascii="微软雅黑" w:hAnsi="微软雅黑" w:hint="eastAsia"/>
+                                <w:color w:val="414141"/>
+                                <w:sz w:val="18"/>
+                                <w:szCs w:val="18"/>
+                              </w:rPr>
+                              <w:t>等</w:t>
                             </w:r>
                           </w:p>
                           <w:p>
                             <w:pPr>
                               <w:adjustRightInd w:val="0"/>
                               <w:snapToGrid w:val="0"/>
+                              <w:jc w:val="left"/>
+                              <w:rPr>
+                                <w:rFonts w:ascii="微软雅黑" w:hAnsi="微软雅黑" w:hint="eastAsia"/>
+                                <w:color w:val="414141"/>
+                                <w:sz w:val="18"/>
+                                <w:szCs w:val="18"/>
+                              </w:rPr>
+                            </w:pPr>
+                            <w:r>
                               <w:rPr>
                                 <w:rFonts w:ascii="微软雅黑" w:hAnsi="微软雅黑" w:hint="eastAsia"/>
                                 <w:b/>
@@ -2677,654 +2910,107 @@
                                 <w:sz w:val="18"/>
                                 <w:szCs w:val="18"/>
                               </w:rPr>
-                            </w:pPr>
-                            <w:r>
-                              <w:rPr>
-                                <w:rFonts w:ascii="微软雅黑" w:hAnsi="微软雅黑"/>
-                                <w:b/>
-                                <w:bCs/>
-                                <w:color w:val="414141"/>
-                                <w:sz w:val="18"/>
-                                <w:szCs w:val="18"/>
-                              </w:rPr>
-                              <w:t>SHARP: Safety-aware Hierarchical Autonomous Robotic Planning for in vivo surgery</w:t>
-                            </w:r>
-                            <w:r>
-                              <w:rPr>
-                                <w:rFonts w:ascii="微软雅黑" w:hAnsi="微软雅黑" w:hint="eastAsia"/>
-                                <w:b/>
-                                <w:bCs/>
-                                <w:color w:val="414141"/>
-                                <w:sz w:val="18"/>
-                                <w:szCs w:val="18"/>
-                              </w:rPr>
-                              <w:t xml:space="preserve"> </w:t>
-                            </w:r>
-                            <w:r>
-                              <w:rPr>
-                                <w:rFonts w:ascii="微软雅黑" w:hAnsi="微软雅黑" w:hint="eastAsia"/>
-                                <w:b/>
-                                <w:bCs/>
-                                <w:color w:val="414141"/>
-                                <w:sz w:val="18"/>
-                                <w:szCs w:val="18"/>
-                              </w:rPr>
-                              <w:t xml:space="preserve"> </w:t>
-                            </w:r>
-                            <w:r>
-                              <w:rPr>
-                                <w:rFonts w:ascii="微软雅黑" w:hAnsi="微软雅黑" w:hint="eastAsia"/>
-                                <w:b/>
-                                <w:bCs/>
-                                <w:color w:val="414141"/>
-                                <w:sz w:val="18"/>
-                                <w:szCs w:val="18"/>
-                              </w:rPr>
-                              <w:t xml:space="preserve"> </w:t>
-                            </w:r>
-                            <w:r>
-                              <w:rPr>
-                                <w:rFonts w:ascii="微软雅黑" w:hAnsi="微软雅黑" w:hint="eastAsia"/>
-                                <w:b/>
-                                <w:bCs/>
-                                <w:color w:val="414141"/>
-                                <w:sz w:val="18"/>
-                                <w:szCs w:val="18"/>
-                              </w:rPr>
-                              <w:t xml:space="preserve"> </w:t>
-                            </w:r>
-                            <w:r>
-                              <w:rPr>
-                                <w:rFonts w:ascii="微软雅黑" w:hAnsi="微软雅黑" w:hint="eastAsia"/>
-                                <w:i/>
-                                <w:iCs/>
-                                <w:color w:val="414141"/>
-                                <w:sz w:val="18"/>
-                                <w:szCs w:val="18"/>
-                              </w:rPr>
-                              <w:t>Science Robotics</w:t>
-                            </w:r>
-                            <w:r>
-                              <w:rPr>
-                                <w:rFonts w:ascii="微软雅黑" w:hAnsi="微软雅黑" w:hint="eastAsia"/>
-                                <w:color w:val="414141"/>
-                                <w:sz w:val="18"/>
-                                <w:szCs w:val="18"/>
-                              </w:rPr>
-                              <w:t>（在投，三作）</w:t>
+                              <w:t>荣誉奖励：</w:t>
+                            </w:r>
+                            <w:r>
+                              <w:rPr>
+                                <w:rFonts w:ascii="微软雅黑" w:hAnsi="微软雅黑" w:hint="eastAsia"/>
+                                <w:color w:val="414141"/>
+                                <w:sz w:val="18"/>
+                                <w:szCs w:val="18"/>
+                              </w:rPr>
+                              <w:t>国家奖学金（1%）；国家励志奖学金；创新创业奖学金；北京大学张明为奖学金、</w:t>
+                            </w:r>
+                            <w:proofErr w:type="gramStart"/>
+                            <w:r>
+                              <w:rPr>
+                                <w:rFonts w:ascii="微软雅黑" w:hAnsi="微软雅黑" w:hint="eastAsia"/>
+                                <w:color w:val="414141"/>
+                                <w:sz w:val="18"/>
+                                <w:szCs w:val="18"/>
+                              </w:rPr>
+                              <w:t>北京大学戴勤奖学金</w:t>
+                            </w:r>
+                            <w:proofErr w:type="gramEnd"/>
+                            <w:r>
+                              <w:rPr>
+                                <w:rFonts w:ascii="微软雅黑" w:hAnsi="微软雅黑" w:hint="eastAsia"/>
+                                <w:color w:val="414141"/>
+                                <w:sz w:val="18"/>
+                                <w:szCs w:val="18"/>
+                              </w:rPr>
+                              <w:t>；富的大学生助学金；辽宁省优秀毕业生（1%）；卓越学人（学院个人最高荣誉）；东北大学优秀学生标兵（1%）</w:t>
+                            </w:r>
+                            <w:r>
+                              <w:rPr>
+                                <w:rFonts w:ascii="微软雅黑" w:hAnsi="微软雅黑" w:hint="eastAsia"/>
+                                <w:color w:val="414141"/>
+                                <w:sz w:val="18"/>
+                                <w:szCs w:val="18"/>
+                              </w:rPr>
+                              <w:t>等</w:t>
+                            </w:r>
+                            <w:r>
+                              <w:rPr>
+                                <w:rFonts w:ascii="微软雅黑" w:hAnsi="微软雅黑" w:hint="eastAsia"/>
+                                <w:color w:val="414141"/>
+                                <w:sz w:val="18"/>
+                                <w:szCs w:val="18"/>
+                              </w:rPr>
+                              <w:t>；</w:t>
                             </w:r>
                           </w:p>
                           <w:p>
                             <w:pPr>
                               <w:adjustRightInd w:val="0"/>
                               <w:snapToGrid w:val="0"/>
-                              <w:rPr>
-                                <w:rFonts w:ascii="微软雅黑" w:hAnsi="微软雅黑" w:hint="eastAsia"/>
-                                <w:color w:val="414141"/>
-                                <w:sz w:val="4"/>
-                                <w:szCs w:val="4"/>
+                              <w:jc w:val="left"/>
+                              <w:rPr>
+                                <w:rFonts w:ascii="微软雅黑" w:hAnsi="微软雅黑" w:hint="eastAsia"/>
+                                <w:color w:val="414141"/>
+                                <w:sz w:val="16"/>
+                                <w:szCs w:val="16"/>
                               </w:rPr>
                             </w:pPr>
                             <w:r>
                               <w:rPr>
                                 <w:rFonts w:ascii="微软雅黑" w:hAnsi="微软雅黑" w:hint="eastAsia"/>
-                                <w:color w:val="414141"/>
-                                <w:sz w:val="18"/>
-                                <w:szCs w:val="18"/>
-                              </w:rPr>
-                              <w:t>参与构建面向活体微创手术的 safety-aware hierarchical planning 框架，设计“task planning - anomaly monitoring - recovery execution”闭环，融合内窥镜图像、腕部相机、机器人状态与呼吸相位信息，实现胆囊管/胆囊动脉夹闭切断过程中的异常识别、风险抑制与在线恢复。</w:t>
-                            </w:r>
-                          </w:p>
-                          <w:p>
-                            <w:pPr>
-                              <w:adjustRightInd w:val="0"/>
-                              <w:snapToGrid w:val="0"/>
-                              <w:rPr>
-                                <w:rFonts w:ascii="微软雅黑" w:hAnsi="微软雅黑" w:hint="eastAsia"/>
-                                <w:color w:val="414141"/>
-                                <w:sz w:val="18"/>
-                                <w:szCs w:val="18"/>
-                              </w:rPr>
-                            </w:pPr>
-                            <w:r>
-                              <w:rPr>
-                                <w:rFonts w:ascii="微软雅黑" w:hAnsi="微软雅黑"/>
                                 <w:b/>
                                 <w:bCs/>
                                 <w:color w:val="414141"/>
                                 <w:sz w:val="18"/>
                                 <w:szCs w:val="18"/>
                               </w:rPr>
-                              <w:t>Melding LLM and temporal logic for reliable human-swarm collaboration in complex environments</w:t>
-                            </w:r>
-                            <w:r>
-                              <w:rPr>
-                                <w:rFonts w:ascii="微软雅黑" w:hAnsi="微软雅黑" w:hint="eastAsia"/>
-                                <w:b/>
-                                <w:bCs/>
-                                <w:color w:val="414141"/>
-                                <w:sz w:val="18"/>
-                                <w:szCs w:val="18"/>
-                              </w:rPr>
-                              <w:t xml:space="preserve"> </w:t>
-                            </w:r>
-                            <w:r>
-                              <w:rPr>
-                                <w:rFonts w:ascii="微软雅黑" w:hAnsi="微软雅黑" w:hint="eastAsia"/>
-                                <w:b/>
-                                <w:bCs/>
-                                <w:color w:val="414141"/>
-                                <w:sz w:val="18"/>
-                                <w:szCs w:val="18"/>
-                              </w:rPr>
-                              <w:t xml:space="preserve">                                       </w:t>
-                            </w:r>
-                            <w:r>
-                              <w:rPr>
-                                <w:rFonts w:ascii="微软雅黑" w:hAnsi="微软雅黑" w:hint="eastAsia"/>
-                                <w:b/>
-                                <w:bCs/>
-                                <w:color w:val="414141"/>
-                                <w:sz w:val="18"/>
-                                <w:szCs w:val="18"/>
-                              </w:rPr>
-                              <w:t xml:space="preserve">          </w:t>
-                            </w:r>
-                            <w:r>
-                              <w:rPr>
-                                <w:rFonts w:ascii="微软雅黑" w:hAnsi="微软雅黑" w:hint="eastAsia"/>
-                                <w:i/>
-                                <w:iCs/>
-                                <w:color w:val="414141"/>
-                                <w:sz w:val="18"/>
-                                <w:szCs w:val="18"/>
-                              </w:rPr>
-                              <w:t>Science Robotics</w:t>
-                            </w:r>
-                            <w:r>
-                              <w:rPr>
-                                <w:rFonts w:ascii="微软雅黑" w:hAnsi="微软雅黑" w:hint="eastAsia"/>
-                                <w:color w:val="414141"/>
-                                <w:sz w:val="18"/>
-                                <w:szCs w:val="18"/>
-                              </w:rPr>
-                              <w:t>（在投，五作）</w:t>
-                            </w:r>
-                          </w:p>
-                          <w:p>
-                            <w:pPr>
-                              <w:adjustRightInd w:val="0"/>
-                              <w:snapToGrid w:val="0"/>
-                              <w:rPr>
-                                <w:rFonts w:ascii="微软雅黑" w:hAnsi="微软雅黑" w:hint="eastAsia"/>
-                                <w:color w:val="414141"/>
-                                <w:sz w:val="4"/>
-                                <w:szCs w:val="4"/>
-                              </w:rPr>
-                            </w:pPr>
-                            <w:r>
-                              <w:rPr>
-                                <w:rFonts w:ascii="微软雅黑" w:hAnsi="微软雅黑"/>
-                                <w:color w:val="414141"/>
-                                <w:sz w:val="18"/>
-                                <w:szCs w:val="18"/>
-                              </w:rPr>
-                              <w:t>参与设计 LLM 与 temporal logic 融合的群体机器人协同框架，构建“natural language understanding - formal modeling - task planning”闭环，实现开放动态环境</w:t>
+                              <w:t>竞赛及专利：</w:t>
+                            </w:r>
+                            <w:r>
+                              <w:rPr>
+                                <w:rFonts w:ascii="微软雅黑" w:hAnsi="微软雅黑" w:hint="eastAsia"/>
+                                <w:color w:val="414141"/>
+                                <w:sz w:val="18"/>
+                                <w:szCs w:val="18"/>
+                              </w:rPr>
+                              <w:t>2022年全国大学生计算机博弈海克</w:t>
                             </w:r>
                             <w:proofErr w:type="gramStart"/>
                             <w:r>
                               <w:rPr>
-                                <w:rFonts w:ascii="微软雅黑" w:hAnsi="微软雅黑"/>
-                                <w:color w:val="414141"/>
-                                <w:sz w:val="18"/>
-                                <w:szCs w:val="18"/>
-                              </w:rPr>
-                              <w:t>下大型</w:t>
+                                <w:rFonts w:ascii="微软雅黑" w:hAnsi="微软雅黑" w:hint="eastAsia"/>
+                                <w:color w:val="414141"/>
+                                <w:sz w:val="18"/>
+                                <w:szCs w:val="18"/>
+                              </w:rPr>
+                              <w:t>斯棋组</w:t>
                             </w:r>
                             <w:proofErr w:type="gramEnd"/>
                             <w:r>
                               <w:rPr>
-                                <w:rFonts w:ascii="微软雅黑" w:hAnsi="微软雅黑"/>
-                                <w:color w:val="414141"/>
-                                <w:sz w:val="18"/>
-                                <w:szCs w:val="18"/>
-                              </w:rPr>
-                              <w:t>异构机器人集群的可靠任务规划与人在环交互。</w:t>
-                            </w:r>
-                          </w:p>
-                          <w:p>
-                            <w:pPr>
-                              <w:pStyle w:val="12"/>
-                              <w:adjustRightInd w:val="0"/>
-                              <w:snapToGrid w:val="0"/>
-                              <w:ind w:firstLineChars="0" w:firstLine="0"/>
-                              <w:rPr>
-                                <w:rFonts w:ascii="微软雅黑" w:hAnsi="微软雅黑" w:hint="eastAsia"/>
-                                <w:color w:val="414141"/>
-                                <w:sz w:val="18"/>
-                                <w:szCs w:val="18"/>
-                              </w:rPr>
-                            </w:pPr>
-                            <w:r>
-                              <w:rPr>
-                                <w:rFonts w:ascii="微软雅黑" w:eastAsia="微软雅黑" w:hAnsi="微软雅黑" w:hint="eastAsia"/>
-                                <w:b/>
-                                <w:bCs/>
-                                <w:color w:val="414141"/>
-                                <w:sz w:val="18"/>
-                                <w:szCs w:val="18"/>
-                              </w:rPr>
-                              <w:t xml:space="preserve">Formal Logic-based Cooperative Task Planning for Multi-robot Systems: Survey of Recent Advances and </w:t>
-                            </w:r>
-                            <w:proofErr w:type="spellStart"/>
-                            <w:r>
-                              <w:rPr>
-                                <w:rFonts w:ascii="微软雅黑" w:eastAsia="微软雅黑" w:hAnsi="微软雅黑" w:hint="eastAsia"/>
-                                <w:b/>
-                                <w:bCs/>
-                                <w:color w:val="414141"/>
-                                <w:sz w:val="18"/>
-                                <w:szCs w:val="18"/>
-                              </w:rPr>
-                              <w:t>FutureDirections</w:t>
-                            </w:r>
-                            <w:proofErr w:type="spellEnd"/>
-                            <w:r>
-                              <w:rPr>
-                                <w:rFonts w:ascii="微软雅黑" w:eastAsia="微软雅黑" w:hAnsi="微软雅黑" w:hint="eastAsia"/>
-                                <w:b/>
-                                <w:bCs/>
-                                <w:color w:val="414141"/>
-                                <w:sz w:val="18"/>
-                                <w:szCs w:val="18"/>
-                              </w:rPr>
-                              <w:t xml:space="preserve">                      </w:t>
-                            </w:r>
-                            <w:r>
-                              <w:rPr>
-                                <w:rFonts w:ascii="微软雅黑" w:eastAsia="微软雅黑" w:hAnsi="微软雅黑" w:hint="eastAsia"/>
-                                <w:b/>
-                                <w:bCs/>
-                                <w:color w:val="414141"/>
-                                <w:sz w:val="18"/>
-                                <w:szCs w:val="18"/>
-                              </w:rPr>
-                              <w:t xml:space="preserve">       </w:t>
-                            </w:r>
-                            <w:r>
-                              <w:rPr>
-                                <w:rFonts w:ascii="微软雅黑" w:eastAsia="微软雅黑" w:hAnsi="微软雅黑" w:hint="eastAsia"/>
-                                <w:b/>
-                                <w:bCs/>
-                                <w:color w:val="414141"/>
-                                <w:sz w:val="18"/>
-                                <w:szCs w:val="18"/>
-                              </w:rPr>
-                              <w:t xml:space="preserve">                                 </w:t>
-                            </w:r>
-                            <w:r>
-                              <w:rPr>
-                                <w:rFonts w:ascii="微软雅黑" w:hAnsi="微软雅黑" w:hint="eastAsia"/>
-                                <w:i/>
-                                <w:iCs/>
-                                <w:color w:val="414141"/>
-                                <w:sz w:val="18"/>
-                                <w:szCs w:val="18"/>
-                              </w:rPr>
-                              <w:t xml:space="preserve">Acta </w:t>
-                            </w:r>
-                            <w:proofErr w:type="spellStart"/>
-                            <w:r>
-                              <w:rPr>
-                                <w:rFonts w:ascii="微软雅黑" w:hAnsi="微软雅黑" w:hint="eastAsia"/>
-                                <w:i/>
-                                <w:iCs/>
-                                <w:color w:val="414141"/>
-                                <w:sz w:val="18"/>
-                                <w:szCs w:val="18"/>
-                              </w:rPr>
-                              <w:t>Automatica</w:t>
-                            </w:r>
-                            <w:proofErr w:type="spellEnd"/>
-                            <w:r>
-                              <w:rPr>
-                                <w:rFonts w:ascii="微软雅黑" w:hAnsi="微软雅黑" w:hint="eastAsia"/>
-                                <w:i/>
-                                <w:iCs/>
-                                <w:color w:val="414141"/>
-                                <w:sz w:val="18"/>
-                                <w:szCs w:val="18"/>
-                              </w:rPr>
-                              <w:t xml:space="preserve"> </w:t>
-                            </w:r>
-                            <w:proofErr w:type="spellStart"/>
-                            <w:r>
-                              <w:rPr>
-                                <w:rFonts w:ascii="微软雅黑" w:hAnsi="微软雅黑" w:hint="eastAsia"/>
-                                <w:i/>
-                                <w:iCs/>
-                                <w:color w:val="414141"/>
-                                <w:sz w:val="18"/>
-                                <w:szCs w:val="18"/>
-                              </w:rPr>
-                              <w:t>Sinica</w:t>
-                            </w:r>
-                            <w:proofErr w:type="spellEnd"/>
-                            <w:r>
-                              <w:rPr>
-                                <w:rFonts w:ascii="微软雅黑" w:hAnsi="微软雅黑" w:hint="eastAsia"/>
-                                <w:color w:val="414141"/>
-                                <w:sz w:val="18"/>
-                                <w:szCs w:val="18"/>
-                              </w:rPr>
-                              <w:t>（见刊，学生三作）</w:t>
-                            </w:r>
-                          </w:p>
-                          <w:p>
-                            <w:pPr>
-                              <w:pStyle w:val="12"/>
-                              <w:adjustRightInd w:val="0"/>
-                              <w:snapToGrid w:val="0"/>
-                              <w:ind w:firstLineChars="0" w:firstLine="0"/>
-                              <w:rPr>
-                                <w:rFonts w:ascii="微软雅黑" w:eastAsia="微软雅黑" w:hAnsi="微软雅黑" w:hint="eastAsia"/>
-                                <w:color w:val="414141"/>
-                                <w:sz w:val="4"/>
-                                <w:szCs w:val="4"/>
-                              </w:rPr>
-                            </w:pPr>
-                            <w:r>
-                              <w:rPr>
-                                <w:rFonts w:ascii="微软雅黑" w:eastAsia="微软雅黑" w:hAnsi="微软雅黑"/>
-                                <w:color w:val="414141"/>
-                                <w:sz w:val="18"/>
-                                <w:szCs w:val="18"/>
-                              </w:rPr>
-                              <w:t>系统梳理基于 LTL/STL 的多机器人协同任务规划方法，归纳 automata-based planning、约束优化与分布式控制等典型技术路线，重点总结 formal methods 与 LLM 融合的闭环规划趋势。</w:t>
-                            </w:r>
-                          </w:p>
-                          <w:p>
-                            <w:pPr>
-                              <w:pStyle w:val="12"/>
-                              <w:adjustRightInd w:val="0"/>
-                              <w:snapToGrid w:val="0"/>
-                              <w:ind w:firstLineChars="0" w:firstLine="0"/>
-                              <w:rPr>
-                                <w:rFonts w:ascii="微软雅黑" w:eastAsia="微软雅黑" w:hAnsi="微软雅黑" w:hint="eastAsia"/>
-                                <w:b/>
-                                <w:bCs/>
-                                <w:color w:val="414141"/>
-                                <w:sz w:val="18"/>
-                                <w:szCs w:val="18"/>
-                              </w:rPr>
-                            </w:pPr>
-                            <w:r>
-                              <w:rPr>
-                                <w:rFonts w:ascii="微软雅黑" w:eastAsia="微软雅黑" w:hAnsi="微软雅黑" w:hint="eastAsia"/>
-                                <w:b/>
-                                <w:bCs/>
-                                <w:color w:val="414141"/>
-                                <w:sz w:val="18"/>
-                                <w:szCs w:val="18"/>
-                              </w:rPr>
-                              <w:t xml:space="preserve">基于强化学习的多机器人动态联盟形成与路径规划         </w:t>
-                            </w:r>
-                            <w:r>
-                              <w:rPr>
-                                <w:rFonts w:ascii="微软雅黑" w:eastAsia="微软雅黑" w:hAnsi="微软雅黑" w:hint="eastAsia"/>
-                                <w:b/>
-                                <w:bCs/>
-                                <w:color w:val="414141"/>
-                                <w:sz w:val="18"/>
-                                <w:szCs w:val="18"/>
-                              </w:rPr>
-                              <w:t xml:space="preserve">                                                     </w:t>
-                            </w:r>
-                            <w:r>
-                              <w:rPr>
-                                <w:rFonts w:ascii="微软雅黑" w:eastAsia="微软雅黑" w:hAnsi="微软雅黑" w:hint="eastAsia"/>
-                                <w:b/>
-                                <w:bCs/>
-                                <w:color w:val="414141"/>
-                                <w:sz w:val="18"/>
-                                <w:szCs w:val="18"/>
-                              </w:rPr>
-                              <w:t>项目负责人</w:t>
-                            </w:r>
-                          </w:p>
-                          <w:p>
-                            <w:pPr>
-                              <w:pStyle w:val="12"/>
-                              <w:numPr>
-                                <w:ilvl w:val="0"/>
-                                <w:numId w:val="4"/>
-                              </w:numPr>
-                              <w:adjustRightInd w:val="0"/>
-                              <w:snapToGrid w:val="0"/>
-                              <w:ind w:left="0" w:firstLineChars="0" w:firstLine="0"/>
-                              <w:rPr>
-                                <w:rFonts w:ascii="微软雅黑" w:eastAsia="微软雅黑" w:hAnsi="微软雅黑" w:hint="eastAsia"/>
-                                <w:color w:val="414141"/>
-                                <w:sz w:val="18"/>
-                                <w:szCs w:val="18"/>
-                              </w:rPr>
-                            </w:pPr>
-                            <w:r>
-                              <w:rPr>
-                                <w:rFonts w:ascii="微软雅黑" w:eastAsia="微软雅黑" w:hAnsi="微软雅黑"/>
-                                <w:color w:val="414141"/>
-                                <w:sz w:val="18"/>
-                                <w:szCs w:val="18"/>
-                              </w:rPr>
-                              <w:t>围绕</w:t>
-                            </w:r>
-                            <w:r>
-                              <w:rPr>
-                                <w:rFonts w:ascii="微软雅黑" w:eastAsia="微软雅黑" w:hAnsi="微软雅黑" w:hint="eastAsia"/>
-                                <w:color w:val="414141"/>
-                                <w:sz w:val="18"/>
-                                <w:szCs w:val="18"/>
-                              </w:rPr>
-                              <w:t>MRTA</w:t>
-                            </w:r>
-                            <w:r>
-                              <w:rPr>
-                                <w:rFonts w:ascii="微软雅黑" w:eastAsia="微软雅黑" w:hAnsi="微软雅黑"/>
-                                <w:color w:val="414141"/>
-                                <w:sz w:val="18"/>
-                                <w:szCs w:val="18"/>
-                              </w:rPr>
-                              <w:t>中动态联盟形成难、任务与机器人比例高</w:t>
-                            </w:r>
-                            <w:proofErr w:type="gramStart"/>
-                            <w:r>
-                              <w:rPr>
-                                <w:rFonts w:ascii="微软雅黑" w:eastAsia="微软雅黑" w:hAnsi="微软雅黑"/>
-                                <w:color w:val="414141"/>
-                                <w:sz w:val="18"/>
-                                <w:szCs w:val="18"/>
-                              </w:rPr>
-                              <w:t>时规划复杂度快速</w:t>
-                            </w:r>
-                            <w:proofErr w:type="gramEnd"/>
-                            <w:r>
-                              <w:rPr>
-                                <w:rFonts w:ascii="微软雅黑" w:eastAsia="微软雅黑" w:hAnsi="微软雅黑"/>
-                                <w:color w:val="414141"/>
-                                <w:sz w:val="18"/>
-                                <w:szCs w:val="18"/>
-                              </w:rPr>
-                              <w:t>增长的问题，研究基于强化学习的去中心化任务规划方法。构建</w:t>
-                            </w:r>
-                            <w:r>
-                              <w:rPr>
-                                <w:rFonts w:ascii="微软雅黑" w:eastAsia="微软雅黑" w:hAnsi="微软雅黑" w:hint="eastAsia"/>
-                                <w:color w:val="414141"/>
-                                <w:sz w:val="18"/>
-                                <w:szCs w:val="18"/>
-                              </w:rPr>
-                              <w:t>attention</w:t>
-                            </w:r>
-                            <w:r>
-                              <w:rPr>
-                                <w:rFonts w:ascii="微软雅黑" w:eastAsia="微软雅黑" w:hAnsi="微软雅黑"/>
-                                <w:color w:val="414141"/>
-                                <w:sz w:val="18"/>
-                                <w:szCs w:val="18"/>
-                              </w:rPr>
-                              <w:t>机制驱动的策略网络，融合任务状态、机器人位置与协作意图信息，实现多机器人动态组队、任务路径决策与</w:t>
-                            </w:r>
-                            <w:proofErr w:type="gramStart"/>
-                            <w:r>
-                              <w:rPr>
-                                <w:rFonts w:ascii="微软雅黑" w:eastAsia="微软雅黑" w:hAnsi="微软雅黑"/>
-                                <w:color w:val="414141"/>
-                                <w:sz w:val="18"/>
-                                <w:szCs w:val="18"/>
-                              </w:rPr>
-                              <w:t>总完成</w:t>
-                            </w:r>
-                            <w:proofErr w:type="gramEnd"/>
-                            <w:r>
-                              <w:rPr>
-                                <w:rFonts w:ascii="微软雅黑" w:eastAsia="微软雅黑" w:hAnsi="微软雅黑"/>
-                                <w:color w:val="414141"/>
-                                <w:sz w:val="18"/>
-                                <w:szCs w:val="18"/>
-                              </w:rPr>
-                              <w:t>时间优化。</w:t>
-                            </w:r>
-                          </w:p>
-                          <w:p>
-                            <w:pPr>
-                              <w:pStyle w:val="12"/>
-                              <w:adjustRightInd w:val="0"/>
-                              <w:snapToGrid w:val="0"/>
-                              <w:ind w:firstLineChars="0" w:firstLine="0"/>
-                              <w:rPr>
-                                <w:rFonts w:ascii="微软雅黑" w:eastAsia="微软雅黑" w:hAnsi="微软雅黑" w:hint="eastAsia"/>
-                                <w:color w:val="414141"/>
-                                <w:sz w:val="4"/>
-                                <w:szCs w:val="4"/>
-                              </w:rPr>
-                            </w:pPr>
-                          </w:p>
-                          <w:p>
-                            <w:pPr>
-                              <w:pStyle w:val="12"/>
-                              <w:adjustRightInd w:val="0"/>
-                              <w:snapToGrid w:val="0"/>
-                              <w:ind w:firstLineChars="0" w:firstLine="0"/>
-                              <w:rPr>
-                                <w:rFonts w:ascii="微软雅黑" w:eastAsia="微软雅黑" w:hAnsi="微软雅黑" w:hint="eastAsia"/>
-                                <w:b/>
-                                <w:bCs/>
-                                <w:color w:val="414141"/>
-                                <w:sz w:val="18"/>
-                                <w:szCs w:val="18"/>
-                              </w:rPr>
-                            </w:pPr>
-                            <w:r>
-                              <w:rPr>
-                                <w:rFonts w:ascii="微软雅黑" w:eastAsia="微软雅黑" w:hAnsi="微软雅黑" w:hint="eastAsia"/>
-                                <w:b/>
-                                <w:bCs/>
-                                <w:color w:val="414141"/>
-                                <w:sz w:val="18"/>
-                                <w:szCs w:val="18"/>
-                              </w:rPr>
-                              <w:t xml:space="preserve">基于拟偏序集的最短时间协同任务规划                    </w:t>
-                            </w:r>
-                            <w:r>
-                              <w:rPr>
-                                <w:rFonts w:ascii="微软雅黑" w:eastAsia="微软雅黑" w:hAnsi="微软雅黑" w:hint="eastAsia"/>
-                                <w:b/>
-                                <w:bCs/>
-                                <w:color w:val="414141"/>
-                                <w:sz w:val="18"/>
-                                <w:szCs w:val="18"/>
-                              </w:rPr>
-                              <w:t xml:space="preserve">                                </w:t>
-                            </w:r>
-                            <w:r>
-                              <w:rPr>
-                                <w:rFonts w:ascii="微软雅黑" w:eastAsia="微软雅黑" w:hAnsi="微软雅黑" w:hint="eastAsia"/>
-                                <w:b/>
-                                <w:bCs/>
-                                <w:color w:val="414141"/>
-                                <w:sz w:val="18"/>
-                                <w:szCs w:val="18"/>
-                              </w:rPr>
-                              <w:t xml:space="preserve">  </w:t>
-                            </w:r>
-                            <w:r>
-                              <w:rPr>
-                                <w:rFonts w:ascii="微软雅黑" w:eastAsia="微软雅黑" w:hAnsi="微软雅黑" w:hint="eastAsia"/>
-                                <w:b/>
-                                <w:bCs/>
-                                <w:color w:val="414141"/>
-                                <w:sz w:val="18"/>
-                                <w:szCs w:val="18"/>
-                              </w:rPr>
-                              <w:t xml:space="preserve">      </w:t>
-                            </w:r>
-                            <w:r>
-                              <w:rPr>
-                                <w:rFonts w:ascii="微软雅黑" w:eastAsia="微软雅黑" w:hAnsi="微软雅黑"/>
-                                <w:b/>
-                                <w:bCs/>
-                                <w:color w:val="414141"/>
-                                <w:sz w:val="18"/>
-                                <w:szCs w:val="18"/>
-                              </w:rPr>
-                              <w:t>某重点科研项目核心成员</w:t>
-                            </w:r>
-                          </w:p>
-                          <w:p>
-                            <w:pPr>
-                              <w:pStyle w:val="12"/>
-                              <w:numPr>
-                                <w:ilvl w:val="0"/>
-                                <w:numId w:val="4"/>
-                              </w:numPr>
-                              <w:adjustRightInd w:val="0"/>
-                              <w:snapToGrid w:val="0"/>
-                              <w:ind w:left="0" w:firstLineChars="0" w:firstLine="0"/>
-                              <w:rPr>
-                                <w:rFonts w:ascii="微软雅黑" w:eastAsia="微软雅黑" w:hAnsi="微软雅黑" w:hint="eastAsia"/>
-                                <w:color w:val="414141"/>
-                                <w:sz w:val="18"/>
-                                <w:szCs w:val="18"/>
-                              </w:rPr>
-                            </w:pPr>
-                            <w:r>
-                              <w:rPr>
-                                <w:rFonts w:ascii="微软雅黑" w:eastAsia="微软雅黑" w:hAnsi="微软雅黑"/>
-                                <w:color w:val="414141"/>
-                                <w:sz w:val="18"/>
-                                <w:szCs w:val="18"/>
-                              </w:rPr>
-                              <w:t xml:space="preserve">面向多机器人协同任务中的时序约束与执行效率问题，研究基于 </w:t>
-                            </w:r>
-                            <w:proofErr w:type="spellStart"/>
-                            <w:r>
-                              <w:rPr>
-                                <w:rFonts w:ascii="微软雅黑" w:eastAsia="微软雅黑" w:hAnsi="微软雅黑"/>
-                                <w:color w:val="414141"/>
-                                <w:sz w:val="18"/>
-                                <w:szCs w:val="18"/>
-                              </w:rPr>
-                              <w:t>poset</w:t>
-                            </w:r>
-                            <w:proofErr w:type="spellEnd"/>
-                            <w:r>
-                              <w:rPr>
-                                <w:rFonts w:ascii="微软雅黑" w:eastAsia="微软雅黑" w:hAnsi="微软雅黑"/>
-                                <w:color w:val="414141"/>
-                                <w:sz w:val="18"/>
-                                <w:szCs w:val="18"/>
-                              </w:rPr>
-                              <w:t xml:space="preserve"> 的任务分解与最短时间调度方法，结合 automata pruning 与 BnB search，在满足任务约束的同时提升协作任务的并行执行效率。</w:t>
+                                <w:rFonts w:ascii="微软雅黑" w:hAnsi="微软雅黑" w:hint="eastAsia"/>
+                                <w:color w:val="414141"/>
+                                <w:sz w:val="18"/>
+                                <w:szCs w:val="18"/>
+                              </w:rPr>
+                              <w:t>、五子棋组国家一等奖；2023年全国大学生创新创业训练项目国家级优秀结题、全国大学生数学竞赛省级三等奖；2024年 辽宁省创新创业年会省级二等奖；《一种自由空间光通信调制器》（已授权）</w:t>
                             </w:r>
                           </w:p>
                         </w:txbxContent>
@@ -3343,99 +3029,180 @@
           </mc:Choice>
           <mc:Fallback>
             <w:pict>
-              <v:shape w14:anchorId="154BF59E" id="_x0000_s1033" type="#_x0000_t202" style="position:absolute;left:0;text-align:left;margin-left:0;margin-top:278.9pt;width:547.75pt;height:164pt;z-index:251648000;visibility:visible;mso-wrap-style:square;mso-width-percent:0;mso-wrap-distance-left:9pt;mso-wrap-distance-top:0;mso-wrap-distance-right:9pt;mso-wrap-distance-bottom:0;mso-position-horizontal:absolute;mso-position-horizontal-relative:text;mso-position-vertical:absolute;mso-position-vertical-relative:page;mso-width-percent:0;mso-width-relative:margin;v-text-anchor:middle" o:gfxdata="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" filled="f" stroked="f">
+              <v:shape w14:anchorId="7245F686" id="_x0000_s1033" type="#_x0000_t202" style="position:absolute;left:0;text-align:left;margin-left:-3.7pt;margin-top:690.85pt;width:547.25pt;height:59.35pt;z-index:251676672;visibility:visible;mso-wrap-style:square;mso-width-percent:0;mso-wrap-distance-left:9pt;mso-wrap-distance-top:0;mso-wrap-distance-right:9pt;mso-wrap-distance-bottom:0;mso-position-horizontal:absolute;mso-position-horizontal-relative:text;mso-position-vertical:absolute;mso-position-vertical-relative:page;mso-width-percent:0;mso-width-relative:margin;v-text-anchor:middle" o:gfxdata="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" filled="f" stroked="f">
                 <v:textbox style="mso-fit-shape-to-text:t">
                   <w:txbxContent>
                     <w:p>
                       <w:pPr>
                         <w:adjustRightInd w:val="0"/>
                         <w:snapToGrid w:val="0"/>
+                        <w:jc w:val="left"/>
+                        <w:rPr>
+                          <w:rFonts w:ascii="微软雅黑" w:hAnsi="微软雅黑"/>
+                          <w:color w:val="414141"/>
+                          <w:sz w:val="18"/>
+                          <w:szCs w:val="18"/>
+                        </w:rPr>
+                      </w:pPr>
+                      <w:r>
                         <w:rPr>
                           <w:rFonts w:ascii="微软雅黑" w:hAnsi="微软雅黑" w:hint="eastAsia"/>
                           <w:b/>
                           <w:bCs/>
                           <w:color w:val="414141"/>
-                          <w:sz w:val="16"/>
-                          <w:szCs w:val="16"/>
-                        </w:rPr>
-                      </w:pPr>
-                      <w:r>
-                        <w:rPr>
-                          <w:rFonts w:ascii="微软雅黑" w:hAnsi="微软雅黑"/>
-                          <w:b/>
-                          <w:bCs/>
-                          <w:color w:val="414141"/>
-                          <w:sz w:val="20"/>
-                          <w:szCs w:val="20"/>
-                        </w:rPr>
-                        <w:t>LLM-Guided Hierarchical Belief Planning for Online Semantic Exploration and Task Execution</w:t>
-                      </w:r>
-                      <w:r>
-                        <w:rPr>
-                          <w:rFonts w:ascii="微软雅黑" w:hAnsi="微软雅黑" w:hint="eastAsia"/>
-                          <w:b/>
-                          <w:bCs/>
-                          <w:color w:val="414141"/>
-                          <w:sz w:val="20"/>
-                          <w:szCs w:val="20"/>
-                        </w:rPr>
-                        <w:t xml:space="preserve"> </w:t>
-                      </w:r>
-                      <w:r>
-                        <w:rPr>
-                          <w:rFonts w:ascii="微软雅黑" w:hAnsi="微软雅黑" w:hint="eastAsia"/>
-                          <w:color w:val="414141"/>
-                          <w:sz w:val="16"/>
-                          <w:szCs w:val="16"/>
-                        </w:rPr>
-                        <w:t>2026 IEEE CAC（</w:t>
-                      </w:r>
-                      <w:proofErr w:type="gramStart"/>
-                      <w:r>
-                        <w:rPr>
-                          <w:rFonts w:ascii="微软雅黑" w:hAnsi="微软雅黑" w:hint="eastAsia"/>
-                          <w:color w:val="414141"/>
-                          <w:sz w:val="16"/>
-                          <w:szCs w:val="16"/>
-                        </w:rPr>
-                        <w:t>一</w:t>
-                      </w:r>
-                      <w:proofErr w:type="gramEnd"/>
-                      <w:r>
-                        <w:rPr>
-                          <w:rFonts w:ascii="微软雅黑" w:hAnsi="微软雅黑" w:hint="eastAsia"/>
-                          <w:color w:val="414141"/>
-                          <w:sz w:val="16"/>
-                          <w:szCs w:val="16"/>
-                        </w:rPr>
-                        <w:t>作）</w:t>
+                          <w:sz w:val="18"/>
+                          <w:szCs w:val="18"/>
+                        </w:rPr>
+                        <w:t>语言能力：</w:t>
+                      </w:r>
+                      <w:r>
+                        <w:rPr>
+                          <w:rFonts w:ascii="微软雅黑" w:hAnsi="微软雅黑" w:hint="eastAsia"/>
+                          <w:color w:val="414141"/>
+                          <w:sz w:val="18"/>
+                          <w:szCs w:val="18"/>
+                        </w:rPr>
+                        <w:t>大学英语四/六级（CET-4/6）；</w:t>
                       </w:r>
                     </w:p>
                     <w:p>
                       <w:pPr>
                         <w:adjustRightInd w:val="0"/>
                         <w:snapToGrid w:val="0"/>
-                        <w:rPr>
-                          <w:rFonts w:ascii="微软雅黑" w:hAnsi="微软雅黑" w:hint="eastAsia"/>
-                          <w:color w:val="414141"/>
-                          <w:sz w:val="4"/>
-                          <w:szCs w:val="4"/>
+                        <w:jc w:val="left"/>
+                        <w:rPr>
+                          <w:rFonts w:ascii="微软雅黑" w:hAnsi="微软雅黑" w:hint="eastAsia"/>
+                          <w:color w:val="414141"/>
+                          <w:sz w:val="18"/>
+                          <w:szCs w:val="18"/>
                         </w:rPr>
                       </w:pPr>
                       <w:r>
                         <w:rPr>
+                          <w:rFonts w:ascii="微软雅黑" w:hAnsi="微软雅黑" w:hint="eastAsia"/>
+                          <w:b/>
+                          <w:bCs/>
+                          <w:color w:val="414141"/>
+                          <w:sz w:val="18"/>
+                          <w:szCs w:val="18"/>
+                        </w:rPr>
+                        <w:t>编程与工具：</w:t>
+                      </w:r>
+                      <w:r>
+                        <w:rPr>
+                          <w:rFonts w:ascii="微软雅黑" w:hAnsi="微软雅黑" w:hint="eastAsia"/>
+                          <w:color w:val="414141"/>
+                          <w:sz w:val="18"/>
+                          <w:szCs w:val="18"/>
+                        </w:rPr>
+                        <w:t>Python，</w:t>
+                      </w:r>
+                      <w:r>
+                        <w:rPr>
                           <w:rFonts w:ascii="微软雅黑" w:hAnsi="微软雅黑"/>
                           <w:color w:val="414141"/>
                           <w:sz w:val="18"/>
                           <w:szCs w:val="18"/>
                         </w:rPr>
-                        <w:t>构建融合 LLM 语义先验与层级 belief-space planning 的在线决策框架，面向部分已知环境下的目标搜索与时序任务执行，联合优化探索、运输与任务完成代价，减少无效搜索和 LLM 调用开销。</w:t>
+                        <w:t>LaTeX</w:t>
+                      </w:r>
+                      <w:r>
+                        <w:rPr>
+                          <w:rFonts w:ascii="微软雅黑" w:hAnsi="微软雅黑" w:hint="eastAsia"/>
+                          <w:color w:val="414141"/>
+                          <w:sz w:val="18"/>
+                          <w:szCs w:val="18"/>
+                        </w:rPr>
+                        <w:t>，</w:t>
+                      </w:r>
+                      <w:r>
+                        <w:rPr>
+                          <w:rFonts w:ascii="微软雅黑" w:hAnsi="微软雅黑"/>
+                          <w:color w:val="414141"/>
+                          <w:sz w:val="18"/>
+                          <w:szCs w:val="18"/>
+                        </w:rPr>
+                        <w:t>Git</w:t>
+                      </w:r>
+                      <w:r>
+                        <w:rPr>
+                          <w:rFonts w:ascii="微软雅黑" w:hAnsi="微软雅黑" w:hint="eastAsia"/>
+                          <w:color w:val="414141"/>
+                          <w:sz w:val="18"/>
+                          <w:szCs w:val="18"/>
+                        </w:rPr>
+                        <w:t>，</w:t>
+                      </w:r>
+                      <w:proofErr w:type="spellStart"/>
+                      <w:r>
+                        <w:rPr>
+                          <w:rFonts w:ascii="微软雅黑" w:hAnsi="微软雅黑"/>
+                          <w:color w:val="414141"/>
+                          <w:sz w:val="18"/>
+                          <w:szCs w:val="18"/>
+                        </w:rPr>
+                        <w:t>PyTorch</w:t>
+                      </w:r>
+                      <w:proofErr w:type="spellEnd"/>
+                      <w:r>
+                        <w:rPr>
+                          <w:rFonts w:ascii="微软雅黑" w:hAnsi="微软雅黑" w:hint="eastAsia"/>
+                          <w:color w:val="414141"/>
+                          <w:sz w:val="18"/>
+                          <w:szCs w:val="18"/>
+                        </w:rPr>
+                        <w:t>，</w:t>
+                      </w:r>
+                      <w:r>
+                        <w:rPr>
+                          <w:rFonts w:ascii="微软雅黑" w:hAnsi="微软雅黑" w:hint="eastAsia"/>
+                          <w:color w:val="414141"/>
+                          <w:sz w:val="18"/>
+                          <w:szCs w:val="18"/>
+                        </w:rPr>
+                        <w:t>ROS</w:t>
+                      </w:r>
+                      <w:r>
+                        <w:rPr>
+                          <w:rFonts w:ascii="微软雅黑" w:hAnsi="微软雅黑" w:hint="eastAsia"/>
+                          <w:color w:val="414141"/>
+                          <w:sz w:val="18"/>
+                          <w:szCs w:val="18"/>
+                        </w:rPr>
+                        <w:t>，</w:t>
+                      </w:r>
+                      <w:r>
+                        <w:rPr>
+                          <w:rFonts w:ascii="微软雅黑" w:hAnsi="微软雅黑" w:hint="eastAsia"/>
+                          <w:color w:val="414141"/>
+                          <w:sz w:val="18"/>
+                          <w:szCs w:val="18"/>
+                        </w:rPr>
+                        <w:t>Claude code</w:t>
+                      </w:r>
+                      <w:r>
+                        <w:rPr>
+                          <w:rFonts w:ascii="微软雅黑" w:hAnsi="微软雅黑" w:hint="eastAsia"/>
+                          <w:color w:val="414141"/>
+                          <w:sz w:val="18"/>
+                          <w:szCs w:val="18"/>
+                        </w:rPr>
+                        <w:t>等</w:t>
                       </w:r>
                     </w:p>
                     <w:p>
                       <w:pPr>
                         <w:adjustRightInd w:val="0"/>
                         <w:snapToGrid w:val="0"/>
+                        <w:jc w:val="left"/>
+                        <w:rPr>
+                          <w:rFonts w:ascii="微软雅黑" w:hAnsi="微软雅黑" w:hint="eastAsia"/>
+                          <w:color w:val="414141"/>
+                          <w:sz w:val="18"/>
+                          <w:szCs w:val="18"/>
+                        </w:rPr>
+                      </w:pPr>
+                      <w:r>
                         <w:rPr>
                           <w:rFonts w:ascii="微软雅黑" w:hAnsi="微软雅黑" w:hint="eastAsia"/>
                           <w:b/>
@@ -3444,102 +3211,1238 @@
                           <w:sz w:val="18"/>
                           <w:szCs w:val="18"/>
                         </w:rPr>
-                      </w:pPr>
-                      <w:r>
-                        <w:rPr>
-                          <w:rFonts w:ascii="微软雅黑" w:hAnsi="微软雅黑"/>
-                          <w:b/>
-                          <w:bCs/>
-                          <w:color w:val="414141"/>
-                          <w:sz w:val="18"/>
-                          <w:szCs w:val="18"/>
-                        </w:rPr>
-                        <w:t>SHARP: Safety-aware Hierarchical Autonomous Robotic Planning for in vivo surgery</w:t>
-                      </w:r>
-                      <w:r>
-                        <w:rPr>
-                          <w:rFonts w:ascii="微软雅黑" w:hAnsi="微软雅黑" w:hint="eastAsia"/>
-                          <w:b/>
-                          <w:bCs/>
-                          <w:color w:val="414141"/>
-                          <w:sz w:val="18"/>
-                          <w:szCs w:val="18"/>
-                        </w:rPr>
-                        <w:t xml:space="preserve"> </w:t>
-                      </w:r>
-                      <w:r>
-                        <w:rPr>
-                          <w:rFonts w:ascii="微软雅黑" w:hAnsi="微软雅黑" w:hint="eastAsia"/>
-                          <w:b/>
-                          <w:bCs/>
-                          <w:color w:val="414141"/>
-                          <w:sz w:val="18"/>
-                          <w:szCs w:val="18"/>
-                        </w:rPr>
-                        <w:t xml:space="preserve"> </w:t>
-                      </w:r>
-                      <w:r>
-                        <w:rPr>
-                          <w:rFonts w:ascii="微软雅黑" w:hAnsi="微软雅黑" w:hint="eastAsia"/>
-                          <w:b/>
-                          <w:bCs/>
-                          <w:color w:val="414141"/>
-                          <w:sz w:val="18"/>
-                          <w:szCs w:val="18"/>
-                        </w:rPr>
-                        <w:t xml:space="preserve"> </w:t>
-                      </w:r>
-                      <w:r>
-                        <w:rPr>
-                          <w:rFonts w:ascii="微软雅黑" w:hAnsi="微软雅黑" w:hint="eastAsia"/>
-                          <w:b/>
-                          <w:bCs/>
-                          <w:color w:val="414141"/>
-                          <w:sz w:val="18"/>
-                          <w:szCs w:val="18"/>
-                        </w:rPr>
-                        <w:t xml:space="preserve"> </w:t>
-                      </w:r>
-                      <w:r>
-                        <w:rPr>
-                          <w:rFonts w:ascii="微软雅黑" w:hAnsi="微软雅黑" w:hint="eastAsia"/>
-                          <w:i/>
-                          <w:iCs/>
-                          <w:color w:val="414141"/>
-                          <w:sz w:val="18"/>
-                          <w:szCs w:val="18"/>
-                        </w:rPr>
-                        <w:t>Science Robotics</w:t>
-                      </w:r>
-                      <w:r>
-                        <w:rPr>
-                          <w:rFonts w:ascii="微软雅黑" w:hAnsi="微软雅黑" w:hint="eastAsia"/>
-                          <w:color w:val="414141"/>
-                          <w:sz w:val="18"/>
-                          <w:szCs w:val="18"/>
-                        </w:rPr>
-                        <w:t>（在投，三作）</w:t>
+                        <w:t>荣誉奖励：</w:t>
+                      </w:r>
+                      <w:r>
+                        <w:rPr>
+                          <w:rFonts w:ascii="微软雅黑" w:hAnsi="微软雅黑" w:hint="eastAsia"/>
+                          <w:color w:val="414141"/>
+                          <w:sz w:val="18"/>
+                          <w:szCs w:val="18"/>
+                        </w:rPr>
+                        <w:t>国家奖学金（1%）；国家励志奖学金；创新创业奖学金；北京大学张明为奖学金、</w:t>
+                      </w:r>
+                      <w:proofErr w:type="gramStart"/>
+                      <w:r>
+                        <w:rPr>
+                          <w:rFonts w:ascii="微软雅黑" w:hAnsi="微软雅黑" w:hint="eastAsia"/>
+                          <w:color w:val="414141"/>
+                          <w:sz w:val="18"/>
+                          <w:szCs w:val="18"/>
+                        </w:rPr>
+                        <w:t>北京大学戴勤奖学金</w:t>
+                      </w:r>
+                      <w:proofErr w:type="gramEnd"/>
+                      <w:r>
+                        <w:rPr>
+                          <w:rFonts w:ascii="微软雅黑" w:hAnsi="微软雅黑" w:hint="eastAsia"/>
+                          <w:color w:val="414141"/>
+                          <w:sz w:val="18"/>
+                          <w:szCs w:val="18"/>
+                        </w:rPr>
+                        <w:t>；富的大学生助学金；辽宁省优秀毕业生（1%）；卓越学人（学院个人最高荣誉）；东北大学优秀学生标兵（1%）</w:t>
+                      </w:r>
+                      <w:r>
+                        <w:rPr>
+                          <w:rFonts w:ascii="微软雅黑" w:hAnsi="微软雅黑" w:hint="eastAsia"/>
+                          <w:color w:val="414141"/>
+                          <w:sz w:val="18"/>
+                          <w:szCs w:val="18"/>
+                        </w:rPr>
+                        <w:t>等</w:t>
+                      </w:r>
+                      <w:r>
+                        <w:rPr>
+                          <w:rFonts w:ascii="微软雅黑" w:hAnsi="微软雅黑" w:hint="eastAsia"/>
+                          <w:color w:val="414141"/>
+                          <w:sz w:val="18"/>
+                          <w:szCs w:val="18"/>
+                        </w:rPr>
+                        <w:t>；</w:t>
                       </w:r>
                     </w:p>
                     <w:p>
                       <w:pPr>
                         <w:adjustRightInd w:val="0"/>
                         <w:snapToGrid w:val="0"/>
-                        <w:rPr>
-                          <w:rFonts w:ascii="微软雅黑" w:hAnsi="微软雅黑" w:hint="eastAsia"/>
-                          <w:color w:val="414141"/>
-                          <w:sz w:val="4"/>
-                          <w:szCs w:val="4"/>
+                        <w:jc w:val="left"/>
+                        <w:rPr>
+                          <w:rFonts w:ascii="微软雅黑" w:hAnsi="微软雅黑" w:hint="eastAsia"/>
+                          <w:color w:val="414141"/>
+                          <w:sz w:val="16"/>
+                          <w:szCs w:val="16"/>
                         </w:rPr>
                       </w:pPr>
                       <w:r>
                         <w:rPr>
                           <w:rFonts w:ascii="微软雅黑" w:hAnsi="微软雅黑" w:hint="eastAsia"/>
-                          <w:color w:val="414141"/>
-                          <w:sz w:val="18"/>
-                          <w:szCs w:val="18"/>
-                        </w:rPr>
-                        <w:t>参与构建面向活体微创手术的 safety-aware hierarchical planning 框架，设计“task planning - anomaly monitoring - recovery execution”闭环，融合内窥镜图像、腕部相机、机器人状态与呼吸相位信息，实现胆囊管/胆囊动脉夹闭切断过程中的异常识别、风险抑制与在线恢复。</w:t>
+                          <w:b/>
+                          <w:bCs/>
+                          <w:color w:val="414141"/>
+                          <w:sz w:val="18"/>
+                          <w:szCs w:val="18"/>
+                        </w:rPr>
+                        <w:t>竞赛及专利：</w:t>
+                      </w:r>
+                      <w:r>
+                        <w:rPr>
+                          <w:rFonts w:ascii="微软雅黑" w:hAnsi="微软雅黑" w:hint="eastAsia"/>
+                          <w:color w:val="414141"/>
+                          <w:sz w:val="18"/>
+                          <w:szCs w:val="18"/>
+                        </w:rPr>
+                        <w:t>2022年全国大学生计算机博弈海克</w:t>
+                      </w:r>
+                      <w:proofErr w:type="gramStart"/>
+                      <w:r>
+                        <w:rPr>
+                          <w:rFonts w:ascii="微软雅黑" w:hAnsi="微软雅黑" w:hint="eastAsia"/>
+                          <w:color w:val="414141"/>
+                          <w:sz w:val="18"/>
+                          <w:szCs w:val="18"/>
+                        </w:rPr>
+                        <w:t>斯棋组</w:t>
+                      </w:r>
+                      <w:proofErr w:type="gramEnd"/>
+                      <w:r>
+                        <w:rPr>
+                          <w:rFonts w:ascii="微软雅黑" w:hAnsi="微软雅黑" w:hint="eastAsia"/>
+                          <w:color w:val="414141"/>
+                          <w:sz w:val="18"/>
+                          <w:szCs w:val="18"/>
+                        </w:rPr>
+                        <w:t>、五子棋组国家一等奖；2023年全国大学生创新创业训练项目国家级优秀结题、全国大学生数学竞赛省级三等奖；2024年 辽宁省创新创业年会省级二等奖；《一种自由空间光通信调制器》（已授权）</w:t>
+                      </w:r>
+                    </w:p>
+                  </w:txbxContent>
+                </v:textbox>
+                <w10:wrap anchory="page"/>
+              </v:shape>
+            </w:pict>
+          </mc:Fallback>
+        </mc:AlternateContent>
+      </w:r>
+      <w:r>
+        <w:rPr>
+          <w:rFonts w:ascii="微软雅黑" w:hAnsi="微软雅黑"/>
+          <w:noProof/>
+          <w:color w:val="C19F67"/>
+          <w:sz w:val="20"/>
+          <w:szCs w:val="20"/>
+        </w:rPr>
+        <mc:AlternateContent>
+          <mc:Choice Requires="wps">
+            <w:drawing>
+              <wp:anchor distT="0" distB="0" distL="114300" distR="114300" simplePos="0" relativeHeight="251641856" behindDoc="0" locked="0" layoutInCell="1" allowOverlap="1" wp14:anchorId="154BF59E" wp14:editId="1C5F7035">
+                <wp:simplePos x="0" y="0"/>
+                <wp:positionH relativeFrom="column">
+                  <wp:posOffset>-27468</wp:posOffset>
+                </wp:positionH>
+                <wp:positionV relativeFrom="page">
+                  <wp:posOffset>3637915</wp:posOffset>
+                </wp:positionV>
+                <wp:extent cx="6858000" cy="2082800"/>
+                <wp:effectExtent l="0" t="0" r="0" b="0"/>
+                <wp:wrapNone/>
+                <wp:docPr id="27" name="文本框 2"/>
+                <wp:cNvGraphicFramePr>
+                  <a:graphicFrameLocks xmlns:a="http://schemas.openxmlformats.org/drawingml/2006/main"/>
+                </wp:cNvGraphicFramePr>
+                <a:graphic xmlns:a="http://schemas.openxmlformats.org/drawingml/2006/main">
+                  <a:graphicData uri="http://schemas.microsoft.com/office/word/2010/wordprocessingShape">
+                    <wps:wsp>
+                      <wps:cNvSpPr txBox="1">
+                        <a:spLocks noChangeArrowheads="1"/>
+                      </wps:cNvSpPr>
+                      <wps:spPr bwMode="auto">
+                        <a:xfrm>
+                          <a:off x="0" y="0"/>
+                          <a:ext cx="6858000" cy="2082800"/>
+                        </a:xfrm>
+                        <a:prstGeom prst="rect">
+                          <a:avLst/>
+                        </a:prstGeom>
+                        <a:noFill/>
+                        <a:ln w="9525">
+                          <a:noFill/>
+                          <a:miter lim="800000"/>
+                        </a:ln>
+                        <a:effectLst/>
+                      </wps:spPr>
+                      <wps:txbx>
+                        <w:txbxContent>
+                          <w:p>
+                            <w:pPr>
+                              <w:adjustRightInd w:val="0"/>
+                              <w:snapToGrid w:val="0"/>
+                              <w:rPr>
+                                <w:rFonts w:ascii="微软雅黑" w:hAnsi="微软雅黑" w:hint="eastAsia"/>
+                                <w:color w:val="414141"/>
+                                <w:sz w:val="18"/>
+                                <w:szCs w:val="18"/>
+                              </w:rPr>
+                            </w:pPr>
+                            <w:r>
+                              <w:rPr>
+                                <w:rFonts w:ascii="微软雅黑" w:hAnsi="微软雅黑"/>
+                                <w:b/>
+                                <w:bCs/>
+                                <w:color w:val="414141"/>
+                                <w:sz w:val="18"/>
+                                <w:szCs w:val="18"/>
+                              </w:rPr>
+                              <w:t>LLM-Guided Belief Planning for Online Semantic Exploration and Task Execution</w:t>
+                            </w:r>
+                            <w:r>
+                              <w:rPr>
+                                <w:rFonts w:ascii="微软雅黑" w:hAnsi="微软雅黑" w:hint="eastAsia"/>
+                                <w:b/>
+                                <w:bCs/>
+                                <w:color w:val="414141"/>
+                                <w:sz w:val="18"/>
+                                <w:szCs w:val="18"/>
+                              </w:rPr>
+                              <w:t xml:space="preserve"> </w:t>
+                            </w:r>
+                            <w:r>
+                              <w:rPr>
+                                <w:rFonts w:ascii="微软雅黑" w:hAnsi="微软雅黑" w:hint="eastAsia"/>
+                                <w:b/>
+                                <w:bCs/>
+                                <w:color w:val="414141"/>
+                                <w:sz w:val="18"/>
+                                <w:szCs w:val="18"/>
+                              </w:rPr>
+                              <w:t xml:space="preserve">       </w:t>
+                            </w:r>
+                            <w:r>
+                              <w:rPr>
+                                <w:rFonts w:ascii="微软雅黑" w:hAnsi="微软雅黑" w:hint="eastAsia"/>
+                                <w:b/>
+                                <w:bCs/>
+                                <w:color w:val="414141"/>
+                                <w:sz w:val="18"/>
+                                <w:szCs w:val="18"/>
+                              </w:rPr>
+                              <w:t xml:space="preserve">   </w:t>
+                            </w:r>
+                            <w:r>
+                              <w:rPr>
+                                <w:rFonts w:ascii="微软雅黑" w:hAnsi="微软雅黑" w:hint="eastAsia"/>
+                                <w:color w:val="414141"/>
+                                <w:sz w:val="18"/>
+                                <w:szCs w:val="18"/>
+                              </w:rPr>
+                              <w:t>IEEE CAC</w:t>
+                            </w:r>
+                            <w:r>
+                              <w:rPr>
+                                <w:rFonts w:ascii="微软雅黑" w:hAnsi="微软雅黑" w:hint="eastAsia"/>
+                                <w:color w:val="414141"/>
+                                <w:sz w:val="18"/>
+                                <w:szCs w:val="18"/>
+                              </w:rPr>
+                              <w:t xml:space="preserve"> </w:t>
+                            </w:r>
+                            <w:r>
+                              <w:rPr>
+                                <w:rFonts w:ascii="微软雅黑" w:hAnsi="微软雅黑" w:hint="eastAsia"/>
+                                <w:color w:val="414141"/>
+                                <w:sz w:val="18"/>
+                                <w:szCs w:val="18"/>
+                              </w:rPr>
+                              <w:t>2026</w:t>
+                            </w:r>
+                            <w:r>
+                              <w:rPr>
+                                <w:rFonts w:ascii="微软雅黑" w:hAnsi="微软雅黑" w:hint="eastAsia"/>
+                                <w:color w:val="414141"/>
+                                <w:sz w:val="18"/>
+                                <w:szCs w:val="18"/>
+                              </w:rPr>
+                              <w:t>（</w:t>
+                            </w:r>
+                            <w:r>
+                              <w:rPr>
+                                <w:rFonts w:ascii="微软雅黑" w:hAnsi="微软雅黑" w:hint="eastAsia"/>
+                                <w:color w:val="414141"/>
+                                <w:sz w:val="18"/>
+                                <w:szCs w:val="18"/>
+                              </w:rPr>
+                              <w:t>在投</w:t>
+                            </w:r>
+                            <w:r>
+                              <w:rPr>
+                                <w:rFonts w:ascii="微软雅黑" w:hAnsi="微软雅黑" w:hint="eastAsia"/>
+                                <w:color w:val="414141"/>
+                                <w:sz w:val="18"/>
+                                <w:szCs w:val="18"/>
+                              </w:rPr>
+                              <w:t>，</w:t>
+                            </w:r>
+                            <w:proofErr w:type="gramStart"/>
+                            <w:r>
+                              <w:rPr>
+                                <w:rFonts w:ascii="微软雅黑" w:hAnsi="微软雅黑" w:hint="eastAsia"/>
+                                <w:color w:val="414141"/>
+                                <w:sz w:val="18"/>
+                                <w:szCs w:val="18"/>
+                              </w:rPr>
+                              <w:t>一</w:t>
+                            </w:r>
+                            <w:proofErr w:type="gramEnd"/>
+                            <w:r>
+                              <w:rPr>
+                                <w:rFonts w:ascii="微软雅黑" w:hAnsi="微软雅黑" w:hint="eastAsia"/>
+                                <w:color w:val="414141"/>
+                                <w:sz w:val="18"/>
+                                <w:szCs w:val="18"/>
+                              </w:rPr>
+                              <w:t>作</w:t>
+                            </w:r>
+                            <w:r>
+                              <w:rPr>
+                                <w:rFonts w:ascii="微软雅黑" w:hAnsi="微软雅黑" w:hint="eastAsia"/>
+                                <w:color w:val="414141"/>
+                                <w:sz w:val="18"/>
+                                <w:szCs w:val="18"/>
+                              </w:rPr>
+                              <w:t>）</w:t>
+                            </w:r>
+                          </w:p>
+                          <w:p>
+                            <w:pPr>
+                              <w:pStyle w:val="a9"/>
+                              <w:numPr>
+                                <w:ilvl w:val="0"/>
+                                <w:numId w:val="5"/>
+                              </w:numPr>
+                              <w:adjustRightInd w:val="0"/>
+                              <w:snapToGrid w:val="0"/>
+                              <w:ind w:firstLineChars="0"/>
+                              <w:rPr>
+                                <w:rFonts w:ascii="微软雅黑" w:hAnsi="微软雅黑"/>
+                                <w:color w:val="414141"/>
+                                <w:sz w:val="18"/>
+                                <w:szCs w:val="18"/>
+                              </w:rPr>
+                            </w:pPr>
+                            <w:r>
+                              <w:rPr>
+                                <w:rFonts w:ascii="微软雅黑" w:hAnsi="微软雅黑"/>
+                                <w:color w:val="414141"/>
+                                <w:sz w:val="18"/>
+                                <w:szCs w:val="18"/>
+                              </w:rPr>
+                              <w:t>构建融合 LLM 语义先验与层级 belief-space planning 的在线决策框架，面向部分已知环境下的目标搜索与时序任务执行，联合优化 semantic exploration、运输路径与任务完成代价，减少无效搜索、重复规划和 LLM 调用开销。</w:t>
+                            </w:r>
+                          </w:p>
+                          <w:p>
+                            <w:pPr>
+                              <w:adjustRightInd w:val="0"/>
+                              <w:snapToGrid w:val="0"/>
+                              <w:rPr>
+                                <w:rFonts w:ascii="微软雅黑" w:hAnsi="微软雅黑" w:hint="eastAsia"/>
+                                <w:color w:val="414141"/>
+                                <w:sz w:val="4"/>
+                                <w:szCs w:val="4"/>
+                              </w:rPr>
+                            </w:pPr>
+                          </w:p>
+                          <w:p>
+                            <w:pPr>
+                              <w:adjustRightInd w:val="0"/>
+                              <w:snapToGrid w:val="0"/>
+                              <w:rPr>
+                                <w:rFonts w:ascii="微软雅黑" w:hAnsi="微软雅黑" w:hint="eastAsia"/>
+                                <w:b/>
+                                <w:bCs/>
+                                <w:color w:val="414141"/>
+                                <w:sz w:val="18"/>
+                                <w:szCs w:val="18"/>
+                              </w:rPr>
+                            </w:pPr>
+                            <w:r>
+                              <w:rPr>
+                                <w:rFonts w:ascii="微软雅黑" w:hAnsi="微软雅黑"/>
+                                <w:b/>
+                                <w:bCs/>
+                                <w:color w:val="414141"/>
+                                <w:sz w:val="18"/>
+                                <w:szCs w:val="18"/>
+                              </w:rPr>
+                              <w:t>SHARP: Safety-aware Hierarchical Autonomous Robotic Planning for in vivo surgery</w:t>
+                            </w:r>
+                            <w:r>
+                              <w:rPr>
+                                <w:rFonts w:ascii="微软雅黑" w:hAnsi="微软雅黑" w:hint="eastAsia"/>
+                                <w:b/>
+                                <w:bCs/>
+                                <w:color w:val="414141"/>
+                                <w:sz w:val="18"/>
+                                <w:szCs w:val="18"/>
+                              </w:rPr>
+                              <w:t xml:space="preserve"> </w:t>
+                            </w:r>
+                            <w:r>
+                              <w:rPr>
+                                <w:rFonts w:ascii="微软雅黑" w:hAnsi="微软雅黑" w:hint="eastAsia"/>
+                                <w:b/>
+                                <w:bCs/>
+                                <w:color w:val="414141"/>
+                                <w:sz w:val="18"/>
+                                <w:szCs w:val="18"/>
+                              </w:rPr>
+                              <w:t xml:space="preserve"> </w:t>
+                            </w:r>
+                            <w:r>
+                              <w:rPr>
+                                <w:rFonts w:ascii="微软雅黑" w:hAnsi="微软雅黑" w:hint="eastAsia"/>
+                                <w:b/>
+                                <w:bCs/>
+                                <w:color w:val="414141"/>
+                                <w:sz w:val="18"/>
+                                <w:szCs w:val="18"/>
+                              </w:rPr>
+                              <w:t xml:space="preserve"> </w:t>
+                            </w:r>
+                            <w:r>
+                              <w:rPr>
+                                <w:rFonts w:ascii="微软雅黑" w:hAnsi="微软雅黑" w:hint="eastAsia"/>
+                                <w:b/>
+                                <w:bCs/>
+                                <w:color w:val="414141"/>
+                                <w:sz w:val="18"/>
+                                <w:szCs w:val="18"/>
+                              </w:rPr>
+                              <w:t xml:space="preserve"> </w:t>
+                            </w:r>
+                            <w:r>
+                              <w:rPr>
+                                <w:rFonts w:ascii="微软雅黑" w:hAnsi="微软雅黑" w:hint="eastAsia"/>
+                                <w:i/>
+                                <w:iCs/>
+                                <w:color w:val="414141"/>
+                                <w:sz w:val="18"/>
+                                <w:szCs w:val="18"/>
+                              </w:rPr>
+                              <w:t>Science Robotics</w:t>
+                            </w:r>
+                            <w:r>
+                              <w:rPr>
+                                <w:rFonts w:ascii="微软雅黑" w:hAnsi="微软雅黑" w:hint="eastAsia"/>
+                                <w:color w:val="414141"/>
+                                <w:sz w:val="18"/>
+                                <w:szCs w:val="18"/>
+                              </w:rPr>
+                              <w:t>（</w:t>
+                            </w:r>
+                            <w:r>
+                              <w:rPr>
+                                <w:rFonts w:ascii="微软雅黑" w:hAnsi="微软雅黑" w:hint="eastAsia"/>
+                                <w:color w:val="414141"/>
+                                <w:sz w:val="18"/>
+                                <w:szCs w:val="18"/>
+                              </w:rPr>
+                              <w:t>在投</w:t>
+                            </w:r>
+                            <w:r>
+                              <w:rPr>
+                                <w:rFonts w:ascii="微软雅黑" w:hAnsi="微软雅黑" w:hint="eastAsia"/>
+                                <w:color w:val="414141"/>
+                                <w:sz w:val="18"/>
+                                <w:szCs w:val="18"/>
+                              </w:rPr>
+                              <w:t>，</w:t>
+                            </w:r>
+                            <w:r>
+                              <w:rPr>
+                                <w:rFonts w:ascii="微软雅黑" w:hAnsi="微软雅黑" w:hint="eastAsia"/>
+                                <w:color w:val="414141"/>
+                                <w:sz w:val="18"/>
+                                <w:szCs w:val="18"/>
+                              </w:rPr>
+                              <w:t>三作</w:t>
+                            </w:r>
+                            <w:r>
+                              <w:rPr>
+                                <w:rFonts w:ascii="微软雅黑" w:hAnsi="微软雅黑" w:hint="eastAsia"/>
+                                <w:color w:val="414141"/>
+                                <w:sz w:val="18"/>
+                                <w:szCs w:val="18"/>
+                              </w:rPr>
+                              <w:t>）</w:t>
+                            </w:r>
+                          </w:p>
+                          <w:p>
+                            <w:pPr>
+                              <w:pStyle w:val="a9"/>
+                              <w:numPr>
+                                <w:ilvl w:val="0"/>
+                                <w:numId w:val="5"/>
+                              </w:numPr>
+                              <w:adjustRightInd w:val="0"/>
+                              <w:snapToGrid w:val="0"/>
+                              <w:ind w:firstLineChars="0"/>
+                              <w:rPr>
+                                <w:rFonts w:ascii="微软雅黑" w:hAnsi="微软雅黑"/>
+                                <w:color w:val="414141"/>
+                                <w:sz w:val="18"/>
+                                <w:szCs w:val="18"/>
+                              </w:rPr>
+                            </w:pPr>
+                            <w:r>
+                              <w:rPr>
+                                <w:rFonts w:ascii="微软雅黑" w:hAnsi="微软雅黑"/>
+                                <w:color w:val="414141"/>
+                                <w:sz w:val="18"/>
+                                <w:szCs w:val="18"/>
+                              </w:rPr>
+                              <w:t>参与构建面向活体微创手术的 safety-aware hierarchical planning 框架，设计“task planning - anomaly monitoring - recovery execution”闭环，融合内窥镜图像、腕部相机、机器人状态与呼吸相位信息，支持胆囊管/胆囊动脉夹闭切断过程中的异常识别、风险抑制与在线恢复。</w:t>
+                            </w:r>
+                          </w:p>
+                          <w:p>
+                            <w:pPr>
+                              <w:adjustRightInd w:val="0"/>
+                              <w:snapToGrid w:val="0"/>
+                              <w:rPr>
+                                <w:rFonts w:ascii="微软雅黑" w:hAnsi="微软雅黑" w:hint="eastAsia"/>
+                                <w:color w:val="414141"/>
+                                <w:sz w:val="4"/>
+                                <w:szCs w:val="4"/>
+                              </w:rPr>
+                            </w:pPr>
+                          </w:p>
+                          <w:p>
+                            <w:pPr>
+                              <w:adjustRightInd w:val="0"/>
+                              <w:snapToGrid w:val="0"/>
+                              <w:ind w:left="8010" w:hangingChars="4450" w:hanging="8010"/>
+                              <w:rPr>
+                                <w:rFonts w:ascii="微软雅黑" w:hAnsi="微软雅黑" w:hint="eastAsia"/>
+                                <w:color w:val="414141"/>
+                                <w:sz w:val="18"/>
+                                <w:szCs w:val="18"/>
+                              </w:rPr>
+                            </w:pPr>
+                            <w:r>
+                              <w:rPr>
+                                <w:rFonts w:ascii="微软雅黑" w:hAnsi="微软雅黑"/>
+                                <w:b/>
+                                <w:bCs/>
+                                <w:color w:val="414141"/>
+                                <w:sz w:val="18"/>
+                                <w:szCs w:val="18"/>
+                              </w:rPr>
+                              <w:t>Melding LLM and temporal logic for reliable human-swarm collaboration in complex environments</w:t>
+                            </w:r>
+                            <w:r>
+                              <w:rPr>
+                                <w:rFonts w:ascii="微软雅黑" w:hAnsi="微软雅黑" w:hint="eastAsia"/>
+                                <w:b/>
+                                <w:bCs/>
+                                <w:color w:val="414141"/>
+                                <w:sz w:val="18"/>
+                                <w:szCs w:val="18"/>
+                              </w:rPr>
+                              <w:t xml:space="preserve"> </w:t>
+                            </w:r>
+                            <w:r>
+                              <w:rPr>
+                                <w:rFonts w:ascii="微软雅黑" w:hAnsi="微软雅黑" w:hint="eastAsia"/>
+                                <w:b/>
+                                <w:bCs/>
+                                <w:color w:val="414141"/>
+                                <w:sz w:val="18"/>
+                                <w:szCs w:val="18"/>
+                              </w:rPr>
+                              <w:t xml:space="preserve">                                       </w:t>
+                            </w:r>
+                            <w:r>
+                              <w:rPr>
+                                <w:rFonts w:ascii="微软雅黑" w:hAnsi="微软雅黑" w:hint="eastAsia"/>
+                                <w:b/>
+                                <w:bCs/>
+                                <w:color w:val="414141"/>
+                                <w:sz w:val="18"/>
+                                <w:szCs w:val="18"/>
+                              </w:rPr>
+                              <w:t xml:space="preserve">          </w:t>
+                            </w:r>
+                            <w:r>
+                              <w:rPr>
+                                <w:rFonts w:ascii="微软雅黑" w:hAnsi="微软雅黑" w:hint="eastAsia"/>
+                                <w:i/>
+                                <w:iCs/>
+                                <w:color w:val="414141"/>
+                                <w:sz w:val="18"/>
+                                <w:szCs w:val="18"/>
+                              </w:rPr>
+                              <w:t>Science Robotics</w:t>
+                            </w:r>
+                            <w:r>
+                              <w:rPr>
+                                <w:rFonts w:ascii="微软雅黑" w:hAnsi="微软雅黑" w:hint="eastAsia"/>
+                                <w:color w:val="414141"/>
+                                <w:sz w:val="18"/>
+                                <w:szCs w:val="18"/>
+                              </w:rPr>
+                              <w:t>（</w:t>
+                            </w:r>
+                            <w:r>
+                              <w:rPr>
+                                <w:rFonts w:ascii="微软雅黑" w:hAnsi="微软雅黑" w:hint="eastAsia"/>
+                                <w:color w:val="414141"/>
+                                <w:sz w:val="18"/>
+                                <w:szCs w:val="18"/>
+                              </w:rPr>
+                              <w:t>在投</w:t>
+                            </w:r>
+                            <w:r>
+                              <w:rPr>
+                                <w:rFonts w:ascii="微软雅黑" w:hAnsi="微软雅黑" w:hint="eastAsia"/>
+                                <w:color w:val="414141"/>
+                                <w:sz w:val="18"/>
+                                <w:szCs w:val="18"/>
+                              </w:rPr>
+                              <w:t>，</w:t>
+                            </w:r>
+                            <w:r>
+                              <w:rPr>
+                                <w:rFonts w:ascii="微软雅黑" w:hAnsi="微软雅黑" w:hint="eastAsia"/>
+                                <w:color w:val="414141"/>
+                                <w:sz w:val="18"/>
+                                <w:szCs w:val="18"/>
+                              </w:rPr>
+                              <w:t>五作</w:t>
+                            </w:r>
+                            <w:r>
+                              <w:rPr>
+                                <w:rFonts w:ascii="微软雅黑" w:hAnsi="微软雅黑" w:hint="eastAsia"/>
+                                <w:color w:val="414141"/>
+                                <w:sz w:val="18"/>
+                                <w:szCs w:val="18"/>
+                              </w:rPr>
+                              <w:t>）</w:t>
+                            </w:r>
+                          </w:p>
+                          <w:p>
+                            <w:pPr>
+                              <w:pStyle w:val="a9"/>
+                              <w:numPr>
+                                <w:ilvl w:val="0"/>
+                                <w:numId w:val="5"/>
+                              </w:numPr>
+                              <w:adjustRightInd w:val="0"/>
+                              <w:snapToGrid w:val="0"/>
+                              <w:ind w:firstLineChars="0"/>
+                              <w:rPr>
+                                <w:rFonts w:ascii="微软雅黑" w:hAnsi="微软雅黑"/>
+                                <w:color w:val="414141"/>
+                                <w:sz w:val="18"/>
+                                <w:szCs w:val="18"/>
+                              </w:rPr>
+                            </w:pPr>
+                            <w:r>
+                              <w:rPr>
+                                <w:rFonts w:ascii="微软雅黑" w:hAnsi="微软雅黑"/>
+                                <w:color w:val="414141"/>
+                                <w:sz w:val="18"/>
+                                <w:szCs w:val="18"/>
+                              </w:rPr>
+                              <w:t>参与设计 LLM 与 temporal logic 融合的群体机器人协同框架，构建“natural language understanding - formal modeling - task planning”闭环，将自然语言任务转化为形式化约束与可执行规划策略，实现开放动态环境下异构机器人集群的可靠任务规划与人在环交互。</w:t>
+                            </w:r>
+                          </w:p>
+                          <w:p>
+                            <w:pPr>
+                              <w:adjustRightInd w:val="0"/>
+                              <w:snapToGrid w:val="0"/>
+                              <w:rPr>
+                                <w:rFonts w:ascii="微软雅黑" w:hAnsi="微软雅黑" w:hint="eastAsia"/>
+                                <w:color w:val="414141"/>
+                                <w:sz w:val="4"/>
+                                <w:szCs w:val="4"/>
+                              </w:rPr>
+                            </w:pPr>
+                          </w:p>
+                          <w:p>
+                            <w:pPr>
+                              <w:pStyle w:val="12"/>
+                              <w:adjustRightInd w:val="0"/>
+                              <w:snapToGrid w:val="0"/>
+                              <w:ind w:firstLineChars="0" w:firstLine="0"/>
+                              <w:rPr>
+                                <w:rFonts w:ascii="微软雅黑" w:hAnsi="微软雅黑" w:hint="eastAsia"/>
+                                <w:color w:val="414141"/>
+                                <w:sz w:val="18"/>
+                                <w:szCs w:val="18"/>
+                              </w:rPr>
+                            </w:pPr>
+                            <w:r>
+                              <w:rPr>
+                                <w:rFonts w:ascii="微软雅黑" w:eastAsia="微软雅黑" w:hAnsi="微软雅黑" w:hint="eastAsia"/>
+                                <w:b/>
+                                <w:bCs/>
+                                <w:color w:val="414141"/>
+                                <w:sz w:val="18"/>
+                                <w:szCs w:val="18"/>
+                              </w:rPr>
+                              <w:t>Formal Logic-based Cooperative Task Planning for Multi-robot Systems: Survey of Recent Advances and Future</w:t>
+                            </w:r>
+                            <w:r>
+                              <w:rPr>
+                                <w:rFonts w:ascii="微软雅黑" w:eastAsia="微软雅黑" w:hAnsi="微软雅黑" w:hint="eastAsia"/>
+                                <w:b/>
+                                <w:bCs/>
+                                <w:color w:val="414141"/>
+                                <w:sz w:val="18"/>
+                                <w:szCs w:val="18"/>
+                              </w:rPr>
+                              <w:t xml:space="preserve"> </w:t>
+                            </w:r>
+                            <w:r>
+                              <w:rPr>
+                                <w:rFonts w:ascii="微软雅黑" w:eastAsia="微软雅黑" w:hAnsi="微软雅黑" w:hint="eastAsia"/>
+                                <w:b/>
+                                <w:bCs/>
+                                <w:color w:val="414141"/>
+                                <w:sz w:val="18"/>
+                                <w:szCs w:val="18"/>
+                              </w:rPr>
+                              <w:t xml:space="preserve">Directions                      </w:t>
+                            </w:r>
+                            <w:r>
+                              <w:rPr>
+                                <w:rFonts w:ascii="微软雅黑" w:eastAsia="微软雅黑" w:hAnsi="微软雅黑" w:hint="eastAsia"/>
+                                <w:b/>
+                                <w:bCs/>
+                                <w:color w:val="414141"/>
+                                <w:sz w:val="18"/>
+                                <w:szCs w:val="18"/>
+                              </w:rPr>
+                              <w:t xml:space="preserve">       </w:t>
+                            </w:r>
+                            <w:r>
+                              <w:rPr>
+                                <w:rFonts w:ascii="微软雅黑" w:eastAsia="微软雅黑" w:hAnsi="微软雅黑" w:hint="eastAsia"/>
+                                <w:b/>
+                                <w:bCs/>
+                                <w:color w:val="414141"/>
+                                <w:sz w:val="18"/>
+                                <w:szCs w:val="18"/>
+                              </w:rPr>
+                              <w:t xml:space="preserve">                                 </w:t>
+                            </w:r>
+                            <w:r>
+                              <w:rPr>
+                                <w:rFonts w:ascii="微软雅黑" w:hAnsi="微软雅黑" w:hint="eastAsia"/>
+                                <w:i/>
+                                <w:iCs/>
+                                <w:color w:val="414141"/>
+                                <w:sz w:val="18"/>
+                                <w:szCs w:val="18"/>
+                              </w:rPr>
+                              <w:t xml:space="preserve">Acta </w:t>
+                            </w:r>
+                            <w:proofErr w:type="spellStart"/>
+                            <w:r>
+                              <w:rPr>
+                                <w:rFonts w:ascii="微软雅黑" w:hAnsi="微软雅黑" w:hint="eastAsia"/>
+                                <w:i/>
+                                <w:iCs/>
+                                <w:color w:val="414141"/>
+                                <w:sz w:val="18"/>
+                                <w:szCs w:val="18"/>
+                              </w:rPr>
+                              <w:t>Automatica</w:t>
+                            </w:r>
+                            <w:proofErr w:type="spellEnd"/>
+                            <w:r>
+                              <w:rPr>
+                                <w:rFonts w:ascii="微软雅黑" w:hAnsi="微软雅黑" w:hint="eastAsia"/>
+                                <w:i/>
+                                <w:iCs/>
+                                <w:color w:val="414141"/>
+                                <w:sz w:val="18"/>
+                                <w:szCs w:val="18"/>
+                              </w:rPr>
+                              <w:t xml:space="preserve"> </w:t>
+                            </w:r>
+                            <w:proofErr w:type="spellStart"/>
+                            <w:r>
+                              <w:rPr>
+                                <w:rFonts w:ascii="微软雅黑" w:hAnsi="微软雅黑" w:hint="eastAsia"/>
+                                <w:i/>
+                                <w:iCs/>
+                                <w:color w:val="414141"/>
+                                <w:sz w:val="18"/>
+                                <w:szCs w:val="18"/>
+                              </w:rPr>
+                              <w:t>Sinica</w:t>
+                            </w:r>
+                            <w:proofErr w:type="spellEnd"/>
+                            <w:r>
+                              <w:rPr>
+                                <w:rFonts w:ascii="微软雅黑" w:hAnsi="微软雅黑" w:hint="eastAsia"/>
+                                <w:color w:val="414141"/>
+                                <w:sz w:val="18"/>
+                                <w:szCs w:val="18"/>
+                              </w:rPr>
+                              <w:t>（见刊，学生三作）</w:t>
+                            </w:r>
+                          </w:p>
+                          <w:p>
+                            <w:pPr>
+                              <w:pStyle w:val="12"/>
+                              <w:numPr>
+                                <w:ilvl w:val="0"/>
+                                <w:numId w:val="5"/>
+                              </w:numPr>
+                              <w:adjustRightInd w:val="0"/>
+                              <w:snapToGrid w:val="0"/>
+                              <w:ind w:firstLineChars="0"/>
+                              <w:rPr>
+                                <w:rFonts w:ascii="微软雅黑" w:eastAsia="微软雅黑" w:hAnsi="微软雅黑"/>
+                                <w:color w:val="414141"/>
+                                <w:sz w:val="18"/>
+                                <w:szCs w:val="18"/>
+                              </w:rPr>
+                            </w:pPr>
+                            <w:r>
+                              <w:rPr>
+                                <w:rFonts w:ascii="微软雅黑" w:eastAsia="微软雅黑" w:hAnsi="微软雅黑"/>
+                                <w:color w:val="414141"/>
+                                <w:sz w:val="18"/>
+                                <w:szCs w:val="18"/>
+                              </w:rPr>
+                              <w:t>系统梳理基于 LTL/STL 的多机器人协同任务规划方法，归纳 automata-based planning、约束优化、分布式控制与在线重规划等典型技术路线，重点总结 formal methods 与 LLM 融合的闭环规划趋势。</w:t>
+                            </w:r>
+                          </w:p>
+                          <w:p>
+                            <w:pPr>
+                              <w:pStyle w:val="12"/>
+                              <w:adjustRightInd w:val="0"/>
+                              <w:snapToGrid w:val="0"/>
+                              <w:ind w:firstLineChars="0" w:firstLine="0"/>
+                              <w:rPr>
+                                <w:rFonts w:ascii="微软雅黑" w:eastAsia="微软雅黑" w:hAnsi="微软雅黑" w:hint="eastAsia"/>
+                                <w:color w:val="414141"/>
+                                <w:sz w:val="4"/>
+                                <w:szCs w:val="4"/>
+                              </w:rPr>
+                            </w:pPr>
+                          </w:p>
+                          <w:p>
+                            <w:pPr>
+                              <w:pStyle w:val="12"/>
+                              <w:adjustRightInd w:val="0"/>
+                              <w:snapToGrid w:val="0"/>
+                              <w:ind w:firstLineChars="0" w:firstLine="0"/>
+                              <w:rPr>
+                                <w:rFonts w:ascii="微软雅黑" w:eastAsia="微软雅黑" w:hAnsi="微软雅黑" w:hint="eastAsia"/>
+                                <w:b/>
+                                <w:bCs/>
+                                <w:color w:val="414141"/>
+                                <w:sz w:val="18"/>
+                                <w:szCs w:val="18"/>
+                              </w:rPr>
+                            </w:pPr>
+                            <w:r>
+                              <w:rPr>
+                                <w:rFonts w:ascii="微软雅黑" w:eastAsia="微软雅黑" w:hAnsi="微软雅黑" w:hint="eastAsia"/>
+                                <w:b/>
+                                <w:bCs/>
+                                <w:color w:val="414141"/>
+                                <w:sz w:val="18"/>
+                                <w:szCs w:val="18"/>
+                              </w:rPr>
+                              <w:t>基于强化学习的多机器人动态联盟形成与路径规划                                                              项目负责人</w:t>
+                            </w:r>
+                          </w:p>
+                          <w:p>
+                            <w:pPr>
+                              <w:pStyle w:val="12"/>
+                              <w:numPr>
+                                <w:ilvl w:val="0"/>
+                                <w:numId w:val="4"/>
+                              </w:numPr>
+                              <w:adjustRightInd w:val="0"/>
+                              <w:snapToGrid w:val="0"/>
+                              <w:ind w:left="0" w:firstLineChars="0" w:firstLine="0"/>
+                              <w:rPr>
+                                <w:rFonts w:ascii="微软雅黑" w:eastAsia="微软雅黑" w:hAnsi="微软雅黑" w:hint="eastAsia"/>
+                                <w:color w:val="414141"/>
+                                <w:sz w:val="18"/>
+                                <w:szCs w:val="18"/>
+                              </w:rPr>
+                            </w:pPr>
+                            <w:r>
+                              <w:rPr>
+                                <w:rFonts w:ascii="微软雅黑" w:eastAsia="微软雅黑" w:hAnsi="微软雅黑"/>
+                                <w:color w:val="414141"/>
+                                <w:sz w:val="18"/>
+                                <w:szCs w:val="18"/>
+                              </w:rPr>
+                              <w:t xml:space="preserve">围绕 MRTA 中动态联盟形成、任务路径决策与多机器人协作强耦合的问题，研究基于 RL 的去中心化任务规划方法。构建 attention-based policy network，融合任务状态、机器人位置与协作意图信息，实现多机器人动态组队、任务选择、路径决策与 </w:t>
+                            </w:r>
+                            <w:proofErr w:type="spellStart"/>
+                            <w:r>
+                              <w:rPr>
+                                <w:rFonts w:ascii="微软雅黑" w:eastAsia="微软雅黑" w:hAnsi="微软雅黑"/>
+                                <w:color w:val="414141"/>
+                                <w:sz w:val="18"/>
+                                <w:szCs w:val="18"/>
+                              </w:rPr>
+                              <w:t>makespan</w:t>
+                            </w:r>
+                            <w:proofErr w:type="spellEnd"/>
+                            <w:r>
+                              <w:rPr>
+                                <w:rFonts w:ascii="微软雅黑" w:eastAsia="微软雅黑" w:hAnsi="微软雅黑"/>
+                                <w:color w:val="414141"/>
+                                <w:sz w:val="18"/>
+                                <w:szCs w:val="18"/>
+                              </w:rPr>
+                              <w:t xml:space="preserve"> 优化。</w:t>
+                            </w:r>
+                          </w:p>
+                          <w:p>
+                            <w:pPr>
+                              <w:pStyle w:val="12"/>
+                              <w:adjustRightInd w:val="0"/>
+                              <w:snapToGrid w:val="0"/>
+                              <w:ind w:firstLineChars="0" w:firstLine="0"/>
+                              <w:rPr>
+                                <w:rFonts w:ascii="微软雅黑" w:eastAsia="微软雅黑" w:hAnsi="微软雅黑" w:hint="eastAsia"/>
+                                <w:color w:val="414141"/>
+                                <w:sz w:val="4"/>
+                                <w:szCs w:val="4"/>
+                              </w:rPr>
+                            </w:pPr>
+                          </w:p>
+                          <w:p>
+                            <w:pPr>
+                              <w:pStyle w:val="12"/>
+                              <w:adjustRightInd w:val="0"/>
+                              <w:snapToGrid w:val="0"/>
+                              <w:ind w:firstLineChars="0" w:firstLine="0"/>
+                              <w:rPr>
+                                <w:rFonts w:ascii="微软雅黑" w:eastAsia="微软雅黑" w:hAnsi="微软雅黑" w:hint="eastAsia"/>
+                                <w:b/>
+                                <w:bCs/>
+                                <w:color w:val="414141"/>
+                                <w:sz w:val="18"/>
+                                <w:szCs w:val="18"/>
+                              </w:rPr>
+                            </w:pPr>
+                            <w:r>
+                              <w:rPr>
+                                <w:rFonts w:ascii="微软雅黑" w:eastAsia="微软雅黑" w:hAnsi="微软雅黑" w:hint="eastAsia"/>
+                                <w:b/>
+                                <w:bCs/>
+                                <w:color w:val="414141"/>
+                                <w:sz w:val="18"/>
+                                <w:szCs w:val="18"/>
+                              </w:rPr>
+                              <w:t>基于拟偏序集的</w:t>
+                            </w:r>
+                            <w:r>
+                              <w:rPr>
+                                <w:rFonts w:ascii="微软雅黑" w:eastAsia="微软雅黑" w:hAnsi="微软雅黑" w:hint="eastAsia"/>
+                                <w:b/>
+                                <w:bCs/>
+                                <w:color w:val="414141"/>
+                                <w:sz w:val="18"/>
+                                <w:szCs w:val="18"/>
+                              </w:rPr>
+                              <w:t>多智能体最短时间</w:t>
+                            </w:r>
+                            <w:r>
+                              <w:rPr>
+                                <w:rFonts w:ascii="微软雅黑" w:eastAsia="微软雅黑" w:hAnsi="微软雅黑" w:hint="eastAsia"/>
+                                <w:b/>
+                                <w:bCs/>
+                                <w:color w:val="414141"/>
+                                <w:sz w:val="18"/>
+                                <w:szCs w:val="18"/>
+                              </w:rPr>
+                              <w:t xml:space="preserve">协同任务规划            </w:t>
+                            </w:r>
+                            <w:r>
+                              <w:rPr>
+                                <w:rFonts w:ascii="微软雅黑" w:eastAsia="微软雅黑" w:hAnsi="微软雅黑" w:hint="eastAsia"/>
+                                <w:b/>
+                                <w:bCs/>
+                                <w:color w:val="414141"/>
+                                <w:sz w:val="18"/>
+                                <w:szCs w:val="18"/>
+                              </w:rPr>
+                              <w:t xml:space="preserve">                                </w:t>
+                            </w:r>
+                            <w:r>
+                              <w:rPr>
+                                <w:rFonts w:ascii="微软雅黑" w:eastAsia="微软雅黑" w:hAnsi="微软雅黑" w:hint="eastAsia"/>
+                                <w:b/>
+                                <w:bCs/>
+                                <w:color w:val="414141"/>
+                                <w:sz w:val="18"/>
+                                <w:szCs w:val="18"/>
+                              </w:rPr>
+                              <w:t xml:space="preserve">  </w:t>
+                            </w:r>
+                            <w:r>
+                              <w:rPr>
+                                <w:rFonts w:ascii="微软雅黑" w:eastAsia="微软雅黑" w:hAnsi="微软雅黑" w:hint="eastAsia"/>
+                                <w:b/>
+                                <w:bCs/>
+                                <w:color w:val="414141"/>
+                                <w:sz w:val="18"/>
+                                <w:szCs w:val="18"/>
+                              </w:rPr>
+                              <w:t xml:space="preserve">      </w:t>
+                            </w:r>
+                            <w:r>
+                              <w:rPr>
+                                <w:rFonts w:ascii="微软雅黑" w:eastAsia="微软雅黑" w:hAnsi="微软雅黑"/>
+                                <w:b/>
+                                <w:bCs/>
+                                <w:color w:val="414141"/>
+                                <w:sz w:val="18"/>
+                                <w:szCs w:val="18"/>
+                              </w:rPr>
+                              <w:t>某重点科研项目核心成员</w:t>
+                            </w:r>
+                          </w:p>
+                          <w:p>
+                            <w:pPr>
+                              <w:pStyle w:val="12"/>
+                              <w:numPr>
+                                <w:ilvl w:val="0"/>
+                                <w:numId w:val="4"/>
+                              </w:numPr>
+                              <w:adjustRightInd w:val="0"/>
+                              <w:snapToGrid w:val="0"/>
+                              <w:ind w:left="0" w:firstLineChars="0" w:firstLine="0"/>
+                              <w:rPr>
+                                <w:rFonts w:ascii="微软雅黑" w:eastAsia="微软雅黑" w:hAnsi="微软雅黑" w:hint="eastAsia"/>
+                                <w:color w:val="414141"/>
+                                <w:sz w:val="18"/>
+                                <w:szCs w:val="18"/>
+                              </w:rPr>
+                            </w:pPr>
+                            <w:r>
+                              <w:rPr>
+                                <w:rFonts w:ascii="微软雅黑" w:eastAsia="微软雅黑" w:hAnsi="微软雅黑"/>
+                                <w:color w:val="414141"/>
+                                <w:sz w:val="18"/>
+                                <w:szCs w:val="18"/>
+                              </w:rPr>
+                              <w:t xml:space="preserve">面向多机器人协同任务中的时序约束、协作依赖与执行效率问题，研究基于 </w:t>
+                            </w:r>
+                            <w:proofErr w:type="spellStart"/>
+                            <w:r>
+                              <w:rPr>
+                                <w:rFonts w:ascii="微软雅黑" w:eastAsia="微软雅黑" w:hAnsi="微软雅黑"/>
+                                <w:color w:val="414141"/>
+                                <w:sz w:val="18"/>
+                                <w:szCs w:val="18"/>
+                              </w:rPr>
+                              <w:t>poset</w:t>
+                            </w:r>
+                            <w:proofErr w:type="spellEnd"/>
+                            <w:r>
+                              <w:rPr>
+                                <w:rFonts w:ascii="微软雅黑" w:eastAsia="微软雅黑" w:hAnsi="微软雅黑"/>
+                                <w:color w:val="414141"/>
+                                <w:sz w:val="18"/>
+                                <w:szCs w:val="18"/>
+                              </w:rPr>
+                              <w:t xml:space="preserve"> 的任务分解与最短时间调度方法，结合 automata pruning 与 BnB search，在满足任务约束的同时提升协作任务的并行执行效率与规划完备性。</w:t>
+                            </w:r>
+                          </w:p>
+                        </w:txbxContent>
+                      </wps:txbx>
+                      <wps:bodyPr rot="0" vert="horz" wrap="square" lIns="91440" tIns="45720" rIns="91440" bIns="45720" anchor="ctr" anchorCtr="0">
+                        <a:spAutoFit/>
+                      </wps:bodyPr>
+                    </wps:wsp>
+                  </a:graphicData>
+                </a:graphic>
+                <wp14:sizeRelH relativeFrom="margin">
+                  <wp14:pctWidth>0</wp14:pctWidth>
+                </wp14:sizeRelH>
+              </wp:anchor>
+            </w:drawing>
+          </mc:Choice>
+          <mc:Fallback>
+            <w:pict>
+              <v:shape w14:anchorId="154BF59E" id="_x0000_s1034" type="#_x0000_t202" style="position:absolute;left:0;text-align:left;margin-left:-2.15pt;margin-top:286.45pt;width:540pt;height:164pt;z-index:251641856;visibility:visible;mso-wrap-style:square;mso-width-percent:0;mso-wrap-distance-left:9pt;mso-wrap-distance-top:0;mso-wrap-distance-right:9pt;mso-wrap-distance-bottom:0;mso-position-horizontal:absolute;mso-position-horizontal-relative:text;mso-position-vertical:absolute;mso-position-vertical-relative:page;mso-width-percent:0;mso-width-relative:margin;v-text-anchor:middle" o:gfxdata="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" filled="f" stroked="f">
+                <v:textbox style="mso-fit-shape-to-text:t">
+                  <w:txbxContent>
+                    <w:p>
+                      <w:pPr>
+                        <w:adjustRightInd w:val="0"/>
+                        <w:snapToGrid w:val="0"/>
+                        <w:rPr>
+                          <w:rFonts w:ascii="微软雅黑" w:hAnsi="微软雅黑" w:hint="eastAsia"/>
+                          <w:color w:val="414141"/>
+                          <w:sz w:val="18"/>
+                          <w:szCs w:val="18"/>
+                        </w:rPr>
+                      </w:pPr>
+                      <w:r>
+                        <w:rPr>
+                          <w:rFonts w:ascii="微软雅黑" w:hAnsi="微软雅黑"/>
+                          <w:b/>
+                          <w:bCs/>
+                          <w:color w:val="414141"/>
+                          <w:sz w:val="18"/>
+                          <w:szCs w:val="18"/>
+                        </w:rPr>
+                        <w:t>LLM-Guided Belief Planning for Online Semantic Exploration and Task Execution</w:t>
+                      </w:r>
+                      <w:r>
+                        <w:rPr>
+                          <w:rFonts w:ascii="微软雅黑" w:hAnsi="微软雅黑" w:hint="eastAsia"/>
+                          <w:b/>
+                          <w:bCs/>
+                          <w:color w:val="414141"/>
+                          <w:sz w:val="18"/>
+                          <w:szCs w:val="18"/>
+                        </w:rPr>
+                        <w:t xml:space="preserve"> </w:t>
+                      </w:r>
+                      <w:r>
+                        <w:rPr>
+                          <w:rFonts w:ascii="微软雅黑" w:hAnsi="微软雅黑" w:hint="eastAsia"/>
+                          <w:b/>
+                          <w:bCs/>
+                          <w:color w:val="414141"/>
+                          <w:sz w:val="18"/>
+                          <w:szCs w:val="18"/>
+                        </w:rPr>
+                        <w:t xml:space="preserve">       </w:t>
+                      </w:r>
+                      <w:r>
+                        <w:rPr>
+                          <w:rFonts w:ascii="微软雅黑" w:hAnsi="微软雅黑" w:hint="eastAsia"/>
+                          <w:b/>
+                          <w:bCs/>
+                          <w:color w:val="414141"/>
+                          <w:sz w:val="18"/>
+                          <w:szCs w:val="18"/>
+                        </w:rPr>
+                        <w:t xml:space="preserve">   </w:t>
+                      </w:r>
+                      <w:r>
+                        <w:rPr>
+                          <w:rFonts w:ascii="微软雅黑" w:hAnsi="微软雅黑" w:hint="eastAsia"/>
+                          <w:color w:val="414141"/>
+                          <w:sz w:val="18"/>
+                          <w:szCs w:val="18"/>
+                        </w:rPr>
+                        <w:t>IEEE CAC</w:t>
+                      </w:r>
+                      <w:r>
+                        <w:rPr>
+                          <w:rFonts w:ascii="微软雅黑" w:hAnsi="微软雅黑" w:hint="eastAsia"/>
+                          <w:color w:val="414141"/>
+                          <w:sz w:val="18"/>
+                          <w:szCs w:val="18"/>
+                        </w:rPr>
+                        <w:t xml:space="preserve"> </w:t>
+                      </w:r>
+                      <w:r>
+                        <w:rPr>
+                          <w:rFonts w:ascii="微软雅黑" w:hAnsi="微软雅黑" w:hint="eastAsia"/>
+                          <w:color w:val="414141"/>
+                          <w:sz w:val="18"/>
+                          <w:szCs w:val="18"/>
+                        </w:rPr>
+                        <w:t>2026</w:t>
+                      </w:r>
+                      <w:r>
+                        <w:rPr>
+                          <w:rFonts w:ascii="微软雅黑" w:hAnsi="微软雅黑" w:hint="eastAsia"/>
+                          <w:color w:val="414141"/>
+                          <w:sz w:val="18"/>
+                          <w:szCs w:val="18"/>
+                        </w:rPr>
+                        <w:t>（</w:t>
+                      </w:r>
+                      <w:r>
+                        <w:rPr>
+                          <w:rFonts w:ascii="微软雅黑" w:hAnsi="微软雅黑" w:hint="eastAsia"/>
+                          <w:color w:val="414141"/>
+                          <w:sz w:val="18"/>
+                          <w:szCs w:val="18"/>
+                        </w:rPr>
+                        <w:t>在投</w:t>
+                      </w:r>
+                      <w:r>
+                        <w:rPr>
+                          <w:rFonts w:ascii="微软雅黑" w:hAnsi="微软雅黑" w:hint="eastAsia"/>
+                          <w:color w:val="414141"/>
+                          <w:sz w:val="18"/>
+                          <w:szCs w:val="18"/>
+                        </w:rPr>
+                        <w:t>，</w:t>
+                      </w:r>
+                      <w:proofErr w:type="gramStart"/>
+                      <w:r>
+                        <w:rPr>
+                          <w:rFonts w:ascii="微软雅黑" w:hAnsi="微软雅黑" w:hint="eastAsia"/>
+                          <w:color w:val="414141"/>
+                          <w:sz w:val="18"/>
+                          <w:szCs w:val="18"/>
+                        </w:rPr>
+                        <w:t>一</w:t>
+                      </w:r>
+                      <w:proofErr w:type="gramEnd"/>
+                      <w:r>
+                        <w:rPr>
+                          <w:rFonts w:ascii="微软雅黑" w:hAnsi="微软雅黑" w:hint="eastAsia"/>
+                          <w:color w:val="414141"/>
+                          <w:sz w:val="18"/>
+                          <w:szCs w:val="18"/>
+                        </w:rPr>
+                        <w:t>作</w:t>
+                      </w:r>
+                      <w:r>
+                        <w:rPr>
+                          <w:rFonts w:ascii="微软雅黑" w:hAnsi="微软雅黑" w:hint="eastAsia"/>
+                          <w:color w:val="414141"/>
+                          <w:sz w:val="18"/>
+                          <w:szCs w:val="18"/>
+                        </w:rPr>
+                        <w:t>）</w:t>
+                      </w:r>
+                    </w:p>
+                    <w:p>
+                      <w:pPr>
+                        <w:pStyle w:val="a9"/>
+                        <w:numPr>
+                          <w:ilvl w:val="0"/>
+                          <w:numId w:val="5"/>
+                        </w:numPr>
+                        <w:adjustRightInd w:val="0"/>
+                        <w:snapToGrid w:val="0"/>
+                        <w:ind w:firstLineChars="0"/>
+                        <w:rPr>
+                          <w:rFonts w:ascii="微软雅黑" w:hAnsi="微软雅黑"/>
+                          <w:color w:val="414141"/>
+                          <w:sz w:val="18"/>
+                          <w:szCs w:val="18"/>
+                        </w:rPr>
+                      </w:pPr>
+                      <w:r>
+                        <w:rPr>
+                          <w:rFonts w:ascii="微软雅黑" w:hAnsi="微软雅黑"/>
+                          <w:color w:val="414141"/>
+                          <w:sz w:val="18"/>
+                          <w:szCs w:val="18"/>
+                        </w:rPr>
+                        <w:t>构建融合 LLM 语义先验与层级 belief-space planning 的在线决策框架，面向部分已知环境下的目标搜索与时序任务执行，联合优化 semantic exploration、运输路径与任务完成代价，减少无效搜索、重复规划和 LLM 调用开销。</w:t>
                       </w:r>
                     </w:p>
                     <w:p>
@@ -3549,74 +4452,10 @@
                         <w:rPr>
                           <w:rFonts w:ascii="微软雅黑" w:hAnsi="微软雅黑" w:hint="eastAsia"/>
                           <w:color w:val="414141"/>
-                          <w:sz w:val="18"/>
-                          <w:szCs w:val="18"/>
+                          <w:sz w:val="4"/>
+                          <w:szCs w:val="4"/>
                         </w:rPr>
                       </w:pPr>
-                      <w:r>
-                        <w:rPr>
-                          <w:rFonts w:ascii="微软雅黑" w:hAnsi="微软雅黑"/>
-                          <w:b/>
-                          <w:bCs/>
-                          <w:color w:val="414141"/>
-                          <w:sz w:val="18"/>
-                          <w:szCs w:val="18"/>
-                        </w:rPr>
-                        <w:t>Melding LLM and temporal logic for reliable human-swarm collaboration in complex environments</w:t>
-                      </w:r>
-                      <w:r>
-                        <w:rPr>
-                          <w:rFonts w:ascii="微软雅黑" w:hAnsi="微软雅黑" w:hint="eastAsia"/>
-                          <w:b/>
-                          <w:bCs/>
-                          <w:color w:val="414141"/>
-                          <w:sz w:val="18"/>
-                          <w:szCs w:val="18"/>
-                        </w:rPr>
-                        <w:t xml:space="preserve"> </w:t>
-                      </w:r>
-                      <w:r>
-                        <w:rPr>
-                          <w:rFonts w:ascii="微软雅黑" w:hAnsi="微软雅黑" w:hint="eastAsia"/>
-                          <w:b/>
-                          <w:bCs/>
-                          <w:color w:val="414141"/>
-                          <w:sz w:val="18"/>
-                          <w:szCs w:val="18"/>
-                        </w:rPr>
-                        <w:t xml:space="preserve">                                       </w:t>
-                      </w:r>
-                      <w:r>
-                        <w:rPr>
-                          <w:rFonts w:ascii="微软雅黑" w:hAnsi="微软雅黑" w:hint="eastAsia"/>
-                          <w:b/>
-                          <w:bCs/>
-                          <w:color w:val="414141"/>
-                          <w:sz w:val="18"/>
-                          <w:szCs w:val="18"/>
-                        </w:rPr>
-                        <w:t xml:space="preserve">          </w:t>
-                      </w:r>
-                      <w:r>
-                        <w:rPr>
-                          <w:rFonts w:ascii="微软雅黑" w:hAnsi="微软雅黑" w:hint="eastAsia"/>
-                          <w:i/>
-                          <w:iCs/>
-                          <w:color w:val="414141"/>
-                          <w:sz w:val="18"/>
-                          <w:szCs w:val="18"/>
-                        </w:rPr>
-                        <w:t>Science Robotics</w:t>
-                      </w:r>
-                      <w:r>
-                        <w:rPr>
-                          <w:rFonts w:ascii="微软雅黑" w:hAnsi="微软雅黑" w:hint="eastAsia"/>
-                          <w:color w:val="414141"/>
-                          <w:sz w:val="18"/>
-                          <w:szCs w:val="18"/>
-                        </w:rPr>
-                        <w:t>（在投，五作）</w:t>
-                      </w:r>
                     </w:p>
                     <w:p>
                       <w:pPr>
@@ -3624,31 +4463,294 @@
                         <w:snapToGrid w:val="0"/>
                         <w:rPr>
                           <w:rFonts w:ascii="微软雅黑" w:hAnsi="微软雅黑" w:hint="eastAsia"/>
+                          <w:b/>
+                          <w:bCs/>
+                          <w:color w:val="414141"/>
+                          <w:sz w:val="18"/>
+                          <w:szCs w:val="18"/>
+                        </w:rPr>
+                      </w:pPr>
+                      <w:r>
+                        <w:rPr>
+                          <w:rFonts w:ascii="微软雅黑" w:hAnsi="微软雅黑"/>
+                          <w:b/>
+                          <w:bCs/>
+                          <w:color w:val="414141"/>
+                          <w:sz w:val="18"/>
+                          <w:szCs w:val="18"/>
+                        </w:rPr>
+                        <w:t>SHARP: Safety-aware Hierarchical Autonomous Robotic Planning for in vivo surgery</w:t>
+                      </w:r>
+                      <w:r>
+                        <w:rPr>
+                          <w:rFonts w:ascii="微软雅黑" w:hAnsi="微软雅黑" w:hint="eastAsia"/>
+                          <w:b/>
+                          <w:bCs/>
+                          <w:color w:val="414141"/>
+                          <w:sz w:val="18"/>
+                          <w:szCs w:val="18"/>
+                        </w:rPr>
+                        <w:t xml:space="preserve"> </w:t>
+                      </w:r>
+                      <w:r>
+                        <w:rPr>
+                          <w:rFonts w:ascii="微软雅黑" w:hAnsi="微软雅黑" w:hint="eastAsia"/>
+                          <w:b/>
+                          <w:bCs/>
+                          <w:color w:val="414141"/>
+                          <w:sz w:val="18"/>
+                          <w:szCs w:val="18"/>
+                        </w:rPr>
+                        <w:t xml:space="preserve"> </w:t>
+                      </w:r>
+                      <w:r>
+                        <w:rPr>
+                          <w:rFonts w:ascii="微软雅黑" w:hAnsi="微软雅黑" w:hint="eastAsia"/>
+                          <w:b/>
+                          <w:bCs/>
+                          <w:color w:val="414141"/>
+                          <w:sz w:val="18"/>
+                          <w:szCs w:val="18"/>
+                        </w:rPr>
+                        <w:t xml:space="preserve"> </w:t>
+                      </w:r>
+                      <w:r>
+                        <w:rPr>
+                          <w:rFonts w:ascii="微软雅黑" w:hAnsi="微软雅黑" w:hint="eastAsia"/>
+                          <w:b/>
+                          <w:bCs/>
+                          <w:color w:val="414141"/>
+                          <w:sz w:val="18"/>
+                          <w:szCs w:val="18"/>
+                        </w:rPr>
+                        <w:t xml:space="preserve"> </w:t>
+                      </w:r>
+                      <w:r>
+                        <w:rPr>
+                          <w:rFonts w:ascii="微软雅黑" w:hAnsi="微软雅黑" w:hint="eastAsia"/>
+                          <w:i/>
+                          <w:iCs/>
+                          <w:color w:val="414141"/>
+                          <w:sz w:val="18"/>
+                          <w:szCs w:val="18"/>
+                        </w:rPr>
+                        <w:t>Science Robotics</w:t>
+                      </w:r>
+                      <w:r>
+                        <w:rPr>
+                          <w:rFonts w:ascii="微软雅黑" w:hAnsi="微软雅黑" w:hint="eastAsia"/>
+                          <w:color w:val="414141"/>
+                          <w:sz w:val="18"/>
+                          <w:szCs w:val="18"/>
+                        </w:rPr>
+                        <w:t>（</w:t>
+                      </w:r>
+                      <w:r>
+                        <w:rPr>
+                          <w:rFonts w:ascii="微软雅黑" w:hAnsi="微软雅黑" w:hint="eastAsia"/>
+                          <w:color w:val="414141"/>
+                          <w:sz w:val="18"/>
+                          <w:szCs w:val="18"/>
+                        </w:rPr>
+                        <w:t>在投</w:t>
+                      </w:r>
+                      <w:r>
+                        <w:rPr>
+                          <w:rFonts w:ascii="微软雅黑" w:hAnsi="微软雅黑" w:hint="eastAsia"/>
+                          <w:color w:val="414141"/>
+                          <w:sz w:val="18"/>
+                          <w:szCs w:val="18"/>
+                        </w:rPr>
+                        <w:t>，</w:t>
+                      </w:r>
+                      <w:r>
+                        <w:rPr>
+                          <w:rFonts w:ascii="微软雅黑" w:hAnsi="微软雅黑" w:hint="eastAsia"/>
+                          <w:color w:val="414141"/>
+                          <w:sz w:val="18"/>
+                          <w:szCs w:val="18"/>
+                        </w:rPr>
+                        <w:t>三作</w:t>
+                      </w:r>
+                      <w:r>
+                        <w:rPr>
+                          <w:rFonts w:ascii="微软雅黑" w:hAnsi="微软雅黑" w:hint="eastAsia"/>
+                          <w:color w:val="414141"/>
+                          <w:sz w:val="18"/>
+                          <w:szCs w:val="18"/>
+                        </w:rPr>
+                        <w:t>）</w:t>
+                      </w:r>
+                    </w:p>
+                    <w:p>
+                      <w:pPr>
+                        <w:pStyle w:val="a9"/>
+                        <w:numPr>
+                          <w:ilvl w:val="0"/>
+                          <w:numId w:val="5"/>
+                        </w:numPr>
+                        <w:adjustRightInd w:val="0"/>
+                        <w:snapToGrid w:val="0"/>
+                        <w:ind w:firstLineChars="0"/>
+                        <w:rPr>
+                          <w:rFonts w:ascii="微软雅黑" w:hAnsi="微软雅黑"/>
+                          <w:color w:val="414141"/>
+                          <w:sz w:val="18"/>
+                          <w:szCs w:val="18"/>
+                        </w:rPr>
+                      </w:pPr>
+                      <w:r>
+                        <w:rPr>
+                          <w:rFonts w:ascii="微软雅黑" w:hAnsi="微软雅黑"/>
+                          <w:color w:val="414141"/>
+                          <w:sz w:val="18"/>
+                          <w:szCs w:val="18"/>
+                        </w:rPr>
+                        <w:t>参与构建面向活体微创手术的 safety-aware hierarchical planning 框架，设计“task planning - anomaly monitoring - recovery execution”闭环，融合内窥镜图像、腕部相机、机器人状态与呼吸相位信息，支持胆囊管/胆囊动脉夹闭切断过程中的异常识别、风险抑制与在线恢复。</w:t>
+                      </w:r>
+                    </w:p>
+                    <w:p>
+                      <w:pPr>
+                        <w:adjustRightInd w:val="0"/>
+                        <w:snapToGrid w:val="0"/>
+                        <w:rPr>
+                          <w:rFonts w:ascii="微软雅黑" w:hAnsi="微软雅黑" w:hint="eastAsia"/>
                           <w:color w:val="414141"/>
                           <w:sz w:val="4"/>
                           <w:szCs w:val="4"/>
                         </w:rPr>
                       </w:pPr>
+                    </w:p>
+                    <w:p>
+                      <w:pPr>
+                        <w:adjustRightInd w:val="0"/>
+                        <w:snapToGrid w:val="0"/>
+                        <w:ind w:left="8010" w:hangingChars="4450" w:hanging="8010"/>
+                        <w:rPr>
+                          <w:rFonts w:ascii="微软雅黑" w:hAnsi="微软雅黑" w:hint="eastAsia"/>
+                          <w:color w:val="414141"/>
+                          <w:sz w:val="18"/>
+                          <w:szCs w:val="18"/>
+                        </w:rPr>
+                      </w:pPr>
                       <w:r>
                         <w:rPr>
                           <w:rFonts w:ascii="微软雅黑" w:hAnsi="微软雅黑"/>
-                          <w:color w:val="414141"/>
-                          <w:sz w:val="18"/>
-                          <w:szCs w:val="18"/>
-                        </w:rPr>
-                        <w:t>参与设计 LLM 与 temporal logic 融合的群体机器人协同框架，构建“natural language understanding - formal modeling - task planning”闭环，实现开放动态环境</w:t>
-                      </w:r>
-                      <w:proofErr w:type="gramStart"/>
-                      <w:r>
+                          <w:b/>
+                          <w:bCs/>
+                          <w:color w:val="414141"/>
+                          <w:sz w:val="18"/>
+                          <w:szCs w:val="18"/>
+                        </w:rPr>
+                        <w:t>Melding LLM and temporal logic for reliable human-swarm collaboration in complex environments</w:t>
+                      </w:r>
+                      <w:r>
+                        <w:rPr>
+                          <w:rFonts w:ascii="微软雅黑" w:hAnsi="微软雅黑" w:hint="eastAsia"/>
+                          <w:b/>
+                          <w:bCs/>
+                          <w:color w:val="414141"/>
+                          <w:sz w:val="18"/>
+                          <w:szCs w:val="18"/>
+                        </w:rPr>
+                        <w:t xml:space="preserve"> </w:t>
+                      </w:r>
+                      <w:r>
+                        <w:rPr>
+                          <w:rFonts w:ascii="微软雅黑" w:hAnsi="微软雅黑" w:hint="eastAsia"/>
+                          <w:b/>
+                          <w:bCs/>
+                          <w:color w:val="414141"/>
+                          <w:sz w:val="18"/>
+                          <w:szCs w:val="18"/>
+                        </w:rPr>
+                        <w:t xml:space="preserve">                                       </w:t>
+                      </w:r>
+                      <w:r>
+                        <w:rPr>
+                          <w:rFonts w:ascii="微软雅黑" w:hAnsi="微软雅黑" w:hint="eastAsia"/>
+                          <w:b/>
+                          <w:bCs/>
+                          <w:color w:val="414141"/>
+                          <w:sz w:val="18"/>
+                          <w:szCs w:val="18"/>
+                        </w:rPr>
+                        <w:t xml:space="preserve">          </w:t>
+                      </w:r>
+                      <w:r>
+                        <w:rPr>
+                          <w:rFonts w:ascii="微软雅黑" w:hAnsi="微软雅黑" w:hint="eastAsia"/>
+                          <w:i/>
+                          <w:iCs/>
+                          <w:color w:val="414141"/>
+                          <w:sz w:val="18"/>
+                          <w:szCs w:val="18"/>
+                        </w:rPr>
+                        <w:t>Science Robotics</w:t>
+                      </w:r>
+                      <w:r>
+                        <w:rPr>
+                          <w:rFonts w:ascii="微软雅黑" w:hAnsi="微软雅黑" w:hint="eastAsia"/>
+                          <w:color w:val="414141"/>
+                          <w:sz w:val="18"/>
+                          <w:szCs w:val="18"/>
+                        </w:rPr>
+                        <w:t>（</w:t>
+                      </w:r>
+                      <w:r>
+                        <w:rPr>
+                          <w:rFonts w:ascii="微软雅黑" w:hAnsi="微软雅黑" w:hint="eastAsia"/>
+                          <w:color w:val="414141"/>
+                          <w:sz w:val="18"/>
+                          <w:szCs w:val="18"/>
+                        </w:rPr>
+                        <w:t>在投</w:t>
+                      </w:r>
+                      <w:r>
+                        <w:rPr>
+                          <w:rFonts w:ascii="微软雅黑" w:hAnsi="微软雅黑" w:hint="eastAsia"/>
+                          <w:color w:val="414141"/>
+                          <w:sz w:val="18"/>
+                          <w:szCs w:val="18"/>
+                        </w:rPr>
+                        <w:t>，</w:t>
+                      </w:r>
+                      <w:r>
+                        <w:rPr>
+                          <w:rFonts w:ascii="微软雅黑" w:hAnsi="微软雅黑" w:hint="eastAsia"/>
+                          <w:color w:val="414141"/>
+                          <w:sz w:val="18"/>
+                          <w:szCs w:val="18"/>
+                        </w:rPr>
+                        <w:t>五作</w:t>
+                      </w:r>
+                      <w:r>
+                        <w:rPr>
+                          <w:rFonts w:ascii="微软雅黑" w:hAnsi="微软雅黑" w:hint="eastAsia"/>
+                          <w:color w:val="414141"/>
+                          <w:sz w:val="18"/>
+                          <w:szCs w:val="18"/>
+                        </w:rPr>
+                        <w:t>）</w:t>
+                      </w:r>
+                    </w:p>
+                    <w:p>
+                      <w:pPr>
+                        <w:pStyle w:val="a9"/>
+                        <w:numPr>
+                          <w:ilvl w:val="0"/>
+                          <w:numId w:val="5"/>
+                        </w:numPr>
+                        <w:adjustRightInd w:val="0"/>
+                        <w:snapToGrid w:val="0"/>
+                        <w:ind w:firstLineChars="0"/>
                         <w:rPr>
                           <w:rFonts w:ascii="微软雅黑" w:hAnsi="微软雅黑"/>
                           <w:color w:val="414141"/>
                           <w:sz w:val="18"/>
                           <w:szCs w:val="18"/>
                         </w:rPr>
-                        <w:t>下大型</w:t>
-                      </w:r>
-                      <w:proofErr w:type="gramEnd"/>
+                      </w:pPr>
                       <w:r>
                         <w:rPr>
                           <w:rFonts w:ascii="微软雅黑" w:hAnsi="微软雅黑"/>
@@ -3656,8 +4758,20 @@
                           <w:sz w:val="18"/>
                           <w:szCs w:val="18"/>
                         </w:rPr>
-                        <w:t>异构机器人集群的可靠任务规划与人在环交互。</w:t>
-                      </w:r>
+                        <w:t>参与设计 LLM 与 temporal logic 融合的群体机器人协同框架，构建“natural language understanding - formal modeling - task planning”闭环，将自然语言任务转化为形式化约束与可执行规划策略，实现开放动态环境下异构机器人集群的可靠任务规划与人在环交互。</w:t>
+                      </w:r>
+                    </w:p>
+                    <w:p>
+                      <w:pPr>
+                        <w:adjustRightInd w:val="0"/>
+                        <w:snapToGrid w:val="0"/>
+                        <w:rPr>
+                          <w:rFonts w:ascii="微软雅黑" w:hAnsi="微软雅黑" w:hint="eastAsia"/>
+                          <w:color w:val="414141"/>
+                          <w:sz w:val="4"/>
+                          <w:szCs w:val="4"/>
+                        </w:rPr>
+                      </w:pPr>
                     </w:p>
                     <w:p>
                       <w:pPr>
@@ -3681,9 +4795,8 @@
                           <w:sz w:val="18"/>
                           <w:szCs w:val="18"/>
                         </w:rPr>
-                        <w:t xml:space="preserve">Formal Logic-based Cooperative Task Planning for Multi-robot Systems: Survey of Recent Advances and </w:t>
-                      </w:r>
-                      <w:proofErr w:type="spellStart"/>
+                        <w:t>Formal Logic-based Cooperative Task Planning for Multi-robot Systems: Survey of Recent Advances and Future</w:t>
+                      </w:r>
                       <w:r>
                         <w:rPr>
                           <w:rFonts w:ascii="微软雅黑" w:eastAsia="微软雅黑" w:hAnsi="微软雅黑" w:hint="eastAsia"/>
@@ -3693,9 +4806,8 @@
                           <w:sz w:val="18"/>
                           <w:szCs w:val="18"/>
                         </w:rPr>
-                        <w:t>FutureDirections</w:t>
-                      </w:r>
-                      <w:proofErr w:type="spellEnd"/>
+                        <w:t xml:space="preserve"> </w:t>
+                      </w:r>
                       <w:r>
                         <w:rPr>
                           <w:rFonts w:ascii="微软雅黑" w:eastAsia="微软雅黑" w:hAnsi="微软雅黑" w:hint="eastAsia"/>
@@ -3705,7 +4817,7 @@
                           <w:sz w:val="18"/>
                           <w:szCs w:val="18"/>
                         </w:rPr>
-                        <w:t xml:space="preserve">                      </w:t>
+                        <w:t xml:space="preserve">Directions                      </w:t>
                       </w:r>
                       <w:r>
                         <w:rPr>
@@ -3785,6 +4897,33 @@
                           <w:szCs w:val="18"/>
                         </w:rPr>
                         <w:t>（见刊，学生三作）</w:t>
+                      </w:r>
+                    </w:p>
+                    <w:p>
+                      <w:pPr>
+                        <w:pStyle w:val="12"/>
+                        <w:numPr>
+                          <w:ilvl w:val="0"/>
+                          <w:numId w:val="5"/>
+                        </w:numPr>
+                        <w:adjustRightInd w:val="0"/>
+                        <w:snapToGrid w:val="0"/>
+                        <w:ind w:firstLineChars="0"/>
+                        <w:rPr>
+                          <w:rFonts w:ascii="微软雅黑" w:eastAsia="微软雅黑" w:hAnsi="微软雅黑"/>
+                          <w:color w:val="414141"/>
+                          <w:sz w:val="18"/>
+                          <w:szCs w:val="18"/>
+                        </w:rPr>
+                      </w:pPr>
+                      <w:r>
+                        <w:rPr>
+                          <w:rFonts w:ascii="微软雅黑" w:eastAsia="微软雅黑" w:hAnsi="微软雅黑"/>
+                          <w:color w:val="414141"/>
+                          <w:sz w:val="18"/>
+                          <w:szCs w:val="18"/>
+                        </w:rPr>
+                        <w:t>系统梳理基于 LTL/STL 的多机器人协同任务规划方法，归纳 automata-based planning、约束优化、分布式控制与在线重规划等典型技术路线，重点总结 formal methods 与 LLM 融合的闭环规划趋势。</w:t>
                       </w:r>
                     </w:p>
                     <w:p>
@@ -3800,15 +4939,6 @@
                           <w:szCs w:val="4"/>
                         </w:rPr>
                       </w:pPr>
-                      <w:r>
-                        <w:rPr>
-                          <w:rFonts w:ascii="微软雅黑" w:eastAsia="微软雅黑" w:hAnsi="微软雅黑"/>
-                          <w:color w:val="414141"/>
-                          <w:sz w:val="18"/>
-                          <w:szCs w:val="18"/>
-                        </w:rPr>
-                        <w:t>系统梳理基于 LTL/STL 的多机器人协同任务规划方法，归纳 automata-based planning、约束优化与分布式控制等典型技术路线，重点总结 formal methods 与 LLM 融合的闭环规划趋势。</w:t>
-                      </w:r>
                     </w:p>
                     <w:p>
                       <w:pPr>
@@ -3834,29 +4964,7 @@
                           <w:sz w:val="18"/>
                           <w:szCs w:val="18"/>
                         </w:rPr>
-                        <w:t xml:space="preserve">基于强化学习的多机器人动态联盟形成与路径规划         </w:t>
-                      </w:r>
-                      <w:r>
-                        <w:rPr>
-                          <w:rFonts w:ascii="微软雅黑" w:eastAsia="微软雅黑" w:hAnsi="微软雅黑" w:hint="eastAsia"/>
-                          <w:b/>
-                          <w:bCs/>
-                          <w:color w:val="414141"/>
-                          <w:sz w:val="18"/>
-                          <w:szCs w:val="18"/>
-                        </w:rPr>
-                        <w:t xml:space="preserve">                                                     </w:t>
-                      </w:r>
-                      <w:r>
-                        <w:rPr>
-                          <w:rFonts w:ascii="微软雅黑" w:eastAsia="微软雅黑" w:hAnsi="微软雅黑" w:hint="eastAsia"/>
-                          <w:b/>
-                          <w:bCs/>
-                          <w:color w:val="414141"/>
-                          <w:sz w:val="18"/>
-                          <w:szCs w:val="18"/>
-                        </w:rPr>
-                        <w:t>项目负责人</w:t>
+                        <w:t>基于强化学习的多机器人动态联盟形成与路径规划                                                              项目负责人</w:t>
                       </w:r>
                     </w:p>
                     <w:p>
@@ -3883,17 +4991,9 @@
                           <w:sz w:val="18"/>
                           <w:szCs w:val="18"/>
                         </w:rPr>
-                        <w:t>围绕</w:t>
-                      </w:r>
-                      <w:r>
-                        <w:rPr>
-                          <w:rFonts w:ascii="微软雅黑" w:eastAsia="微软雅黑" w:hAnsi="微软雅黑" w:hint="eastAsia"/>
-                          <w:color w:val="414141"/>
-                          <w:sz w:val="18"/>
-                          <w:szCs w:val="18"/>
-                        </w:rPr>
-                        <w:t>MRTA</w:t>
-                      </w:r>
+                        <w:t xml:space="preserve">围绕 MRTA 中动态联盟形成、任务路径决策与多机器人协作强耦合的问题，研究基于 RL 的去中心化任务规划方法。构建 attention-based policy network，融合任务状态、机器人位置与协作意图信息，实现多机器人动态组队、任务选择、路径决策与 </w:t>
+                      </w:r>
+                      <w:proofErr w:type="spellStart"/>
                       <w:r>
                         <w:rPr>
                           <w:rFonts w:ascii="微软雅黑" w:eastAsia="微软雅黑" w:hAnsi="微软雅黑"/>
@@ -3901,9 +5001,9 @@
                           <w:sz w:val="18"/>
                           <w:szCs w:val="18"/>
                         </w:rPr>
-                        <w:t>中动态联盟形成难、任务与机器人比例高</w:t>
-                      </w:r>
-                      <w:proofErr w:type="gramStart"/>
+                        <w:t>makespan</w:t>
+                      </w:r>
+                      <w:proofErr w:type="spellEnd"/>
                       <w:r>
                         <w:rPr>
                           <w:rFonts w:ascii="微软雅黑" w:eastAsia="微软雅黑" w:hAnsi="微软雅黑"/>
@@ -3911,55 +5011,7 @@
                           <w:sz w:val="18"/>
                           <w:szCs w:val="18"/>
                         </w:rPr>
-                        <w:t>时规划复杂度快速</w:t>
-                      </w:r>
-                      <w:proofErr w:type="gramEnd"/>
-                      <w:r>
-                        <w:rPr>
-                          <w:rFonts w:ascii="微软雅黑" w:eastAsia="微软雅黑" w:hAnsi="微软雅黑"/>
-                          <w:color w:val="414141"/>
-                          <w:sz w:val="18"/>
-                          <w:szCs w:val="18"/>
-                        </w:rPr>
-                        <w:t>增长的问题，研究基于强化学习的去中心化任务规划方法。构建</w:t>
-                      </w:r>
-                      <w:r>
-                        <w:rPr>
-                          <w:rFonts w:ascii="微软雅黑" w:eastAsia="微软雅黑" w:hAnsi="微软雅黑" w:hint="eastAsia"/>
-                          <w:color w:val="414141"/>
-                          <w:sz w:val="18"/>
-                          <w:szCs w:val="18"/>
-                        </w:rPr>
-                        <w:t>attention</w:t>
-                      </w:r>
-                      <w:r>
-                        <w:rPr>
-                          <w:rFonts w:ascii="微软雅黑" w:eastAsia="微软雅黑" w:hAnsi="微软雅黑"/>
-                          <w:color w:val="414141"/>
-                          <w:sz w:val="18"/>
-                          <w:szCs w:val="18"/>
-                        </w:rPr>
-                        <w:t>机制驱动的策略网络，融合任务状态、机器人位置与协作意图信息，实现多机器人动态组队、任务路径决策与</w:t>
-                      </w:r>
-                      <w:proofErr w:type="gramStart"/>
-                      <w:r>
-                        <w:rPr>
-                          <w:rFonts w:ascii="微软雅黑" w:eastAsia="微软雅黑" w:hAnsi="微软雅黑"/>
-                          <w:color w:val="414141"/>
-                          <w:sz w:val="18"/>
-                          <w:szCs w:val="18"/>
-                        </w:rPr>
-                        <w:t>总完成</w:t>
-                      </w:r>
-                      <w:proofErr w:type="gramEnd"/>
-                      <w:r>
-                        <w:rPr>
-                          <w:rFonts w:ascii="微软雅黑" w:eastAsia="微软雅黑" w:hAnsi="微软雅黑"/>
-                          <w:color w:val="414141"/>
-                          <w:sz w:val="18"/>
-                          <w:szCs w:val="18"/>
-                        </w:rPr>
-                        <w:t>时间优化。</w:t>
+                        <w:t xml:space="preserve"> 优化。</w:t>
                       </w:r>
                     </w:p>
                     <w:p>
@@ -4000,7 +5052,29 @@
                           <w:sz w:val="18"/>
                           <w:szCs w:val="18"/>
                         </w:rPr>
-                        <w:t xml:space="preserve">基于拟偏序集的最短时间协同任务规划                    </w:t>
+                        <w:t>基于拟偏序集的</w:t>
+                      </w:r>
+                      <w:r>
+                        <w:rPr>
+                          <w:rFonts w:ascii="微软雅黑" w:eastAsia="微软雅黑" w:hAnsi="微软雅黑" w:hint="eastAsia"/>
+                          <w:b/>
+                          <w:bCs/>
+                          <w:color w:val="414141"/>
+                          <w:sz w:val="18"/>
+                          <w:szCs w:val="18"/>
+                        </w:rPr>
+                        <w:t>多智能体最短时间</w:t>
+                      </w:r>
+                      <w:r>
+                        <w:rPr>
+                          <w:rFonts w:ascii="微软雅黑" w:eastAsia="微软雅黑" w:hAnsi="微软雅黑" w:hint="eastAsia"/>
+                          <w:b/>
+                          <w:bCs/>
+                          <w:color w:val="414141"/>
+                          <w:sz w:val="18"/>
+                          <w:szCs w:val="18"/>
+                        </w:rPr>
+                        <w:t xml:space="preserve">协同任务规划            </w:t>
                       </w:r>
                       <w:r>
                         <w:rPr>
@@ -4071,7 +5145,7 @@
                           <w:sz w:val="18"/>
                           <w:szCs w:val="18"/>
                         </w:rPr>
-                        <w:t xml:space="preserve">面向多机器人协同任务中的时序约束与执行效率问题，研究基于 </w:t>
+                        <w:t xml:space="preserve">面向多机器人协同任务中的时序约束、协作依赖与执行效率问题，研究基于 </w:t>
                       </w:r>
                       <w:proofErr w:type="spellStart"/>
                       <w:r>
@@ -4091,7 +5165,7 @@
                           <w:sz w:val="18"/>
                           <w:szCs w:val="18"/>
                         </w:rPr>
-                        <w:t xml:space="preserve"> 的任务分解与最短时间调度方法，结合 automata pruning 与 BnB search，在满足任务约束的同时提升协作任务的并行执行效率。</w:t>
+                        <w:t xml:space="preserve"> 的任务分解与最短时间调度方法，结合 automata pruning 与 BnB search，在满足任务约束的同时提升协作任务的并行执行效率与规划完备性。</w:t>
                       </w:r>
                     </w:p>
                   </w:txbxContent>
@@ -4109,13 +5183,130 @@
         <mc:AlternateContent>
           <mc:Choice Requires="wps">
             <w:drawing>
-              <wp:anchor distT="0" distB="0" distL="114300" distR="114300" simplePos="0" relativeHeight="251656192" behindDoc="0" locked="0" layoutInCell="1" allowOverlap="1" wp14:anchorId="1B2C3BC8" wp14:editId="5D2D723D">
+              <wp:anchor distT="0" distB="0" distL="114300" distR="114300" simplePos="0" relativeHeight="251685888" behindDoc="0" locked="0" layoutInCell="1" allowOverlap="1" wp14:anchorId="4675497C" wp14:editId="2389A769">
+                <wp:simplePos x="0" y="0"/>
+                <wp:positionH relativeFrom="column">
+                  <wp:posOffset>69850</wp:posOffset>
+                </wp:positionH>
+                <wp:positionV relativeFrom="paragraph">
+                  <wp:posOffset>157480</wp:posOffset>
+                </wp:positionV>
+                <wp:extent cx="6718300" cy="6350"/>
+                <wp:effectExtent l="0" t="0" r="25400" b="31750"/>
+                <wp:wrapNone/>
+                <wp:docPr id="10" name="直接连接符 10"/>
+                <wp:cNvGraphicFramePr/>
+                <a:graphic xmlns:a="http://schemas.openxmlformats.org/drawingml/2006/main">
+                  <a:graphicData uri="http://schemas.microsoft.com/office/word/2010/wordprocessingShape">
+                    <wps:wsp>
+                      <wps:cNvCnPr/>
+                      <wps:spPr>
+                        <a:xfrm flipV="1">
+                          <a:off x="0" y="0"/>
+                          <a:ext cx="6718300" cy="6350"/>
+                        </a:xfrm>
+                        <a:prstGeom prst="line">
+                          <a:avLst/>
+                        </a:prstGeom>
+                        <a:noFill/>
+                        <a:ln w="9525" cap="flat" cmpd="sng" algn="ctr">
+                          <a:solidFill>
+                            <a:srgbClr val="9A0000"/>
+                          </a:solidFill>
+                          <a:prstDash val="solid"/>
+                        </a:ln>
+                        <a:effectLst/>
+                      </wps:spPr>
+                      <wps:bodyPr/>
+                    </wps:wsp>
+                  </a:graphicData>
+                </a:graphic>
+                <wp14:sizeRelH relativeFrom="margin">
+                  <wp14:pctWidth>0</wp14:pctWidth>
+                </wp14:sizeRelH>
+                <wp14:sizeRelV relativeFrom="margin">
+                  <wp14:pctHeight>0</wp14:pctHeight>
+                </wp14:sizeRelV>
+              </wp:anchor>
+            </w:drawing>
+          </mc:Choice>
+          <mc:Fallback>
+            <w:pict>
+              <v:line w14:anchorId="2ACDF858" id="直接连接符 10" o:spid="_x0000_s1026" style="position:absolute;flip:y;z-index:251685888;visibility:visible;mso-wrap-style:square;mso-width-percent:0;mso-height-percent:0;mso-wrap-distance-left:9pt;mso-wrap-distance-top:0;mso-wrap-distance-right:9pt;mso-wrap-distance-bottom:0;mso-position-horizontal:absolute;mso-position-horizontal-relative:text;mso-position-vertical:absolute;mso-position-vertical-relative:text;mso-width-percent:0;mso-height-percent:0;mso-width-relative:margin;mso-height-relative:margin" from="5.5pt,12.4pt" to="534.5pt,12.9pt" o:gfxdata="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" strokecolor="#9a0000"/>
+            </w:pict>
+          </mc:Fallback>
+        </mc:AlternateContent>
+      </w:r>
+      <w:r>
+        <w:rPr>
+          <w:noProof/>
+        </w:rPr>
+        <mc:AlternateContent>
+          <mc:Choice Requires="wps">
+            <w:drawing>
+              <wp:anchor distT="0" distB="0" distL="114300" distR="114300" simplePos="0" relativeHeight="251666432" behindDoc="0" locked="0" layoutInCell="1" allowOverlap="1" wp14:anchorId="01EE85DD" wp14:editId="52106A83">
+                <wp:simplePos x="0" y="0"/>
+                <wp:positionH relativeFrom="column">
+                  <wp:posOffset>-216535</wp:posOffset>
+                </wp:positionH>
+                <wp:positionV relativeFrom="paragraph">
+                  <wp:posOffset>162560</wp:posOffset>
+                </wp:positionV>
+                <wp:extent cx="144145" cy="76200"/>
+                <wp:effectExtent l="0" t="0" r="8255" b="0"/>
+                <wp:wrapNone/>
+                <wp:docPr id="9" name="直角三角形 3"/>
+                <wp:cNvGraphicFramePr/>
+                <a:graphic xmlns:a="http://schemas.openxmlformats.org/drawingml/2006/main">
+                  <a:graphicData uri="http://schemas.microsoft.com/office/word/2010/wordprocessingShape">
+                    <wps:wsp>
+                      <wps:cNvSpPr/>
+                      <wps:spPr bwMode="auto">
+                        <a:xfrm rot="10800000">
+                          <a:off x="0" y="0"/>
+                          <a:ext cx="144145" cy="76200"/>
+                        </a:xfrm>
+                        <a:prstGeom prst="rtTriangle">
+                          <a:avLst/>
+                        </a:prstGeom>
+                        <a:solidFill>
+                          <a:srgbClr val="9A0000"/>
+                        </a:solidFill>
+                        <a:ln>
+                          <a:noFill/>
+                        </a:ln>
+                        <a:effectLst/>
+                      </wps:spPr>
+                      <wps:bodyPr rot="0" spcFirstLastPara="0" vert="horz" wrap="square" lIns="91440" tIns="45720" rIns="91440" bIns="45720" numCol="1" spcCol="0" rtlCol="0" fromWordArt="0" anchor="t" anchorCtr="0" forceAA="0" compatLnSpc="1">
+                        <a:noAutofit/>
+                      </wps:bodyPr>
+                    </wps:wsp>
+                  </a:graphicData>
+                </a:graphic>
+              </wp:anchor>
+            </w:drawing>
+          </mc:Choice>
+          <mc:Fallback>
+            <w:pict>
+              <v:shape w14:anchorId="4585E8B9" id="直角三角形 3" o:spid="_x0000_s1026" type="#_x0000_t6" style="position:absolute;margin-left:-17.05pt;margin-top:12.8pt;width:11.35pt;height:6pt;rotation:180;z-index:251666432;visibility:visible;mso-wrap-style:square;mso-wrap-distance-left:9pt;mso-wrap-distance-top:0;mso-wrap-distance-right:9pt;mso-wrap-distance-bottom:0;mso-position-horizontal:absolute;mso-position-horizontal-relative:text;mso-position-vertical:absolute;mso-position-vertical-relative:text;v-text-anchor:top" o:gfxdata="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" fillcolor="#9a0000" stroked="f"/>
+            </w:pict>
+          </mc:Fallback>
+        </mc:AlternateContent>
+      </w:r>
+      <w:r>
+        <w:rPr>
+          <w:noProof/>
+        </w:rPr>
+        <mc:AlternateContent>
+          <mc:Choice Requires="wps">
+            <w:drawing>
+              <wp:anchor distT="0" distB="0" distL="114300" distR="114300" simplePos="0" relativeHeight="251652096" behindDoc="0" locked="0" layoutInCell="1" allowOverlap="1" wp14:anchorId="1B2C3BC8" wp14:editId="1A98ABDB">
                 <wp:simplePos x="0" y="0"/>
                 <wp:positionH relativeFrom="column">
                   <wp:posOffset>-225425</wp:posOffset>
                 </wp:positionH>
                 <wp:positionV relativeFrom="paragraph">
-                  <wp:posOffset>4988632</wp:posOffset>
+                  <wp:posOffset>5039360</wp:posOffset>
                 </wp:positionV>
                 <wp:extent cx="1477645" cy="216535"/>
                 <wp:effectExtent l="0" t="0" r="8255" b="0"/>
@@ -4307,7 +5498,7 @@
           </mc:Choice>
           <mc:Fallback>
             <w:pict>
-              <v:shape w14:anchorId="1B2C3BC8" id="_x0000_s1034" style="position:absolute;left:0;text-align:left;margin-left:-17.75pt;margin-top:392.8pt;width:116.35pt;height:17.05pt;z-index:251656192;visibility:visible;mso-wrap-style:square;mso-width-percent:0;mso-height-percent:0;mso-wrap-distance-left:9pt;mso-wrap-distance-top:0;mso-wrap-distance-right:9pt;mso-wrap-distance-bottom:0;mso-position-horizontal:absolute;mso-position-horizontal-relative:text;mso-position-vertical:absolute;mso-position-vertical-relative:text;mso-width-percent:0;mso-height-percent:0;mso-width-relative:margin;mso-height-relative:margin;v-text-anchor:middle" coordsize="1406296,288031" o:spt="100" o:gfxdata="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" adj="-11796480,,5400" path="m1093154,r77999,l1406296,288031r-77999,l1093154,xm1030297,r39620,l1305060,288031r-39620,l1030297,xm,l1007060,r235143,288031l,288031,,xe" fillcolor="#9a0000" stroked="f">
+              <v:shape w14:anchorId="1B2C3BC8" id="_x0000_s1035" style="position:absolute;left:0;text-align:left;margin-left:-17.75pt;margin-top:396.8pt;width:116.35pt;height:17.05pt;z-index:251652096;visibility:visible;mso-wrap-style:square;mso-width-percent:0;mso-height-percent:0;mso-wrap-distance-left:9pt;mso-wrap-distance-top:0;mso-wrap-distance-right:9pt;mso-wrap-distance-bottom:0;mso-position-horizontal:absolute;mso-position-horizontal-relative:text;mso-position-vertical:absolute;mso-position-vertical-relative:text;mso-width-percent:0;mso-height-percent:0;mso-width-relative:margin;mso-height-relative:margin;v-text-anchor:middle" coordsize="1406296,288031" o:spt="100" o:gfxdata="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" adj="-11796480,,5400" path="m1093154,r77999,l1406296,288031r-77999,l1093154,xm1030297,r39620,l1305060,288031r-39620,l1030297,xm,l1007060,r235143,288031l,288031,,xe" fillcolor="#9a0000" stroked="f">
                 <v:stroke joinstyle="miter"/>
                 <v:formulas/>
                 <v:path arrowok="t" o:connecttype="custom" o:connectlocs="1148616,0;1230572,0;1477645,216535;1395689,216535;1082570,0;1124200,0;1371273,216535;1329643,216535;0,0;1058154,0;1305227,216535;0,216535" o:connectangles="0,0,0,0,0,0,0,0,0,0,0,0" textboxrect="0,0,1406296,288031"/>
@@ -4362,539 +5553,7 @@
         <mc:AlternateContent>
           <mc:Choice Requires="wps">
             <w:drawing>
-              <wp:anchor distT="0" distB="0" distL="114300" distR="114300" simplePos="0" relativeHeight="251660288" behindDoc="0" locked="0" layoutInCell="1" allowOverlap="1" wp14:anchorId="1196A478" wp14:editId="7B52EC65">
-                <wp:simplePos x="0" y="0"/>
-                <wp:positionH relativeFrom="column">
-                  <wp:posOffset>-223520</wp:posOffset>
-                </wp:positionH>
-                <wp:positionV relativeFrom="paragraph">
-                  <wp:posOffset>5202627</wp:posOffset>
-                </wp:positionV>
-                <wp:extent cx="144145" cy="76200"/>
-                <wp:effectExtent l="0" t="0" r="8255" b="0"/>
-                <wp:wrapNone/>
-                <wp:docPr id="30" name="直角三角形 3"/>
-                <wp:cNvGraphicFramePr/>
-                <a:graphic xmlns:a="http://schemas.openxmlformats.org/drawingml/2006/main">
-                  <a:graphicData uri="http://schemas.microsoft.com/office/word/2010/wordprocessingShape">
-                    <wps:wsp>
-                      <wps:cNvSpPr/>
-                      <wps:spPr bwMode="auto">
-                        <a:xfrm rot="10800000">
-                          <a:off x="0" y="0"/>
-                          <a:ext cx="144145" cy="76200"/>
-                        </a:xfrm>
-                        <a:prstGeom prst="rtTriangle">
-                          <a:avLst/>
-                        </a:prstGeom>
-                        <a:solidFill>
-                          <a:srgbClr val="9A0000"/>
-                        </a:solidFill>
-                        <a:ln>
-                          <a:noFill/>
-                        </a:ln>
-                        <a:effectLst/>
-                      </wps:spPr>
-                      <wps:bodyPr rot="0" spcFirstLastPara="0" vert="horz" wrap="square" lIns="91440" tIns="45720" rIns="91440" bIns="45720" numCol="1" spcCol="0" rtlCol="0" fromWordArt="0" anchor="t" anchorCtr="0" forceAA="0" compatLnSpc="1">
-                        <a:noAutofit/>
-                      </wps:bodyPr>
-                    </wps:wsp>
-                  </a:graphicData>
-                </a:graphic>
-                <wp14:sizeRelH relativeFrom="margin">
-                  <wp14:pctWidth>0</wp14:pctWidth>
-                </wp14:sizeRelH>
-                <wp14:sizeRelV relativeFrom="margin">
-                  <wp14:pctHeight>0</wp14:pctHeight>
-                </wp14:sizeRelV>
-              </wp:anchor>
-            </w:drawing>
-          </mc:Choice>
-          <mc:Fallback>
-            <w:pict>
-              <v:shape w14:anchorId="75C8E92B" id="直角三角形 3" o:spid="_x0000_s1026" type="#_x0000_t6" style="position:absolute;margin-left:-17.6pt;margin-top:409.65pt;width:11.35pt;height:6pt;rotation:180;z-index:251660288;visibility:visible;mso-wrap-style:square;mso-width-percent:0;mso-height-percent:0;mso-wrap-distance-left:9pt;mso-wrap-distance-top:0;mso-wrap-distance-right:9pt;mso-wrap-distance-bottom:0;mso-position-horizontal:absolute;mso-position-horizontal-relative:text;mso-position-vertical:absolute;mso-position-vertical-relative:text;mso-width-percent:0;mso-height-percent:0;mso-width-relative:margin;mso-height-relative:margin;v-text-anchor:top" o:gfxdata="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" fillcolor="#9a0000" stroked="f"/>
-            </w:pict>
-          </mc:Fallback>
-        </mc:AlternateContent>
-      </w:r>
-      <w:r>
-        <w:rPr>
-          <w:rFonts w:ascii="微软雅黑" w:hAnsi="微软雅黑"/>
-          <w:noProof/>
-          <w:color w:val="C19F67"/>
-          <w:sz w:val="20"/>
-          <w:szCs w:val="20"/>
-        </w:rPr>
-        <mc:AlternateContent>
-          <mc:Choice Requires="wps">
-            <w:drawing>
-              <wp:anchor distT="0" distB="0" distL="114300" distR="114300" simplePos="0" relativeHeight="251666432" behindDoc="0" locked="0" layoutInCell="1" allowOverlap="1" wp14:anchorId="7245F686" wp14:editId="76F99209">
-                <wp:simplePos x="0" y="0"/>
-                <wp:positionH relativeFrom="column">
-                  <wp:posOffset>-22860</wp:posOffset>
-                </wp:positionH>
-                <wp:positionV relativeFrom="page">
-                  <wp:posOffset>8597972</wp:posOffset>
-                </wp:positionV>
-                <wp:extent cx="6950597" cy="753745"/>
-                <wp:effectExtent l="0" t="0" r="0" b="0"/>
-                <wp:wrapNone/>
-                <wp:docPr id="31" name="文本框 2"/>
-                <wp:cNvGraphicFramePr>
-                  <a:graphicFrameLocks xmlns:a="http://schemas.openxmlformats.org/drawingml/2006/main"/>
-                </wp:cNvGraphicFramePr>
-                <a:graphic xmlns:a="http://schemas.openxmlformats.org/drawingml/2006/main">
-                  <a:graphicData uri="http://schemas.microsoft.com/office/word/2010/wordprocessingShape">
-                    <wps:wsp>
-                      <wps:cNvSpPr txBox="1">
-                        <a:spLocks noChangeArrowheads="1"/>
-                      </wps:cNvSpPr>
-                      <wps:spPr bwMode="auto">
-                        <a:xfrm>
-                          <a:off x="0" y="0"/>
-                          <a:ext cx="6950597" cy="753745"/>
-                        </a:xfrm>
-                        <a:prstGeom prst="rect">
-                          <a:avLst/>
-                        </a:prstGeom>
-                        <a:noFill/>
-                        <a:ln w="9525">
-                          <a:noFill/>
-                          <a:miter lim="800000"/>
-                        </a:ln>
-                        <a:effectLst/>
-                      </wps:spPr>
-                      <wps:txbx>
-                        <w:txbxContent>
-                          <w:p>
-                            <w:pPr>
-                              <w:adjustRightInd w:val="0"/>
-                              <w:snapToGrid w:val="0"/>
-                              <w:jc w:val="left"/>
-                              <w:rPr>
-                                <w:rFonts w:ascii="微软雅黑" w:hAnsi="微软雅黑" w:hint="eastAsia"/>
-                                <w:color w:val="414141"/>
-                                <w:szCs w:val="21"/>
-                              </w:rPr>
-                            </w:pPr>
-                            <w:r>
-                              <w:rPr>
-                                <w:rFonts w:ascii="微软雅黑" w:hAnsi="微软雅黑" w:hint="eastAsia"/>
-                                <w:b/>
-                                <w:bCs/>
-                                <w:color w:val="414141"/>
-                                <w:szCs w:val="21"/>
-                              </w:rPr>
-                              <w:t>语言能力：</w:t>
-                            </w:r>
-                            <w:r>
-                              <w:rPr>
-                                <w:rFonts w:ascii="微软雅黑" w:hAnsi="微软雅黑" w:hint="eastAsia"/>
-                                <w:color w:val="414141"/>
-                                <w:szCs w:val="21"/>
-                              </w:rPr>
-                              <w:t>大学英语四/六级（CET-4/6）；</w:t>
-                            </w:r>
-                            <w:r>
-                              <w:rPr>
-                                <w:rFonts w:ascii="微软雅黑" w:hAnsi="微软雅黑" w:hint="eastAsia"/>
-                                <w:b/>
-                                <w:bCs/>
-                                <w:color w:val="414141"/>
-                                <w:szCs w:val="21"/>
-                              </w:rPr>
-                              <w:t>编程与工具：</w:t>
-                            </w:r>
-                            <w:r>
-                              <w:rPr>
-                                <w:rFonts w:ascii="微软雅黑" w:hAnsi="微软雅黑" w:hint="eastAsia"/>
-                                <w:color w:val="414141"/>
-                                <w:szCs w:val="21"/>
-                              </w:rPr>
-                              <w:t>Python，ROS</w:t>
-                            </w:r>
-                            <w:r>
-                              <w:rPr>
-                                <w:rFonts w:ascii="微软雅黑" w:hAnsi="微软雅黑" w:hint="eastAsia"/>
-                                <w:color w:val="414141"/>
-                                <w:szCs w:val="21"/>
-                              </w:rPr>
-                              <w:t>，Claude code</w:t>
-                            </w:r>
-                            <w:r>
-                              <w:rPr>
-                                <w:rFonts w:ascii="微软雅黑" w:hAnsi="微软雅黑" w:hint="eastAsia"/>
-                                <w:color w:val="414141"/>
-                                <w:szCs w:val="21"/>
-                              </w:rPr>
-                              <w:t>等</w:t>
-                            </w:r>
-                          </w:p>
-                          <w:p>
-                            <w:pPr>
-                              <w:adjustRightInd w:val="0"/>
-                              <w:snapToGrid w:val="0"/>
-                              <w:jc w:val="left"/>
-                              <w:rPr>
-                                <w:rFonts w:ascii="微软雅黑" w:hAnsi="微软雅黑" w:hint="eastAsia"/>
-                                <w:color w:val="414141"/>
-                                <w:szCs w:val="21"/>
-                              </w:rPr>
-                            </w:pPr>
-                            <w:r>
-                              <w:rPr>
-                                <w:rFonts w:ascii="微软雅黑" w:hAnsi="微软雅黑" w:hint="eastAsia"/>
-                                <w:b/>
-                                <w:bCs/>
-                                <w:color w:val="414141"/>
-                                <w:szCs w:val="21"/>
-                              </w:rPr>
-                              <w:t>荣誉奖励：</w:t>
-                            </w:r>
-                            <w:r>
-                              <w:rPr>
-                                <w:rFonts w:ascii="微软雅黑" w:hAnsi="微软雅黑" w:hint="eastAsia"/>
-                                <w:color w:val="414141"/>
-                                <w:szCs w:val="21"/>
-                              </w:rPr>
-                              <w:t>国家奖学金（1%）；国家励志奖学金；创新创业奖学金；北京大学张明为奖学金、</w:t>
-                            </w:r>
-                            <w:proofErr w:type="gramStart"/>
-                            <w:r>
-                              <w:rPr>
-                                <w:rFonts w:ascii="微软雅黑" w:hAnsi="微软雅黑" w:hint="eastAsia"/>
-                                <w:color w:val="414141"/>
-                                <w:szCs w:val="21"/>
-                              </w:rPr>
-                              <w:t>北京大学戴勤奖学金</w:t>
-                            </w:r>
-                            <w:proofErr w:type="gramEnd"/>
-                            <w:r>
-                              <w:rPr>
-                                <w:rFonts w:ascii="微软雅黑" w:hAnsi="微软雅黑" w:hint="eastAsia"/>
-                                <w:color w:val="414141"/>
-                                <w:szCs w:val="21"/>
-                              </w:rPr>
-                              <w:t>；富的大学生助学金；辽宁省优秀毕业生（1%）；卓越学人（学院个人最高荣誉）；东北大学优秀学生标兵（1%）</w:t>
-                            </w:r>
-                            <w:r>
-                              <w:rPr>
-                                <w:rFonts w:ascii="微软雅黑" w:hAnsi="微软雅黑" w:hint="eastAsia"/>
-                                <w:color w:val="414141"/>
-                                <w:szCs w:val="21"/>
-                              </w:rPr>
-                              <w:t>等</w:t>
-                            </w:r>
-                            <w:r>
-                              <w:rPr>
-                                <w:rFonts w:ascii="微软雅黑" w:hAnsi="微软雅黑" w:hint="eastAsia"/>
-                                <w:color w:val="414141"/>
-                                <w:szCs w:val="21"/>
-                              </w:rPr>
-                              <w:t>；</w:t>
-                            </w:r>
-                          </w:p>
-                          <w:p>
-                            <w:pPr>
-                              <w:adjustRightInd w:val="0"/>
-                              <w:snapToGrid w:val="0"/>
-                              <w:jc w:val="left"/>
-                              <w:rPr>
-                                <w:rFonts w:ascii="微软雅黑" w:hAnsi="微软雅黑" w:hint="eastAsia"/>
-                                <w:color w:val="414141"/>
-                                <w:szCs w:val="21"/>
-                              </w:rPr>
-                            </w:pPr>
-                            <w:r>
-                              <w:rPr>
-                                <w:rFonts w:ascii="微软雅黑" w:hAnsi="微软雅黑" w:hint="eastAsia"/>
-                                <w:b/>
-                                <w:bCs/>
-                                <w:color w:val="414141"/>
-                                <w:szCs w:val="21"/>
-                              </w:rPr>
-                              <w:t>竞赛及专利：</w:t>
-                            </w:r>
-                            <w:r>
-                              <w:rPr>
-                                <w:rFonts w:ascii="微软雅黑" w:hAnsi="微软雅黑" w:hint="eastAsia"/>
-                                <w:color w:val="414141"/>
-                                <w:szCs w:val="21"/>
-                              </w:rPr>
-                              <w:t>2022年全国大学生计算机博弈海克</w:t>
-                            </w:r>
-                            <w:proofErr w:type="gramStart"/>
-                            <w:r>
-                              <w:rPr>
-                                <w:rFonts w:ascii="微软雅黑" w:hAnsi="微软雅黑" w:hint="eastAsia"/>
-                                <w:color w:val="414141"/>
-                                <w:szCs w:val="21"/>
-                              </w:rPr>
-                              <w:t>斯棋组</w:t>
-                            </w:r>
-                            <w:proofErr w:type="gramEnd"/>
-                            <w:r>
-                              <w:rPr>
-                                <w:rFonts w:ascii="微软雅黑" w:hAnsi="微软雅黑" w:hint="eastAsia"/>
-                                <w:color w:val="414141"/>
-                                <w:szCs w:val="21"/>
-                              </w:rPr>
-                              <w:t>、五子棋组国家一等奖；2023年全国大学生创新创业训练项目国家级优秀结题、全国大学生数学竞赛省级三等奖；2024年 辽宁省创新创业年会省级二等奖；</w:t>
-                            </w:r>
-                          </w:p>
-                          <w:p>
-                            <w:pPr>
-                              <w:adjustRightInd w:val="0"/>
-                              <w:snapToGrid w:val="0"/>
-                              <w:jc w:val="left"/>
-                              <w:rPr>
-                                <w:rFonts w:ascii="微软雅黑" w:hAnsi="微软雅黑" w:hint="eastAsia"/>
-                                <w:color w:val="414141"/>
-                                <w:sz w:val="20"/>
-                                <w:szCs w:val="20"/>
-                              </w:rPr>
-                            </w:pPr>
-                            <w:r>
-                              <w:rPr>
-                                <w:rFonts w:ascii="微软雅黑" w:hAnsi="微软雅黑" w:hint="eastAsia"/>
-                                <w:color w:val="414141"/>
-                                <w:szCs w:val="21"/>
-                              </w:rPr>
-                              <w:t>《一种自由空间光通信调制器》（已授权）</w:t>
-                            </w:r>
-                          </w:p>
-                        </w:txbxContent>
-                      </wps:txbx>
-                      <wps:bodyPr rot="0" vert="horz" wrap="square" lIns="91440" tIns="45720" rIns="91440" bIns="45720" anchor="ctr" anchorCtr="0">
-                        <a:spAutoFit/>
-                      </wps:bodyPr>
-                    </wps:wsp>
-                  </a:graphicData>
-                </a:graphic>
-                <wp14:sizeRelH relativeFrom="margin">
-                  <wp14:pctWidth>0</wp14:pctWidth>
-                </wp14:sizeRelH>
-              </wp:anchor>
-            </w:drawing>
-          </mc:Choice>
-          <mc:Fallback>
-            <w:pict>
-              <v:shape w14:anchorId="7245F686" id="_x0000_s1035" type="#_x0000_t202" style="position:absolute;left:0;text-align:left;margin-left:-1.8pt;margin-top:677pt;width:547.3pt;height:59.35pt;z-index:251666432;visibility:visible;mso-wrap-style:square;mso-width-percent:0;mso-wrap-distance-left:9pt;mso-wrap-distance-top:0;mso-wrap-distance-right:9pt;mso-wrap-distance-bottom:0;mso-position-horizontal:absolute;mso-position-horizontal-relative:text;mso-position-vertical:absolute;mso-position-vertical-relative:page;mso-width-percent:0;mso-width-relative:margin;v-text-anchor:middle" o:gfxdata="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" filled="f" stroked="f">
-                <v:textbox style="mso-fit-shape-to-text:t">
-                  <w:txbxContent>
-                    <w:p>
-                      <w:pPr>
-                        <w:adjustRightInd w:val="0"/>
-                        <w:snapToGrid w:val="0"/>
-                        <w:jc w:val="left"/>
-                        <w:rPr>
-                          <w:rFonts w:ascii="微软雅黑" w:hAnsi="微软雅黑" w:hint="eastAsia"/>
-                          <w:color w:val="414141"/>
-                          <w:szCs w:val="21"/>
-                        </w:rPr>
-                      </w:pPr>
-                      <w:r>
-                        <w:rPr>
-                          <w:rFonts w:ascii="微软雅黑" w:hAnsi="微软雅黑" w:hint="eastAsia"/>
-                          <w:b/>
-                          <w:bCs/>
-                          <w:color w:val="414141"/>
-                          <w:szCs w:val="21"/>
-                        </w:rPr>
-                        <w:t>语言能力：</w:t>
-                      </w:r>
-                      <w:r>
-                        <w:rPr>
-                          <w:rFonts w:ascii="微软雅黑" w:hAnsi="微软雅黑" w:hint="eastAsia"/>
-                          <w:color w:val="414141"/>
-                          <w:szCs w:val="21"/>
-                        </w:rPr>
-                        <w:t>大学英语四/六级（CET-4/6）；</w:t>
-                      </w:r>
-                      <w:r>
-                        <w:rPr>
-                          <w:rFonts w:ascii="微软雅黑" w:hAnsi="微软雅黑" w:hint="eastAsia"/>
-                          <w:b/>
-                          <w:bCs/>
-                          <w:color w:val="414141"/>
-                          <w:szCs w:val="21"/>
-                        </w:rPr>
-                        <w:t>编程与工具：</w:t>
-                      </w:r>
-                      <w:r>
-                        <w:rPr>
-                          <w:rFonts w:ascii="微软雅黑" w:hAnsi="微软雅黑" w:hint="eastAsia"/>
-                          <w:color w:val="414141"/>
-                          <w:szCs w:val="21"/>
-                        </w:rPr>
-                        <w:t>Python，ROS</w:t>
-                      </w:r>
-                      <w:r>
-                        <w:rPr>
-                          <w:rFonts w:ascii="微软雅黑" w:hAnsi="微软雅黑" w:hint="eastAsia"/>
-                          <w:color w:val="414141"/>
-                          <w:szCs w:val="21"/>
-                        </w:rPr>
-                        <w:t>，Claude code</w:t>
-                      </w:r>
-                      <w:r>
-                        <w:rPr>
-                          <w:rFonts w:ascii="微软雅黑" w:hAnsi="微软雅黑" w:hint="eastAsia"/>
-                          <w:color w:val="414141"/>
-                          <w:szCs w:val="21"/>
-                        </w:rPr>
-                        <w:t>等</w:t>
-                      </w:r>
-                    </w:p>
-                    <w:p>
-                      <w:pPr>
-                        <w:adjustRightInd w:val="0"/>
-                        <w:snapToGrid w:val="0"/>
-                        <w:jc w:val="left"/>
-                        <w:rPr>
-                          <w:rFonts w:ascii="微软雅黑" w:hAnsi="微软雅黑" w:hint="eastAsia"/>
-                          <w:color w:val="414141"/>
-                          <w:szCs w:val="21"/>
-                        </w:rPr>
-                      </w:pPr>
-                      <w:r>
-                        <w:rPr>
-                          <w:rFonts w:ascii="微软雅黑" w:hAnsi="微软雅黑" w:hint="eastAsia"/>
-                          <w:b/>
-                          <w:bCs/>
-                          <w:color w:val="414141"/>
-                          <w:szCs w:val="21"/>
-                        </w:rPr>
-                        <w:t>荣誉奖励：</w:t>
-                      </w:r>
-                      <w:r>
-                        <w:rPr>
-                          <w:rFonts w:ascii="微软雅黑" w:hAnsi="微软雅黑" w:hint="eastAsia"/>
-                          <w:color w:val="414141"/>
-                          <w:szCs w:val="21"/>
-                        </w:rPr>
-                        <w:t>国家奖学金（1%）；国家励志奖学金；创新创业奖学金；北京大学张明为奖学金、</w:t>
-                      </w:r>
-                      <w:proofErr w:type="gramStart"/>
-                      <w:r>
-                        <w:rPr>
-                          <w:rFonts w:ascii="微软雅黑" w:hAnsi="微软雅黑" w:hint="eastAsia"/>
-                          <w:color w:val="414141"/>
-                          <w:szCs w:val="21"/>
-                        </w:rPr>
-                        <w:t>北京大学戴勤奖学金</w:t>
-                      </w:r>
-                      <w:proofErr w:type="gramEnd"/>
-                      <w:r>
-                        <w:rPr>
-                          <w:rFonts w:ascii="微软雅黑" w:hAnsi="微软雅黑" w:hint="eastAsia"/>
-                          <w:color w:val="414141"/>
-                          <w:szCs w:val="21"/>
-                        </w:rPr>
-                        <w:t>；富的大学生助学金；辽宁省优秀毕业生（1%）；卓越学人（学院个人最高荣誉）；东北大学优秀学生标兵（1%）</w:t>
-                      </w:r>
-                      <w:r>
-                        <w:rPr>
-                          <w:rFonts w:ascii="微软雅黑" w:hAnsi="微软雅黑" w:hint="eastAsia"/>
-                          <w:color w:val="414141"/>
-                          <w:szCs w:val="21"/>
-                        </w:rPr>
-                        <w:t>等</w:t>
-                      </w:r>
-                      <w:r>
-                        <w:rPr>
-                          <w:rFonts w:ascii="微软雅黑" w:hAnsi="微软雅黑" w:hint="eastAsia"/>
-                          <w:color w:val="414141"/>
-                          <w:szCs w:val="21"/>
-                        </w:rPr>
-                        <w:t>；</w:t>
-                      </w:r>
-                    </w:p>
-                    <w:p>
-                      <w:pPr>
-                        <w:adjustRightInd w:val="0"/>
-                        <w:snapToGrid w:val="0"/>
-                        <w:jc w:val="left"/>
-                        <w:rPr>
-                          <w:rFonts w:ascii="微软雅黑" w:hAnsi="微软雅黑" w:hint="eastAsia"/>
-                          <w:color w:val="414141"/>
-                          <w:szCs w:val="21"/>
-                        </w:rPr>
-                      </w:pPr>
-                      <w:r>
-                        <w:rPr>
-                          <w:rFonts w:ascii="微软雅黑" w:hAnsi="微软雅黑" w:hint="eastAsia"/>
-                          <w:b/>
-                          <w:bCs/>
-                          <w:color w:val="414141"/>
-                          <w:szCs w:val="21"/>
-                        </w:rPr>
-                        <w:t>竞赛及专利：</w:t>
-                      </w:r>
-                      <w:r>
-                        <w:rPr>
-                          <w:rFonts w:ascii="微软雅黑" w:hAnsi="微软雅黑" w:hint="eastAsia"/>
-                          <w:color w:val="414141"/>
-                          <w:szCs w:val="21"/>
-                        </w:rPr>
-                        <w:t>2022年全国大学生计算机博弈海克</w:t>
-                      </w:r>
-                      <w:proofErr w:type="gramStart"/>
-                      <w:r>
-                        <w:rPr>
-                          <w:rFonts w:ascii="微软雅黑" w:hAnsi="微软雅黑" w:hint="eastAsia"/>
-                          <w:color w:val="414141"/>
-                          <w:szCs w:val="21"/>
-                        </w:rPr>
-                        <w:t>斯棋组</w:t>
-                      </w:r>
-                      <w:proofErr w:type="gramEnd"/>
-                      <w:r>
-                        <w:rPr>
-                          <w:rFonts w:ascii="微软雅黑" w:hAnsi="微软雅黑" w:hint="eastAsia"/>
-                          <w:color w:val="414141"/>
-                          <w:szCs w:val="21"/>
-                        </w:rPr>
-                        <w:t>、五子棋组国家一等奖；2023年全国大学生创新创业训练项目国家级优秀结题、全国大学生数学竞赛省级三等奖；2024年 辽宁省创新创业年会省级二等奖；</w:t>
-                      </w:r>
-                    </w:p>
-                    <w:p>
-                      <w:pPr>
-                        <w:adjustRightInd w:val="0"/>
-                        <w:snapToGrid w:val="0"/>
-                        <w:jc w:val="left"/>
-                        <w:rPr>
-                          <w:rFonts w:ascii="微软雅黑" w:hAnsi="微软雅黑" w:hint="eastAsia"/>
-                          <w:color w:val="414141"/>
-                          <w:sz w:val="20"/>
-                          <w:szCs w:val="20"/>
-                        </w:rPr>
-                      </w:pPr>
-                      <w:r>
-                        <w:rPr>
-                          <w:rFonts w:ascii="微软雅黑" w:hAnsi="微软雅黑" w:hint="eastAsia"/>
-                          <w:color w:val="414141"/>
-                          <w:szCs w:val="21"/>
-                        </w:rPr>
-                        <w:t>《一种自由空间光通信调制器》（已授权）</w:t>
-                      </w:r>
-                    </w:p>
-                  </w:txbxContent>
-                </v:textbox>
-                <w10:wrap anchory="page"/>
-              </v:shape>
-            </w:pict>
-          </mc:Fallback>
-        </mc:AlternateContent>
-      </w:r>
-      <w:r>
-        <w:rPr>
-          <w:noProof/>
-        </w:rPr>
-        <mc:AlternateContent>
-          <mc:Choice Requires="wps">
-            <w:drawing>
-              <wp:anchor distT="0" distB="0" distL="114300" distR="114300" simplePos="0" relativeHeight="251650048" behindDoc="0" locked="0" layoutInCell="1" allowOverlap="1" wp14:anchorId="1D4CBB89" wp14:editId="2D74CEC1">
+              <wp:anchor distT="0" distB="0" distL="114300" distR="114300" simplePos="0" relativeHeight="251631616" behindDoc="0" locked="0" layoutInCell="1" allowOverlap="1" wp14:anchorId="1D4CBB89" wp14:editId="71A038E0">
                 <wp:simplePos x="0" y="0"/>
                 <wp:positionH relativeFrom="column">
                   <wp:posOffset>-76200</wp:posOffset>
@@ -4943,118 +5602,7 @@
           </mc:Choice>
           <mc:Fallback>
             <w:pict>
-              <v:line w14:anchorId="623B78AC" id="直接连接符 2" o:spid="_x0000_s1026" style="position:absolute;flip:y;z-index:251650048;visibility:visible;mso-wrap-style:square;mso-width-percent:0;mso-height-percent:0;mso-wrap-distance-left:9pt;mso-wrap-distance-top:0;mso-wrap-distance-right:9pt;mso-wrap-distance-bottom:0;mso-position-horizontal:absolute;mso-position-horizontal-relative:text;mso-position-vertical:absolute;mso-position-vertical-relative:text;mso-width-percent:0;mso-height-percent:0;mso-width-relative:margin;mso-height-relative:margin" from="-6pt,526.75pt" to="529pt,527.9pt" o:gfxdata="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" strokecolor="#9a0000"/>
-            </w:pict>
-          </mc:Fallback>
-        </mc:AlternateContent>
-      </w:r>
-      <w:r>
-        <w:rPr>
-          <w:noProof/>
-        </w:rPr>
-        <mc:AlternateContent>
-          <mc:Choice Requires="wps">
-            <w:drawing>
-              <wp:anchor distT="0" distB="0" distL="114300" distR="114300" simplePos="0" relativeHeight="251671040" behindDoc="0" locked="0" layoutInCell="1" allowOverlap="1" wp14:anchorId="4675497C" wp14:editId="4C1CE81A">
-                <wp:simplePos x="0" y="0"/>
-                <wp:positionH relativeFrom="column">
-                  <wp:posOffset>67310</wp:posOffset>
-                </wp:positionH>
-                <wp:positionV relativeFrom="paragraph">
-                  <wp:posOffset>113220</wp:posOffset>
-                </wp:positionV>
-                <wp:extent cx="6648450" cy="0"/>
-                <wp:effectExtent l="0" t="0" r="0" b="0"/>
-                <wp:wrapNone/>
-                <wp:docPr id="10" name="直接连接符 10"/>
-                <wp:cNvGraphicFramePr/>
-                <a:graphic xmlns:a="http://schemas.openxmlformats.org/drawingml/2006/main">
-                  <a:graphicData uri="http://schemas.microsoft.com/office/word/2010/wordprocessingShape">
-                    <wps:wsp>
-                      <wps:cNvCnPr/>
-                      <wps:spPr>
-                        <a:xfrm>
-                          <a:off x="0" y="0"/>
-                          <a:ext cx="6648450" cy="0"/>
-                        </a:xfrm>
-                        <a:prstGeom prst="line">
-                          <a:avLst/>
-                        </a:prstGeom>
-                        <a:noFill/>
-                        <a:ln w="9525" cap="flat" cmpd="sng" algn="ctr">
-                          <a:solidFill>
-                            <a:srgbClr val="9A0000"/>
-                          </a:solidFill>
-                          <a:prstDash val="solid"/>
-                        </a:ln>
-                        <a:effectLst/>
-                      </wps:spPr>
-                      <wps:bodyPr/>
-                    </wps:wsp>
-                  </a:graphicData>
-                </a:graphic>
-              </wp:anchor>
-            </w:drawing>
-          </mc:Choice>
-          <mc:Fallback>
-            <w:pict>
-              <v:line w14:anchorId="7DE757AE" id="直接连接符 10" o:spid="_x0000_s1026" style="position:absolute;z-index:251671040;visibility:visible;mso-wrap-style:square;mso-wrap-distance-left:9pt;mso-wrap-distance-top:0;mso-wrap-distance-right:9pt;mso-wrap-distance-bottom:0;mso-position-horizontal:absolute;mso-position-horizontal-relative:text;mso-position-vertical:absolute;mso-position-vertical-relative:text" from="5.3pt,8.9pt" to="528.8pt,8.9pt" o:gfxdata="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" strokecolor="#9a0000"/>
-            </w:pict>
-          </mc:Fallback>
-        </mc:AlternateContent>
-      </w:r>
-      <w:r>
-        <w:rPr>
-          <w:noProof/>
-        </w:rPr>
-        <mc:AlternateContent>
-          <mc:Choice Requires="wps">
-            <w:drawing>
-              <wp:anchor distT="0" distB="0" distL="114300" distR="114300" simplePos="0" relativeHeight="251660800" behindDoc="0" locked="0" layoutInCell="1" allowOverlap="1" wp14:anchorId="01EE85DD" wp14:editId="41F0CC9C">
-                <wp:simplePos x="0" y="0"/>
-                <wp:positionH relativeFrom="column">
-                  <wp:posOffset>-216535</wp:posOffset>
-                </wp:positionH>
-                <wp:positionV relativeFrom="paragraph">
-                  <wp:posOffset>118300</wp:posOffset>
-                </wp:positionV>
-                <wp:extent cx="144145" cy="76200"/>
-                <wp:effectExtent l="0" t="0" r="8255" b="0"/>
-                <wp:wrapNone/>
-                <wp:docPr id="9" name="直角三角形 3"/>
-                <wp:cNvGraphicFramePr/>
-                <a:graphic xmlns:a="http://schemas.openxmlformats.org/drawingml/2006/main">
-                  <a:graphicData uri="http://schemas.microsoft.com/office/word/2010/wordprocessingShape">
-                    <wps:wsp>
-                      <wps:cNvSpPr/>
-                      <wps:spPr bwMode="auto">
-                        <a:xfrm rot="10800000">
-                          <a:off x="0" y="0"/>
-                          <a:ext cx="144145" cy="76200"/>
-                        </a:xfrm>
-                        <a:prstGeom prst="rtTriangle">
-                          <a:avLst/>
-                        </a:prstGeom>
-                        <a:solidFill>
-                          <a:srgbClr val="9A0000"/>
-                        </a:solidFill>
-                        <a:ln>
-                          <a:noFill/>
-                        </a:ln>
-                        <a:effectLst/>
-                      </wps:spPr>
-                      <wps:bodyPr rot="0" spcFirstLastPara="0" vert="horz" wrap="square" lIns="91440" tIns="45720" rIns="91440" bIns="45720" numCol="1" spcCol="0" rtlCol="0" fromWordArt="0" anchor="t" anchorCtr="0" forceAA="0" compatLnSpc="1">
-                        <a:noAutofit/>
-                      </wps:bodyPr>
-                    </wps:wsp>
-                  </a:graphicData>
-                </a:graphic>
-              </wp:anchor>
-            </w:drawing>
-          </mc:Choice>
-          <mc:Fallback>
-            <w:pict>
-              <v:shape w14:anchorId="42A9274C" id="直角三角形 3" o:spid="_x0000_s1026" type="#_x0000_t6" style="position:absolute;margin-left:-17.05pt;margin-top:9.3pt;width:11.35pt;height:6pt;rotation:180;z-index:251660800;visibility:visible;mso-wrap-style:square;mso-wrap-distance-left:9pt;mso-wrap-distance-top:0;mso-wrap-distance-right:9pt;mso-wrap-distance-bottom:0;mso-position-horizontal:absolute;mso-position-horizontal-relative:text;mso-position-vertical:absolute;mso-position-vertical-relative:text;v-text-anchor:top" o:gfxdata="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" fillcolor="#9a0000" stroked="f"/>
+              <v:line w14:anchorId="00C6834E" id="直接连接符 2" o:spid="_x0000_s1026" style="position:absolute;flip:y;z-index:251631616;visibility:visible;mso-wrap-style:square;mso-width-percent:0;mso-height-percent:0;mso-wrap-distance-left:9pt;mso-wrap-distance-top:0;mso-wrap-distance-right:9pt;mso-wrap-distance-bottom:0;mso-position-horizontal:absolute;mso-position-horizontal-relative:text;mso-position-vertical:absolute;mso-position-vertical-relative:text;mso-width-percent:0;mso-height-percent:0;mso-width-relative:margin;mso-height-relative:margin" from="-6pt,526.75pt" to="529pt,527.9pt" o:gfxdata="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" strokecolor="#9a0000"/>
             </w:pict>
           </mc:Fallback>
         </mc:AlternateContent>
@@ -5109,7 +5657,7 @@
           </mc:Choice>
           <mc:Fallback>
             <w:pict>
-              <v:line w14:anchorId="2DA3C06B" id="直接连接符 3" o:spid="_x0000_s1026" style="position:absolute;z-index:251694592;visibility:visible;mso-wrap-style:square;mso-wrap-distance-left:9pt;mso-wrap-distance-top:0;mso-wrap-distance-right:9pt;mso-wrap-distance-bottom:0;mso-position-horizontal:absolute;mso-position-horizontal-relative:text;mso-position-vertical:absolute;mso-position-vertical-relative:text" from="-2.45pt,593pt" to="521.05pt,593pt" o:gfxdata="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" strokecolor="#9a0000"/>
+              <v:line w14:anchorId="40733A29" id="直接连接符 3" o:spid="_x0000_s1026" style="position:absolute;z-index:251694592;visibility:visible;mso-wrap-style:square;mso-wrap-distance-left:9pt;mso-wrap-distance-top:0;mso-wrap-distance-right:9pt;mso-wrap-distance-bottom:0;mso-position-horizontal:absolute;mso-position-horizontal-relative:text;mso-position-vertical:absolute;mso-position-vertical-relative:text" from="-2.45pt,593pt" to="521.05pt,593pt" o:gfxdata="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" strokecolor="#9a0000"/>
             </w:pict>
           </mc:Fallback>
         </mc:AlternateContent>
@@ -5484,6 +6032,119 @@
       </w:rPr>
     </w:lvl>
   </w:abstractNum>
+  <w:abstractNum w:abstractNumId="4" w15:restartNumberingAfterBreak="0">
+    <w:nsid w:val="41661DAB"/>
+    <w:multiLevelType w:val="hybridMultilevel"/>
+    <w:tmpl w:val="598E08B4"/>
+    <w:lvl w:ilvl="0" w:tplc="0409000B">
+      <w:start w:val="1"/>
+      <w:numFmt w:val="bullet"/>
+      <w:lvlText w:val=""/>
+      <w:lvlJc w:val="left"/>
+      <w:pPr>
+        <w:ind w:left="440" w:hanging="440"/>
+      </w:pPr>
+      <w:rPr>
+        <w:rFonts w:ascii="Wingdings" w:hAnsi="Wingdings" w:hint="default"/>
+      </w:rPr>
+    </w:lvl>
+    <w:lvl w:ilvl="1" w:tplc="04090003" w:tentative="1">
+      <w:start w:val="1"/>
+      <w:numFmt w:val="bullet"/>
+      <w:lvlText w:val=""/>
+      <w:lvlJc w:val="left"/>
+      <w:pPr>
+        <w:ind w:left="880" w:hanging="440"/>
+      </w:pPr>
+      <w:rPr>
+        <w:rFonts w:ascii="Wingdings" w:hAnsi="Wingdings" w:hint="default"/>
+      </w:rPr>
+    </w:lvl>
+    <w:lvl w:ilvl="2" w:tplc="04090005" w:tentative="1">
+      <w:start w:val="1"/>
+      <w:numFmt w:val="bullet"/>
+      <w:lvlText w:val=""/>
+      <w:lvlJc w:val="left"/>
+      <w:pPr>
+        <w:ind w:left="1320" w:hanging="440"/>
+      </w:pPr>
+      <w:rPr>
+        <w:rFonts w:ascii="Wingdings" w:hAnsi="Wingdings" w:hint="default"/>
+      </w:rPr>
+    </w:lvl>
+    <w:lvl w:ilvl="3" w:tplc="04090001" w:tentative="1">
+      <w:start w:val="1"/>
+      <w:numFmt w:val="bullet"/>
+      <w:lvlText w:val=""/>
+      <w:lvlJc w:val="left"/>
+      <w:pPr>
+        <w:ind w:left="1760" w:hanging="440"/>
+      </w:pPr>
+      <w:rPr>
+        <w:rFonts w:ascii="Wingdings" w:hAnsi="Wingdings" w:hint="default"/>
+      </w:rPr>
+    </w:lvl>
+    <w:lvl w:ilvl="4" w:tplc="04090003" w:tentative="1">
+      <w:start w:val="1"/>
+      <w:numFmt w:val="bullet"/>
+      <w:lvlText w:val=""/>
+      <w:lvlJc w:val="left"/>
+      <w:pPr>
+        <w:ind w:left="2200" w:hanging="440"/>
+      </w:pPr>
+      <w:rPr>
+        <w:rFonts w:ascii="Wingdings" w:hAnsi="Wingdings" w:hint="default"/>
+      </w:rPr>
+    </w:lvl>
+    <w:lvl w:ilvl="5" w:tplc="04090005" w:tentative="1">
+      <w:start w:val="1"/>
+      <w:numFmt w:val="bullet"/>
+      <w:lvlText w:val=""/>
+      <w:lvlJc w:val="left"/>
+      <w:pPr>
+        <w:ind w:left="2640" w:hanging="440"/>
+      </w:pPr>
+      <w:rPr>
+        <w:rFonts w:ascii="Wingdings" w:hAnsi="Wingdings" w:hint="default"/>
+      </w:rPr>
+    </w:lvl>
+    <w:lvl w:ilvl="6" w:tplc="04090001" w:tentative="1">
+      <w:start w:val="1"/>
+      <w:numFmt w:val="bullet"/>
+      <w:lvlText w:val=""/>
+      <w:lvlJc w:val="left"/>
+      <w:pPr>
+        <w:ind w:left="3080" w:hanging="440"/>
+      </w:pPr>
+      <w:rPr>
+        <w:rFonts w:ascii="Wingdings" w:hAnsi="Wingdings" w:hint="default"/>
+      </w:rPr>
+    </w:lvl>
+    <w:lvl w:ilvl="7" w:tplc="04090003" w:tentative="1">
+      <w:start w:val="1"/>
+      <w:numFmt w:val="bullet"/>
+      <w:lvlText w:val=""/>
+      <w:lvlJc w:val="left"/>
+      <w:pPr>
+        <w:ind w:left="3520" w:hanging="440"/>
+      </w:pPr>
+      <w:rPr>
+        <w:rFonts w:ascii="Wingdings" w:hAnsi="Wingdings" w:hint="default"/>
+      </w:rPr>
+    </w:lvl>
+    <w:lvl w:ilvl="8" w:tplc="04090005" w:tentative="1">
+      <w:start w:val="1"/>
+      <w:numFmt w:val="bullet"/>
+      <w:lvlText w:val=""/>
+      <w:lvlJc w:val="left"/>
+      <w:pPr>
+        <w:ind w:left="3960" w:hanging="440"/>
+      </w:pPr>
+      <w:rPr>
+        <w:rFonts w:ascii="Wingdings" w:hAnsi="Wingdings" w:hint="default"/>
+      </w:rPr>
+    </w:lvl>
+  </w:abstractNum>
   <w:num w:numId="1" w16cid:durableId="1121846454">
     <w:abstractNumId w:val="3"/>
   </w:num>
@@ -5495,6 +6156,9 @@
   </w:num>
   <w:num w:numId="4" w16cid:durableId="1506018538">
     <w:abstractNumId w:val="2"/>
+  </w:num>
+  <w:num w:numId="5" w16cid:durableId="635719816">
+    <w:abstractNumId w:val="4"/>
   </w:num>
 </w:numbering>
 </file>

--- a/files/cv.docx
+++ b/files/cv.docx
@@ -15,7 +15,7 @@
           <w:noProof/>
         </w:rPr>
         <w:drawing>
-          <wp:anchor distT="0" distB="0" distL="114300" distR="114300" simplePos="0" relativeHeight="251669504" behindDoc="0" locked="0" layoutInCell="1" allowOverlap="1" wp14:anchorId="0627B880" wp14:editId="3CDDCA50">
+          <wp:anchor distT="0" distB="0" distL="114300" distR="114300" simplePos="0" relativeHeight="251667456" behindDoc="0" locked="0" layoutInCell="1" allowOverlap="1" wp14:anchorId="0627B880" wp14:editId="0D2699E5">
             <wp:simplePos x="0" y="0"/>
             <wp:positionH relativeFrom="column">
               <wp:posOffset>270510</wp:posOffset>
@@ -60,12 +60,6 @@
           </wp:anchor>
         </w:drawing>
       </w:r>
-      <w:r>
-        <w:rPr>
-          <w:rFonts w:hint="eastAsia"/>
-        </w:rPr>
-        <w:t xml:space="preserve"> </w:t>
-      </w:r>
     </w:p>
     <w:p>
       <w:pPr>
@@ -82,7 +76,7 @@
         <mc:AlternateContent>
           <mc:Choice Requires="wps">
             <w:drawing>
-              <wp:anchor distT="0" distB="0" distL="114300" distR="114300" simplePos="0" relativeHeight="251665920" behindDoc="0" locked="0" layoutInCell="1" allowOverlap="1" wp14:anchorId="6153FA46" wp14:editId="1E76BBB4">
+              <wp:anchor distT="0" distB="0" distL="114300" distR="114300" simplePos="0" relativeHeight="251663872" behindDoc="0" locked="0" layoutInCell="1" allowOverlap="1" wp14:anchorId="6153FA46" wp14:editId="1A4902AD">
                 <wp:simplePos x="0" y="0"/>
                 <wp:positionH relativeFrom="column">
                   <wp:posOffset>-584200</wp:posOffset>
@@ -178,7 +172,7 @@
           </mc:Choice>
           <mc:Fallback>
             <w:pict>
-              <v:shape w14:anchorId="5A11219C" id="矩形 4" o:spid="_x0000_s1026" style="position:absolute;margin-left:-46pt;margin-top:14.35pt;width:359.9pt;height:14.9pt;z-index:251665920;visibility:visible;mso-wrap-style:square;mso-wrap-distance-left:9pt;mso-wrap-distance-top:0;mso-wrap-distance-right:9pt;mso-wrap-distance-bottom:0;mso-position-horizontal:absolute;mso-position-horizontal-relative:text;mso-position-vertical:absolute;mso-position-vertical-relative:text;v-text-anchor:middle" coordsize="4391025,190500" o:gfxdata="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" path="m,l4267200,r123825,190500l,190500,,xe" fillcolor="#9a0000" stroked="f" strokeweight="2pt">
+              <v:shape w14:anchorId="69B29F37" id="矩形 4" o:spid="_x0000_s1026" style="position:absolute;margin-left:-46pt;margin-top:14.35pt;width:359.9pt;height:14.9pt;z-index:251663872;visibility:visible;mso-wrap-style:square;mso-wrap-distance-left:9pt;mso-wrap-distance-top:0;mso-wrap-distance-right:9pt;mso-wrap-distance-bottom:0;mso-position-horizontal:absolute;mso-position-horizontal-relative:text;mso-position-vertical:absolute;mso-position-vertical-relative:text;v-text-anchor:middle" coordsize="4391025,190500" o:gfxdata="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" path="m,l4267200,r123825,190500l,190500,,xe" fillcolor="#9a0000" stroked="f" strokeweight="2pt">
                 <v:path arrowok="t" o:connecttype="custom" o:connectlocs="0,0;4441837,0;4570730,189230;0,189230;0,0" o:connectangles="0,0,0,0,0"/>
               </v:shape>
             </w:pict>
@@ -192,7 +186,7 @@
         <mc:AlternateContent>
           <mc:Choice Requires="wps">
             <w:drawing>
-              <wp:anchor distT="0" distB="0" distL="114300" distR="114300" simplePos="0" relativeHeight="251607552" behindDoc="1" locked="0" layoutInCell="1" allowOverlap="1" wp14:anchorId="23A7214D" wp14:editId="53CDCE19">
+              <wp:anchor distT="0" distB="0" distL="114300" distR="114300" simplePos="0" relativeHeight="251605504" behindDoc="1" locked="0" layoutInCell="1" allowOverlap="1" wp14:anchorId="23A7214D" wp14:editId="6EBE29EE">
                 <wp:simplePos x="0" y="0"/>
                 <wp:positionH relativeFrom="column">
                   <wp:posOffset>3922395</wp:posOffset>
@@ -288,7 +282,7 @@
           </mc:Choice>
           <mc:Fallback>
             <w:pict>
-              <v:shape w14:anchorId="76682303" id="矩形 5" o:spid="_x0000_s1026" style="position:absolute;margin-left:308.85pt;margin-top:18.05pt;width:260.5pt;height:11.25pt;z-index:-251708928;visibility:visible;mso-wrap-style:square;mso-wrap-distance-left:9pt;mso-wrap-distance-top:0;mso-wrap-distance-right:9pt;mso-wrap-distance-bottom:0;mso-position-horizontal:absolute;mso-position-horizontal-relative:text;mso-position-vertical:absolute;mso-position-vertical-relative:text;v-text-anchor:middle" coordsize="3308894,190500" o:gfxdata="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" path="m,l3308894,r,190500l105319,190500,,xe" fillcolor="#c19f67" stroked="f" strokeweight="2pt">
+              <v:shape w14:anchorId="40E1BA3E" id="矩形 5" o:spid="_x0000_s1026" style="position:absolute;margin-left:308.85pt;margin-top:18.05pt;width:260.5pt;height:11.25pt;z-index:-251710976;visibility:visible;mso-wrap-style:square;mso-wrap-distance-left:9pt;mso-wrap-distance-top:0;mso-wrap-distance-right:9pt;mso-wrap-distance-bottom:0;mso-position-horizontal:absolute;mso-position-horizontal-relative:text;mso-position-vertical:absolute;mso-position-vertical-relative:text;v-text-anchor:middle" coordsize="3308894,190500" o:gfxdata="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" path="m,l3308894,r,190500l105319,190500,,xe" fillcolor="#c19f67" stroked="f" strokeweight="2pt">
                 <v:path arrowok="t" o:connecttype="custom" o:connectlocs="0,0;3308350,0;3308350,142875;105302,142875;0,0" o:connectangles="0,0,0,0,0"/>
               </v:shape>
             </w:pict>
@@ -306,194 +300,240 @@
       </w:pPr>
       <w:r>
         <w:rPr>
-          <w:rFonts w:ascii="微软雅黑" w:hAnsi="微软雅黑" w:hint="eastAsia"/>
           <w:noProof/>
-          <w:szCs w:val="21"/>
         </w:rPr>
         <mc:AlternateContent>
-          <mc:Choice Requires="wps">
+          <mc:Choice Requires="wpg">
             <w:drawing>
-              <wp:anchor distT="0" distB="0" distL="114300" distR="114300" simplePos="0" relativeHeight="251666944" behindDoc="0" locked="0" layoutInCell="1" allowOverlap="1" wp14:anchorId="49EAA655" wp14:editId="4C0BB69E">
+              <wp:anchor distT="0" distB="0" distL="114300" distR="114300" simplePos="0" relativeHeight="251899392" behindDoc="0" locked="0" layoutInCell="1" allowOverlap="1" wp14:anchorId="5D605026" wp14:editId="517E62FB">
                 <wp:simplePos x="0" y="0"/>
                 <wp:positionH relativeFrom="column">
-                  <wp:posOffset>-217805</wp:posOffset>
+                  <wp:posOffset>-226060</wp:posOffset>
                 </wp:positionH>
                 <wp:positionV relativeFrom="paragraph">
-                  <wp:posOffset>182880</wp:posOffset>
+                  <wp:posOffset>210898</wp:posOffset>
                 </wp:positionV>
-                <wp:extent cx="1256665" cy="207645"/>
-                <wp:effectExtent l="0" t="0" r="635" b="1905"/>
+                <wp:extent cx="7023734" cy="277741"/>
+                <wp:effectExtent l="0" t="0" r="25400" b="8255"/>
                 <wp:wrapNone/>
-                <wp:docPr id="12" name="任意多边形 2"/>
+                <wp:docPr id="42" name="组合 42"/>
                 <wp:cNvGraphicFramePr/>
                 <a:graphic xmlns:a="http://schemas.openxmlformats.org/drawingml/2006/main">
-                  <a:graphicData uri="http://schemas.microsoft.com/office/word/2010/wordprocessingShape">
-                    <wps:wsp>
-                      <wps:cNvSpPr/>
-                      <wps:spPr bwMode="auto">
+                  <a:graphicData uri="http://schemas.microsoft.com/office/word/2010/wordprocessingGroup">
+                    <wpg:wgp>
+                      <wpg:cNvGrpSpPr/>
+                      <wpg:grpSpPr>
                         <a:xfrm>
                           <a:off x="0" y="0"/>
-                          <a:ext cx="1256665" cy="207645"/>
+                          <a:ext cx="7023734" cy="277741"/>
+                          <a:chOff x="1" y="0"/>
+                          <a:chExt cx="7023734" cy="277741"/>
                         </a:xfrm>
-                        <a:custGeom>
-                          <a:avLst/>
-                          <a:gdLst>
-                            <a:gd name="connsiteX0" fmla="*/ 1093154 w 1406296"/>
-                            <a:gd name="connsiteY0" fmla="*/ 0 h 288031"/>
-                            <a:gd name="connsiteX1" fmla="*/ 1171153 w 1406296"/>
-                            <a:gd name="connsiteY1" fmla="*/ 0 h 288031"/>
-                            <a:gd name="connsiteX2" fmla="*/ 1406296 w 1406296"/>
-                            <a:gd name="connsiteY2" fmla="*/ 288031 h 288031"/>
-                            <a:gd name="connsiteX3" fmla="*/ 1328297 w 1406296"/>
-                            <a:gd name="connsiteY3" fmla="*/ 288031 h 288031"/>
-                            <a:gd name="connsiteX4" fmla="*/ 1030297 w 1406296"/>
-                            <a:gd name="connsiteY4" fmla="*/ 0 h 288031"/>
-                            <a:gd name="connsiteX5" fmla="*/ 1069917 w 1406296"/>
-                            <a:gd name="connsiteY5" fmla="*/ 0 h 288031"/>
-                            <a:gd name="connsiteX6" fmla="*/ 1305060 w 1406296"/>
-                            <a:gd name="connsiteY6" fmla="*/ 288031 h 288031"/>
-                            <a:gd name="connsiteX7" fmla="*/ 1265440 w 1406296"/>
-                            <a:gd name="connsiteY7" fmla="*/ 288031 h 288031"/>
-                            <a:gd name="connsiteX8" fmla="*/ 0 w 1406296"/>
-                            <a:gd name="connsiteY8" fmla="*/ 0 h 288031"/>
-                            <a:gd name="connsiteX9" fmla="*/ 1007060 w 1406296"/>
-                            <a:gd name="connsiteY9" fmla="*/ 0 h 288031"/>
-                            <a:gd name="connsiteX10" fmla="*/ 1242203 w 1406296"/>
-                            <a:gd name="connsiteY10" fmla="*/ 288031 h 288031"/>
-                            <a:gd name="connsiteX11" fmla="*/ 0 w 1406296"/>
-                            <a:gd name="connsiteY11" fmla="*/ 288031 h 288031"/>
-                          </a:gdLst>
-                          <a:ahLst/>
-                          <a:cxnLst>
-                            <a:cxn ang="0">
-                              <a:pos x="connsiteX0" y="connsiteY0"/>
-                            </a:cxn>
-                            <a:cxn ang="0">
-                              <a:pos x="connsiteX1" y="connsiteY1"/>
-                            </a:cxn>
-                            <a:cxn ang="0">
-                              <a:pos x="connsiteX2" y="connsiteY2"/>
-                            </a:cxn>
-                            <a:cxn ang="0">
-                              <a:pos x="connsiteX3" y="connsiteY3"/>
-                            </a:cxn>
-                            <a:cxn ang="0">
-                              <a:pos x="connsiteX4" y="connsiteY4"/>
-                            </a:cxn>
-                            <a:cxn ang="0">
-                              <a:pos x="connsiteX5" y="connsiteY5"/>
-                            </a:cxn>
-                            <a:cxn ang="0">
-                              <a:pos x="connsiteX6" y="connsiteY6"/>
-                            </a:cxn>
-                            <a:cxn ang="0">
-                              <a:pos x="connsiteX7" y="connsiteY7"/>
-                            </a:cxn>
-                            <a:cxn ang="0">
-                              <a:pos x="connsiteX8" y="connsiteY8"/>
-                            </a:cxn>
-                            <a:cxn ang="0">
-                              <a:pos x="connsiteX9" y="connsiteY9"/>
-                            </a:cxn>
-                            <a:cxn ang="0">
-                              <a:pos x="connsiteX10" y="connsiteY10"/>
-                            </a:cxn>
-                            <a:cxn ang="0">
-                              <a:pos x="connsiteX11" y="connsiteY11"/>
-                            </a:cxn>
-                          </a:cxnLst>
-                          <a:rect l="l" t="t" r="r" b="b"/>
-                          <a:pathLst>
-                            <a:path w="1406296" h="288031">
-                              <a:moveTo>
-                                <a:pt x="1093154" y="0"/>
-                              </a:moveTo>
-                              <a:lnTo>
-                                <a:pt x="1171153" y="0"/>
-                              </a:lnTo>
-                              <a:lnTo>
-                                <a:pt x="1406296" y="288031"/>
-                              </a:lnTo>
-                              <a:lnTo>
-                                <a:pt x="1328297" y="288031"/>
-                              </a:lnTo>
-                              <a:close/>
-                              <a:moveTo>
-                                <a:pt x="1030297" y="0"/>
-                              </a:moveTo>
-                              <a:lnTo>
-                                <a:pt x="1069917" y="0"/>
-                              </a:lnTo>
-                              <a:lnTo>
-                                <a:pt x="1305060" y="288031"/>
-                              </a:lnTo>
-                              <a:lnTo>
-                                <a:pt x="1265440" y="288031"/>
-                              </a:lnTo>
-                              <a:close/>
-                              <a:moveTo>
-                                <a:pt x="0" y="0"/>
-                              </a:moveTo>
-                              <a:lnTo>
-                                <a:pt x="1007060" y="0"/>
-                              </a:lnTo>
-                              <a:lnTo>
-                                <a:pt x="1242203" y="288031"/>
-                              </a:lnTo>
-                              <a:lnTo>
-                                <a:pt x="0" y="288031"/>
-                              </a:lnTo>
-                              <a:close/>
-                            </a:path>
-                          </a:pathLst>
-                        </a:custGeom>
-                        <a:solidFill>
-                          <a:srgbClr val="9A0000"/>
-                        </a:solidFill>
-                        <a:ln>
+                      </wpg:grpSpPr>
+                      <wps:wsp>
+                        <wps:cNvPr id="43" name="直角三角形 3"/>
+                        <wps:cNvSpPr/>
+                        <wps:spPr bwMode="auto">
+                          <a:xfrm rot="10800000">
+                            <a:off x="3732" y="201541"/>
+                            <a:ext cx="144145" cy="76200"/>
+                          </a:xfrm>
+                          <a:prstGeom prst="rtTriangle">
+                            <a:avLst/>
+                          </a:prstGeom>
+                          <a:solidFill>
+                            <a:srgbClr val="9A0000"/>
+                          </a:solidFill>
+                          <a:ln>
+                            <a:noFill/>
+                          </a:ln>
+                          <a:effectLst/>
+                        </wps:spPr>
+                        <wps:bodyPr rot="0" spcFirstLastPara="0" vert="horz" wrap="square" lIns="91440" tIns="45720" rIns="91440" bIns="45720" numCol="1" spcCol="0" rtlCol="0" fromWordArt="0" anchor="t" anchorCtr="0" forceAA="0" compatLnSpc="1">
+                          <a:noAutofit/>
+                        </wps:bodyPr>
+                      </wps:wsp>
+                      <wps:wsp>
+                        <wps:cNvPr id="44" name="任意多边形 2"/>
+                        <wps:cNvSpPr/>
+                        <wps:spPr bwMode="auto">
+                          <a:xfrm>
+                            <a:off x="1" y="0"/>
+                            <a:ext cx="1267862" cy="207010"/>
+                          </a:xfrm>
+                          <a:custGeom>
+                            <a:avLst/>
+                            <a:gdLst>
+                              <a:gd name="connsiteX0" fmla="*/ 1093154 w 1406296"/>
+                              <a:gd name="connsiteY0" fmla="*/ 0 h 288031"/>
+                              <a:gd name="connsiteX1" fmla="*/ 1171153 w 1406296"/>
+                              <a:gd name="connsiteY1" fmla="*/ 0 h 288031"/>
+                              <a:gd name="connsiteX2" fmla="*/ 1406296 w 1406296"/>
+                              <a:gd name="connsiteY2" fmla="*/ 288031 h 288031"/>
+                              <a:gd name="connsiteX3" fmla="*/ 1328297 w 1406296"/>
+                              <a:gd name="connsiteY3" fmla="*/ 288031 h 288031"/>
+                              <a:gd name="connsiteX4" fmla="*/ 1030297 w 1406296"/>
+                              <a:gd name="connsiteY4" fmla="*/ 0 h 288031"/>
+                              <a:gd name="connsiteX5" fmla="*/ 1069917 w 1406296"/>
+                              <a:gd name="connsiteY5" fmla="*/ 0 h 288031"/>
+                              <a:gd name="connsiteX6" fmla="*/ 1305060 w 1406296"/>
+                              <a:gd name="connsiteY6" fmla="*/ 288031 h 288031"/>
+                              <a:gd name="connsiteX7" fmla="*/ 1265440 w 1406296"/>
+                              <a:gd name="connsiteY7" fmla="*/ 288031 h 288031"/>
+                              <a:gd name="connsiteX8" fmla="*/ 0 w 1406296"/>
+                              <a:gd name="connsiteY8" fmla="*/ 0 h 288031"/>
+                              <a:gd name="connsiteX9" fmla="*/ 1007060 w 1406296"/>
+                              <a:gd name="connsiteY9" fmla="*/ 0 h 288031"/>
+                              <a:gd name="connsiteX10" fmla="*/ 1242203 w 1406296"/>
+                              <a:gd name="connsiteY10" fmla="*/ 288031 h 288031"/>
+                              <a:gd name="connsiteX11" fmla="*/ 0 w 1406296"/>
+                              <a:gd name="connsiteY11" fmla="*/ 288031 h 288031"/>
+                            </a:gdLst>
+                            <a:ahLst/>
+                            <a:cxnLst>
+                              <a:cxn ang="0">
+                                <a:pos x="connsiteX0" y="connsiteY0"/>
+                              </a:cxn>
+                              <a:cxn ang="0">
+                                <a:pos x="connsiteX1" y="connsiteY1"/>
+                              </a:cxn>
+                              <a:cxn ang="0">
+                                <a:pos x="connsiteX2" y="connsiteY2"/>
+                              </a:cxn>
+                              <a:cxn ang="0">
+                                <a:pos x="connsiteX3" y="connsiteY3"/>
+                              </a:cxn>
+                              <a:cxn ang="0">
+                                <a:pos x="connsiteX4" y="connsiteY4"/>
+                              </a:cxn>
+                              <a:cxn ang="0">
+                                <a:pos x="connsiteX5" y="connsiteY5"/>
+                              </a:cxn>
+                              <a:cxn ang="0">
+                                <a:pos x="connsiteX6" y="connsiteY6"/>
+                              </a:cxn>
+                              <a:cxn ang="0">
+                                <a:pos x="connsiteX7" y="connsiteY7"/>
+                              </a:cxn>
+                              <a:cxn ang="0">
+                                <a:pos x="connsiteX8" y="connsiteY8"/>
+                              </a:cxn>
+                              <a:cxn ang="0">
+                                <a:pos x="connsiteX9" y="connsiteY9"/>
+                              </a:cxn>
+                              <a:cxn ang="0">
+                                <a:pos x="connsiteX10" y="connsiteY10"/>
+                              </a:cxn>
+                              <a:cxn ang="0">
+                                <a:pos x="connsiteX11" y="connsiteY11"/>
+                              </a:cxn>
+                            </a:cxnLst>
+                            <a:rect l="l" t="t" r="r" b="b"/>
+                            <a:pathLst>
+                              <a:path w="1406296" h="288031">
+                                <a:moveTo>
+                                  <a:pt x="1093154" y="0"/>
+                                </a:moveTo>
+                                <a:lnTo>
+                                  <a:pt x="1171153" y="0"/>
+                                </a:lnTo>
+                                <a:lnTo>
+                                  <a:pt x="1406296" y="288031"/>
+                                </a:lnTo>
+                                <a:lnTo>
+                                  <a:pt x="1328297" y="288031"/>
+                                </a:lnTo>
+                                <a:close/>
+                                <a:moveTo>
+                                  <a:pt x="1030297" y="0"/>
+                                </a:moveTo>
+                                <a:lnTo>
+                                  <a:pt x="1069917" y="0"/>
+                                </a:lnTo>
+                                <a:lnTo>
+                                  <a:pt x="1305060" y="288031"/>
+                                </a:lnTo>
+                                <a:lnTo>
+                                  <a:pt x="1265440" y="288031"/>
+                                </a:lnTo>
+                                <a:close/>
+                                <a:moveTo>
+                                  <a:pt x="0" y="0"/>
+                                </a:moveTo>
+                                <a:lnTo>
+                                  <a:pt x="1007060" y="0"/>
+                                </a:lnTo>
+                                <a:lnTo>
+                                  <a:pt x="1242203" y="288031"/>
+                                </a:lnTo>
+                                <a:lnTo>
+                                  <a:pt x="0" y="288031"/>
+                                </a:lnTo>
+                                <a:close/>
+                              </a:path>
+                            </a:pathLst>
+                          </a:custGeom>
+                          <a:solidFill>
+                            <a:srgbClr val="9A0000"/>
+                          </a:solidFill>
+                          <a:ln>
+                            <a:noFill/>
+                          </a:ln>
+                          <a:effectLst/>
+                        </wps:spPr>
+                        <wps:txbx>
+                          <w:txbxContent>
+                            <w:p>
+                              <w:pPr>
+                                <w:adjustRightInd w:val="0"/>
+                                <w:snapToGrid w:val="0"/>
+                                <w:spacing w:line="320" w:lineRule="exact"/>
+                                <w:rPr>
+                                  <w:rFonts w:ascii="微软雅黑" w:hAnsi="微软雅黑" w:hint="eastAsia"/>
+                                  <w:color w:val="FFFFFF"/>
+                                  <w:sz w:val="24"/>
+                                  <w:szCs w:val="24"/>
+                                </w:rPr>
+                              </w:pPr>
+                              <w:r>
+                                <w:rPr>
+                                  <w:rFonts w:ascii="微软雅黑" w:hAnsi="微软雅黑" w:hint="eastAsia"/>
+                                  <w:color w:val="FFFFFF"/>
+                                  <w:sz w:val="24"/>
+                                  <w:szCs w:val="24"/>
+                                </w:rPr>
+                                <w:t>基本信息</w:t>
+                              </w:r>
+                            </w:p>
+                          </w:txbxContent>
+                        </wps:txbx>
+                        <wps:bodyPr rot="0" spcFirstLastPara="0" vert="horz" wrap="square" lIns="198000" tIns="0" rIns="91440" bIns="0" numCol="1" spcCol="0" rtlCol="0" fromWordArt="0" anchor="ctr" anchorCtr="0" forceAA="0" compatLnSpc="1">
+                          <a:noAutofit/>
+                        </wps:bodyPr>
+                      </wps:wsp>
+                      <wps:wsp>
+                        <wps:cNvPr id="45" name="直接连接符 45"/>
+                        <wps:cNvCnPr/>
+                        <wps:spPr>
+                          <a:xfrm>
+                            <a:off x="287369" y="193905"/>
+                            <a:ext cx="6736366" cy="33762"/>
+                          </a:xfrm>
+                          <a:prstGeom prst="line">
+                            <a:avLst/>
+                          </a:prstGeom>
                           <a:noFill/>
-                        </a:ln>
-                        <a:effectLst/>
-                      </wps:spPr>
-                      <wps:txbx>
-                        <w:txbxContent>
-                          <w:p>
-                            <w:pPr>
-                              <w:adjustRightInd w:val="0"/>
-                              <w:snapToGrid w:val="0"/>
-                              <w:spacing w:line="320" w:lineRule="exact"/>
-                              <w:rPr>
-                                <w:rFonts w:ascii="微软雅黑" w:hAnsi="微软雅黑" w:hint="eastAsia"/>
-                                <w:color w:val="FFFFFF"/>
-                                <w:sz w:val="24"/>
-                                <w:szCs w:val="24"/>
-                              </w:rPr>
-                            </w:pPr>
-                            <w:r>
-                              <w:rPr>
-                                <w:rFonts w:ascii="微软雅黑" w:hAnsi="微软雅黑" w:hint="eastAsia"/>
-                                <w:color w:val="FFFFFF"/>
-                                <w:sz w:val="24"/>
-                                <w:szCs w:val="24"/>
-                              </w:rPr>
-                              <w:t>基本</w:t>
-                            </w:r>
-                            <w:r>
-                              <w:rPr>
-                                <w:rFonts w:ascii="微软雅黑" w:hAnsi="微软雅黑"/>
-                                <w:color w:val="FFFFFF"/>
-                                <w:sz w:val="24"/>
-                                <w:szCs w:val="24"/>
-                              </w:rPr>
-                              <w:t>信息</w:t>
-                            </w:r>
-                          </w:p>
-                        </w:txbxContent>
-                      </wps:txbx>
-                      <wps:bodyPr rot="0" spcFirstLastPara="0" vert="horz" wrap="square" lIns="198000" tIns="0" rIns="91440" bIns="0" numCol="1" spcCol="0" rtlCol="0" fromWordArt="0" anchor="ctr" anchorCtr="0" forceAA="0" compatLnSpc="1">
-                        <a:noAutofit/>
-                      </wps:bodyPr>
-                    </wps:wsp>
+                          <a:ln w="9525" cap="flat" cmpd="sng" algn="ctr">
+                            <a:solidFill>
+                              <a:srgbClr val="9A0000"/>
+                            </a:solidFill>
+                            <a:prstDash val="solid"/>
+                          </a:ln>
+                          <a:effectLst/>
+                        </wps:spPr>
+                        <wps:bodyPr/>
+                      </wps:wsp>
+                    </wpg:wgp>
                   </a:graphicData>
                 </a:graphic>
               </wp:anchor>
@@ -501,46 +541,45 @@
           </mc:Choice>
           <mc:Fallback>
             <w:pict>
-              <v:shape w14:anchorId="49EAA655" id="任意多边形 2" o:spid="_x0000_s1026" style="position:absolute;left:0;text-align:left;margin-left:-17.15pt;margin-top:14.4pt;width:98.95pt;height:16.35pt;z-index:251666944;visibility:visible;mso-wrap-style:square;mso-wrap-distance-left:9pt;mso-wrap-distance-top:0;mso-wrap-distance-right:9pt;mso-wrap-distance-bottom:0;mso-position-horizontal:absolute;mso-position-horizontal-relative:text;mso-position-vertical:absolute;mso-position-vertical-relative:text;v-text-anchor:middle" coordsize="1406296,288031" o:spt="100" o:gfxdata="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" adj="-11796480,,5400" path="m1093154,r77999,l1406296,288031r-77999,l1093154,xm1030297,r39620,l1305060,288031r-39620,l1030297,xm,l1007060,r235143,288031l,288031,,xe" fillcolor="#9a0000" stroked="f">
-                <v:stroke joinstyle="miter"/>
-                <v:formulas/>
-                <v:path arrowok="t" o:connecttype="custom" o:connectlocs="976842,0;1046541,0;1256665,207645;1186965,207645;920673,0;956077,0;1166201,207645;1130796,207645;0,0;899908,0;1110032,207645;0,207645" o:connectangles="0,0,0,0,0,0,0,0,0,0,0,0" textboxrect="0,0,1406296,288031"/>
-                <v:textbox inset="5.5mm,0,,0">
-                  <w:txbxContent>
-                    <w:p>
-                      <w:pPr>
-                        <w:adjustRightInd w:val="0"/>
-                        <w:snapToGrid w:val="0"/>
-                        <w:spacing w:line="320" w:lineRule="exact"/>
-                        <w:rPr>
-                          <w:rFonts w:ascii="微软雅黑" w:hAnsi="微软雅黑" w:hint="eastAsia"/>
-                          <w:color w:val="FFFFFF"/>
-                          <w:sz w:val="24"/>
-                          <w:szCs w:val="24"/>
-                        </w:rPr>
-                      </w:pPr>
-                      <w:r>
-                        <w:rPr>
-                          <w:rFonts w:ascii="微软雅黑" w:hAnsi="微软雅黑" w:hint="eastAsia"/>
-                          <w:color w:val="FFFFFF"/>
-                          <w:sz w:val="24"/>
-                          <w:szCs w:val="24"/>
-                        </w:rPr>
-                        <w:t>基本</w:t>
-                      </w:r>
-                      <w:r>
-                        <w:rPr>
-                          <w:rFonts w:ascii="微软雅黑" w:hAnsi="微软雅黑"/>
-                          <w:color w:val="FFFFFF"/>
-                          <w:sz w:val="24"/>
-                          <w:szCs w:val="24"/>
-                        </w:rPr>
-                        <w:t>信息</w:t>
-                      </w:r>
-                    </w:p>
-                  </w:txbxContent>
-                </v:textbox>
-              </v:shape>
+              <v:group w14:anchorId="5D605026" id="组合 42" o:spid="_x0000_s1026" style="position:absolute;left:0;text-align:left;margin-left:-17.8pt;margin-top:16.6pt;width:553.05pt;height:21.85pt;z-index:251899392" coordorigin="" coordsize="70237,2777" o:gfxdata="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">
+                <v:shapetype id="_x0000_t6" coordsize="21600,21600" o:spt="6" path="m,l,21600r21600,xe">
+                  <v:stroke joinstyle="miter"/>
+                  <v:path gradientshapeok="t" o:connecttype="custom" o:connectlocs="0,0;0,10800;0,21600;10800,21600;21600,21600;10800,10800" textboxrect="1800,12600,12600,19800"/>
+                </v:shapetype>
+                <v:shape id="直角三角形 3" o:spid="_x0000_s1027" type="#_x0000_t6" style="position:absolute;left:37;top:2015;width:1441;height:762;rotation:180;visibility:visible;mso-wrap-style:square;v-text-anchor:top" o:gfxdata="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" fillcolor="#9a0000" stroked="f"/>
+                <v:shape id="任意多边形 2" o:spid="_x0000_s1028" style="position:absolute;width:12678;height:2070;visibility:visible;mso-wrap-style:square;v-text-anchor:middle" coordsize="1406296,288031" o:spt="100" o:gfxdata="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" adj="-11796480,,5400" path="m1093154,r77999,l1406296,288031r-77999,l1093154,xm1030297,r39620,l1305060,288031r-39620,l1030297,xm,l1007060,r235143,288031l,288031,,xe" fillcolor="#9a0000" stroked="f">
+                  <v:stroke joinstyle="miter"/>
+                  <v:formulas/>
+                  <v:path arrowok="t" o:connecttype="custom" o:connectlocs="985545,0;1055866,0;1267862,207010;1197541,207010;928876,0;964596,0;1176592,207010;1140872,207010;0,0;907926,0;1119922,207010;0,207010" o:connectangles="0,0,0,0,0,0,0,0,0,0,0,0" textboxrect="0,0,1406296,288031"/>
+                  <v:textbox inset="5.5mm,0,,0">
+                    <w:txbxContent>
+                      <w:p>
+                        <w:pPr>
+                          <w:adjustRightInd w:val="0"/>
+                          <w:snapToGrid w:val="0"/>
+                          <w:spacing w:line="320" w:lineRule="exact"/>
+                          <w:rPr>
+                            <w:rFonts w:ascii="微软雅黑" w:hAnsi="微软雅黑" w:hint="eastAsia"/>
+                            <w:color w:val="FFFFFF"/>
+                            <w:sz w:val="24"/>
+                            <w:szCs w:val="24"/>
+                          </w:rPr>
+                        </w:pPr>
+                        <w:r>
+                          <w:rPr>
+                            <w:rFonts w:ascii="微软雅黑" w:hAnsi="微软雅黑" w:hint="eastAsia"/>
+                            <w:color w:val="FFFFFF"/>
+                            <w:sz w:val="24"/>
+                            <w:szCs w:val="24"/>
+                          </w:rPr>
+                          <w:t>基本信息</w:t>
+                        </w:r>
+                      </w:p>
+                    </w:txbxContent>
+                  </v:textbox>
+                </v:shape>
+                <v:line id="直接连接符 45" o:spid="_x0000_s1029" style="position:absolute;visibility:visible;mso-wrap-style:square" from="2873,1939" to="70237,2276" o:connectortype="straight" o:gfxdata="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" strokecolor="#9a0000"/>
+              </v:group>
             </w:pict>
           </mc:Fallback>
         </mc:AlternateContent>
@@ -554,7 +593,7 @@
         <mc:AlternateContent>
           <mc:Choice Requires="wps">
             <w:drawing>
-              <wp:anchor distT="0" distB="0" distL="114300" distR="114300" simplePos="0" relativeHeight="251606528" behindDoc="1" locked="0" layoutInCell="1" allowOverlap="1" wp14:anchorId="1435B30F" wp14:editId="028F7024">
+              <wp:anchor distT="0" distB="0" distL="114300" distR="114300" simplePos="0" relativeHeight="251425280" behindDoc="1" locked="0" layoutInCell="1" allowOverlap="1" wp14:anchorId="1435B30F" wp14:editId="7F816FDE">
                 <wp:simplePos x="0" y="0"/>
                 <wp:positionH relativeFrom="column">
                   <wp:posOffset>-79185</wp:posOffset>
@@ -597,7 +636,7 @@
           </mc:Choice>
           <mc:Fallback>
             <w:pict>
-              <v:line w14:anchorId="6904A193" id="直接连接符 26" o:spid="_x0000_s1026" style="position:absolute;z-index:-251709952;visibility:visible;mso-wrap-style:square;mso-wrap-distance-left:9pt;mso-wrap-distance-top:0;mso-wrap-distance-right:9pt;mso-wrap-distance-bottom:0;mso-position-horizontal:absolute;mso-position-horizontal-relative:text;mso-position-vertical:absolute;mso-position-vertical-relative:page" from="-6.25pt,92.4pt" to="-6.25pt,800.4pt" o:gfxdata="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" strokecolor="#9a0000">
+              <v:line w14:anchorId="278F2425" id="直接连接符 26" o:spid="_x0000_s1026" style="position:absolute;z-index:-251891200;visibility:visible;mso-wrap-style:square;mso-wrap-distance-left:9pt;mso-wrap-distance-top:0;mso-wrap-distance-right:9pt;mso-wrap-distance-bottom:0;mso-position-horizontal:absolute;mso-position-horizontal-relative:text;mso-position-vertical:absolute;mso-position-vertical-relative:page" from="-6.25pt,92.4pt" to="-6.25pt,800.4pt" o:gfxdata="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" strokecolor="#9a0000">
                 <w10:wrap anchory="page"/>
               </v:line>
             </w:pict>
@@ -615,135 +654,20 @@
       </w:pPr>
       <w:r>
         <w:rPr>
-          <w:noProof/>
-        </w:rPr>
-        <mc:AlternateContent>
-          <mc:Choice Requires="wps">
-            <w:drawing>
-              <wp:anchor distT="0" distB="0" distL="114300" distR="114300" simplePos="0" relativeHeight="251629568" behindDoc="0" locked="0" layoutInCell="1" allowOverlap="1" wp14:anchorId="393E7321" wp14:editId="749825F6">
-                <wp:simplePos x="0" y="0"/>
-                <wp:positionH relativeFrom="column">
-                  <wp:posOffset>66675</wp:posOffset>
-                </wp:positionH>
-                <wp:positionV relativeFrom="paragraph">
-                  <wp:posOffset>155575</wp:posOffset>
-                </wp:positionV>
-                <wp:extent cx="6648450" cy="0"/>
-                <wp:effectExtent l="0" t="0" r="0" b="0"/>
-                <wp:wrapNone/>
-                <wp:docPr id="14" name="直接连接符 14"/>
-                <wp:cNvGraphicFramePr/>
-                <a:graphic xmlns:a="http://schemas.openxmlformats.org/drawingml/2006/main">
-                  <a:graphicData uri="http://schemas.microsoft.com/office/word/2010/wordprocessingShape">
-                    <wps:wsp>
-                      <wps:cNvCnPr/>
-                      <wps:spPr>
-                        <a:xfrm>
-                          <a:off x="0" y="0"/>
-                          <a:ext cx="6648450" cy="0"/>
-                        </a:xfrm>
-                        <a:prstGeom prst="line">
-                          <a:avLst/>
-                        </a:prstGeom>
-                        <a:noFill/>
-                        <a:ln w="9525" cap="flat" cmpd="sng" algn="ctr">
-                          <a:solidFill>
-                            <a:srgbClr val="9A0000"/>
-                          </a:solidFill>
-                          <a:prstDash val="solid"/>
-                        </a:ln>
-                        <a:effectLst/>
-                      </wps:spPr>
-                      <wps:bodyPr/>
-                    </wps:wsp>
-                  </a:graphicData>
-                </a:graphic>
-              </wp:anchor>
-            </w:drawing>
-          </mc:Choice>
-          <mc:Fallback>
-            <w:pict>
-              <v:line w14:anchorId="5483990F" id="直接连接符 14" o:spid="_x0000_s1026" style="position:absolute;z-index:251629568;visibility:visible;mso-wrap-style:square;mso-wrap-distance-left:9pt;mso-wrap-distance-top:0;mso-wrap-distance-right:9pt;mso-wrap-distance-bottom:0;mso-position-horizontal:absolute;mso-position-horizontal-relative:text;mso-position-vertical:absolute;mso-position-vertical-relative:text" from="5.25pt,12.25pt" to="528.75pt,12.25pt" o:gfxdata="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" strokecolor="#9a0000"/>
-            </w:pict>
-          </mc:Fallback>
-        </mc:AlternateContent>
-      </w:r>
-      <w:r>
-        <w:rPr>
-          <w:noProof/>
-        </w:rPr>
-        <mc:AlternateContent>
-          <mc:Choice Requires="wps">
-            <w:drawing>
-              <wp:anchor distT="0" distB="0" distL="114300" distR="114300" simplePos="0" relativeHeight="251627520" behindDoc="0" locked="0" layoutInCell="1" allowOverlap="1" wp14:anchorId="36DDD627" wp14:editId="63880262">
-                <wp:simplePos x="0" y="0"/>
-                <wp:positionH relativeFrom="column">
-                  <wp:posOffset>-218440</wp:posOffset>
-                </wp:positionH>
-                <wp:positionV relativeFrom="paragraph">
-                  <wp:posOffset>156845</wp:posOffset>
-                </wp:positionV>
-                <wp:extent cx="144145" cy="76200"/>
-                <wp:effectExtent l="0" t="0" r="8255" b="0"/>
-                <wp:wrapNone/>
-                <wp:docPr id="13" name="直角三角形 3"/>
-                <wp:cNvGraphicFramePr/>
-                <a:graphic xmlns:a="http://schemas.openxmlformats.org/drawingml/2006/main">
-                  <a:graphicData uri="http://schemas.microsoft.com/office/word/2010/wordprocessingShape">
-                    <wps:wsp>
-                      <wps:cNvSpPr/>
-                      <wps:spPr bwMode="auto">
-                        <a:xfrm rot="10800000">
-                          <a:off x="0" y="0"/>
-                          <a:ext cx="144145" cy="76200"/>
-                        </a:xfrm>
-                        <a:prstGeom prst="rtTriangle">
-                          <a:avLst/>
-                        </a:prstGeom>
-                        <a:solidFill>
-                          <a:srgbClr val="9A0000"/>
-                        </a:solidFill>
-                        <a:ln>
-                          <a:noFill/>
-                        </a:ln>
-                        <a:effectLst/>
-                      </wps:spPr>
-                      <wps:bodyPr rot="0" spcFirstLastPara="0" vert="horz" wrap="square" lIns="91440" tIns="45720" rIns="91440" bIns="45720" numCol="1" spcCol="0" rtlCol="0" fromWordArt="0" anchor="t" anchorCtr="0" forceAA="0" compatLnSpc="1">
-                        <a:noAutofit/>
-                      </wps:bodyPr>
-                    </wps:wsp>
-                  </a:graphicData>
-                </a:graphic>
-              </wp:anchor>
-            </w:drawing>
-          </mc:Choice>
-          <mc:Fallback>
-            <w:pict>
-              <v:shapetype w14:anchorId="63ABA16E" id="_x0000_t6" coordsize="21600,21600" o:spt="6" path="m,l,21600r21600,xe">
-                <v:stroke joinstyle="miter"/>
-                <v:path gradientshapeok="t" o:connecttype="custom" o:connectlocs="0,0;0,10800;0,21600;10800,21600;21600,21600;10800,10800" textboxrect="1800,12600,12600,19800"/>
-              </v:shapetype>
-              <v:shape id="直角三角形 3" o:spid="_x0000_s1026" type="#_x0000_t6" style="position:absolute;margin-left:-17.2pt;margin-top:12.35pt;width:11.35pt;height:6pt;rotation:180;z-index:251627520;visibility:visible;mso-wrap-style:square;mso-wrap-distance-left:9pt;mso-wrap-distance-top:0;mso-wrap-distance-right:9pt;mso-wrap-distance-bottom:0;mso-position-horizontal:absolute;mso-position-horizontal-relative:text;mso-position-vertical:absolute;mso-position-vertical-relative:text;v-text-anchor:top" o:gfxdata="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" fillcolor="#9a0000" stroked="f"/>
-            </w:pict>
-          </mc:Fallback>
-        </mc:AlternateContent>
-      </w:r>
-      <w:r>
-        <w:rPr>
           <w:rFonts w:hint="eastAsia"/>
           <w:noProof/>
         </w:rPr>
         <w:drawing>
-          <wp:anchor distT="0" distB="0" distL="114300" distR="114300" simplePos="0" relativeHeight="251624448" behindDoc="0" locked="0" layoutInCell="1" allowOverlap="1" wp14:anchorId="6BD4C1CB" wp14:editId="4D69F2E5">
+          <wp:anchor distT="0" distB="0" distL="114300" distR="114300" simplePos="0" relativeHeight="251430400" behindDoc="0" locked="0" layoutInCell="1" allowOverlap="1" wp14:anchorId="6BD4C1CB" wp14:editId="1953625D">
             <wp:simplePos x="0" y="0"/>
             <wp:positionH relativeFrom="column">
-              <wp:posOffset>5513293</wp:posOffset>
+              <wp:posOffset>5518123</wp:posOffset>
             </wp:positionH>
             <wp:positionV relativeFrom="paragraph">
-              <wp:posOffset>100649</wp:posOffset>
+              <wp:posOffset>190615</wp:posOffset>
             </wp:positionV>
-            <wp:extent cx="841053" cy="1178155"/>
-            <wp:effectExtent l="0" t="0" r="0" b="3175"/>
+            <wp:extent cx="776307" cy="1087459"/>
+            <wp:effectExtent l="0" t="0" r="5080" b="0"/>
             <wp:wrapNone/>
             <wp:docPr id="8" name="图片 8" descr="352083421158990fc0c48989c9cfca27"/>
             <wp:cNvGraphicFramePr>
@@ -767,7 +691,7 @@
                   <pic:spPr>
                     <a:xfrm>
                       <a:off x="0" y="0"/>
-                      <a:ext cx="851997" cy="1193486"/>
+                      <a:ext cx="777933" cy="1089736"/>
                     </a:xfrm>
                     <a:prstGeom prst="rect">
                       <a:avLst/>
@@ -792,15 +716,15 @@
         <mc:AlternateContent>
           <mc:Choice Requires="wpg">
             <w:drawing>
-              <wp:anchor distT="0" distB="0" distL="114300" distR="114300" simplePos="0" relativeHeight="251625472" behindDoc="0" locked="0" layoutInCell="1" allowOverlap="1" wp14:anchorId="247085E9" wp14:editId="0462F61A">
+              <wp:anchor distT="0" distB="0" distL="114300" distR="114300" simplePos="0" relativeHeight="251434496" behindDoc="0" locked="0" layoutInCell="1" allowOverlap="1" wp14:anchorId="247085E9" wp14:editId="29EFE24B">
                 <wp:simplePos x="0" y="0"/>
                 <wp:positionH relativeFrom="column">
-                  <wp:posOffset>59500</wp:posOffset>
+                  <wp:posOffset>-41564</wp:posOffset>
                 </wp:positionH>
                 <wp:positionV relativeFrom="page">
-                  <wp:posOffset>1275715</wp:posOffset>
+                  <wp:posOffset>1276248</wp:posOffset>
                 </wp:positionV>
-                <wp:extent cx="5175250" cy="977265"/>
+                <wp:extent cx="5253492" cy="977900"/>
                 <wp:effectExtent l="0" t="0" r="0" b="0"/>
                 <wp:wrapNone/>
                 <wp:docPr id="1" name="组合 1"/>
@@ -812,9 +736,9 @@
                       <wpg:grpSpPr>
                         <a:xfrm>
                           <a:off x="0" y="0"/>
-                          <a:ext cx="5175250" cy="977265"/>
+                          <a:ext cx="5253492" cy="977900"/>
                           <a:chOff x="0" y="-134640"/>
-                          <a:chExt cx="5176459" cy="987487"/>
+                          <a:chExt cx="5254718" cy="988763"/>
                         </a:xfrm>
                         <a:effectLst/>
                       </wpg:grpSpPr>
@@ -996,8 +920,8 @@
                         </wps:cNvSpPr>
                         <wps:spPr bwMode="auto">
                           <a:xfrm>
-                            <a:off x="2419282" y="-128226"/>
-                            <a:ext cx="2757177" cy="981073"/>
+                            <a:off x="2497540" y="-128230"/>
+                            <a:ext cx="2757178" cy="982353"/>
                           </a:xfrm>
                           <a:prstGeom prst="rect">
                             <a:avLst/>
@@ -1080,16 +1004,7 @@
                                   <w:sz w:val="20"/>
                                   <w:szCs w:val="20"/>
                                 </w:rPr>
-                                <w:t>就读院校：</w:t>
-                              </w:r>
-                              <w:r>
-                                <w:rPr>
-                                  <w:rFonts w:ascii="微软雅黑" w:hAnsi="微软雅黑" w:hint="eastAsia"/>
-                                  <w:color w:val="414141"/>
-                                  <w:sz w:val="20"/>
-                                  <w:szCs w:val="20"/>
-                                </w:rPr>
-                                <w:t>北京大学</w:t>
+                                <w:t>就读院校：北京大学</w:t>
                               </w:r>
                               <w:r>
                                 <w:rPr>
@@ -1142,12 +1057,12 @@
           </mc:Choice>
           <mc:Fallback>
             <w:pict>
-              <v:group w14:anchorId="247085E9" id="组合 1" o:spid="_x0000_s1027" style="position:absolute;left:0;text-align:left;margin-left:4.7pt;margin-top:100.45pt;width:407.5pt;height:76.95pt;z-index:251625472;mso-position-vertical-relative:page;mso-width-relative:margin;mso-height-relative:margin" coordorigin=",-1346" coordsize="51764,9874" o:gfxdata="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">
+              <v:group w14:anchorId="247085E9" id="组合 1" o:spid="_x0000_s1030" style="position:absolute;left:0;text-align:left;margin-left:-3.25pt;margin-top:100.5pt;width:413.65pt;height:77pt;z-index:251434496;mso-position-vertical-relative:page;mso-width-relative:margin;mso-height-relative:margin" coordorigin=",-1346" coordsize="52547,9887" o:gfxdata="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">
                 <v:shapetype id="_x0000_t202" coordsize="21600,21600" o:spt="202" path="m,l,21600r21600,l21600,xe">
                   <v:stroke joinstyle="miter"/>
                   <v:path gradientshapeok="t" o:connecttype="rect"/>
                 </v:shapetype>
-                <v:shape id="_x0000_s1028" type="#_x0000_t202" style="position:absolute;top:-1346;width:24098;height:9805;visibility:visible;mso-wrap-style:square;v-text-anchor:middle" o:gfxdata="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" filled="f" stroked="f">
+                <v:shape id="_x0000_s1031" type="#_x0000_t202" style="position:absolute;top:-1346;width:24098;height:9805;visibility:visible;mso-wrap-style:square;v-text-anchor:middle" o:gfxdata="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" filled="f" stroked="f">
                   <v:textbox>
                     <w:txbxContent>
                       <w:p>
@@ -1296,7 +1211,7 @@
                     </w:txbxContent>
                   </v:textbox>
                 </v:shape>
-                <v:shape id="_x0000_s1029" type="#_x0000_t202" style="position:absolute;left:24192;top:-1282;width:27572;height:9810;visibility:visible;mso-wrap-style:square;v-text-anchor:middle" o:gfxdata="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" filled="f" stroked="f">
+                <v:shape id="_x0000_s1032" type="#_x0000_t202" style="position:absolute;left:24975;top:-1282;width:27572;height:9823;visibility:visible;mso-wrap-style:square;v-text-anchor:middle" o:gfxdata="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" filled="f" stroked="f">
                   <v:textbox style="mso-fit-shape-to-text:t">
                     <w:txbxContent>
                       <w:p>
@@ -1368,16 +1283,7 @@
                             <w:sz w:val="20"/>
                             <w:szCs w:val="20"/>
                           </w:rPr>
-                          <w:t>就读院校：</w:t>
-                        </w:r>
-                        <w:r>
-                          <w:rPr>
-                            <w:rFonts w:ascii="微软雅黑" w:hAnsi="微软雅黑" w:hint="eastAsia"/>
-                            <w:color w:val="414141"/>
-                            <w:sz w:val="20"/>
-                            <w:szCs w:val="20"/>
-                          </w:rPr>
-                          <w:t>北京大学</w:t>
+                          <w:t>就读院校：北京大学</w:t>
                         </w:r>
                         <w:r>
                           <w:rPr>
@@ -1457,184 +1363,249 @@
       </w:pPr>
       <w:r>
         <w:rPr>
-          <w:rFonts w:hint="eastAsia"/>
           <w:noProof/>
         </w:rPr>
         <mc:AlternateContent>
-          <mc:Choice Requires="wps">
+          <mc:Choice Requires="wpg">
             <w:drawing>
-              <wp:anchor distT="0" distB="0" distL="114300" distR="114300" simplePos="0" relativeHeight="251667968" behindDoc="0" locked="0" layoutInCell="1" allowOverlap="1" wp14:anchorId="698E5506" wp14:editId="78699726">
+              <wp:anchor distT="0" distB="0" distL="114300" distR="114300" simplePos="0" relativeHeight="251897344" behindDoc="0" locked="0" layoutInCell="1" allowOverlap="1" wp14:anchorId="1A3B3BC3" wp14:editId="0CC0B5E7">
                 <wp:simplePos x="0" y="0"/>
                 <wp:positionH relativeFrom="column">
-                  <wp:posOffset>-224155</wp:posOffset>
+                  <wp:posOffset>-229235</wp:posOffset>
                 </wp:positionH>
                 <wp:positionV relativeFrom="paragraph">
-                  <wp:posOffset>153035</wp:posOffset>
+                  <wp:posOffset>133907</wp:posOffset>
                 </wp:positionV>
-                <wp:extent cx="1256665" cy="207645"/>
-                <wp:effectExtent l="0" t="0" r="635" b="1905"/>
+                <wp:extent cx="7023734" cy="277741"/>
+                <wp:effectExtent l="0" t="0" r="25400" b="8255"/>
                 <wp:wrapNone/>
-                <wp:docPr id="21" name="任意多边形 2"/>
+                <wp:docPr id="38" name="组合 38"/>
                 <wp:cNvGraphicFramePr/>
                 <a:graphic xmlns:a="http://schemas.openxmlformats.org/drawingml/2006/main">
-                  <a:graphicData uri="http://schemas.microsoft.com/office/word/2010/wordprocessingShape">
-                    <wps:wsp>
-                      <wps:cNvSpPr/>
-                      <wps:spPr bwMode="auto">
+                  <a:graphicData uri="http://schemas.microsoft.com/office/word/2010/wordprocessingGroup">
+                    <wpg:wgp>
+                      <wpg:cNvGrpSpPr/>
+                      <wpg:grpSpPr>
                         <a:xfrm>
                           <a:off x="0" y="0"/>
-                          <a:ext cx="1256665" cy="207645"/>
+                          <a:ext cx="7023734" cy="277741"/>
+                          <a:chOff x="1" y="0"/>
+                          <a:chExt cx="7023734" cy="277741"/>
                         </a:xfrm>
-                        <a:custGeom>
-                          <a:avLst/>
-                          <a:gdLst>
-                            <a:gd name="connsiteX0" fmla="*/ 1093154 w 1406296"/>
-                            <a:gd name="connsiteY0" fmla="*/ 0 h 288031"/>
-                            <a:gd name="connsiteX1" fmla="*/ 1171153 w 1406296"/>
-                            <a:gd name="connsiteY1" fmla="*/ 0 h 288031"/>
-                            <a:gd name="connsiteX2" fmla="*/ 1406296 w 1406296"/>
-                            <a:gd name="connsiteY2" fmla="*/ 288031 h 288031"/>
-                            <a:gd name="connsiteX3" fmla="*/ 1328297 w 1406296"/>
-                            <a:gd name="connsiteY3" fmla="*/ 288031 h 288031"/>
-                            <a:gd name="connsiteX4" fmla="*/ 1030297 w 1406296"/>
-                            <a:gd name="connsiteY4" fmla="*/ 0 h 288031"/>
-                            <a:gd name="connsiteX5" fmla="*/ 1069917 w 1406296"/>
-                            <a:gd name="connsiteY5" fmla="*/ 0 h 288031"/>
-                            <a:gd name="connsiteX6" fmla="*/ 1305060 w 1406296"/>
-                            <a:gd name="connsiteY6" fmla="*/ 288031 h 288031"/>
-                            <a:gd name="connsiteX7" fmla="*/ 1265440 w 1406296"/>
-                            <a:gd name="connsiteY7" fmla="*/ 288031 h 288031"/>
-                            <a:gd name="connsiteX8" fmla="*/ 0 w 1406296"/>
-                            <a:gd name="connsiteY8" fmla="*/ 0 h 288031"/>
-                            <a:gd name="connsiteX9" fmla="*/ 1007060 w 1406296"/>
-                            <a:gd name="connsiteY9" fmla="*/ 0 h 288031"/>
-                            <a:gd name="connsiteX10" fmla="*/ 1242203 w 1406296"/>
-                            <a:gd name="connsiteY10" fmla="*/ 288031 h 288031"/>
-                            <a:gd name="connsiteX11" fmla="*/ 0 w 1406296"/>
-                            <a:gd name="connsiteY11" fmla="*/ 288031 h 288031"/>
-                          </a:gdLst>
-                          <a:ahLst/>
-                          <a:cxnLst>
-                            <a:cxn ang="0">
-                              <a:pos x="connsiteX0" y="connsiteY0"/>
-                            </a:cxn>
-                            <a:cxn ang="0">
-                              <a:pos x="connsiteX1" y="connsiteY1"/>
-                            </a:cxn>
-                            <a:cxn ang="0">
-                              <a:pos x="connsiteX2" y="connsiteY2"/>
-                            </a:cxn>
-                            <a:cxn ang="0">
-                              <a:pos x="connsiteX3" y="connsiteY3"/>
-                            </a:cxn>
-                            <a:cxn ang="0">
-                              <a:pos x="connsiteX4" y="connsiteY4"/>
-                            </a:cxn>
-                            <a:cxn ang="0">
-                              <a:pos x="connsiteX5" y="connsiteY5"/>
-                            </a:cxn>
-                            <a:cxn ang="0">
-                              <a:pos x="connsiteX6" y="connsiteY6"/>
-                            </a:cxn>
-                            <a:cxn ang="0">
-                              <a:pos x="connsiteX7" y="connsiteY7"/>
-                            </a:cxn>
-                            <a:cxn ang="0">
-                              <a:pos x="connsiteX8" y="connsiteY8"/>
-                            </a:cxn>
-                            <a:cxn ang="0">
-                              <a:pos x="connsiteX9" y="connsiteY9"/>
-                            </a:cxn>
-                            <a:cxn ang="0">
-                              <a:pos x="connsiteX10" y="connsiteY10"/>
-                            </a:cxn>
-                            <a:cxn ang="0">
-                              <a:pos x="connsiteX11" y="connsiteY11"/>
-                            </a:cxn>
-                          </a:cxnLst>
-                          <a:rect l="l" t="t" r="r" b="b"/>
-                          <a:pathLst>
-                            <a:path w="1406296" h="288031">
-                              <a:moveTo>
-                                <a:pt x="1093154" y="0"/>
-                              </a:moveTo>
-                              <a:lnTo>
-                                <a:pt x="1171153" y="0"/>
-                              </a:lnTo>
-                              <a:lnTo>
-                                <a:pt x="1406296" y="288031"/>
-                              </a:lnTo>
-                              <a:lnTo>
-                                <a:pt x="1328297" y="288031"/>
-                              </a:lnTo>
-                              <a:close/>
-                              <a:moveTo>
-                                <a:pt x="1030297" y="0"/>
-                              </a:moveTo>
-                              <a:lnTo>
-                                <a:pt x="1069917" y="0"/>
-                              </a:lnTo>
-                              <a:lnTo>
-                                <a:pt x="1305060" y="288031"/>
-                              </a:lnTo>
-                              <a:lnTo>
-                                <a:pt x="1265440" y="288031"/>
-                              </a:lnTo>
-                              <a:close/>
-                              <a:moveTo>
-                                <a:pt x="0" y="0"/>
-                              </a:moveTo>
-                              <a:lnTo>
-                                <a:pt x="1007060" y="0"/>
-                              </a:lnTo>
-                              <a:lnTo>
-                                <a:pt x="1242203" y="288031"/>
-                              </a:lnTo>
-                              <a:lnTo>
-                                <a:pt x="0" y="288031"/>
-                              </a:lnTo>
-                              <a:close/>
-                            </a:path>
-                          </a:pathLst>
-                        </a:custGeom>
-                        <a:solidFill>
-                          <a:srgbClr val="9A0000"/>
-                        </a:solidFill>
-                        <a:ln>
+                      </wpg:grpSpPr>
+                      <wps:wsp>
+                        <wps:cNvPr id="39" name="直角三角形 3"/>
+                        <wps:cNvSpPr/>
+                        <wps:spPr bwMode="auto">
+                          <a:xfrm rot="10800000">
+                            <a:off x="3732" y="201541"/>
+                            <a:ext cx="144145" cy="76200"/>
+                          </a:xfrm>
+                          <a:prstGeom prst="rtTriangle">
+                            <a:avLst/>
+                          </a:prstGeom>
+                          <a:solidFill>
+                            <a:srgbClr val="9A0000"/>
+                          </a:solidFill>
+                          <a:ln>
+                            <a:noFill/>
+                          </a:ln>
+                          <a:effectLst/>
+                        </wps:spPr>
+                        <wps:bodyPr rot="0" spcFirstLastPara="0" vert="horz" wrap="square" lIns="91440" tIns="45720" rIns="91440" bIns="45720" numCol="1" spcCol="0" rtlCol="0" fromWordArt="0" anchor="t" anchorCtr="0" forceAA="0" compatLnSpc="1">
+                          <a:noAutofit/>
+                        </wps:bodyPr>
+                      </wps:wsp>
+                      <wps:wsp>
+                        <wps:cNvPr id="40" name="任意多边形 2"/>
+                        <wps:cNvSpPr/>
+                        <wps:spPr bwMode="auto">
+                          <a:xfrm>
+                            <a:off x="1" y="0"/>
+                            <a:ext cx="1267862" cy="207010"/>
+                          </a:xfrm>
+                          <a:custGeom>
+                            <a:avLst/>
+                            <a:gdLst>
+                              <a:gd name="connsiteX0" fmla="*/ 1093154 w 1406296"/>
+                              <a:gd name="connsiteY0" fmla="*/ 0 h 288031"/>
+                              <a:gd name="connsiteX1" fmla="*/ 1171153 w 1406296"/>
+                              <a:gd name="connsiteY1" fmla="*/ 0 h 288031"/>
+                              <a:gd name="connsiteX2" fmla="*/ 1406296 w 1406296"/>
+                              <a:gd name="connsiteY2" fmla="*/ 288031 h 288031"/>
+                              <a:gd name="connsiteX3" fmla="*/ 1328297 w 1406296"/>
+                              <a:gd name="connsiteY3" fmla="*/ 288031 h 288031"/>
+                              <a:gd name="connsiteX4" fmla="*/ 1030297 w 1406296"/>
+                              <a:gd name="connsiteY4" fmla="*/ 0 h 288031"/>
+                              <a:gd name="connsiteX5" fmla="*/ 1069917 w 1406296"/>
+                              <a:gd name="connsiteY5" fmla="*/ 0 h 288031"/>
+                              <a:gd name="connsiteX6" fmla="*/ 1305060 w 1406296"/>
+                              <a:gd name="connsiteY6" fmla="*/ 288031 h 288031"/>
+                              <a:gd name="connsiteX7" fmla="*/ 1265440 w 1406296"/>
+                              <a:gd name="connsiteY7" fmla="*/ 288031 h 288031"/>
+                              <a:gd name="connsiteX8" fmla="*/ 0 w 1406296"/>
+                              <a:gd name="connsiteY8" fmla="*/ 0 h 288031"/>
+                              <a:gd name="connsiteX9" fmla="*/ 1007060 w 1406296"/>
+                              <a:gd name="connsiteY9" fmla="*/ 0 h 288031"/>
+                              <a:gd name="connsiteX10" fmla="*/ 1242203 w 1406296"/>
+                              <a:gd name="connsiteY10" fmla="*/ 288031 h 288031"/>
+                              <a:gd name="connsiteX11" fmla="*/ 0 w 1406296"/>
+                              <a:gd name="connsiteY11" fmla="*/ 288031 h 288031"/>
+                            </a:gdLst>
+                            <a:ahLst/>
+                            <a:cxnLst>
+                              <a:cxn ang="0">
+                                <a:pos x="connsiteX0" y="connsiteY0"/>
+                              </a:cxn>
+                              <a:cxn ang="0">
+                                <a:pos x="connsiteX1" y="connsiteY1"/>
+                              </a:cxn>
+                              <a:cxn ang="0">
+                                <a:pos x="connsiteX2" y="connsiteY2"/>
+                              </a:cxn>
+                              <a:cxn ang="0">
+                                <a:pos x="connsiteX3" y="connsiteY3"/>
+                              </a:cxn>
+                              <a:cxn ang="0">
+                                <a:pos x="connsiteX4" y="connsiteY4"/>
+                              </a:cxn>
+                              <a:cxn ang="0">
+                                <a:pos x="connsiteX5" y="connsiteY5"/>
+                              </a:cxn>
+                              <a:cxn ang="0">
+                                <a:pos x="connsiteX6" y="connsiteY6"/>
+                              </a:cxn>
+                              <a:cxn ang="0">
+                                <a:pos x="connsiteX7" y="connsiteY7"/>
+                              </a:cxn>
+                              <a:cxn ang="0">
+                                <a:pos x="connsiteX8" y="connsiteY8"/>
+                              </a:cxn>
+                              <a:cxn ang="0">
+                                <a:pos x="connsiteX9" y="connsiteY9"/>
+                              </a:cxn>
+                              <a:cxn ang="0">
+                                <a:pos x="connsiteX10" y="connsiteY10"/>
+                              </a:cxn>
+                              <a:cxn ang="0">
+                                <a:pos x="connsiteX11" y="connsiteY11"/>
+                              </a:cxn>
+                            </a:cxnLst>
+                            <a:rect l="l" t="t" r="r" b="b"/>
+                            <a:pathLst>
+                              <a:path w="1406296" h="288031">
+                                <a:moveTo>
+                                  <a:pt x="1093154" y="0"/>
+                                </a:moveTo>
+                                <a:lnTo>
+                                  <a:pt x="1171153" y="0"/>
+                                </a:lnTo>
+                                <a:lnTo>
+                                  <a:pt x="1406296" y="288031"/>
+                                </a:lnTo>
+                                <a:lnTo>
+                                  <a:pt x="1328297" y="288031"/>
+                                </a:lnTo>
+                                <a:close/>
+                                <a:moveTo>
+                                  <a:pt x="1030297" y="0"/>
+                                </a:moveTo>
+                                <a:lnTo>
+                                  <a:pt x="1069917" y="0"/>
+                                </a:lnTo>
+                                <a:lnTo>
+                                  <a:pt x="1305060" y="288031"/>
+                                </a:lnTo>
+                                <a:lnTo>
+                                  <a:pt x="1265440" y="288031"/>
+                                </a:lnTo>
+                                <a:close/>
+                                <a:moveTo>
+                                  <a:pt x="0" y="0"/>
+                                </a:moveTo>
+                                <a:lnTo>
+                                  <a:pt x="1007060" y="0"/>
+                                </a:lnTo>
+                                <a:lnTo>
+                                  <a:pt x="1242203" y="288031"/>
+                                </a:lnTo>
+                                <a:lnTo>
+                                  <a:pt x="0" y="288031"/>
+                                </a:lnTo>
+                                <a:close/>
+                              </a:path>
+                            </a:pathLst>
+                          </a:custGeom>
+                          <a:solidFill>
+                            <a:srgbClr val="9A0000"/>
+                          </a:solidFill>
+                          <a:ln>
+                            <a:noFill/>
+                          </a:ln>
+                          <a:effectLst/>
+                        </wps:spPr>
+                        <wps:txbx>
+                          <w:txbxContent>
+                            <w:p>
+                              <w:pPr>
+                                <w:adjustRightInd w:val="0"/>
+                                <w:snapToGrid w:val="0"/>
+                                <w:spacing w:line="320" w:lineRule="exact"/>
+                                <w:rPr>
+                                  <w:rFonts w:ascii="微软雅黑" w:hAnsi="微软雅黑" w:hint="eastAsia"/>
+                                  <w:color w:val="FFFFFF"/>
+                                  <w:sz w:val="24"/>
+                                  <w:szCs w:val="24"/>
+                                </w:rPr>
+                              </w:pPr>
+                              <w:r>
+                                <w:rPr>
+                                  <w:rFonts w:ascii="微软雅黑" w:hAnsi="微软雅黑" w:hint="eastAsia"/>
+                                  <w:color w:val="FFFFFF"/>
+                                  <w:sz w:val="24"/>
+                                  <w:szCs w:val="24"/>
+                                </w:rPr>
+                                <w:t>教育</w:t>
+                              </w:r>
+                              <w:r>
+                                <w:rPr>
+                                  <w:rFonts w:ascii="微软雅黑" w:hAnsi="微软雅黑" w:hint="eastAsia"/>
+                                  <w:color w:val="FFFFFF"/>
+                                  <w:sz w:val="24"/>
+                                  <w:szCs w:val="24"/>
+                                </w:rPr>
+                                <w:t>经历</w:t>
+                              </w:r>
+                            </w:p>
+                          </w:txbxContent>
+                        </wps:txbx>
+                        <wps:bodyPr rot="0" spcFirstLastPara="0" vert="horz" wrap="square" lIns="198000" tIns="0" rIns="91440" bIns="0" numCol="1" spcCol="0" rtlCol="0" fromWordArt="0" anchor="ctr" anchorCtr="0" forceAA="0" compatLnSpc="1">
+                          <a:noAutofit/>
+                        </wps:bodyPr>
+                      </wps:wsp>
+                      <wps:wsp>
+                        <wps:cNvPr id="41" name="直接连接符 41"/>
+                        <wps:cNvCnPr/>
+                        <wps:spPr>
+                          <a:xfrm>
+                            <a:off x="287369" y="193905"/>
+                            <a:ext cx="6736366" cy="33762"/>
+                          </a:xfrm>
+                          <a:prstGeom prst="line">
+                            <a:avLst/>
+                          </a:prstGeom>
                           <a:noFill/>
-                        </a:ln>
-                        <a:effectLst/>
-                      </wps:spPr>
-                      <wps:txbx>
-                        <w:txbxContent>
-                          <w:p>
-                            <w:pPr>
-                              <w:adjustRightInd w:val="0"/>
-                              <w:snapToGrid w:val="0"/>
-                              <w:spacing w:line="320" w:lineRule="exact"/>
-                              <w:rPr>
-                                <w:rFonts w:ascii="微软雅黑" w:hAnsi="微软雅黑" w:hint="eastAsia"/>
-                                <w:color w:val="FFFFFF"/>
-                                <w:sz w:val="24"/>
-                                <w:szCs w:val="24"/>
-                              </w:rPr>
-                            </w:pPr>
-                            <w:r>
-                              <w:rPr>
-                                <w:rFonts w:ascii="微软雅黑" w:hAnsi="微软雅黑" w:hint="eastAsia"/>
-                                <w:color w:val="FFFFFF"/>
-                                <w:sz w:val="24"/>
-                                <w:szCs w:val="24"/>
-                              </w:rPr>
-                              <w:t>教育背景</w:t>
-                            </w:r>
-                          </w:p>
-                        </w:txbxContent>
-                      </wps:txbx>
-                      <wps:bodyPr rot="0" spcFirstLastPara="0" vert="horz" wrap="square" lIns="198000" tIns="0" rIns="91440" bIns="0" numCol="1" spcCol="0" rtlCol="0" fromWordArt="0" anchor="ctr" anchorCtr="0" forceAA="0" compatLnSpc="1">
-                        <a:noAutofit/>
-                      </wps:bodyPr>
-                    </wps:wsp>
+                          <a:ln w="9525" cap="flat" cmpd="sng" algn="ctr">
+                            <a:solidFill>
+                              <a:srgbClr val="9A0000"/>
+                            </a:solidFill>
+                            <a:prstDash val="solid"/>
+                          </a:ln>
+                          <a:effectLst/>
+                        </wps:spPr>
+                        <wps:bodyPr/>
+                      </wps:wsp>
+                    </wpg:wgp>
                   </a:graphicData>
                 </a:graphic>
               </wp:anchor>
@@ -1642,37 +1613,50 @@
           </mc:Choice>
           <mc:Fallback>
             <w:pict>
-              <v:shape w14:anchorId="698E5506" id="_x0000_s1030" style="position:absolute;left:0;text-align:left;margin-left:-17.65pt;margin-top:12.05pt;width:98.95pt;height:16.35pt;z-index:251667968;visibility:visible;mso-wrap-style:square;mso-wrap-distance-left:9pt;mso-wrap-distance-top:0;mso-wrap-distance-right:9pt;mso-wrap-distance-bottom:0;mso-position-horizontal:absolute;mso-position-horizontal-relative:text;mso-position-vertical:absolute;mso-position-vertical-relative:text;v-text-anchor:middle" coordsize="1406296,288031" o:spt="100" o:gfxdata="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" adj="-11796480,,5400" path="m1093154,r77999,l1406296,288031r-77999,l1093154,xm1030297,r39620,l1305060,288031r-39620,l1030297,xm,l1007060,r235143,288031l,288031,,xe" fillcolor="#9a0000" stroked="f">
-                <v:stroke joinstyle="miter"/>
-                <v:formulas/>
-                <v:path arrowok="t" o:connecttype="custom" o:connectlocs="976842,0;1046541,0;1256665,207645;1186965,207645;920673,0;956077,0;1166201,207645;1130796,207645;0,0;899908,0;1110032,207645;0,207645" o:connectangles="0,0,0,0,0,0,0,0,0,0,0,0" textboxrect="0,0,1406296,288031"/>
-                <v:textbox inset="5.5mm,0,,0">
-                  <w:txbxContent>
-                    <w:p>
-                      <w:pPr>
-                        <w:adjustRightInd w:val="0"/>
-                        <w:snapToGrid w:val="0"/>
-                        <w:spacing w:line="320" w:lineRule="exact"/>
-                        <w:rPr>
-                          <w:rFonts w:ascii="微软雅黑" w:hAnsi="微软雅黑" w:hint="eastAsia"/>
-                          <w:color w:val="FFFFFF"/>
-                          <w:sz w:val="24"/>
-                          <w:szCs w:val="24"/>
-                        </w:rPr>
-                      </w:pPr>
-                      <w:r>
-                        <w:rPr>
-                          <w:rFonts w:ascii="微软雅黑" w:hAnsi="微软雅黑" w:hint="eastAsia"/>
-                          <w:color w:val="FFFFFF"/>
-                          <w:sz w:val="24"/>
-                          <w:szCs w:val="24"/>
-                        </w:rPr>
-                        <w:t>教育背景</w:t>
-                      </w:r>
-                    </w:p>
-                  </w:txbxContent>
-                </v:textbox>
-              </v:shape>
+              <v:group w14:anchorId="1A3B3BC3" id="组合 38" o:spid="_x0000_s1033" style="position:absolute;left:0;text-align:left;margin-left:-18.05pt;margin-top:10.55pt;width:553.05pt;height:21.85pt;z-index:251897344" coordorigin="" coordsize="70237,2777" o:gfxdata="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">
+                <v:shape id="直角三角形 3" o:spid="_x0000_s1034" type="#_x0000_t6" style="position:absolute;left:37;top:2015;width:1441;height:762;rotation:180;visibility:visible;mso-wrap-style:square;v-text-anchor:top" o:gfxdata="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" fillcolor="#9a0000" stroked="f"/>
+                <v:shape id="任意多边形 2" o:spid="_x0000_s1035" style="position:absolute;width:12678;height:2070;visibility:visible;mso-wrap-style:square;v-text-anchor:middle" coordsize="1406296,288031" o:spt="100" o:gfxdata="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" adj="-11796480,,5400" path="m1093154,r77999,l1406296,288031r-77999,l1093154,xm1030297,r39620,l1305060,288031r-39620,l1030297,xm,l1007060,r235143,288031l,288031,,xe" fillcolor="#9a0000" stroked="f">
+                  <v:stroke joinstyle="miter"/>
+                  <v:formulas/>
+                  <v:path arrowok="t" o:connecttype="custom" o:connectlocs="985545,0;1055866,0;1267862,207010;1197541,207010;928876,0;964596,0;1176592,207010;1140872,207010;0,0;907926,0;1119922,207010;0,207010" o:connectangles="0,0,0,0,0,0,0,0,0,0,0,0" textboxrect="0,0,1406296,288031"/>
+                  <v:textbox inset="5.5mm,0,,0">
+                    <w:txbxContent>
+                      <w:p>
+                        <w:pPr>
+                          <w:adjustRightInd w:val="0"/>
+                          <w:snapToGrid w:val="0"/>
+                          <w:spacing w:line="320" w:lineRule="exact"/>
+                          <w:rPr>
+                            <w:rFonts w:ascii="微软雅黑" w:hAnsi="微软雅黑" w:hint="eastAsia"/>
+                            <w:color w:val="FFFFFF"/>
+                            <w:sz w:val="24"/>
+                            <w:szCs w:val="24"/>
+                          </w:rPr>
+                        </w:pPr>
+                        <w:r>
+                          <w:rPr>
+                            <w:rFonts w:ascii="微软雅黑" w:hAnsi="微软雅黑" w:hint="eastAsia"/>
+                            <w:color w:val="FFFFFF"/>
+                            <w:sz w:val="24"/>
+                            <w:szCs w:val="24"/>
+                          </w:rPr>
+                          <w:t>教育</w:t>
+                        </w:r>
+                        <w:r>
+                          <w:rPr>
+                            <w:rFonts w:ascii="微软雅黑" w:hAnsi="微软雅黑" w:hint="eastAsia"/>
+                            <w:color w:val="FFFFFF"/>
+                            <w:sz w:val="24"/>
+                            <w:szCs w:val="24"/>
+                          </w:rPr>
+                          <w:t>经历</w:t>
+                        </w:r>
+                      </w:p>
+                    </w:txbxContent>
+                  </v:textbox>
+                </v:shape>
+                <v:line id="直接连接符 41" o:spid="_x0000_s1036" style="position:absolute;visibility:visible;mso-wrap-style:square" from="2873,1939" to="70237,2276" o:connectortype="straight" o:gfxdata="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" strokecolor="#9a0000"/>
+              </v:group>
             </w:pict>
           </mc:Fallback>
         </mc:AlternateContent>
@@ -1693,13 +1677,13 @@
         <mc:AlternateContent>
           <mc:Choice Requires="wps">
             <w:drawing>
-              <wp:anchor distT="0" distB="0" distL="114300" distR="114300" simplePos="0" relativeHeight="251644416" behindDoc="0" locked="0" layoutInCell="1" allowOverlap="1" wp14:anchorId="782A151C" wp14:editId="3900B155">
+              <wp:anchor distT="0" distB="0" distL="114300" distR="114300" simplePos="0" relativeHeight="251461120" behindDoc="0" locked="0" layoutInCell="1" allowOverlap="1" wp14:anchorId="782A151C" wp14:editId="57412758">
                 <wp:simplePos x="0" y="0"/>
                 <wp:positionH relativeFrom="column">
-                  <wp:posOffset>1905</wp:posOffset>
+                  <wp:posOffset>-76200</wp:posOffset>
                 </wp:positionH>
                 <wp:positionV relativeFrom="page">
-                  <wp:posOffset>2432213</wp:posOffset>
+                  <wp:posOffset>2397838</wp:posOffset>
                 </wp:positionV>
                 <wp:extent cx="6909343" cy="973078"/>
                 <wp:effectExtent l="0" t="0" r="0" b="0"/>
@@ -1941,7 +1925,7 @@
           </mc:Choice>
           <mc:Fallback>
             <w:pict>
-              <v:shape w14:anchorId="782A151C" id="文本框 2" o:spid="_x0000_s1031" type="#_x0000_t202" style="position:absolute;left:0;text-align:left;margin-left:.15pt;margin-top:191.5pt;width:544.05pt;height:76.6pt;z-index:251644416;visibility:visible;mso-wrap-style:square;mso-width-percent:0;mso-height-percent:0;mso-wrap-distance-left:9pt;mso-wrap-distance-top:0;mso-wrap-distance-right:9pt;mso-wrap-distance-bottom:0;mso-position-horizontal:absolute;mso-position-horizontal-relative:text;mso-position-vertical:absolute;mso-position-vertical-relative:page;mso-width-percent:0;mso-height-percent:0;mso-width-relative:margin;mso-height-relative:margin;v-text-anchor:middle" o:gfxdata="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" filled="f" stroked="f">
+              <v:shape w14:anchorId="782A151C" id="文本框 2" o:spid="_x0000_s1037" type="#_x0000_t202" style="position:absolute;left:0;text-align:left;margin-left:-6pt;margin-top:188.8pt;width:544.05pt;height:76.6pt;z-index:251461120;visibility:visible;mso-wrap-style:square;mso-width-percent:0;mso-height-percent:0;mso-wrap-distance-left:9pt;mso-wrap-distance-top:0;mso-wrap-distance-right:9pt;mso-wrap-distance-bottom:0;mso-position-horizontal:absolute;mso-position-horizontal-relative:text;mso-position-vertical:absolute;mso-position-vertical-relative:page;mso-width-percent:0;mso-height-percent:0;mso-width-relative:margin;mso-height-relative:margin;v-text-anchor:middle" o:gfxdata="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" filled="f" stroked="f">
                 <v:textbox>
                   <w:txbxContent>
                     <w:p>
@@ -2139,121 +2123,6 @@
                 </v:textbox>
                 <w10:wrap anchory="page"/>
               </v:shape>
-            </w:pict>
-          </mc:Fallback>
-        </mc:AlternateContent>
-      </w:r>
-      <w:r>
-        <w:rPr>
-          <w:noProof/>
-          <w:sz w:val="20"/>
-        </w:rPr>
-        <mc:AlternateContent>
-          <mc:Choice Requires="wps">
-            <w:drawing>
-              <wp:anchor distT="0" distB="0" distL="114300" distR="114300" simplePos="0" relativeHeight="251639296" behindDoc="0" locked="0" layoutInCell="1" allowOverlap="1" wp14:anchorId="518C0BEC" wp14:editId="52BE6DCA">
-                <wp:simplePos x="0" y="0"/>
-                <wp:positionH relativeFrom="column">
-                  <wp:posOffset>69850</wp:posOffset>
-                </wp:positionH>
-                <wp:positionV relativeFrom="paragraph">
-                  <wp:posOffset>129095</wp:posOffset>
-                </wp:positionV>
-                <wp:extent cx="6648450" cy="0"/>
-                <wp:effectExtent l="0" t="0" r="0" b="0"/>
-                <wp:wrapNone/>
-                <wp:docPr id="23" name="直接连接符 20"/>
-                <wp:cNvGraphicFramePr/>
-                <a:graphic xmlns:a="http://schemas.openxmlformats.org/drawingml/2006/main">
-                  <a:graphicData uri="http://schemas.microsoft.com/office/word/2010/wordprocessingShape">
-                    <wps:wsp>
-                      <wps:cNvCnPr/>
-                      <wps:spPr>
-                        <a:xfrm>
-                          <a:off x="0" y="0"/>
-                          <a:ext cx="6648450" cy="0"/>
-                        </a:xfrm>
-                        <a:prstGeom prst="line">
-                          <a:avLst/>
-                        </a:prstGeom>
-                        <a:solidFill>
-                          <a:srgbClr val="9A0000"/>
-                        </a:solidFill>
-                        <a:ln w="9525" cap="flat" cmpd="sng" algn="ctr">
-                          <a:solidFill>
-                            <a:srgbClr val="9A0000"/>
-                          </a:solidFill>
-                          <a:prstDash val="solid"/>
-                        </a:ln>
-                        <a:effectLst/>
-                      </wps:spPr>
-                      <wps:bodyPr/>
-                    </wps:wsp>
-                  </a:graphicData>
-                </a:graphic>
-              </wp:anchor>
-            </w:drawing>
-          </mc:Choice>
-          <mc:Fallback>
-            <w:pict>
-              <v:line w14:anchorId="7E44CE8B" id="直接连接符 20" o:spid="_x0000_s1026" style="position:absolute;z-index:251639296;visibility:visible;mso-wrap-style:square;mso-wrap-distance-left:9pt;mso-wrap-distance-top:0;mso-wrap-distance-right:9pt;mso-wrap-distance-bottom:0;mso-position-horizontal:absolute;mso-position-horizontal-relative:text;mso-position-vertical:absolute;mso-position-vertical-relative:text" from="5.5pt,10.15pt" to="529pt,10.15pt" o:gfxdata="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" filled="t" fillcolor="#9a0000" strokecolor="#9a0000"/>
-            </w:pict>
-          </mc:Fallback>
-        </mc:AlternateContent>
-      </w:r>
-      <w:r>
-        <w:rPr>
-          <w:noProof/>
-          <w:sz w:val="20"/>
-        </w:rPr>
-        <mc:AlternateContent>
-          <mc:Choice Requires="wps">
-            <w:drawing>
-              <wp:anchor distT="0" distB="0" distL="114300" distR="114300" simplePos="0" relativeHeight="251635200" behindDoc="0" locked="0" layoutInCell="1" allowOverlap="1" wp14:anchorId="118E9001" wp14:editId="28B56A5E">
-                <wp:simplePos x="0" y="0"/>
-                <wp:positionH relativeFrom="column">
-                  <wp:posOffset>-224790</wp:posOffset>
-                </wp:positionH>
-                <wp:positionV relativeFrom="paragraph">
-                  <wp:posOffset>128460</wp:posOffset>
-                </wp:positionV>
-                <wp:extent cx="144145" cy="76200"/>
-                <wp:effectExtent l="0" t="0" r="8255" b="0"/>
-                <wp:wrapNone/>
-                <wp:docPr id="22" name="直角三角形 3"/>
-                <wp:cNvGraphicFramePr/>
-                <a:graphic xmlns:a="http://schemas.openxmlformats.org/drawingml/2006/main">
-                  <a:graphicData uri="http://schemas.microsoft.com/office/word/2010/wordprocessingShape">
-                    <wps:wsp>
-                      <wps:cNvSpPr/>
-                      <wps:spPr bwMode="auto">
-                        <a:xfrm rot="10800000">
-                          <a:off x="0" y="0"/>
-                          <a:ext cx="144145" cy="76200"/>
-                        </a:xfrm>
-                        <a:prstGeom prst="rtTriangle">
-                          <a:avLst/>
-                        </a:prstGeom>
-                        <a:solidFill>
-                          <a:srgbClr val="9A0000"/>
-                        </a:solidFill>
-                        <a:ln>
-                          <a:noFill/>
-                        </a:ln>
-                        <a:effectLst/>
-                      </wps:spPr>
-                      <wps:bodyPr rot="0" spcFirstLastPara="0" vert="horz" wrap="square" lIns="91440" tIns="45720" rIns="91440" bIns="45720" numCol="1" spcCol="0" rtlCol="0" fromWordArt="0" anchor="t" anchorCtr="0" forceAA="0" compatLnSpc="1">
-                        <a:noAutofit/>
-                      </wps:bodyPr>
-                    </wps:wsp>
-                  </a:graphicData>
-                </a:graphic>
-              </wp:anchor>
-            </w:drawing>
-          </mc:Choice>
-          <mc:Fallback>
-            <w:pict>
-              <v:shape w14:anchorId="695D5CEA" id="直角三角形 3" o:spid="_x0000_s1026" type="#_x0000_t6" style="position:absolute;margin-left:-17.7pt;margin-top:10.1pt;width:11.35pt;height:6pt;rotation:180;z-index:251635200;visibility:visible;mso-wrap-style:square;mso-wrap-distance-left:9pt;mso-wrap-distance-top:0;mso-wrap-distance-right:9pt;mso-wrap-distance-bottom:0;mso-position-horizontal:absolute;mso-position-horizontal-relative:text;mso-position-vertical:absolute;mso-position-vertical-relative:text;v-text-anchor:top" o:gfxdata="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" fillcolor="#9a0000" stroked="f"/>
             </w:pict>
           </mc:Fallback>
         </mc:AlternateContent>
@@ -2300,198 +2169,255 @@
           <w:noProof/>
         </w:rPr>
         <mc:AlternateContent>
-          <mc:Choice Requires="wps">
+          <mc:Choice Requires="wpg">
             <w:drawing>
-              <wp:anchor distT="0" distB="0" distL="114300" distR="114300" simplePos="0" relativeHeight="251668992" behindDoc="0" locked="0" layoutInCell="1" allowOverlap="1" wp14:anchorId="49E66057" wp14:editId="1B496E81">
+              <wp:anchor distT="0" distB="0" distL="114300" distR="114300" simplePos="0" relativeHeight="251617792" behindDoc="0" locked="0" layoutInCell="1" allowOverlap="1" wp14:anchorId="3FD72540" wp14:editId="0658457E">
                 <wp:simplePos x="0" y="0"/>
                 <wp:positionH relativeFrom="column">
-                  <wp:posOffset>-217805</wp:posOffset>
+                  <wp:posOffset>-218336</wp:posOffset>
                 </wp:positionH>
                 <wp:positionV relativeFrom="paragraph">
-                  <wp:posOffset>189865</wp:posOffset>
+                  <wp:posOffset>175545</wp:posOffset>
                 </wp:positionV>
-                <wp:extent cx="2235614" cy="207010"/>
-                <wp:effectExtent l="0" t="0" r="0" b="2540"/>
+                <wp:extent cx="6971833" cy="277741"/>
+                <wp:effectExtent l="0" t="0" r="19685" b="8255"/>
                 <wp:wrapNone/>
-                <wp:docPr id="33" name="任意多边形 2"/>
+                <wp:docPr id="37" name="组合 37"/>
                 <wp:cNvGraphicFramePr/>
                 <a:graphic xmlns:a="http://schemas.openxmlformats.org/drawingml/2006/main">
-                  <a:graphicData uri="http://schemas.microsoft.com/office/word/2010/wordprocessingShape">
-                    <wps:wsp>
-                      <wps:cNvSpPr/>
-                      <wps:spPr bwMode="auto">
+                  <a:graphicData uri="http://schemas.microsoft.com/office/word/2010/wordprocessingGroup">
+                    <wpg:wgp>
+                      <wpg:cNvGrpSpPr/>
+                      <wpg:grpSpPr>
                         <a:xfrm>
                           <a:off x="0" y="0"/>
-                          <a:ext cx="2235614" cy="207010"/>
+                          <a:ext cx="6971833" cy="277741"/>
+                          <a:chOff x="0" y="0"/>
+                          <a:chExt cx="6971833" cy="277741"/>
                         </a:xfrm>
-                        <a:custGeom>
-                          <a:avLst/>
-                          <a:gdLst>
-                            <a:gd name="connsiteX0" fmla="*/ 1093154 w 1406296"/>
-                            <a:gd name="connsiteY0" fmla="*/ 0 h 288031"/>
-                            <a:gd name="connsiteX1" fmla="*/ 1171153 w 1406296"/>
-                            <a:gd name="connsiteY1" fmla="*/ 0 h 288031"/>
-                            <a:gd name="connsiteX2" fmla="*/ 1406296 w 1406296"/>
-                            <a:gd name="connsiteY2" fmla="*/ 288031 h 288031"/>
-                            <a:gd name="connsiteX3" fmla="*/ 1328297 w 1406296"/>
-                            <a:gd name="connsiteY3" fmla="*/ 288031 h 288031"/>
-                            <a:gd name="connsiteX4" fmla="*/ 1030297 w 1406296"/>
-                            <a:gd name="connsiteY4" fmla="*/ 0 h 288031"/>
-                            <a:gd name="connsiteX5" fmla="*/ 1069917 w 1406296"/>
-                            <a:gd name="connsiteY5" fmla="*/ 0 h 288031"/>
-                            <a:gd name="connsiteX6" fmla="*/ 1305060 w 1406296"/>
-                            <a:gd name="connsiteY6" fmla="*/ 288031 h 288031"/>
-                            <a:gd name="connsiteX7" fmla="*/ 1265440 w 1406296"/>
-                            <a:gd name="connsiteY7" fmla="*/ 288031 h 288031"/>
-                            <a:gd name="connsiteX8" fmla="*/ 0 w 1406296"/>
-                            <a:gd name="connsiteY8" fmla="*/ 0 h 288031"/>
-                            <a:gd name="connsiteX9" fmla="*/ 1007060 w 1406296"/>
-                            <a:gd name="connsiteY9" fmla="*/ 0 h 288031"/>
-                            <a:gd name="connsiteX10" fmla="*/ 1242203 w 1406296"/>
-                            <a:gd name="connsiteY10" fmla="*/ 288031 h 288031"/>
-                            <a:gd name="connsiteX11" fmla="*/ 0 w 1406296"/>
-                            <a:gd name="connsiteY11" fmla="*/ 288031 h 288031"/>
-                          </a:gdLst>
-                          <a:ahLst/>
-                          <a:cxnLst>
-                            <a:cxn ang="0">
-                              <a:pos x="connsiteX0" y="connsiteY0"/>
-                            </a:cxn>
-                            <a:cxn ang="0">
-                              <a:pos x="connsiteX1" y="connsiteY1"/>
-                            </a:cxn>
-                            <a:cxn ang="0">
-                              <a:pos x="connsiteX2" y="connsiteY2"/>
-                            </a:cxn>
-                            <a:cxn ang="0">
-                              <a:pos x="connsiteX3" y="connsiteY3"/>
-                            </a:cxn>
-                            <a:cxn ang="0">
-                              <a:pos x="connsiteX4" y="connsiteY4"/>
-                            </a:cxn>
-                            <a:cxn ang="0">
-                              <a:pos x="connsiteX5" y="connsiteY5"/>
-                            </a:cxn>
-                            <a:cxn ang="0">
-                              <a:pos x="connsiteX6" y="connsiteY6"/>
-                            </a:cxn>
-                            <a:cxn ang="0">
-                              <a:pos x="connsiteX7" y="connsiteY7"/>
-                            </a:cxn>
-                            <a:cxn ang="0">
-                              <a:pos x="connsiteX8" y="connsiteY8"/>
-                            </a:cxn>
-                            <a:cxn ang="0">
-                              <a:pos x="connsiteX9" y="connsiteY9"/>
-                            </a:cxn>
-                            <a:cxn ang="0">
-                              <a:pos x="connsiteX10" y="connsiteY10"/>
-                            </a:cxn>
-                            <a:cxn ang="0">
-                              <a:pos x="connsiteX11" y="connsiteY11"/>
-                            </a:cxn>
-                          </a:cxnLst>
-                          <a:rect l="l" t="t" r="r" b="b"/>
-                          <a:pathLst>
-                            <a:path w="1406296" h="288031">
-                              <a:moveTo>
-                                <a:pt x="1093154" y="0"/>
-                              </a:moveTo>
-                              <a:lnTo>
-                                <a:pt x="1171153" y="0"/>
-                              </a:lnTo>
-                              <a:lnTo>
-                                <a:pt x="1406296" y="288031"/>
-                              </a:lnTo>
-                              <a:lnTo>
-                                <a:pt x="1328297" y="288031"/>
-                              </a:lnTo>
-                              <a:close/>
-                              <a:moveTo>
-                                <a:pt x="1030297" y="0"/>
-                              </a:moveTo>
-                              <a:lnTo>
-                                <a:pt x="1069917" y="0"/>
-                              </a:lnTo>
-                              <a:lnTo>
-                                <a:pt x="1305060" y="288031"/>
-                              </a:lnTo>
-                              <a:lnTo>
-                                <a:pt x="1265440" y="288031"/>
-                              </a:lnTo>
-                              <a:close/>
-                              <a:moveTo>
-                                <a:pt x="0" y="0"/>
-                              </a:moveTo>
-                              <a:lnTo>
-                                <a:pt x="1007060" y="0"/>
-                              </a:lnTo>
-                              <a:lnTo>
-                                <a:pt x="1242203" y="288031"/>
-                              </a:lnTo>
-                              <a:lnTo>
-                                <a:pt x="0" y="288031"/>
-                              </a:lnTo>
-                              <a:close/>
-                            </a:path>
-                          </a:pathLst>
-                        </a:custGeom>
-                        <a:solidFill>
-                          <a:srgbClr val="9A0000"/>
-                        </a:solidFill>
-                        <a:ln>
+                      </wpg:grpSpPr>
+                      <wps:wsp>
+                        <wps:cNvPr id="9" name="直角三角形 3"/>
+                        <wps:cNvSpPr/>
+                        <wps:spPr bwMode="auto">
+                          <a:xfrm rot="10800000">
+                            <a:off x="0" y="201541"/>
+                            <a:ext cx="144145" cy="76200"/>
+                          </a:xfrm>
+                          <a:prstGeom prst="rtTriangle">
+                            <a:avLst/>
+                          </a:prstGeom>
+                          <a:solidFill>
+                            <a:srgbClr val="9A0000"/>
+                          </a:solidFill>
+                          <a:ln>
+                            <a:noFill/>
+                          </a:ln>
+                          <a:effectLst/>
+                        </wps:spPr>
+                        <wps:bodyPr rot="0" spcFirstLastPara="0" vert="horz" wrap="square" lIns="91440" tIns="45720" rIns="91440" bIns="45720" numCol="1" spcCol="0" rtlCol="0" fromWordArt="0" anchor="t" anchorCtr="0" forceAA="0" compatLnSpc="1">
+                          <a:noAutofit/>
+                        </wps:bodyPr>
+                      </wps:wsp>
+                      <wps:wsp>
+                        <wps:cNvPr id="33" name="任意多边形 2"/>
+                        <wps:cNvSpPr/>
+                        <wps:spPr bwMode="auto">
+                          <a:xfrm>
+                            <a:off x="0" y="0"/>
+                            <a:ext cx="2235614" cy="207010"/>
+                          </a:xfrm>
+                          <a:custGeom>
+                            <a:avLst/>
+                            <a:gdLst>
+                              <a:gd name="connsiteX0" fmla="*/ 1093154 w 1406296"/>
+                              <a:gd name="connsiteY0" fmla="*/ 0 h 288031"/>
+                              <a:gd name="connsiteX1" fmla="*/ 1171153 w 1406296"/>
+                              <a:gd name="connsiteY1" fmla="*/ 0 h 288031"/>
+                              <a:gd name="connsiteX2" fmla="*/ 1406296 w 1406296"/>
+                              <a:gd name="connsiteY2" fmla="*/ 288031 h 288031"/>
+                              <a:gd name="connsiteX3" fmla="*/ 1328297 w 1406296"/>
+                              <a:gd name="connsiteY3" fmla="*/ 288031 h 288031"/>
+                              <a:gd name="connsiteX4" fmla="*/ 1030297 w 1406296"/>
+                              <a:gd name="connsiteY4" fmla="*/ 0 h 288031"/>
+                              <a:gd name="connsiteX5" fmla="*/ 1069917 w 1406296"/>
+                              <a:gd name="connsiteY5" fmla="*/ 0 h 288031"/>
+                              <a:gd name="connsiteX6" fmla="*/ 1305060 w 1406296"/>
+                              <a:gd name="connsiteY6" fmla="*/ 288031 h 288031"/>
+                              <a:gd name="connsiteX7" fmla="*/ 1265440 w 1406296"/>
+                              <a:gd name="connsiteY7" fmla="*/ 288031 h 288031"/>
+                              <a:gd name="connsiteX8" fmla="*/ 0 w 1406296"/>
+                              <a:gd name="connsiteY8" fmla="*/ 0 h 288031"/>
+                              <a:gd name="connsiteX9" fmla="*/ 1007060 w 1406296"/>
+                              <a:gd name="connsiteY9" fmla="*/ 0 h 288031"/>
+                              <a:gd name="connsiteX10" fmla="*/ 1242203 w 1406296"/>
+                              <a:gd name="connsiteY10" fmla="*/ 288031 h 288031"/>
+                              <a:gd name="connsiteX11" fmla="*/ 0 w 1406296"/>
+                              <a:gd name="connsiteY11" fmla="*/ 288031 h 288031"/>
+                            </a:gdLst>
+                            <a:ahLst/>
+                            <a:cxnLst>
+                              <a:cxn ang="0">
+                                <a:pos x="connsiteX0" y="connsiteY0"/>
+                              </a:cxn>
+                              <a:cxn ang="0">
+                                <a:pos x="connsiteX1" y="connsiteY1"/>
+                              </a:cxn>
+                              <a:cxn ang="0">
+                                <a:pos x="connsiteX2" y="connsiteY2"/>
+                              </a:cxn>
+                              <a:cxn ang="0">
+                                <a:pos x="connsiteX3" y="connsiteY3"/>
+                              </a:cxn>
+                              <a:cxn ang="0">
+                                <a:pos x="connsiteX4" y="connsiteY4"/>
+                              </a:cxn>
+                              <a:cxn ang="0">
+                                <a:pos x="connsiteX5" y="connsiteY5"/>
+                              </a:cxn>
+                              <a:cxn ang="0">
+                                <a:pos x="connsiteX6" y="connsiteY6"/>
+                              </a:cxn>
+                              <a:cxn ang="0">
+                                <a:pos x="connsiteX7" y="connsiteY7"/>
+                              </a:cxn>
+                              <a:cxn ang="0">
+                                <a:pos x="connsiteX8" y="connsiteY8"/>
+                              </a:cxn>
+                              <a:cxn ang="0">
+                                <a:pos x="connsiteX9" y="connsiteY9"/>
+                              </a:cxn>
+                              <a:cxn ang="0">
+                                <a:pos x="connsiteX10" y="connsiteY10"/>
+                              </a:cxn>
+                              <a:cxn ang="0">
+                                <a:pos x="connsiteX11" y="connsiteY11"/>
+                              </a:cxn>
+                            </a:cxnLst>
+                            <a:rect l="l" t="t" r="r" b="b"/>
+                            <a:pathLst>
+                              <a:path w="1406296" h="288031">
+                                <a:moveTo>
+                                  <a:pt x="1093154" y="0"/>
+                                </a:moveTo>
+                                <a:lnTo>
+                                  <a:pt x="1171153" y="0"/>
+                                </a:lnTo>
+                                <a:lnTo>
+                                  <a:pt x="1406296" y="288031"/>
+                                </a:lnTo>
+                                <a:lnTo>
+                                  <a:pt x="1328297" y="288031"/>
+                                </a:lnTo>
+                                <a:close/>
+                                <a:moveTo>
+                                  <a:pt x="1030297" y="0"/>
+                                </a:moveTo>
+                                <a:lnTo>
+                                  <a:pt x="1069917" y="0"/>
+                                </a:lnTo>
+                                <a:lnTo>
+                                  <a:pt x="1305060" y="288031"/>
+                                </a:lnTo>
+                                <a:lnTo>
+                                  <a:pt x="1265440" y="288031"/>
+                                </a:lnTo>
+                                <a:close/>
+                                <a:moveTo>
+                                  <a:pt x="0" y="0"/>
+                                </a:moveTo>
+                                <a:lnTo>
+                                  <a:pt x="1007060" y="0"/>
+                                </a:lnTo>
+                                <a:lnTo>
+                                  <a:pt x="1242203" y="288031"/>
+                                </a:lnTo>
+                                <a:lnTo>
+                                  <a:pt x="0" y="288031"/>
+                                </a:lnTo>
+                                <a:close/>
+                              </a:path>
+                            </a:pathLst>
+                          </a:custGeom>
+                          <a:solidFill>
+                            <a:srgbClr val="9A0000"/>
+                          </a:solidFill>
+                          <a:ln>
+                            <a:noFill/>
+                          </a:ln>
+                          <a:effectLst/>
+                        </wps:spPr>
+                        <wps:txbx>
+                          <w:txbxContent>
+                            <w:p>
+                              <w:pPr>
+                                <w:adjustRightInd w:val="0"/>
+                                <w:snapToGrid w:val="0"/>
+                                <w:spacing w:line="320" w:lineRule="exact"/>
+                                <w:rPr>
+                                  <w:rFonts w:ascii="微软雅黑" w:hAnsi="微软雅黑" w:hint="eastAsia"/>
+                                  <w:color w:val="FFFFFF"/>
+                                  <w:sz w:val="24"/>
+                                  <w:szCs w:val="24"/>
+                                </w:rPr>
+                              </w:pPr>
+                              <w:r>
+                                <w:rPr>
+                                  <w:rFonts w:ascii="微软雅黑" w:hAnsi="微软雅黑" w:hint="eastAsia"/>
+                                  <w:color w:val="FFFFFF"/>
+                                  <w:sz w:val="24"/>
+                                  <w:szCs w:val="24"/>
+                                </w:rPr>
+                                <w:t>科研</w:t>
+                              </w:r>
+                              <w:r>
+                                <w:rPr>
+                                  <w:rFonts w:ascii="微软雅黑" w:hAnsi="微软雅黑" w:hint="eastAsia"/>
+                                  <w:color w:val="FFFFFF"/>
+                                  <w:sz w:val="24"/>
+                                  <w:szCs w:val="24"/>
+                                </w:rPr>
+                                <w:t>成果与</w:t>
+                              </w:r>
+                              <w:r>
+                                <w:rPr>
+                                  <w:rFonts w:ascii="微软雅黑" w:hAnsi="微软雅黑" w:hint="eastAsia"/>
+                                  <w:color w:val="FFFFFF"/>
+                                  <w:sz w:val="24"/>
+                                  <w:szCs w:val="24"/>
+                                </w:rPr>
+                                <w:t>项目经历</w:t>
+                              </w:r>
+                            </w:p>
+                          </w:txbxContent>
+                        </wps:txbx>
+                        <wps:bodyPr rot="0" spcFirstLastPara="0" vert="horz" wrap="square" lIns="198000" tIns="0" rIns="91440" bIns="0" numCol="1" spcCol="0" rtlCol="0" fromWordArt="0" anchor="ctr" anchorCtr="0" forceAA="0" compatLnSpc="1">
+                          <a:noAutofit/>
+                        </wps:bodyPr>
+                      </wps:wsp>
+                      <wps:wsp>
+                        <wps:cNvPr id="10" name="直接连接符 10"/>
+                        <wps:cNvCnPr/>
+                        <wps:spPr>
+                          <a:xfrm>
+                            <a:off x="287345" y="193561"/>
+                            <a:ext cx="6684488" cy="13266"/>
+                          </a:xfrm>
+                          <a:prstGeom prst="line">
+                            <a:avLst/>
+                          </a:prstGeom>
                           <a:noFill/>
-                        </a:ln>
-                        <a:effectLst/>
-                      </wps:spPr>
-                      <wps:txbx>
-                        <w:txbxContent>
-                          <w:p>
-                            <w:pPr>
-                              <w:adjustRightInd w:val="0"/>
-                              <w:snapToGrid w:val="0"/>
-                              <w:spacing w:line="320" w:lineRule="exact"/>
-                              <w:rPr>
-                                <w:rFonts w:ascii="微软雅黑" w:hAnsi="微软雅黑" w:hint="eastAsia"/>
-                                <w:color w:val="FFFFFF"/>
-                                <w:sz w:val="24"/>
-                                <w:szCs w:val="24"/>
-                              </w:rPr>
-                            </w:pPr>
-                            <w:r>
-                              <w:rPr>
-                                <w:rFonts w:ascii="微软雅黑" w:hAnsi="微软雅黑" w:hint="eastAsia"/>
-                                <w:color w:val="FFFFFF"/>
-                                <w:sz w:val="24"/>
-                                <w:szCs w:val="24"/>
-                              </w:rPr>
-                              <w:t>科研</w:t>
-                            </w:r>
-                            <w:r>
-                              <w:rPr>
-                                <w:rFonts w:ascii="微软雅黑" w:hAnsi="微软雅黑" w:hint="eastAsia"/>
-                                <w:color w:val="FFFFFF"/>
-                                <w:sz w:val="24"/>
-                                <w:szCs w:val="24"/>
-                              </w:rPr>
-                              <w:t>成果与</w:t>
-                            </w:r>
-                            <w:r>
-                              <w:rPr>
-                                <w:rFonts w:ascii="微软雅黑" w:hAnsi="微软雅黑" w:hint="eastAsia"/>
-                                <w:color w:val="FFFFFF"/>
-                                <w:sz w:val="24"/>
-                                <w:szCs w:val="24"/>
-                              </w:rPr>
-                              <w:t>项目经历</w:t>
-                            </w:r>
-                          </w:p>
-                        </w:txbxContent>
-                      </wps:txbx>
-                      <wps:bodyPr rot="0" spcFirstLastPara="0" vert="horz" wrap="square" lIns="198000" tIns="0" rIns="91440" bIns="0" numCol="1" spcCol="0" rtlCol="0" fromWordArt="0" anchor="ctr" anchorCtr="0" forceAA="0" compatLnSpc="1">
-                        <a:noAutofit/>
-                      </wps:bodyPr>
-                    </wps:wsp>
+                          <a:ln w="9525" cap="flat" cmpd="sng" algn="ctr">
+                            <a:solidFill>
+                              <a:srgbClr val="9A0000"/>
+                            </a:solidFill>
+                            <a:prstDash val="solid"/>
+                          </a:ln>
+                          <a:effectLst/>
+                        </wps:spPr>
+                        <wps:bodyPr/>
+                      </wps:wsp>
+                    </wpg:wgp>
                   </a:graphicData>
                 </a:graphic>
                 <wp14:sizeRelH relativeFrom="margin">
@@ -2502,55 +2428,59 @@
           </mc:Choice>
           <mc:Fallback>
             <w:pict>
-              <v:shape w14:anchorId="49E66057" id="_x0000_s1032" style="position:absolute;left:0;text-align:left;margin-left:-17.15pt;margin-top:14.95pt;width:176.05pt;height:16.3pt;z-index:251668992;visibility:visible;mso-wrap-style:square;mso-width-percent:0;mso-wrap-distance-left:9pt;mso-wrap-distance-top:0;mso-wrap-distance-right:9pt;mso-wrap-distance-bottom:0;mso-position-horizontal:absolute;mso-position-horizontal-relative:text;mso-position-vertical:absolute;mso-position-vertical-relative:text;mso-width-percent:0;mso-width-relative:margin;v-text-anchor:middle" coordsize="1406296,288031" o:spt="100" o:gfxdata="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" adj="-11796480,,5400" path="m1093154,r77999,l1406296,288031r-77999,l1093154,xm1030297,r39620,l1305060,288031r-39620,l1030297,xm,l1007060,r235143,288031l,288031,,xe" fillcolor="#9a0000" stroked="f">
-                <v:stroke joinstyle="miter"/>
-                <v:formulas/>
-                <v:path arrowok="t" o:connecttype="custom" o:connectlocs="1737807,0;1861803,0;2235614,207010;2111618,207010;1637882,0;1700866,0;2074677,207010;2011693,207010;0,0;1600941,0;1974752,207010;0,207010" o:connectangles="0,0,0,0,0,0,0,0,0,0,0,0" textboxrect="0,0,1406296,288031"/>
-                <v:textbox inset="5.5mm,0,,0">
-                  <w:txbxContent>
-                    <w:p>
-                      <w:pPr>
-                        <w:adjustRightInd w:val="0"/>
-                        <w:snapToGrid w:val="0"/>
-                        <w:spacing w:line="320" w:lineRule="exact"/>
-                        <w:rPr>
-                          <w:rFonts w:ascii="微软雅黑" w:hAnsi="微软雅黑" w:hint="eastAsia"/>
-                          <w:color w:val="FFFFFF"/>
-                          <w:sz w:val="24"/>
-                          <w:szCs w:val="24"/>
-                        </w:rPr>
-                      </w:pPr>
-                      <w:r>
-                        <w:rPr>
-                          <w:rFonts w:ascii="微软雅黑" w:hAnsi="微软雅黑" w:hint="eastAsia"/>
-                          <w:color w:val="FFFFFF"/>
-                          <w:sz w:val="24"/>
-                          <w:szCs w:val="24"/>
-                        </w:rPr>
-                        <w:t>科研</w:t>
-                      </w:r>
-                      <w:r>
-                        <w:rPr>
-                          <w:rFonts w:ascii="微软雅黑" w:hAnsi="微软雅黑" w:hint="eastAsia"/>
-                          <w:color w:val="FFFFFF"/>
-                          <w:sz w:val="24"/>
-                          <w:szCs w:val="24"/>
-                        </w:rPr>
-                        <w:t>成果与</w:t>
-                      </w:r>
-                      <w:r>
-                        <w:rPr>
-                          <w:rFonts w:ascii="微软雅黑" w:hAnsi="微软雅黑" w:hint="eastAsia"/>
-                          <w:color w:val="FFFFFF"/>
-                          <w:sz w:val="24"/>
-                          <w:szCs w:val="24"/>
-                        </w:rPr>
-                        <w:t>项目经历</w:t>
-                      </w:r>
-                    </w:p>
-                  </w:txbxContent>
-                </v:textbox>
-              </v:shape>
+              <v:group w14:anchorId="3FD72540" id="组合 37" o:spid="_x0000_s1038" style="position:absolute;left:0;text-align:left;margin-left:-17.2pt;margin-top:13.8pt;width:548.95pt;height:21.85pt;z-index:251617792;mso-width-relative:margin" coordsize="69718,2777" o:gfxdata="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">
+                <v:shape id="直角三角形 3" o:spid="_x0000_s1039" type="#_x0000_t6" style="position:absolute;top:2015;width:1441;height:762;rotation:180;visibility:visible;mso-wrap-style:square;v-text-anchor:top" o:gfxdata="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" fillcolor="#9a0000" stroked="f"/>
+                <v:shape id="任意多边形 2" o:spid="_x0000_s1040" style="position:absolute;width:22356;height:2070;visibility:visible;mso-wrap-style:square;v-text-anchor:middle" coordsize="1406296,288031" o:spt="100" o:gfxdata="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" adj="-11796480,,5400" path="m1093154,r77999,l1406296,288031r-77999,l1093154,xm1030297,r39620,l1305060,288031r-39620,l1030297,xm,l1007060,r235143,288031l,288031,,xe" fillcolor="#9a0000" stroked="f">
+                  <v:stroke joinstyle="miter"/>
+                  <v:formulas/>
+                  <v:path arrowok="t" o:connecttype="custom" o:connectlocs="1737807,0;1861803,0;2235614,207010;2111618,207010;1637882,0;1700866,0;2074677,207010;2011693,207010;0,0;1600941,0;1974752,207010;0,207010" o:connectangles="0,0,0,0,0,0,0,0,0,0,0,0" textboxrect="0,0,1406296,288031"/>
+                  <v:textbox inset="5.5mm,0,,0">
+                    <w:txbxContent>
+                      <w:p>
+                        <w:pPr>
+                          <w:adjustRightInd w:val="0"/>
+                          <w:snapToGrid w:val="0"/>
+                          <w:spacing w:line="320" w:lineRule="exact"/>
+                          <w:rPr>
+                            <w:rFonts w:ascii="微软雅黑" w:hAnsi="微软雅黑" w:hint="eastAsia"/>
+                            <w:color w:val="FFFFFF"/>
+                            <w:sz w:val="24"/>
+                            <w:szCs w:val="24"/>
+                          </w:rPr>
+                        </w:pPr>
+                        <w:r>
+                          <w:rPr>
+                            <w:rFonts w:ascii="微软雅黑" w:hAnsi="微软雅黑" w:hint="eastAsia"/>
+                            <w:color w:val="FFFFFF"/>
+                            <w:sz w:val="24"/>
+                            <w:szCs w:val="24"/>
+                          </w:rPr>
+                          <w:t>科研</w:t>
+                        </w:r>
+                        <w:r>
+                          <w:rPr>
+                            <w:rFonts w:ascii="微软雅黑" w:hAnsi="微软雅黑" w:hint="eastAsia"/>
+                            <w:color w:val="FFFFFF"/>
+                            <w:sz w:val="24"/>
+                            <w:szCs w:val="24"/>
+                          </w:rPr>
+                          <w:t>成果与</w:t>
+                        </w:r>
+                        <w:r>
+                          <w:rPr>
+                            <w:rFonts w:ascii="微软雅黑" w:hAnsi="微软雅黑" w:hint="eastAsia"/>
+                            <w:color w:val="FFFFFF"/>
+                            <w:sz w:val="24"/>
+                            <w:szCs w:val="24"/>
+                          </w:rPr>
+                          <w:t>项目经历</w:t>
+                        </w:r>
+                      </w:p>
+                    </w:txbxContent>
+                  </v:textbox>
+                </v:shape>
+                <v:line id="直接连接符 10" o:spid="_x0000_s1041" style="position:absolute;visibility:visible;mso-wrap-style:square" from="2873,1935" to="69718,2068" o:connectortype="straight" o:gfxdata="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" strokecolor="#9a0000"/>
+              </v:group>
             </w:pict>
           </mc:Fallback>
         </mc:AlternateContent>
@@ -2567,42 +2497,575 @@
           <w:noProof/>
         </w:rPr>
         <mc:AlternateContent>
+          <mc:Choice Requires="wpg">
+            <w:drawing>
+              <wp:anchor distT="0" distB="0" distL="114300" distR="114300" simplePos="0" relativeHeight="251893248" behindDoc="0" locked="0" layoutInCell="1" allowOverlap="1" wp14:anchorId="05D0D58B" wp14:editId="39E508F2">
+                <wp:simplePos x="0" y="0"/>
+                <wp:positionH relativeFrom="column">
+                  <wp:posOffset>-229235</wp:posOffset>
+                </wp:positionH>
+                <wp:positionV relativeFrom="paragraph">
+                  <wp:posOffset>3714544</wp:posOffset>
+                </wp:positionV>
+                <wp:extent cx="7023735" cy="277495"/>
+                <wp:effectExtent l="0" t="0" r="24765" b="8255"/>
+                <wp:wrapNone/>
+                <wp:docPr id="36" name="组合 36"/>
+                <wp:cNvGraphicFramePr/>
+                <a:graphic xmlns:a="http://schemas.openxmlformats.org/drawingml/2006/main">
+                  <a:graphicData uri="http://schemas.microsoft.com/office/word/2010/wordprocessingGroup">
+                    <wpg:wgp>
+                      <wpg:cNvGrpSpPr/>
+                      <wpg:grpSpPr>
+                        <a:xfrm>
+                          <a:off x="0" y="0"/>
+                          <a:ext cx="7023735" cy="277495"/>
+                          <a:chOff x="0" y="0"/>
+                          <a:chExt cx="7023735" cy="277741"/>
+                        </a:xfrm>
+                      </wpg:grpSpPr>
+                      <wps:wsp>
+                        <wps:cNvPr id="32" name="直角三角形 3"/>
+                        <wps:cNvSpPr/>
+                        <wps:spPr bwMode="auto">
+                          <a:xfrm rot="10800000">
+                            <a:off x="3732" y="201541"/>
+                            <a:ext cx="144145" cy="76200"/>
+                          </a:xfrm>
+                          <a:prstGeom prst="rtTriangle">
+                            <a:avLst/>
+                          </a:prstGeom>
+                          <a:solidFill>
+                            <a:srgbClr val="9A0000"/>
+                          </a:solidFill>
+                          <a:ln>
+                            <a:noFill/>
+                          </a:ln>
+                          <a:effectLst/>
+                        </wps:spPr>
+                        <wps:bodyPr rot="0" spcFirstLastPara="0" vert="horz" wrap="square" lIns="91440" tIns="45720" rIns="91440" bIns="45720" numCol="1" spcCol="0" rtlCol="0" fromWordArt="0" anchor="t" anchorCtr="0" forceAA="0" compatLnSpc="1">
+                          <a:noAutofit/>
+                        </wps:bodyPr>
+                      </wps:wsp>
+                      <wps:wsp>
+                        <wps:cNvPr id="34" name="任意多边形 2"/>
+                        <wps:cNvSpPr/>
+                        <wps:spPr bwMode="auto">
+                          <a:xfrm>
+                            <a:off x="0" y="0"/>
+                            <a:ext cx="2235200" cy="207010"/>
+                          </a:xfrm>
+                          <a:custGeom>
+                            <a:avLst/>
+                            <a:gdLst>
+                              <a:gd name="connsiteX0" fmla="*/ 1093154 w 1406296"/>
+                              <a:gd name="connsiteY0" fmla="*/ 0 h 288031"/>
+                              <a:gd name="connsiteX1" fmla="*/ 1171153 w 1406296"/>
+                              <a:gd name="connsiteY1" fmla="*/ 0 h 288031"/>
+                              <a:gd name="connsiteX2" fmla="*/ 1406296 w 1406296"/>
+                              <a:gd name="connsiteY2" fmla="*/ 288031 h 288031"/>
+                              <a:gd name="connsiteX3" fmla="*/ 1328297 w 1406296"/>
+                              <a:gd name="connsiteY3" fmla="*/ 288031 h 288031"/>
+                              <a:gd name="connsiteX4" fmla="*/ 1030297 w 1406296"/>
+                              <a:gd name="connsiteY4" fmla="*/ 0 h 288031"/>
+                              <a:gd name="connsiteX5" fmla="*/ 1069917 w 1406296"/>
+                              <a:gd name="connsiteY5" fmla="*/ 0 h 288031"/>
+                              <a:gd name="connsiteX6" fmla="*/ 1305060 w 1406296"/>
+                              <a:gd name="connsiteY6" fmla="*/ 288031 h 288031"/>
+                              <a:gd name="connsiteX7" fmla="*/ 1265440 w 1406296"/>
+                              <a:gd name="connsiteY7" fmla="*/ 288031 h 288031"/>
+                              <a:gd name="connsiteX8" fmla="*/ 0 w 1406296"/>
+                              <a:gd name="connsiteY8" fmla="*/ 0 h 288031"/>
+                              <a:gd name="connsiteX9" fmla="*/ 1007060 w 1406296"/>
+                              <a:gd name="connsiteY9" fmla="*/ 0 h 288031"/>
+                              <a:gd name="connsiteX10" fmla="*/ 1242203 w 1406296"/>
+                              <a:gd name="connsiteY10" fmla="*/ 288031 h 288031"/>
+                              <a:gd name="connsiteX11" fmla="*/ 0 w 1406296"/>
+                              <a:gd name="connsiteY11" fmla="*/ 288031 h 288031"/>
+                            </a:gdLst>
+                            <a:ahLst/>
+                            <a:cxnLst>
+                              <a:cxn ang="0">
+                                <a:pos x="connsiteX0" y="connsiteY0"/>
+                              </a:cxn>
+                              <a:cxn ang="0">
+                                <a:pos x="connsiteX1" y="connsiteY1"/>
+                              </a:cxn>
+                              <a:cxn ang="0">
+                                <a:pos x="connsiteX2" y="connsiteY2"/>
+                              </a:cxn>
+                              <a:cxn ang="0">
+                                <a:pos x="connsiteX3" y="connsiteY3"/>
+                              </a:cxn>
+                              <a:cxn ang="0">
+                                <a:pos x="connsiteX4" y="connsiteY4"/>
+                              </a:cxn>
+                              <a:cxn ang="0">
+                                <a:pos x="connsiteX5" y="connsiteY5"/>
+                              </a:cxn>
+                              <a:cxn ang="0">
+                                <a:pos x="connsiteX6" y="connsiteY6"/>
+                              </a:cxn>
+                              <a:cxn ang="0">
+                                <a:pos x="connsiteX7" y="connsiteY7"/>
+                              </a:cxn>
+                              <a:cxn ang="0">
+                                <a:pos x="connsiteX8" y="connsiteY8"/>
+                              </a:cxn>
+                              <a:cxn ang="0">
+                                <a:pos x="connsiteX9" y="connsiteY9"/>
+                              </a:cxn>
+                              <a:cxn ang="0">
+                                <a:pos x="connsiteX10" y="connsiteY10"/>
+                              </a:cxn>
+                              <a:cxn ang="0">
+                                <a:pos x="connsiteX11" y="connsiteY11"/>
+                              </a:cxn>
+                            </a:cxnLst>
+                            <a:rect l="l" t="t" r="r" b="b"/>
+                            <a:pathLst>
+                              <a:path w="1406296" h="288031">
+                                <a:moveTo>
+                                  <a:pt x="1093154" y="0"/>
+                                </a:moveTo>
+                                <a:lnTo>
+                                  <a:pt x="1171153" y="0"/>
+                                </a:lnTo>
+                                <a:lnTo>
+                                  <a:pt x="1406296" y="288031"/>
+                                </a:lnTo>
+                                <a:lnTo>
+                                  <a:pt x="1328297" y="288031"/>
+                                </a:lnTo>
+                                <a:close/>
+                                <a:moveTo>
+                                  <a:pt x="1030297" y="0"/>
+                                </a:moveTo>
+                                <a:lnTo>
+                                  <a:pt x="1069917" y="0"/>
+                                </a:lnTo>
+                                <a:lnTo>
+                                  <a:pt x="1305060" y="288031"/>
+                                </a:lnTo>
+                                <a:lnTo>
+                                  <a:pt x="1265440" y="288031"/>
+                                </a:lnTo>
+                                <a:close/>
+                                <a:moveTo>
+                                  <a:pt x="0" y="0"/>
+                                </a:moveTo>
+                                <a:lnTo>
+                                  <a:pt x="1007060" y="0"/>
+                                </a:lnTo>
+                                <a:lnTo>
+                                  <a:pt x="1242203" y="288031"/>
+                                </a:lnTo>
+                                <a:lnTo>
+                                  <a:pt x="0" y="288031"/>
+                                </a:lnTo>
+                                <a:close/>
+                              </a:path>
+                            </a:pathLst>
+                          </a:custGeom>
+                          <a:solidFill>
+                            <a:srgbClr val="9A0000"/>
+                          </a:solidFill>
+                          <a:ln>
+                            <a:noFill/>
+                          </a:ln>
+                          <a:effectLst/>
+                        </wps:spPr>
+                        <wps:txbx>
+                          <w:txbxContent>
+                            <w:p>
+                              <w:pPr>
+                                <w:adjustRightInd w:val="0"/>
+                                <w:snapToGrid w:val="0"/>
+                                <w:spacing w:line="320" w:lineRule="exact"/>
+                                <w:rPr>
+                                  <w:rFonts w:ascii="微软雅黑" w:hAnsi="微软雅黑" w:hint="eastAsia"/>
+                                  <w:color w:val="FFFFFF"/>
+                                  <w:sz w:val="24"/>
+                                  <w:szCs w:val="24"/>
+                                </w:rPr>
+                              </w:pPr>
+                              <w:r>
+                                <w:rPr>
+                                  <w:rFonts w:ascii="微软雅黑" w:hAnsi="微软雅黑" w:hint="eastAsia"/>
+                                  <w:color w:val="FFFFFF"/>
+                                  <w:sz w:val="24"/>
+                                  <w:szCs w:val="24"/>
+                                </w:rPr>
+                                <w:t>科研成果与项目经历</w:t>
+                              </w:r>
+                            </w:p>
+                          </w:txbxContent>
+                        </wps:txbx>
+                        <wps:bodyPr rot="0" spcFirstLastPara="0" vert="horz" wrap="square" lIns="198000" tIns="0" rIns="91440" bIns="0" numCol="1" spcCol="0" rtlCol="0" fromWordArt="0" anchor="ctr" anchorCtr="0" forceAA="0" compatLnSpc="1">
+                          <a:noAutofit/>
+                        </wps:bodyPr>
+                      </wps:wsp>
+                      <wps:wsp>
+                        <wps:cNvPr id="35" name="直接连接符 35"/>
+                        <wps:cNvCnPr/>
+                        <wps:spPr>
+                          <a:xfrm>
+                            <a:off x="287369" y="193905"/>
+                            <a:ext cx="6736366" cy="33762"/>
+                          </a:xfrm>
+                          <a:prstGeom prst="line">
+                            <a:avLst/>
+                          </a:prstGeom>
+                          <a:noFill/>
+                          <a:ln w="9525" cap="flat" cmpd="sng" algn="ctr">
+                            <a:solidFill>
+                              <a:srgbClr val="9A0000"/>
+                            </a:solidFill>
+                            <a:prstDash val="solid"/>
+                          </a:ln>
+                          <a:effectLst/>
+                        </wps:spPr>
+                        <wps:bodyPr/>
+                      </wps:wsp>
+                    </wpg:wgp>
+                  </a:graphicData>
+                </a:graphic>
+              </wp:anchor>
+            </w:drawing>
+          </mc:Choice>
+          <mc:Fallback>
+            <w:pict>
+              <v:group w14:anchorId="05D0D58B" id="组合 36" o:spid="_x0000_s1042" style="position:absolute;left:0;text-align:left;margin-left:-18.05pt;margin-top:292.5pt;width:553.05pt;height:21.85pt;z-index:251893248" coordsize="70237,2777" o:gfxdata="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">
+                <v:shape id="直角三角形 3" o:spid="_x0000_s1043" type="#_x0000_t6" style="position:absolute;left:37;top:2015;width:1441;height:762;rotation:180;visibility:visible;mso-wrap-style:square;v-text-anchor:top" o:gfxdata="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" fillcolor="#9a0000" stroked="f"/>
+                <v:shape id="任意多边形 2" o:spid="_x0000_s1044" style="position:absolute;width:22352;height:2070;visibility:visible;mso-wrap-style:square;v-text-anchor:middle" coordsize="1406296,288031" o:spt="100" o:gfxdata="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" adj="-11796480,,5400" path="m1093154,r77999,l1406296,288031r-77999,l1093154,xm1030297,r39620,l1305060,288031r-39620,l1030297,xm,l1007060,r235143,288031l,288031,,xe" fillcolor="#9a0000" stroked="f">
+                  <v:stroke joinstyle="miter"/>
+                  <v:formulas/>
+                  <v:path arrowok="t" o:connecttype="custom" o:connectlocs="1737485,0;1861458,0;2235200,207010;2111227,207010;1637578,0;1700551,0;2074293,207010;2011320,207010;0,0;1600645,0;1974387,207010;0,207010" o:connectangles="0,0,0,0,0,0,0,0,0,0,0,0" textboxrect="0,0,1406296,288031"/>
+                  <v:textbox inset="5.5mm,0,,0">
+                    <w:txbxContent>
+                      <w:p>
+                        <w:pPr>
+                          <w:adjustRightInd w:val="0"/>
+                          <w:snapToGrid w:val="0"/>
+                          <w:spacing w:line="320" w:lineRule="exact"/>
+                          <w:rPr>
+                            <w:rFonts w:ascii="微软雅黑" w:hAnsi="微软雅黑" w:hint="eastAsia"/>
+                            <w:color w:val="FFFFFF"/>
+                            <w:sz w:val="24"/>
+                            <w:szCs w:val="24"/>
+                          </w:rPr>
+                        </w:pPr>
+                        <w:r>
+                          <w:rPr>
+                            <w:rFonts w:ascii="微软雅黑" w:hAnsi="微软雅黑" w:hint="eastAsia"/>
+                            <w:color w:val="FFFFFF"/>
+                            <w:sz w:val="24"/>
+                            <w:szCs w:val="24"/>
+                          </w:rPr>
+                          <w:t>科研成果与项目经历</w:t>
+                        </w:r>
+                      </w:p>
+                    </w:txbxContent>
+                  </v:textbox>
+                </v:shape>
+                <v:line id="直接连接符 35" o:spid="_x0000_s1045" style="position:absolute;visibility:visible;mso-wrap-style:square" from="2873,1939" to="70237,2276" o:connectortype="straight" o:gfxdata="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" strokecolor="#9a0000"/>
+              </v:group>
+            </w:pict>
+          </mc:Fallback>
+        </mc:AlternateContent>
+      </w:r>
+      <w:r>
+        <w:rPr>
+          <w:rFonts w:ascii="微软雅黑" w:hAnsi="微软雅黑"/>
+          <w:noProof/>
+          <w:color w:val="C19F67"/>
+          <w:sz w:val="20"/>
+          <w:szCs w:val="20"/>
+        </w:rPr>
+        <mc:AlternateContent>
           <mc:Choice Requires="wps">
             <w:drawing>
-              <wp:anchor distT="0" distB="0" distL="114300" distR="114300" simplePos="0" relativeHeight="251661312" behindDoc="0" locked="0" layoutInCell="1" allowOverlap="1" wp14:anchorId="1196A478" wp14:editId="6E05B1E5">
+              <wp:anchor distT="0" distB="0" distL="114300" distR="114300" simplePos="0" relativeHeight="251633152" behindDoc="0" locked="0" layoutInCell="1" allowOverlap="1" wp14:anchorId="15781D64" wp14:editId="175398BD">
                 <wp:simplePos x="0" y="0"/>
                 <wp:positionH relativeFrom="column">
-                  <wp:posOffset>-223520</wp:posOffset>
+                  <wp:posOffset>-34925</wp:posOffset>
                 </wp:positionH>
                 <wp:positionV relativeFrom="paragraph">
-                  <wp:posOffset>5255260</wp:posOffset>
+                  <wp:posOffset>3917109</wp:posOffset>
                 </wp:positionV>
-                <wp:extent cx="144145" cy="76200"/>
-                <wp:effectExtent l="0" t="0" r="8255" b="0"/>
+                <wp:extent cx="6882130" cy="1320800"/>
+                <wp:effectExtent l="0" t="0" r="0" b="0"/>
                 <wp:wrapNone/>
-                <wp:docPr id="30" name="直角三角形 3"/>
+                <wp:docPr id="28" name="文本框 28"/>
                 <wp:cNvGraphicFramePr/>
                 <a:graphic xmlns:a="http://schemas.openxmlformats.org/drawingml/2006/main">
                   <a:graphicData uri="http://schemas.microsoft.com/office/word/2010/wordprocessingShape">
                     <wps:wsp>
-                      <wps:cNvSpPr/>
-                      <wps:spPr bwMode="auto">
-                        <a:xfrm rot="10800000">
+                      <wps:cNvSpPr txBox="1"/>
+                      <wps:spPr>
+                        <a:xfrm>
                           <a:off x="0" y="0"/>
-                          <a:ext cx="144145" cy="76200"/>
+                          <a:ext cx="6882130" cy="1320800"/>
                         </a:xfrm>
-                        <a:prstGeom prst="rtTriangle">
+                        <a:prstGeom prst="rect">
                           <a:avLst/>
                         </a:prstGeom>
                         <a:solidFill>
-                          <a:srgbClr val="9A0000"/>
+                          <a:schemeClr val="lt1"/>
                         </a:solidFill>
-                        <a:ln>
+                        <a:ln w="6350">
                           <a:noFill/>
                         </a:ln>
-                        <a:effectLst/>
                       </wps:spPr>
-                      <wps:bodyPr rot="0" spcFirstLastPara="0" vert="horz" wrap="square" lIns="91440" tIns="45720" rIns="91440" bIns="45720" numCol="1" spcCol="0" rtlCol="0" fromWordArt="0" anchor="t" anchorCtr="0" forceAA="0" compatLnSpc="1">
+                      <wps:txbx>
+                        <w:txbxContent>
+                          <w:p>
+                            <w:pPr>
+                              <w:pStyle w:val="12"/>
+                              <w:adjustRightInd w:val="0"/>
+                              <w:snapToGrid w:val="0"/>
+                              <w:ind w:firstLineChars="0" w:firstLine="0"/>
+                              <w:rPr>
+                                <w:rFonts w:ascii="微软雅黑" w:eastAsia="微软雅黑" w:hAnsi="微软雅黑" w:hint="eastAsia"/>
+                                <w:b/>
+                                <w:bCs/>
+                                <w:color w:val="414141"/>
+                                <w:sz w:val="20"/>
+                                <w:szCs w:val="20"/>
+                              </w:rPr>
+                            </w:pPr>
+                            <w:r>
+                              <w:rPr>
+                                <w:rFonts w:ascii="微软雅黑" w:eastAsia="微软雅黑" w:hAnsi="微软雅黑" w:hint="eastAsia"/>
+                                <w:b/>
+                                <w:bCs/>
+                                <w:color w:val="414141"/>
+                                <w:sz w:val="20"/>
+                                <w:szCs w:val="20"/>
+                              </w:rPr>
+                              <w:t>基于强化学习的多机器人动态联盟形成与路径规划                                                   项目负责人</w:t>
+                            </w:r>
+                          </w:p>
+                          <w:p>
+                            <w:pPr>
+                              <w:pStyle w:val="12"/>
+                              <w:numPr>
+                                <w:ilvl w:val="0"/>
+                                <w:numId w:val="4"/>
+                              </w:numPr>
+                              <w:adjustRightInd w:val="0"/>
+                              <w:snapToGrid w:val="0"/>
+                              <w:ind w:left="0" w:firstLineChars="0" w:firstLine="0"/>
+                              <w:rPr>
+                                <w:rFonts w:ascii="微软雅黑" w:eastAsia="微软雅黑" w:hAnsi="微软雅黑" w:hint="eastAsia"/>
+                                <w:color w:val="414141"/>
+                                <w:sz w:val="18"/>
+                                <w:szCs w:val="18"/>
+                              </w:rPr>
+                            </w:pPr>
+                            <w:r>
+                              <w:rPr>
+                                <w:rFonts w:ascii="微软雅黑" w:eastAsia="微软雅黑" w:hAnsi="微软雅黑"/>
+                                <w:color w:val="414141"/>
+                                <w:sz w:val="18"/>
+                                <w:szCs w:val="18"/>
+                              </w:rPr>
+                              <w:t>围绕</w:t>
+                            </w:r>
+                            <w:r>
+                              <w:rPr>
+                                <w:rFonts w:ascii="微软雅黑" w:eastAsia="微软雅黑" w:hAnsi="微软雅黑" w:hint="eastAsia"/>
+                                <w:color w:val="414141"/>
+                                <w:sz w:val="18"/>
+                                <w:szCs w:val="18"/>
+                              </w:rPr>
+                              <w:t>多智能</w:t>
+                            </w:r>
+                            <w:proofErr w:type="gramStart"/>
+                            <w:r>
+                              <w:rPr>
+                                <w:rFonts w:ascii="微软雅黑" w:eastAsia="微软雅黑" w:hAnsi="微软雅黑" w:hint="eastAsia"/>
+                                <w:color w:val="414141"/>
+                                <w:sz w:val="18"/>
+                                <w:szCs w:val="18"/>
+                              </w:rPr>
+                              <w:t>体任务</w:t>
+                            </w:r>
+                            <w:proofErr w:type="gramEnd"/>
+                            <w:r>
+                              <w:rPr>
+                                <w:rFonts w:ascii="微软雅黑" w:eastAsia="微软雅黑" w:hAnsi="微软雅黑" w:hint="eastAsia"/>
+                                <w:color w:val="414141"/>
+                                <w:sz w:val="18"/>
+                                <w:szCs w:val="18"/>
+                              </w:rPr>
+                              <w:t>规划</w:t>
+                            </w:r>
+                            <w:r>
+                              <w:rPr>
+                                <w:rFonts w:ascii="微软雅黑" w:eastAsia="微软雅黑" w:hAnsi="微软雅黑"/>
+                                <w:color w:val="414141"/>
+                                <w:sz w:val="18"/>
+                                <w:szCs w:val="18"/>
+                              </w:rPr>
+                              <w:t>中动态联盟形成、任务路径决策与多机器人协作强耦合的问题，研究基于 RL 的去中心化任务规划方法。构建</w:t>
+                            </w:r>
+                            <w:r>
+                              <w:rPr>
+                                <w:rFonts w:ascii="微软雅黑" w:eastAsia="微软雅黑" w:hAnsi="微软雅黑" w:hint="eastAsia"/>
+                                <w:color w:val="414141"/>
+                                <w:sz w:val="18"/>
+                                <w:szCs w:val="18"/>
+                              </w:rPr>
+                              <w:t>基于注意力机制的策略网络</w:t>
+                            </w:r>
+                            <w:r>
+                              <w:rPr>
+                                <w:rFonts w:ascii="微软雅黑" w:eastAsia="微软雅黑" w:hAnsi="微软雅黑"/>
+                                <w:color w:val="414141"/>
+                                <w:sz w:val="18"/>
+                                <w:szCs w:val="18"/>
+                              </w:rPr>
+                              <w:t>，融合任务状态、机器人位置与协作意图信息，实现多机器人</w:t>
+                            </w:r>
+                            <w:r>
+                              <w:rPr>
+                                <w:rFonts w:ascii="微软雅黑" w:eastAsia="微软雅黑" w:hAnsi="微软雅黑" w:hint="eastAsia"/>
+                                <w:color w:val="414141"/>
+                                <w:sz w:val="18"/>
+                                <w:szCs w:val="18"/>
+                              </w:rPr>
+                              <w:t>分布式动态规划</w:t>
+                            </w:r>
+                            <w:r>
+                              <w:rPr>
+                                <w:rFonts w:ascii="微软雅黑" w:eastAsia="微软雅黑" w:hAnsi="微软雅黑"/>
+                                <w:color w:val="414141"/>
+                                <w:sz w:val="18"/>
+                                <w:szCs w:val="18"/>
+                              </w:rPr>
+                              <w:t>。</w:t>
+                            </w:r>
+                          </w:p>
+                          <w:p>
+                            <w:pPr>
+                              <w:pStyle w:val="12"/>
+                              <w:adjustRightInd w:val="0"/>
+                              <w:snapToGrid w:val="0"/>
+                              <w:ind w:firstLineChars="0" w:firstLine="0"/>
+                              <w:rPr>
+                                <w:rFonts w:ascii="微软雅黑" w:eastAsia="微软雅黑" w:hAnsi="微软雅黑" w:hint="eastAsia"/>
+                                <w:b/>
+                                <w:bCs/>
+                                <w:color w:val="414141"/>
+                                <w:sz w:val="20"/>
+                                <w:szCs w:val="20"/>
+                              </w:rPr>
+                            </w:pPr>
+                            <w:r>
+                              <w:rPr>
+                                <w:rFonts w:ascii="微软雅黑" w:eastAsia="微软雅黑" w:hAnsi="微软雅黑" w:hint="eastAsia"/>
+                                <w:b/>
+                                <w:bCs/>
+                                <w:color w:val="414141"/>
+                                <w:sz w:val="20"/>
+                                <w:szCs w:val="20"/>
+                              </w:rPr>
+                              <w:t xml:space="preserve">基于拟偏序集的多智能体最短时间协同任务规划                                         </w:t>
+                            </w:r>
+                            <w:r>
+                              <w:rPr>
+                                <w:rFonts w:ascii="微软雅黑" w:eastAsia="微软雅黑" w:hAnsi="微软雅黑"/>
+                                <w:b/>
+                                <w:bCs/>
+                                <w:color w:val="414141"/>
+                                <w:sz w:val="20"/>
+                                <w:szCs w:val="20"/>
+                              </w:rPr>
+                              <w:t>某重点科研项目核心成员</w:t>
+                            </w:r>
+                          </w:p>
+                          <w:p>
+                            <w:pPr>
+                              <w:pStyle w:val="12"/>
+                              <w:numPr>
+                                <w:ilvl w:val="0"/>
+                                <w:numId w:val="4"/>
+                              </w:numPr>
+                              <w:adjustRightInd w:val="0"/>
+                              <w:snapToGrid w:val="0"/>
+                              <w:ind w:left="0" w:firstLineChars="0" w:firstLine="0"/>
+                            </w:pPr>
+                            <w:r>
+                              <w:rPr>
+                                <w:rFonts w:ascii="微软雅黑" w:eastAsia="微软雅黑" w:hAnsi="微软雅黑"/>
+                                <w:color w:val="414141"/>
+                                <w:sz w:val="18"/>
+                                <w:szCs w:val="18"/>
+                              </w:rPr>
+                              <w:t>面向多机器人协同任务中的时序约束、协作依赖与执行效率问题，研究基于</w:t>
+                            </w:r>
+                            <w:r>
+                              <w:rPr>
+                                <w:rFonts w:ascii="微软雅黑" w:eastAsia="微软雅黑" w:hAnsi="微软雅黑" w:hint="eastAsia"/>
+                                <w:color w:val="414141"/>
+                                <w:sz w:val="18"/>
+                                <w:szCs w:val="18"/>
+                              </w:rPr>
+                              <w:t>偏序</w:t>
+                            </w:r>
+                            <w:r>
+                              <w:rPr>
+                                <w:rFonts w:ascii="微软雅黑" w:eastAsia="微软雅黑" w:hAnsi="微软雅黑"/>
+                                <w:color w:val="414141"/>
+                                <w:sz w:val="18"/>
+                                <w:szCs w:val="18"/>
+                              </w:rPr>
+                              <w:t>的任务分解与最短时间调度方法，结合</w:t>
+                            </w:r>
+                            <w:r>
+                              <w:rPr>
+                                <w:rFonts w:ascii="微软雅黑" w:eastAsia="微软雅黑" w:hAnsi="微软雅黑" w:hint="eastAsia"/>
+                                <w:color w:val="414141"/>
+                                <w:sz w:val="18"/>
+                                <w:szCs w:val="18"/>
+                              </w:rPr>
+                              <w:t>自动机剪枝</w:t>
+                            </w:r>
+                            <w:r>
+                              <w:rPr>
+                                <w:rFonts w:ascii="微软雅黑" w:eastAsia="微软雅黑" w:hAnsi="微软雅黑"/>
+                                <w:color w:val="414141"/>
+                                <w:sz w:val="18"/>
+                                <w:szCs w:val="18"/>
+                              </w:rPr>
+                              <w:t>与</w:t>
+                            </w:r>
+                            <w:r>
+                              <w:rPr>
+                                <w:rFonts w:ascii="微软雅黑" w:eastAsia="微软雅黑" w:hAnsi="微软雅黑" w:hint="eastAsia"/>
+                                <w:color w:val="414141"/>
+                                <w:sz w:val="18"/>
+                                <w:szCs w:val="18"/>
+                              </w:rPr>
+                              <w:t>分支定界搜索</w:t>
+                            </w:r>
+                            <w:r>
+                              <w:rPr>
+                                <w:rFonts w:ascii="微软雅黑" w:eastAsia="微软雅黑" w:hAnsi="微软雅黑"/>
+                                <w:color w:val="414141"/>
+                                <w:sz w:val="18"/>
+                                <w:szCs w:val="18"/>
+                              </w:rPr>
+                              <w:t>，在满足任务约束的同时提升协作任务的并行执行效率与规划完备性。</w:t>
+                            </w:r>
+                          </w:p>
+                        </w:txbxContent>
+                      </wps:txbx>
+                      <wps:bodyPr rot="0" spcFirstLastPara="0" vertOverflow="overflow" horzOverflow="overflow" vert="horz" wrap="square" lIns="91440" tIns="45720" rIns="91440" bIns="45720" numCol="1" spcCol="0" rtlCol="0" fromWordArt="0" anchor="t" anchorCtr="0" forceAA="0" compatLnSpc="1">
+                        <a:prstTxWarp prst="textNoShape">
+                          <a:avLst/>
+                        </a:prstTxWarp>
                         <a:noAutofit/>
                       </wps:bodyPr>
                     </wps:wsp>
@@ -2619,7 +3082,253 @@
           </mc:Choice>
           <mc:Fallback>
             <w:pict>
-              <v:shape w14:anchorId="69101F8D" id="直角三角形 3" o:spid="_x0000_s1026" type="#_x0000_t6" style="position:absolute;margin-left:-17.6pt;margin-top:413.8pt;width:11.35pt;height:6pt;rotation:180;z-index:251661312;visibility:visible;mso-wrap-style:square;mso-width-percent:0;mso-height-percent:0;mso-wrap-distance-left:9pt;mso-wrap-distance-top:0;mso-wrap-distance-right:9pt;mso-wrap-distance-bottom:0;mso-position-horizontal:absolute;mso-position-horizontal-relative:text;mso-position-vertical:absolute;mso-position-vertical-relative:text;mso-width-percent:0;mso-height-percent:0;mso-width-relative:margin;mso-height-relative:margin;v-text-anchor:top" o:gfxdata="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" fillcolor="#9a0000" stroked="f"/>
+              <v:shape w14:anchorId="15781D64" id="文本框 28" o:spid="_x0000_s1046" type="#_x0000_t202" style="position:absolute;left:0;text-align:left;margin-left:-2.75pt;margin-top:308.45pt;width:541.9pt;height:104pt;z-index:251633152;visibility:visible;mso-wrap-style:square;mso-width-percent:0;mso-height-percent:0;mso-wrap-distance-left:9pt;mso-wrap-distance-top:0;mso-wrap-distance-right:9pt;mso-wrap-distance-bottom:0;mso-position-horizontal:absolute;mso-position-horizontal-relative:text;mso-position-vertical:absolute;mso-position-vertical-relative:text;mso-width-percent:0;mso-height-percent:0;mso-width-relative:margin;mso-height-relative:margin;v-text-anchor:top" o:gfxdata="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" fillcolor="white [3201]" stroked="f" strokeweight=".5pt">
+                <v:textbox>
+                  <w:txbxContent>
+                    <w:p>
+                      <w:pPr>
+                        <w:pStyle w:val="12"/>
+                        <w:adjustRightInd w:val="0"/>
+                        <w:snapToGrid w:val="0"/>
+                        <w:ind w:firstLineChars="0" w:firstLine="0"/>
+                        <w:rPr>
+                          <w:rFonts w:ascii="微软雅黑" w:eastAsia="微软雅黑" w:hAnsi="微软雅黑" w:hint="eastAsia"/>
+                          <w:b/>
+                          <w:bCs/>
+                          <w:color w:val="414141"/>
+                          <w:sz w:val="20"/>
+                          <w:szCs w:val="20"/>
+                        </w:rPr>
+                      </w:pPr>
+                      <w:r>
+                        <w:rPr>
+                          <w:rFonts w:ascii="微软雅黑" w:eastAsia="微软雅黑" w:hAnsi="微软雅黑" w:hint="eastAsia"/>
+                          <w:b/>
+                          <w:bCs/>
+                          <w:color w:val="414141"/>
+                          <w:sz w:val="20"/>
+                          <w:szCs w:val="20"/>
+                        </w:rPr>
+                        <w:t>基于强化学习的多机器人动态联盟形成与路径规划                                                   项目负责人</w:t>
+                      </w:r>
+                    </w:p>
+                    <w:p>
+                      <w:pPr>
+                        <w:pStyle w:val="12"/>
+                        <w:numPr>
+                          <w:ilvl w:val="0"/>
+                          <w:numId w:val="4"/>
+                        </w:numPr>
+                        <w:adjustRightInd w:val="0"/>
+                        <w:snapToGrid w:val="0"/>
+                        <w:ind w:left="0" w:firstLineChars="0" w:firstLine="0"/>
+                        <w:rPr>
+                          <w:rFonts w:ascii="微软雅黑" w:eastAsia="微软雅黑" w:hAnsi="微软雅黑" w:hint="eastAsia"/>
+                          <w:color w:val="414141"/>
+                          <w:sz w:val="18"/>
+                          <w:szCs w:val="18"/>
+                        </w:rPr>
+                      </w:pPr>
+                      <w:r>
+                        <w:rPr>
+                          <w:rFonts w:ascii="微软雅黑" w:eastAsia="微软雅黑" w:hAnsi="微软雅黑"/>
+                          <w:color w:val="414141"/>
+                          <w:sz w:val="18"/>
+                          <w:szCs w:val="18"/>
+                        </w:rPr>
+                        <w:t>围绕</w:t>
+                      </w:r>
+                      <w:r>
+                        <w:rPr>
+                          <w:rFonts w:ascii="微软雅黑" w:eastAsia="微软雅黑" w:hAnsi="微软雅黑" w:hint="eastAsia"/>
+                          <w:color w:val="414141"/>
+                          <w:sz w:val="18"/>
+                          <w:szCs w:val="18"/>
+                        </w:rPr>
+                        <w:t>多智能</w:t>
+                      </w:r>
+                      <w:proofErr w:type="gramStart"/>
+                      <w:r>
+                        <w:rPr>
+                          <w:rFonts w:ascii="微软雅黑" w:eastAsia="微软雅黑" w:hAnsi="微软雅黑" w:hint="eastAsia"/>
+                          <w:color w:val="414141"/>
+                          <w:sz w:val="18"/>
+                          <w:szCs w:val="18"/>
+                        </w:rPr>
+                        <w:t>体任务</w:t>
+                      </w:r>
+                      <w:proofErr w:type="gramEnd"/>
+                      <w:r>
+                        <w:rPr>
+                          <w:rFonts w:ascii="微软雅黑" w:eastAsia="微软雅黑" w:hAnsi="微软雅黑" w:hint="eastAsia"/>
+                          <w:color w:val="414141"/>
+                          <w:sz w:val="18"/>
+                          <w:szCs w:val="18"/>
+                        </w:rPr>
+                        <w:t>规划</w:t>
+                      </w:r>
+                      <w:r>
+                        <w:rPr>
+                          <w:rFonts w:ascii="微软雅黑" w:eastAsia="微软雅黑" w:hAnsi="微软雅黑"/>
+                          <w:color w:val="414141"/>
+                          <w:sz w:val="18"/>
+                          <w:szCs w:val="18"/>
+                        </w:rPr>
+                        <w:t>中动态联盟形成、任务路径决策与多机器人协作强耦合的问题，研究基于 RL 的去中心化任务规划方法。构建</w:t>
+                      </w:r>
+                      <w:r>
+                        <w:rPr>
+                          <w:rFonts w:ascii="微软雅黑" w:eastAsia="微软雅黑" w:hAnsi="微软雅黑" w:hint="eastAsia"/>
+                          <w:color w:val="414141"/>
+                          <w:sz w:val="18"/>
+                          <w:szCs w:val="18"/>
+                        </w:rPr>
+                        <w:t>基于注意力机制的策略网络</w:t>
+                      </w:r>
+                      <w:r>
+                        <w:rPr>
+                          <w:rFonts w:ascii="微软雅黑" w:eastAsia="微软雅黑" w:hAnsi="微软雅黑"/>
+                          <w:color w:val="414141"/>
+                          <w:sz w:val="18"/>
+                          <w:szCs w:val="18"/>
+                        </w:rPr>
+                        <w:t>，融合任务状态、机器人位置与协作意图信息，实现多机器人</w:t>
+                      </w:r>
+                      <w:r>
+                        <w:rPr>
+                          <w:rFonts w:ascii="微软雅黑" w:eastAsia="微软雅黑" w:hAnsi="微软雅黑" w:hint="eastAsia"/>
+                          <w:color w:val="414141"/>
+                          <w:sz w:val="18"/>
+                          <w:szCs w:val="18"/>
+                        </w:rPr>
+                        <w:t>分布式动态规划</w:t>
+                      </w:r>
+                      <w:r>
+                        <w:rPr>
+                          <w:rFonts w:ascii="微软雅黑" w:eastAsia="微软雅黑" w:hAnsi="微软雅黑"/>
+                          <w:color w:val="414141"/>
+                          <w:sz w:val="18"/>
+                          <w:szCs w:val="18"/>
+                        </w:rPr>
+                        <w:t>。</w:t>
+                      </w:r>
+                    </w:p>
+                    <w:p>
+                      <w:pPr>
+                        <w:pStyle w:val="12"/>
+                        <w:adjustRightInd w:val="0"/>
+                        <w:snapToGrid w:val="0"/>
+                        <w:ind w:firstLineChars="0" w:firstLine="0"/>
+                        <w:rPr>
+                          <w:rFonts w:ascii="微软雅黑" w:eastAsia="微软雅黑" w:hAnsi="微软雅黑" w:hint="eastAsia"/>
+                          <w:b/>
+                          <w:bCs/>
+                          <w:color w:val="414141"/>
+                          <w:sz w:val="20"/>
+                          <w:szCs w:val="20"/>
+                        </w:rPr>
+                      </w:pPr>
+                      <w:r>
+                        <w:rPr>
+                          <w:rFonts w:ascii="微软雅黑" w:eastAsia="微软雅黑" w:hAnsi="微软雅黑" w:hint="eastAsia"/>
+                          <w:b/>
+                          <w:bCs/>
+                          <w:color w:val="414141"/>
+                          <w:sz w:val="20"/>
+                          <w:szCs w:val="20"/>
+                        </w:rPr>
+                        <w:t xml:space="preserve">基于拟偏序集的多智能体最短时间协同任务规划                                         </w:t>
+                      </w:r>
+                      <w:r>
+                        <w:rPr>
+                          <w:rFonts w:ascii="微软雅黑" w:eastAsia="微软雅黑" w:hAnsi="微软雅黑"/>
+                          <w:b/>
+                          <w:bCs/>
+                          <w:color w:val="414141"/>
+                          <w:sz w:val="20"/>
+                          <w:szCs w:val="20"/>
+                        </w:rPr>
+                        <w:t>某重点科研项目核心成员</w:t>
+                      </w:r>
+                    </w:p>
+                    <w:p>
+                      <w:pPr>
+                        <w:pStyle w:val="12"/>
+                        <w:numPr>
+                          <w:ilvl w:val="0"/>
+                          <w:numId w:val="4"/>
+                        </w:numPr>
+                        <w:adjustRightInd w:val="0"/>
+                        <w:snapToGrid w:val="0"/>
+                        <w:ind w:left="0" w:firstLineChars="0" w:firstLine="0"/>
+                      </w:pPr>
+                      <w:r>
+                        <w:rPr>
+                          <w:rFonts w:ascii="微软雅黑" w:eastAsia="微软雅黑" w:hAnsi="微软雅黑"/>
+                          <w:color w:val="414141"/>
+                          <w:sz w:val="18"/>
+                          <w:szCs w:val="18"/>
+                        </w:rPr>
+                        <w:t>面向多机器人协同任务中的时序约束、协作依赖与执行效率问题，研究基于</w:t>
+                      </w:r>
+                      <w:r>
+                        <w:rPr>
+                          <w:rFonts w:ascii="微软雅黑" w:eastAsia="微软雅黑" w:hAnsi="微软雅黑" w:hint="eastAsia"/>
+                          <w:color w:val="414141"/>
+                          <w:sz w:val="18"/>
+                          <w:szCs w:val="18"/>
+                        </w:rPr>
+                        <w:t>偏序</w:t>
+                      </w:r>
+                      <w:r>
+                        <w:rPr>
+                          <w:rFonts w:ascii="微软雅黑" w:eastAsia="微软雅黑" w:hAnsi="微软雅黑"/>
+                          <w:color w:val="414141"/>
+                          <w:sz w:val="18"/>
+                          <w:szCs w:val="18"/>
+                        </w:rPr>
+                        <w:t>的任务分解与最短时间调度方法，结合</w:t>
+                      </w:r>
+                      <w:r>
+                        <w:rPr>
+                          <w:rFonts w:ascii="微软雅黑" w:eastAsia="微软雅黑" w:hAnsi="微软雅黑" w:hint="eastAsia"/>
+                          <w:color w:val="414141"/>
+                          <w:sz w:val="18"/>
+                          <w:szCs w:val="18"/>
+                        </w:rPr>
+                        <w:t>自动机剪枝</w:t>
+                      </w:r>
+                      <w:r>
+                        <w:rPr>
+                          <w:rFonts w:ascii="微软雅黑" w:eastAsia="微软雅黑" w:hAnsi="微软雅黑"/>
+                          <w:color w:val="414141"/>
+                          <w:sz w:val="18"/>
+                          <w:szCs w:val="18"/>
+                        </w:rPr>
+                        <w:t>与</w:t>
+                      </w:r>
+                      <w:r>
+                        <w:rPr>
+                          <w:rFonts w:ascii="微软雅黑" w:eastAsia="微软雅黑" w:hAnsi="微软雅黑" w:hint="eastAsia"/>
+                          <w:color w:val="414141"/>
+                          <w:sz w:val="18"/>
+                          <w:szCs w:val="18"/>
+                        </w:rPr>
+                        <w:t>分支定界搜索</w:t>
+                      </w:r>
+                      <w:r>
+                        <w:rPr>
+                          <w:rFonts w:ascii="微软雅黑" w:eastAsia="微软雅黑" w:hAnsi="微软雅黑"/>
+                          <w:color w:val="414141"/>
+                          <w:sz w:val="18"/>
+                          <w:szCs w:val="18"/>
+                        </w:rPr>
+                        <w:t>，在满足任务约束的同时提升协作任务的并行执行效率与规划完备性。</w:t>
+                      </w:r>
+                    </w:p>
+                  </w:txbxContent>
+                </v:textbox>
+              </v:shape>
             </w:pict>
           </mc:Fallback>
         </mc:AlternateContent>
@@ -2629,55 +3338,297 @@
           <w:noProof/>
         </w:rPr>
         <mc:AlternateContent>
-          <mc:Choice Requires="wps">
+          <mc:Choice Requires="wpg">
             <w:drawing>
-              <wp:anchor distT="0" distB="0" distL="114300" distR="114300" simplePos="0" relativeHeight="251692032" behindDoc="0" locked="0" layoutInCell="1" allowOverlap="1" wp14:anchorId="091F1579" wp14:editId="72E83FC8">
+              <wp:anchor distT="0" distB="0" distL="114300" distR="114300" simplePos="0" relativeHeight="251907584" behindDoc="0" locked="0" layoutInCell="1" allowOverlap="1" wp14:anchorId="131C3947" wp14:editId="440D0622">
                 <wp:simplePos x="0" y="0"/>
                 <wp:positionH relativeFrom="column">
-                  <wp:posOffset>25400</wp:posOffset>
+                  <wp:posOffset>-229235</wp:posOffset>
                 </wp:positionH>
                 <wp:positionV relativeFrom="paragraph">
-                  <wp:posOffset>5253990</wp:posOffset>
+                  <wp:posOffset>5251244</wp:posOffset>
                 </wp:positionV>
-                <wp:extent cx="6724650" cy="0"/>
-                <wp:effectExtent l="0" t="0" r="0" b="0"/>
+                <wp:extent cx="7023735" cy="277495"/>
+                <wp:effectExtent l="0" t="0" r="24765" b="8255"/>
                 <wp:wrapNone/>
-                <wp:docPr id="24" name="直接连接符 24"/>
+                <wp:docPr id="46" name="组合 46"/>
                 <wp:cNvGraphicFramePr/>
                 <a:graphic xmlns:a="http://schemas.openxmlformats.org/drawingml/2006/main">
-                  <a:graphicData uri="http://schemas.microsoft.com/office/word/2010/wordprocessingShape">
-                    <wps:wsp>
-                      <wps:cNvCnPr/>
-                      <wps:spPr>
+                  <a:graphicData uri="http://schemas.microsoft.com/office/word/2010/wordprocessingGroup">
+                    <wpg:wgp>
+                      <wpg:cNvGrpSpPr/>
+                      <wpg:grpSpPr>
                         <a:xfrm>
                           <a:off x="0" y="0"/>
-                          <a:ext cx="6724650" cy="0"/>
+                          <a:ext cx="7023735" cy="277495"/>
+                          <a:chOff x="0" y="0"/>
+                          <a:chExt cx="7023735" cy="277741"/>
                         </a:xfrm>
-                        <a:prstGeom prst="line">
-                          <a:avLst/>
-                        </a:prstGeom>
-                        <a:noFill/>
-                        <a:ln w="9525" cap="flat" cmpd="sng" algn="ctr">
+                      </wpg:grpSpPr>
+                      <wps:wsp>
+                        <wps:cNvPr id="47" name="直角三角形 3"/>
+                        <wps:cNvSpPr/>
+                        <wps:spPr bwMode="auto">
+                          <a:xfrm rot="10800000">
+                            <a:off x="3732" y="201541"/>
+                            <a:ext cx="144145" cy="76200"/>
+                          </a:xfrm>
+                          <a:prstGeom prst="rtTriangle">
+                            <a:avLst/>
+                          </a:prstGeom>
                           <a:solidFill>
                             <a:srgbClr val="9A0000"/>
                           </a:solidFill>
-                          <a:prstDash val="solid"/>
-                        </a:ln>
-                        <a:effectLst/>
-                      </wps:spPr>
-                      <wps:bodyPr/>
-                    </wps:wsp>
+                          <a:ln>
+                            <a:noFill/>
+                          </a:ln>
+                          <a:effectLst/>
+                        </wps:spPr>
+                        <wps:bodyPr rot="0" spcFirstLastPara="0" vert="horz" wrap="square" lIns="91440" tIns="45720" rIns="91440" bIns="45720" numCol="1" spcCol="0" rtlCol="0" fromWordArt="0" anchor="t" anchorCtr="0" forceAA="0" compatLnSpc="1">
+                          <a:noAutofit/>
+                        </wps:bodyPr>
+                      </wps:wsp>
+                      <wps:wsp>
+                        <wps:cNvPr id="48" name="任意多边形 2"/>
+                        <wps:cNvSpPr/>
+                        <wps:spPr bwMode="auto">
+                          <a:xfrm>
+                            <a:off x="0" y="0"/>
+                            <a:ext cx="1556346" cy="207010"/>
+                          </a:xfrm>
+                          <a:custGeom>
+                            <a:avLst/>
+                            <a:gdLst>
+                              <a:gd name="connsiteX0" fmla="*/ 1093154 w 1406296"/>
+                              <a:gd name="connsiteY0" fmla="*/ 0 h 288031"/>
+                              <a:gd name="connsiteX1" fmla="*/ 1171153 w 1406296"/>
+                              <a:gd name="connsiteY1" fmla="*/ 0 h 288031"/>
+                              <a:gd name="connsiteX2" fmla="*/ 1406296 w 1406296"/>
+                              <a:gd name="connsiteY2" fmla="*/ 288031 h 288031"/>
+                              <a:gd name="connsiteX3" fmla="*/ 1328297 w 1406296"/>
+                              <a:gd name="connsiteY3" fmla="*/ 288031 h 288031"/>
+                              <a:gd name="connsiteX4" fmla="*/ 1030297 w 1406296"/>
+                              <a:gd name="connsiteY4" fmla="*/ 0 h 288031"/>
+                              <a:gd name="connsiteX5" fmla="*/ 1069917 w 1406296"/>
+                              <a:gd name="connsiteY5" fmla="*/ 0 h 288031"/>
+                              <a:gd name="connsiteX6" fmla="*/ 1305060 w 1406296"/>
+                              <a:gd name="connsiteY6" fmla="*/ 288031 h 288031"/>
+                              <a:gd name="connsiteX7" fmla="*/ 1265440 w 1406296"/>
+                              <a:gd name="connsiteY7" fmla="*/ 288031 h 288031"/>
+                              <a:gd name="connsiteX8" fmla="*/ 0 w 1406296"/>
+                              <a:gd name="connsiteY8" fmla="*/ 0 h 288031"/>
+                              <a:gd name="connsiteX9" fmla="*/ 1007060 w 1406296"/>
+                              <a:gd name="connsiteY9" fmla="*/ 0 h 288031"/>
+                              <a:gd name="connsiteX10" fmla="*/ 1242203 w 1406296"/>
+                              <a:gd name="connsiteY10" fmla="*/ 288031 h 288031"/>
+                              <a:gd name="connsiteX11" fmla="*/ 0 w 1406296"/>
+                              <a:gd name="connsiteY11" fmla="*/ 288031 h 288031"/>
+                            </a:gdLst>
+                            <a:ahLst/>
+                            <a:cxnLst>
+                              <a:cxn ang="0">
+                                <a:pos x="connsiteX0" y="connsiteY0"/>
+                              </a:cxn>
+                              <a:cxn ang="0">
+                                <a:pos x="connsiteX1" y="connsiteY1"/>
+                              </a:cxn>
+                              <a:cxn ang="0">
+                                <a:pos x="connsiteX2" y="connsiteY2"/>
+                              </a:cxn>
+                              <a:cxn ang="0">
+                                <a:pos x="connsiteX3" y="connsiteY3"/>
+                              </a:cxn>
+                              <a:cxn ang="0">
+                                <a:pos x="connsiteX4" y="connsiteY4"/>
+                              </a:cxn>
+                              <a:cxn ang="0">
+                                <a:pos x="connsiteX5" y="connsiteY5"/>
+                              </a:cxn>
+                              <a:cxn ang="0">
+                                <a:pos x="connsiteX6" y="connsiteY6"/>
+                              </a:cxn>
+                              <a:cxn ang="0">
+                                <a:pos x="connsiteX7" y="connsiteY7"/>
+                              </a:cxn>
+                              <a:cxn ang="0">
+                                <a:pos x="connsiteX8" y="connsiteY8"/>
+                              </a:cxn>
+                              <a:cxn ang="0">
+                                <a:pos x="connsiteX9" y="connsiteY9"/>
+                              </a:cxn>
+                              <a:cxn ang="0">
+                                <a:pos x="connsiteX10" y="connsiteY10"/>
+                              </a:cxn>
+                              <a:cxn ang="0">
+                                <a:pos x="connsiteX11" y="connsiteY11"/>
+                              </a:cxn>
+                            </a:cxnLst>
+                            <a:rect l="l" t="t" r="r" b="b"/>
+                            <a:pathLst>
+                              <a:path w="1406296" h="288031">
+                                <a:moveTo>
+                                  <a:pt x="1093154" y="0"/>
+                                </a:moveTo>
+                                <a:lnTo>
+                                  <a:pt x="1171153" y="0"/>
+                                </a:lnTo>
+                                <a:lnTo>
+                                  <a:pt x="1406296" y="288031"/>
+                                </a:lnTo>
+                                <a:lnTo>
+                                  <a:pt x="1328297" y="288031"/>
+                                </a:lnTo>
+                                <a:close/>
+                                <a:moveTo>
+                                  <a:pt x="1030297" y="0"/>
+                                </a:moveTo>
+                                <a:lnTo>
+                                  <a:pt x="1069917" y="0"/>
+                                </a:lnTo>
+                                <a:lnTo>
+                                  <a:pt x="1305060" y="288031"/>
+                                </a:lnTo>
+                                <a:lnTo>
+                                  <a:pt x="1265440" y="288031"/>
+                                </a:lnTo>
+                                <a:close/>
+                                <a:moveTo>
+                                  <a:pt x="0" y="0"/>
+                                </a:moveTo>
+                                <a:lnTo>
+                                  <a:pt x="1007060" y="0"/>
+                                </a:lnTo>
+                                <a:lnTo>
+                                  <a:pt x="1242203" y="288031"/>
+                                </a:lnTo>
+                                <a:lnTo>
+                                  <a:pt x="0" y="288031"/>
+                                </a:lnTo>
+                                <a:close/>
+                              </a:path>
+                            </a:pathLst>
+                          </a:custGeom>
+                          <a:solidFill>
+                            <a:srgbClr val="9A0000"/>
+                          </a:solidFill>
+                          <a:ln>
+                            <a:noFill/>
+                          </a:ln>
+                          <a:effectLst/>
+                        </wps:spPr>
+                        <wps:txbx>
+                          <w:txbxContent>
+                            <w:p>
+                              <w:pPr>
+                                <w:adjustRightInd w:val="0"/>
+                                <w:snapToGrid w:val="0"/>
+                                <w:spacing w:line="320" w:lineRule="exact"/>
+                                <w:rPr>
+                                  <w:rFonts w:ascii="微软雅黑" w:hAnsi="微软雅黑" w:hint="eastAsia"/>
+                                  <w:color w:val="FFFFFF"/>
+                                  <w:sz w:val="24"/>
+                                  <w:szCs w:val="24"/>
+                                </w:rPr>
+                              </w:pPr>
+                              <w:r>
+                                <w:rPr>
+                                  <w:rFonts w:ascii="微软雅黑" w:hAnsi="微软雅黑" w:hint="eastAsia"/>
+                                  <w:color w:val="FFFFFF"/>
+                                  <w:sz w:val="24"/>
+                                  <w:szCs w:val="24"/>
+                                </w:rPr>
+                                <w:t>技能及</w:t>
+                              </w:r>
+                              <w:r>
+                                <w:rPr>
+                                  <w:rFonts w:ascii="微软雅黑" w:hAnsi="微软雅黑" w:hint="eastAsia"/>
+                                  <w:color w:val="FFFFFF"/>
+                                  <w:sz w:val="24"/>
+                                  <w:szCs w:val="24"/>
+                                </w:rPr>
+                                <w:t>获奖</w:t>
+                              </w:r>
+                            </w:p>
+                          </w:txbxContent>
+                        </wps:txbx>
+                        <wps:bodyPr rot="0" spcFirstLastPara="0" vert="horz" wrap="square" lIns="198000" tIns="0" rIns="91440" bIns="0" numCol="1" spcCol="0" rtlCol="0" fromWordArt="0" anchor="ctr" anchorCtr="0" forceAA="0" compatLnSpc="1">
+                          <a:noAutofit/>
+                        </wps:bodyPr>
+                      </wps:wsp>
+                      <wps:wsp>
+                        <wps:cNvPr id="49" name="直接连接符 49"/>
+                        <wps:cNvCnPr/>
+                        <wps:spPr>
+                          <a:xfrm>
+                            <a:off x="287369" y="193905"/>
+                            <a:ext cx="6736366" cy="33762"/>
+                          </a:xfrm>
+                          <a:prstGeom prst="line">
+                            <a:avLst/>
+                          </a:prstGeom>
+                          <a:noFill/>
+                          <a:ln w="9525" cap="flat" cmpd="sng" algn="ctr">
+                            <a:solidFill>
+                              <a:srgbClr val="9A0000"/>
+                            </a:solidFill>
+                            <a:prstDash val="solid"/>
+                          </a:ln>
+                          <a:effectLst/>
+                        </wps:spPr>
+                        <wps:bodyPr/>
+                      </wps:wsp>
+                    </wpg:wgp>
                   </a:graphicData>
                 </a:graphic>
-                <wp14:sizeRelH relativeFrom="margin">
-                  <wp14:pctWidth>0</wp14:pctWidth>
-                </wp14:sizeRelH>
               </wp:anchor>
             </w:drawing>
           </mc:Choice>
           <mc:Fallback>
             <w:pict>
-              <v:line w14:anchorId="0F903E91" id="直接连接符 24" o:spid="_x0000_s1026" style="position:absolute;z-index:251692032;visibility:visible;mso-wrap-style:square;mso-width-percent:0;mso-wrap-distance-left:9pt;mso-wrap-distance-top:0;mso-wrap-distance-right:9pt;mso-wrap-distance-bottom:0;mso-position-horizontal:absolute;mso-position-horizontal-relative:text;mso-position-vertical:absolute;mso-position-vertical-relative:text;mso-width-percent:0;mso-width-relative:margin" from="2pt,413.7pt" to="531.5pt,413.7pt" o:gfxdata="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" strokecolor="#9a0000"/>
+              <v:group w14:anchorId="131C3947" id="组合 46" o:spid="_x0000_s1047" style="position:absolute;left:0;text-align:left;margin-left:-18.05pt;margin-top:413.5pt;width:553.05pt;height:21.85pt;z-index:251907584" coordsize="70237,2777" o:gfxdata="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">
+                <v:shape id="直角三角形 3" o:spid="_x0000_s1048" type="#_x0000_t6" style="position:absolute;left:37;top:2015;width:1441;height:762;rotation:180;visibility:visible;mso-wrap-style:square;v-text-anchor:top" o:gfxdata="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" fillcolor="#9a0000" stroked="f"/>
+                <v:shape id="任意多边形 2" o:spid="_x0000_s1049" style="position:absolute;width:15563;height:2070;visibility:visible;mso-wrap-style:square;v-text-anchor:middle" coordsize="1406296,288031" o:spt="100" o:gfxdata="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" adj="-11796480,,5400" path="m1093154,r77999,l1406296,288031r-77999,l1093154,xm1030297,r39620,l1305060,288031r-39620,l1030297,xm,l1007060,r235143,288031l,288031,,xe" fillcolor="#9a0000" stroked="f">
+                  <v:stroke joinstyle="miter"/>
+                  <v:formulas/>
+                  <v:path arrowok="t" o:connecttype="custom" o:connectlocs="1209792,0;1296114,0;1556346,207010;1470025,207010;1140228,0;1184076,0;1444308,207010;1400461,207010;0,0;1114512,0;1374744,207010;0,207010" o:connectangles="0,0,0,0,0,0,0,0,0,0,0,0" textboxrect="0,0,1406296,288031"/>
+                  <v:textbox inset="5.5mm,0,,0">
+                    <w:txbxContent>
+                      <w:p>
+                        <w:pPr>
+                          <w:adjustRightInd w:val="0"/>
+                          <w:snapToGrid w:val="0"/>
+                          <w:spacing w:line="320" w:lineRule="exact"/>
+                          <w:rPr>
+                            <w:rFonts w:ascii="微软雅黑" w:hAnsi="微软雅黑" w:hint="eastAsia"/>
+                            <w:color w:val="FFFFFF"/>
+                            <w:sz w:val="24"/>
+                            <w:szCs w:val="24"/>
+                          </w:rPr>
+                        </w:pPr>
+                        <w:r>
+                          <w:rPr>
+                            <w:rFonts w:ascii="微软雅黑" w:hAnsi="微软雅黑" w:hint="eastAsia"/>
+                            <w:color w:val="FFFFFF"/>
+                            <w:sz w:val="24"/>
+                            <w:szCs w:val="24"/>
+                          </w:rPr>
+                          <w:t>技能及</w:t>
+                        </w:r>
+                        <w:r>
+                          <w:rPr>
+                            <w:rFonts w:ascii="微软雅黑" w:hAnsi="微软雅黑" w:hint="eastAsia"/>
+                            <w:color w:val="FFFFFF"/>
+                            <w:sz w:val="24"/>
+                            <w:szCs w:val="24"/>
+                          </w:rPr>
+                          <w:t>获奖</w:t>
+                        </w:r>
+                      </w:p>
+                    </w:txbxContent>
+                  </v:textbox>
+                </v:shape>
+                <v:line id="直接连接符 49" o:spid="_x0000_s1050" style="position:absolute;visibility:visible;mso-wrap-style:square" from="2873,1939" to="70237,2276" o:connectortype="straight" o:gfxdata="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" strokecolor="#9a0000"/>
+              </v:group>
             </w:pict>
           </mc:Fallback>
         </mc:AlternateContent>
@@ -2693,13 +3644,1529 @@
         <mc:AlternateContent>
           <mc:Choice Requires="wps">
             <w:drawing>
-              <wp:anchor distT="0" distB="0" distL="114300" distR="114300" simplePos="0" relativeHeight="251676672" behindDoc="0" locked="0" layoutInCell="1" allowOverlap="1" wp14:anchorId="7245F686" wp14:editId="54B09544">
+              <wp:anchor distT="0" distB="0" distL="114300" distR="114300" simplePos="0" relativeHeight="251520512" behindDoc="0" locked="0" layoutInCell="1" allowOverlap="1" wp14:anchorId="154BF59E" wp14:editId="0EC672FC">
                 <wp:simplePos x="0" y="0"/>
                 <wp:positionH relativeFrom="column">
-                  <wp:posOffset>-47153</wp:posOffset>
+                  <wp:posOffset>-75231</wp:posOffset>
                 </wp:positionH>
                 <wp:positionV relativeFrom="page">
-                  <wp:posOffset>8773795</wp:posOffset>
+                  <wp:posOffset>3607835</wp:posOffset>
+                </wp:positionV>
+                <wp:extent cx="6965950" cy="2082800"/>
+                <wp:effectExtent l="0" t="0" r="0" b="6350"/>
+                <wp:wrapNone/>
+                <wp:docPr id="27" name="文本框 2"/>
+                <wp:cNvGraphicFramePr>
+                  <a:graphicFrameLocks xmlns:a="http://schemas.openxmlformats.org/drawingml/2006/main"/>
+                </wp:cNvGraphicFramePr>
+                <a:graphic xmlns:a="http://schemas.openxmlformats.org/drawingml/2006/main">
+                  <a:graphicData uri="http://schemas.microsoft.com/office/word/2010/wordprocessingShape">
+                    <wps:wsp>
+                      <wps:cNvSpPr txBox="1">
+                        <a:spLocks noChangeArrowheads="1"/>
+                      </wps:cNvSpPr>
+                      <wps:spPr bwMode="auto">
+                        <a:xfrm>
+                          <a:off x="0" y="0"/>
+                          <a:ext cx="6965950" cy="2082800"/>
+                        </a:xfrm>
+                        <a:prstGeom prst="rect">
+                          <a:avLst/>
+                        </a:prstGeom>
+                        <a:noFill/>
+                        <a:ln w="9525">
+                          <a:noFill/>
+                          <a:miter lim="800000"/>
+                        </a:ln>
+                        <a:effectLst/>
+                      </wps:spPr>
+                      <wps:txbx>
+                        <w:txbxContent>
+                          <w:p>
+                            <w:pPr>
+                              <w:adjustRightInd w:val="0"/>
+                              <w:snapToGrid w:val="0"/>
+                              <w:rPr>
+                                <w:rFonts w:ascii="微软雅黑" w:hAnsi="微软雅黑" w:hint="eastAsia"/>
+                                <w:color w:val="414141"/>
+                                <w:sz w:val="20"/>
+                                <w:szCs w:val="20"/>
+                              </w:rPr>
+                            </w:pPr>
+                            <w:r>
+                              <w:rPr>
+                                <w:rFonts w:ascii="微软雅黑" w:hAnsi="微软雅黑"/>
+                                <w:b/>
+                                <w:bCs/>
+                                <w:color w:val="414141"/>
+                                <w:sz w:val="20"/>
+                                <w:szCs w:val="20"/>
+                              </w:rPr>
+                              <w:t>LLM-Guided Belief Planning for Online Semantic Exploration and Task Execution</w:t>
+                            </w:r>
+                            <w:r>
+                              <w:rPr>
+                                <w:rFonts w:ascii="微软雅黑" w:hAnsi="微软雅黑" w:hint="eastAsia"/>
+                                <w:b/>
+                                <w:bCs/>
+                                <w:color w:val="414141"/>
+                                <w:sz w:val="20"/>
+                                <w:szCs w:val="20"/>
+                              </w:rPr>
+                              <w:t xml:space="preserve"> </w:t>
+                            </w:r>
+                            <w:r>
+                              <w:rPr>
+                                <w:rFonts w:ascii="微软雅黑" w:hAnsi="微软雅黑" w:hint="eastAsia"/>
+                                <w:b/>
+                                <w:bCs/>
+                                <w:color w:val="414141"/>
+                                <w:sz w:val="20"/>
+                                <w:szCs w:val="20"/>
+                              </w:rPr>
+                              <w:t xml:space="preserve">     </w:t>
+                            </w:r>
+                            <w:r>
+                              <w:rPr>
+                                <w:rFonts w:ascii="微软雅黑" w:hAnsi="微软雅黑" w:hint="eastAsia"/>
+                                <w:color w:val="414141"/>
+                                <w:sz w:val="20"/>
+                                <w:szCs w:val="20"/>
+                              </w:rPr>
+                              <w:t>IEEE CAC（</w:t>
+                            </w:r>
+                            <w:r>
+                              <w:rPr>
+                                <w:rFonts w:ascii="微软雅黑" w:hAnsi="微软雅黑" w:hint="eastAsia"/>
+                                <w:color w:val="414141"/>
+                                <w:sz w:val="20"/>
+                                <w:szCs w:val="20"/>
+                              </w:rPr>
+                              <w:t>在投</w:t>
+                            </w:r>
+                            <w:r>
+                              <w:rPr>
+                                <w:rFonts w:ascii="微软雅黑" w:hAnsi="微软雅黑" w:hint="eastAsia"/>
+                                <w:color w:val="414141"/>
+                                <w:sz w:val="20"/>
+                                <w:szCs w:val="20"/>
+                              </w:rPr>
+                              <w:t>，</w:t>
+                            </w:r>
+                            <w:proofErr w:type="gramStart"/>
+                            <w:r>
+                              <w:rPr>
+                                <w:rFonts w:ascii="微软雅黑" w:hAnsi="微软雅黑" w:hint="eastAsia"/>
+                                <w:color w:val="414141"/>
+                                <w:sz w:val="20"/>
+                                <w:szCs w:val="20"/>
+                              </w:rPr>
+                              <w:t>一</w:t>
+                            </w:r>
+                            <w:proofErr w:type="gramEnd"/>
+                            <w:r>
+                              <w:rPr>
+                                <w:rFonts w:ascii="微软雅黑" w:hAnsi="微软雅黑" w:hint="eastAsia"/>
+                                <w:color w:val="414141"/>
+                                <w:sz w:val="20"/>
+                                <w:szCs w:val="20"/>
+                              </w:rPr>
+                              <w:t>作</w:t>
+                            </w:r>
+                            <w:r>
+                              <w:rPr>
+                                <w:rFonts w:ascii="微软雅黑" w:hAnsi="微软雅黑" w:hint="eastAsia"/>
+                                <w:color w:val="414141"/>
+                                <w:sz w:val="20"/>
+                                <w:szCs w:val="20"/>
+                              </w:rPr>
+                              <w:t>）</w:t>
+                            </w:r>
+                          </w:p>
+                          <w:p>
+                            <w:pPr>
+                              <w:pStyle w:val="a9"/>
+                              <w:numPr>
+                                <w:ilvl w:val="0"/>
+                                <w:numId w:val="5"/>
+                              </w:numPr>
+                              <w:adjustRightInd w:val="0"/>
+                              <w:snapToGrid w:val="0"/>
+                              <w:ind w:firstLineChars="0"/>
+                              <w:rPr>
+                                <w:rFonts w:ascii="微软雅黑" w:hAnsi="微软雅黑" w:hint="eastAsia"/>
+                                <w:color w:val="414141"/>
+                                <w:sz w:val="18"/>
+                                <w:szCs w:val="18"/>
+                              </w:rPr>
+                            </w:pPr>
+                            <w:r>
+                              <w:rPr>
+                                <w:rFonts w:ascii="微软雅黑" w:hAnsi="微软雅黑"/>
+                                <w:color w:val="414141"/>
+                                <w:sz w:val="18"/>
+                                <w:szCs w:val="18"/>
+                              </w:rPr>
+                              <w:t>构建融合 LLM 语义先验与层级</w:t>
+                            </w:r>
+                            <w:r>
+                              <w:rPr>
+                                <w:rFonts w:ascii="微软雅黑" w:hAnsi="微软雅黑" w:hint="eastAsia"/>
+                                <w:color w:val="414141"/>
+                                <w:sz w:val="18"/>
+                                <w:szCs w:val="18"/>
+                              </w:rPr>
+                              <w:t>置信空间规划</w:t>
+                            </w:r>
+                            <w:r>
+                              <w:rPr>
+                                <w:rFonts w:ascii="微软雅黑" w:hAnsi="微软雅黑"/>
+                                <w:color w:val="414141"/>
+                                <w:sz w:val="18"/>
+                                <w:szCs w:val="18"/>
+                              </w:rPr>
+                              <w:t>的在线决策框架，面向部分已知环境下的目标搜索与时序任务执行，联合优化</w:t>
+                            </w:r>
+                            <w:r>
+                              <w:rPr>
+                                <w:rFonts w:ascii="微软雅黑" w:hAnsi="微软雅黑" w:hint="eastAsia"/>
+                                <w:color w:val="414141"/>
+                                <w:sz w:val="18"/>
+                                <w:szCs w:val="18"/>
+                              </w:rPr>
+                              <w:t>语义探索</w:t>
+                            </w:r>
+                            <w:r>
+                              <w:rPr>
+                                <w:rFonts w:ascii="微软雅黑" w:hAnsi="微软雅黑"/>
+                                <w:color w:val="414141"/>
+                                <w:sz w:val="18"/>
+                                <w:szCs w:val="18"/>
+                              </w:rPr>
+                              <w:t>与任务完成代价，减少无效搜索、重复规划和 LLM 调用开销。</w:t>
+                            </w:r>
+                          </w:p>
+                          <w:p>
+                            <w:pPr>
+                              <w:adjustRightInd w:val="0"/>
+                              <w:snapToGrid w:val="0"/>
+                              <w:rPr>
+                                <w:rFonts w:ascii="微软雅黑" w:hAnsi="微软雅黑" w:hint="eastAsia"/>
+                                <w:b/>
+                                <w:bCs/>
+                                <w:color w:val="414141"/>
+                                <w:sz w:val="20"/>
+                                <w:szCs w:val="20"/>
+                              </w:rPr>
+                            </w:pPr>
+                            <w:r>
+                              <w:rPr>
+                                <w:rFonts w:ascii="微软雅黑" w:hAnsi="微软雅黑"/>
+                                <w:b/>
+                                <w:bCs/>
+                                <w:color w:val="414141"/>
+                                <w:sz w:val="20"/>
+                                <w:szCs w:val="20"/>
+                              </w:rPr>
+                              <w:t>SHARP: Safety-aware Hierarchical Autonomous Robotic Planning for in vivo surgery</w:t>
+                            </w:r>
+                            <w:r>
+                              <w:rPr>
+                                <w:rFonts w:ascii="微软雅黑" w:hAnsi="微软雅黑" w:hint="eastAsia"/>
+                                <w:b/>
+                                <w:bCs/>
+                                <w:color w:val="414141"/>
+                                <w:sz w:val="20"/>
+                                <w:szCs w:val="20"/>
+                              </w:rPr>
+                              <w:t xml:space="preserve"> </w:t>
+                            </w:r>
+                            <w:r>
+                              <w:rPr>
+                                <w:rFonts w:ascii="微软雅黑" w:hAnsi="微软雅黑" w:hint="eastAsia"/>
+                                <w:i/>
+                                <w:iCs/>
+                                <w:color w:val="414141"/>
+                                <w:sz w:val="20"/>
+                                <w:szCs w:val="20"/>
+                              </w:rPr>
+                              <w:t>Science Robotics</w:t>
+                            </w:r>
+                            <w:r>
+                              <w:rPr>
+                                <w:rFonts w:ascii="微软雅黑" w:hAnsi="微软雅黑" w:hint="eastAsia"/>
+                                <w:color w:val="414141"/>
+                                <w:sz w:val="20"/>
+                                <w:szCs w:val="20"/>
+                              </w:rPr>
+                              <w:t>（</w:t>
+                            </w:r>
+                            <w:r>
+                              <w:rPr>
+                                <w:rFonts w:ascii="微软雅黑" w:hAnsi="微软雅黑" w:hint="eastAsia"/>
+                                <w:color w:val="414141"/>
+                                <w:sz w:val="20"/>
+                                <w:szCs w:val="20"/>
+                              </w:rPr>
+                              <w:t>在投</w:t>
+                            </w:r>
+                            <w:r>
+                              <w:rPr>
+                                <w:rFonts w:ascii="微软雅黑" w:hAnsi="微软雅黑" w:hint="eastAsia"/>
+                                <w:color w:val="414141"/>
+                                <w:sz w:val="20"/>
+                                <w:szCs w:val="20"/>
+                              </w:rPr>
+                              <w:t>，</w:t>
+                            </w:r>
+                            <w:r>
+                              <w:rPr>
+                                <w:rFonts w:ascii="微软雅黑" w:hAnsi="微软雅黑" w:hint="eastAsia"/>
+                                <w:color w:val="414141"/>
+                                <w:sz w:val="20"/>
+                                <w:szCs w:val="20"/>
+                              </w:rPr>
+                              <w:t>三作</w:t>
+                            </w:r>
+                            <w:r>
+                              <w:rPr>
+                                <w:rFonts w:ascii="微软雅黑" w:hAnsi="微软雅黑" w:hint="eastAsia"/>
+                                <w:color w:val="414141"/>
+                                <w:sz w:val="20"/>
+                                <w:szCs w:val="20"/>
+                              </w:rPr>
+                              <w:t>）</w:t>
+                            </w:r>
+                          </w:p>
+                          <w:p>
+                            <w:pPr>
+                              <w:pStyle w:val="a9"/>
+                              <w:numPr>
+                                <w:ilvl w:val="0"/>
+                                <w:numId w:val="5"/>
+                              </w:numPr>
+                              <w:adjustRightInd w:val="0"/>
+                              <w:snapToGrid w:val="0"/>
+                              <w:ind w:firstLineChars="0"/>
+                              <w:rPr>
+                                <w:rFonts w:ascii="微软雅黑" w:hAnsi="微软雅黑" w:hint="eastAsia"/>
+                                <w:color w:val="414141"/>
+                                <w:sz w:val="18"/>
+                                <w:szCs w:val="18"/>
+                              </w:rPr>
+                            </w:pPr>
+                            <w:r>
+                              <w:rPr>
+                                <w:rFonts w:ascii="微软雅黑" w:hAnsi="微软雅黑"/>
+                                <w:color w:val="414141"/>
+                                <w:sz w:val="18"/>
+                                <w:szCs w:val="18"/>
+                              </w:rPr>
+                              <w:t>参与构建面向活体微创手术的</w:t>
+                            </w:r>
+                            <w:r>
+                              <w:rPr>
+                                <w:rFonts w:ascii="微软雅黑" w:hAnsi="微软雅黑" w:hint="eastAsia"/>
+                                <w:color w:val="414141"/>
+                                <w:sz w:val="18"/>
+                                <w:szCs w:val="18"/>
+                              </w:rPr>
+                              <w:t>安全感知的分层规划</w:t>
+                            </w:r>
+                            <w:r>
+                              <w:rPr>
+                                <w:rFonts w:ascii="微软雅黑" w:hAnsi="微软雅黑"/>
+                                <w:color w:val="414141"/>
+                                <w:sz w:val="18"/>
+                                <w:szCs w:val="18"/>
+                              </w:rPr>
+                              <w:t>框架，设计“</w:t>
+                            </w:r>
+                            <w:r>
+                              <w:rPr>
+                                <w:rFonts w:ascii="微软雅黑" w:hAnsi="微软雅黑" w:hint="eastAsia"/>
+                                <w:color w:val="414141"/>
+                                <w:sz w:val="18"/>
+                                <w:szCs w:val="18"/>
+                              </w:rPr>
+                              <w:t>任务规划</w:t>
+                            </w:r>
+                            <w:r>
+                              <w:rPr>
+                                <w:rFonts w:ascii="微软雅黑" w:hAnsi="微软雅黑"/>
+                                <w:color w:val="414141"/>
+                                <w:sz w:val="18"/>
+                                <w:szCs w:val="18"/>
+                              </w:rPr>
+                              <w:t>-</w:t>
+                            </w:r>
+                            <w:r>
+                              <w:rPr>
+                                <w:rFonts w:ascii="微软雅黑" w:hAnsi="微软雅黑" w:hint="eastAsia"/>
+                                <w:color w:val="414141"/>
+                                <w:sz w:val="18"/>
+                                <w:szCs w:val="18"/>
+                              </w:rPr>
+                              <w:t>异常监测</w:t>
+                            </w:r>
+                            <w:r>
+                              <w:rPr>
+                                <w:rFonts w:ascii="微软雅黑" w:hAnsi="微软雅黑"/>
+                                <w:color w:val="414141"/>
+                                <w:sz w:val="18"/>
+                                <w:szCs w:val="18"/>
+                              </w:rPr>
+                              <w:t>-</w:t>
+                            </w:r>
+                            <w:r>
+                              <w:rPr>
+                                <w:rFonts w:ascii="微软雅黑" w:hAnsi="微软雅黑" w:hint="eastAsia"/>
+                                <w:color w:val="414141"/>
+                                <w:sz w:val="18"/>
+                                <w:szCs w:val="18"/>
+                              </w:rPr>
+                              <w:t>恢复执行</w:t>
+                            </w:r>
+                            <w:r>
+                              <w:rPr>
+                                <w:rFonts w:ascii="微软雅黑" w:hAnsi="微软雅黑"/>
+                                <w:color w:val="414141"/>
+                                <w:sz w:val="18"/>
+                                <w:szCs w:val="18"/>
+                              </w:rPr>
+                              <w:t>”闭环，融合内窥镜图像、腕部相机、机器人状态与呼吸相位信息，支持胆囊管/胆囊动脉夹闭切断过程中的异常识别、风险抑制与在线恢复。</w:t>
+                            </w:r>
+                          </w:p>
+                          <w:p>
+                            <w:pPr>
+                              <w:adjustRightInd w:val="0"/>
+                              <w:snapToGrid w:val="0"/>
+                              <w:ind w:left="8900" w:hangingChars="4450" w:hanging="8900"/>
+                              <w:rPr>
+                                <w:rFonts w:ascii="微软雅黑" w:hAnsi="微软雅黑"/>
+                                <w:b/>
+                                <w:bCs/>
+                                <w:color w:val="414141"/>
+                                <w:sz w:val="20"/>
+                                <w:szCs w:val="20"/>
+                              </w:rPr>
+                            </w:pPr>
+                            <w:r>
+                              <w:rPr>
+                                <w:rFonts w:ascii="微软雅黑" w:hAnsi="微软雅黑"/>
+                                <w:b/>
+                                <w:bCs/>
+                                <w:color w:val="414141"/>
+                                <w:sz w:val="20"/>
+                                <w:szCs w:val="20"/>
+                              </w:rPr>
+                              <w:t>Melding LLM and temporal logic for reliable human-swarm collaboration in complex environments</w:t>
+                            </w:r>
+                          </w:p>
+                          <w:p>
+                            <w:pPr>
+                              <w:adjustRightInd w:val="0"/>
+                              <w:snapToGrid w:val="0"/>
+                              <w:ind w:firstLineChars="3950" w:firstLine="7900"/>
+                              <w:rPr>
+                                <w:rFonts w:ascii="微软雅黑" w:hAnsi="微软雅黑" w:hint="eastAsia"/>
+                                <w:color w:val="414141"/>
+                                <w:sz w:val="20"/>
+                                <w:szCs w:val="20"/>
+                              </w:rPr>
+                            </w:pPr>
+                            <w:r>
+                              <w:rPr>
+                                <w:rFonts w:ascii="微软雅黑" w:hAnsi="微软雅黑" w:hint="eastAsia"/>
+                                <w:i/>
+                                <w:iCs/>
+                                <w:color w:val="414141"/>
+                                <w:sz w:val="20"/>
+                                <w:szCs w:val="20"/>
+                              </w:rPr>
+                              <w:t>Science Robotics</w:t>
+                            </w:r>
+                            <w:r>
+                              <w:rPr>
+                                <w:rFonts w:ascii="微软雅黑" w:hAnsi="微软雅黑" w:hint="eastAsia"/>
+                                <w:color w:val="414141"/>
+                                <w:sz w:val="20"/>
+                                <w:szCs w:val="20"/>
+                              </w:rPr>
+                              <w:t>（</w:t>
+                            </w:r>
+                            <w:r>
+                              <w:rPr>
+                                <w:rFonts w:ascii="微软雅黑" w:hAnsi="微软雅黑" w:hint="eastAsia"/>
+                                <w:color w:val="414141"/>
+                                <w:sz w:val="20"/>
+                                <w:szCs w:val="20"/>
+                              </w:rPr>
+                              <w:t>在投</w:t>
+                            </w:r>
+                            <w:r>
+                              <w:rPr>
+                                <w:rFonts w:ascii="微软雅黑" w:hAnsi="微软雅黑" w:hint="eastAsia"/>
+                                <w:color w:val="414141"/>
+                                <w:sz w:val="20"/>
+                                <w:szCs w:val="20"/>
+                              </w:rPr>
+                              <w:t>，</w:t>
+                            </w:r>
+                            <w:r>
+                              <w:rPr>
+                                <w:rFonts w:ascii="微软雅黑" w:hAnsi="微软雅黑" w:hint="eastAsia"/>
+                                <w:color w:val="414141"/>
+                                <w:sz w:val="20"/>
+                                <w:szCs w:val="20"/>
+                              </w:rPr>
+                              <w:t>五作</w:t>
+                            </w:r>
+                            <w:r>
+                              <w:rPr>
+                                <w:rFonts w:ascii="微软雅黑" w:hAnsi="微软雅黑" w:hint="eastAsia"/>
+                                <w:color w:val="414141"/>
+                                <w:sz w:val="20"/>
+                                <w:szCs w:val="20"/>
+                              </w:rPr>
+                              <w:t>）</w:t>
+                            </w:r>
+                          </w:p>
+                          <w:p>
+                            <w:pPr>
+                              <w:pStyle w:val="a9"/>
+                              <w:numPr>
+                                <w:ilvl w:val="0"/>
+                                <w:numId w:val="5"/>
+                              </w:numPr>
+                              <w:adjustRightInd w:val="0"/>
+                              <w:snapToGrid w:val="0"/>
+                              <w:ind w:firstLineChars="0"/>
+                              <w:rPr>
+                                <w:rFonts w:ascii="微软雅黑" w:hAnsi="微软雅黑" w:hint="eastAsia"/>
+                                <w:color w:val="414141"/>
+                                <w:sz w:val="18"/>
+                                <w:szCs w:val="18"/>
+                              </w:rPr>
+                            </w:pPr>
+                            <w:r>
+                              <w:rPr>
+                                <w:rFonts w:ascii="微软雅黑" w:hAnsi="微软雅黑"/>
+                                <w:color w:val="414141"/>
+                                <w:sz w:val="18"/>
+                                <w:szCs w:val="18"/>
+                              </w:rPr>
+                              <w:t>参与设计 LLM 与</w:t>
+                            </w:r>
+                            <w:r>
+                              <w:rPr>
+                                <w:rFonts w:ascii="微软雅黑" w:hAnsi="微软雅黑" w:hint="eastAsia"/>
+                                <w:color w:val="414141"/>
+                                <w:sz w:val="18"/>
+                                <w:szCs w:val="18"/>
+                              </w:rPr>
+                              <w:t>时序逻辑</w:t>
+                            </w:r>
+                            <w:r>
+                              <w:rPr>
+                                <w:rFonts w:ascii="微软雅黑" w:hAnsi="微软雅黑"/>
+                                <w:color w:val="414141"/>
+                                <w:sz w:val="18"/>
+                                <w:szCs w:val="18"/>
+                              </w:rPr>
+                              <w:t>融合的群体机器人协同框架，构建“</w:t>
+                            </w:r>
+                            <w:r>
+                              <w:rPr>
+                                <w:rFonts w:ascii="微软雅黑" w:hAnsi="微软雅黑" w:hint="eastAsia"/>
+                                <w:color w:val="414141"/>
+                                <w:sz w:val="18"/>
+                                <w:szCs w:val="18"/>
+                              </w:rPr>
+                              <w:t>自然语言理解</w:t>
+                            </w:r>
+                            <w:r>
+                              <w:rPr>
+                                <w:rFonts w:ascii="微软雅黑" w:hAnsi="微软雅黑"/>
+                                <w:color w:val="414141"/>
+                                <w:sz w:val="18"/>
+                                <w:szCs w:val="18"/>
+                              </w:rPr>
+                              <w:t>-</w:t>
+                            </w:r>
+                            <w:r>
+                              <w:rPr>
+                                <w:rFonts w:ascii="微软雅黑" w:hAnsi="微软雅黑" w:hint="eastAsia"/>
+                                <w:color w:val="414141"/>
+                                <w:sz w:val="18"/>
+                                <w:szCs w:val="18"/>
+                              </w:rPr>
+                              <w:t>形式化建模-任务规划</w:t>
+                            </w:r>
+                            <w:r>
+                              <w:rPr>
+                                <w:rFonts w:ascii="微软雅黑" w:hAnsi="微软雅黑"/>
+                                <w:color w:val="414141"/>
+                                <w:sz w:val="18"/>
+                                <w:szCs w:val="18"/>
+                              </w:rPr>
+                              <w:t>”闭环，将自然语言任务转化为形式化约束与可执行规划策略，实现开放动态环境下异构机器人集群的可靠任务规划与人在环交互。</w:t>
+                            </w:r>
+                          </w:p>
+                          <w:p>
+                            <w:pPr>
+                              <w:pStyle w:val="12"/>
+                              <w:adjustRightInd w:val="0"/>
+                              <w:snapToGrid w:val="0"/>
+                              <w:ind w:firstLineChars="0" w:firstLine="0"/>
+                              <w:rPr>
+                                <w:rFonts w:ascii="微软雅黑" w:hAnsi="微软雅黑" w:hint="eastAsia"/>
+                                <w:color w:val="414141"/>
+                                <w:sz w:val="20"/>
+                                <w:szCs w:val="20"/>
+                              </w:rPr>
+                            </w:pPr>
+                            <w:r>
+                              <w:rPr>
+                                <w:rFonts w:ascii="微软雅黑" w:eastAsia="微软雅黑" w:hAnsi="微软雅黑" w:hint="eastAsia"/>
+                                <w:b/>
+                                <w:bCs/>
+                                <w:color w:val="414141"/>
+                                <w:sz w:val="20"/>
+                                <w:szCs w:val="20"/>
+                              </w:rPr>
+                              <w:t>Formal Logic-based Cooperative Task Planning for Multi-robot Systems: Survey of Recent Advances and Future</w:t>
+                            </w:r>
+                            <w:r>
+                              <w:rPr>
+                                <w:rFonts w:ascii="微软雅黑" w:eastAsia="微软雅黑" w:hAnsi="微软雅黑" w:hint="eastAsia"/>
+                                <w:b/>
+                                <w:bCs/>
+                                <w:color w:val="414141"/>
+                                <w:sz w:val="20"/>
+                                <w:szCs w:val="20"/>
+                              </w:rPr>
+                              <w:t xml:space="preserve"> </w:t>
+                            </w:r>
+                            <w:r>
+                              <w:rPr>
+                                <w:rFonts w:ascii="微软雅黑" w:eastAsia="微软雅黑" w:hAnsi="微软雅黑" w:hint="eastAsia"/>
+                                <w:b/>
+                                <w:bCs/>
+                                <w:color w:val="414141"/>
+                                <w:sz w:val="20"/>
+                                <w:szCs w:val="20"/>
+                              </w:rPr>
+                              <w:t xml:space="preserve">Directions                      </w:t>
+                            </w:r>
+                            <w:r>
+                              <w:rPr>
+                                <w:rFonts w:ascii="微软雅黑" w:eastAsia="微软雅黑" w:hAnsi="微软雅黑" w:hint="eastAsia"/>
+                                <w:b/>
+                                <w:bCs/>
+                                <w:color w:val="414141"/>
+                                <w:sz w:val="20"/>
+                                <w:szCs w:val="20"/>
+                              </w:rPr>
+                              <w:t xml:space="preserve">       </w:t>
+                            </w:r>
+                            <w:r>
+                              <w:rPr>
+                                <w:rFonts w:ascii="微软雅黑" w:eastAsia="微软雅黑" w:hAnsi="微软雅黑" w:hint="eastAsia"/>
+                                <w:b/>
+                                <w:bCs/>
+                                <w:color w:val="414141"/>
+                                <w:sz w:val="20"/>
+                                <w:szCs w:val="20"/>
+                              </w:rPr>
+                              <w:t xml:space="preserve">                       </w:t>
+                            </w:r>
+                            <w:r>
+                              <w:rPr>
+                                <w:rFonts w:ascii="微软雅黑" w:hAnsi="微软雅黑" w:hint="eastAsia"/>
+                                <w:i/>
+                                <w:iCs/>
+                                <w:color w:val="414141"/>
+                                <w:sz w:val="20"/>
+                                <w:szCs w:val="20"/>
+                              </w:rPr>
+                              <w:t xml:space="preserve">Acta </w:t>
+                            </w:r>
+                            <w:proofErr w:type="spellStart"/>
+                            <w:r>
+                              <w:rPr>
+                                <w:rFonts w:ascii="微软雅黑" w:hAnsi="微软雅黑" w:hint="eastAsia"/>
+                                <w:i/>
+                                <w:iCs/>
+                                <w:color w:val="414141"/>
+                                <w:sz w:val="20"/>
+                                <w:szCs w:val="20"/>
+                              </w:rPr>
+                              <w:t>Automatica</w:t>
+                            </w:r>
+                            <w:proofErr w:type="spellEnd"/>
+                            <w:r>
+                              <w:rPr>
+                                <w:rFonts w:ascii="微软雅黑" w:hAnsi="微软雅黑" w:hint="eastAsia"/>
+                                <w:i/>
+                                <w:iCs/>
+                                <w:color w:val="414141"/>
+                                <w:sz w:val="20"/>
+                                <w:szCs w:val="20"/>
+                              </w:rPr>
+                              <w:t xml:space="preserve"> </w:t>
+                            </w:r>
+                            <w:proofErr w:type="spellStart"/>
+                            <w:r>
+                              <w:rPr>
+                                <w:rFonts w:ascii="微软雅黑" w:hAnsi="微软雅黑" w:hint="eastAsia"/>
+                                <w:i/>
+                                <w:iCs/>
+                                <w:color w:val="414141"/>
+                                <w:sz w:val="20"/>
+                                <w:szCs w:val="20"/>
+                              </w:rPr>
+                              <w:t>Sinica</w:t>
+                            </w:r>
+                            <w:proofErr w:type="spellEnd"/>
+                            <w:r>
+                              <w:rPr>
+                                <w:rFonts w:ascii="微软雅黑" w:hAnsi="微软雅黑" w:hint="eastAsia"/>
+                                <w:color w:val="414141"/>
+                                <w:sz w:val="20"/>
+                                <w:szCs w:val="20"/>
+                              </w:rPr>
+                              <w:t>（见刊，学生三作）</w:t>
+                            </w:r>
+                          </w:p>
+                          <w:p>
+                            <w:pPr>
+                              <w:pStyle w:val="12"/>
+                              <w:numPr>
+                                <w:ilvl w:val="0"/>
+                                <w:numId w:val="5"/>
+                              </w:numPr>
+                              <w:adjustRightInd w:val="0"/>
+                              <w:snapToGrid w:val="0"/>
+                              <w:ind w:firstLineChars="0"/>
+                              <w:rPr>
+                                <w:rFonts w:ascii="微软雅黑" w:eastAsia="微软雅黑" w:hAnsi="微软雅黑" w:hint="eastAsia"/>
+                                <w:color w:val="414141"/>
+                                <w:sz w:val="18"/>
+                                <w:szCs w:val="18"/>
+                              </w:rPr>
+                            </w:pPr>
+                            <w:r>
+                              <w:rPr>
+                                <w:rFonts w:ascii="微软雅黑" w:eastAsia="微软雅黑" w:hAnsi="微软雅黑"/>
+                                <w:color w:val="414141"/>
+                                <w:sz w:val="18"/>
+                                <w:szCs w:val="18"/>
+                              </w:rPr>
+                              <w:t>系统梳理基于 LTL/STL 的多机器人协同任务规划方法，归纳</w:t>
+                            </w:r>
+                            <w:r>
+                              <w:rPr>
+                                <w:rFonts w:ascii="微软雅黑" w:eastAsia="微软雅黑" w:hAnsi="微软雅黑" w:hint="eastAsia"/>
+                                <w:color w:val="414141"/>
+                                <w:sz w:val="18"/>
+                                <w:szCs w:val="18"/>
+                              </w:rPr>
+                              <w:t>基于自动机的规划</w:t>
+                            </w:r>
+                            <w:r>
+                              <w:rPr>
+                                <w:rFonts w:ascii="微软雅黑" w:eastAsia="微软雅黑" w:hAnsi="微软雅黑"/>
+                                <w:color w:val="414141"/>
+                                <w:sz w:val="18"/>
+                                <w:szCs w:val="18"/>
+                              </w:rPr>
+                              <w:t>、约束优化、分布式控制与在线重规划等典型技术路线，重点总结</w:t>
+                            </w:r>
+                            <w:r>
+                              <w:rPr>
+                                <w:rFonts w:ascii="微软雅黑" w:eastAsia="微软雅黑" w:hAnsi="微软雅黑" w:hint="eastAsia"/>
+                                <w:color w:val="414141"/>
+                                <w:sz w:val="18"/>
+                                <w:szCs w:val="18"/>
+                              </w:rPr>
+                              <w:t>形式化方法</w:t>
+                            </w:r>
+                            <w:r>
+                              <w:rPr>
+                                <w:rFonts w:ascii="微软雅黑" w:eastAsia="微软雅黑" w:hAnsi="微软雅黑"/>
+                                <w:color w:val="414141"/>
+                                <w:sz w:val="18"/>
+                                <w:szCs w:val="18"/>
+                              </w:rPr>
+                              <w:t>与 LLM 融合的闭环规划趋势。</w:t>
+                            </w:r>
+                          </w:p>
+                        </w:txbxContent>
+                      </wps:txbx>
+                      <wps:bodyPr rot="0" vert="horz" wrap="square" lIns="91440" tIns="45720" rIns="91440" bIns="45720" anchor="ctr" anchorCtr="0">
+                        <a:spAutoFit/>
+                      </wps:bodyPr>
+                    </wps:wsp>
+                  </a:graphicData>
+                </a:graphic>
+                <wp14:sizeRelH relativeFrom="margin">
+                  <wp14:pctWidth>0</wp14:pctWidth>
+                </wp14:sizeRelH>
+              </wp:anchor>
+            </w:drawing>
+          </mc:Choice>
+          <mc:Fallback>
+            <w:pict>
+              <v:shape w14:anchorId="154BF59E" id="_x0000_s1051" type="#_x0000_t202" style="position:absolute;left:0;text-align:left;margin-left:-5.9pt;margin-top:284.1pt;width:548.5pt;height:164pt;z-index:251520512;visibility:visible;mso-wrap-style:square;mso-width-percent:0;mso-wrap-distance-left:9pt;mso-wrap-distance-top:0;mso-wrap-distance-right:9pt;mso-wrap-distance-bottom:0;mso-position-horizontal:absolute;mso-position-horizontal-relative:text;mso-position-vertical:absolute;mso-position-vertical-relative:page;mso-width-percent:0;mso-width-relative:margin;v-text-anchor:middle" o:gfxdata="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" filled="f" stroked="f">
+                <v:textbox style="mso-fit-shape-to-text:t">
+                  <w:txbxContent>
+                    <w:p>
+                      <w:pPr>
+                        <w:adjustRightInd w:val="0"/>
+                        <w:snapToGrid w:val="0"/>
+                        <w:rPr>
+                          <w:rFonts w:ascii="微软雅黑" w:hAnsi="微软雅黑" w:hint="eastAsia"/>
+                          <w:color w:val="414141"/>
+                          <w:sz w:val="20"/>
+                          <w:szCs w:val="20"/>
+                        </w:rPr>
+                      </w:pPr>
+                      <w:r>
+                        <w:rPr>
+                          <w:rFonts w:ascii="微软雅黑" w:hAnsi="微软雅黑"/>
+                          <w:b/>
+                          <w:bCs/>
+                          <w:color w:val="414141"/>
+                          <w:sz w:val="20"/>
+                          <w:szCs w:val="20"/>
+                        </w:rPr>
+                        <w:t>LLM-Guided Belief Planning for Online Semantic Exploration and Task Execution</w:t>
+                      </w:r>
+                      <w:r>
+                        <w:rPr>
+                          <w:rFonts w:ascii="微软雅黑" w:hAnsi="微软雅黑" w:hint="eastAsia"/>
+                          <w:b/>
+                          <w:bCs/>
+                          <w:color w:val="414141"/>
+                          <w:sz w:val="20"/>
+                          <w:szCs w:val="20"/>
+                        </w:rPr>
+                        <w:t xml:space="preserve"> </w:t>
+                      </w:r>
+                      <w:r>
+                        <w:rPr>
+                          <w:rFonts w:ascii="微软雅黑" w:hAnsi="微软雅黑" w:hint="eastAsia"/>
+                          <w:b/>
+                          <w:bCs/>
+                          <w:color w:val="414141"/>
+                          <w:sz w:val="20"/>
+                          <w:szCs w:val="20"/>
+                        </w:rPr>
+                        <w:t xml:space="preserve">     </w:t>
+                      </w:r>
+                      <w:r>
+                        <w:rPr>
+                          <w:rFonts w:ascii="微软雅黑" w:hAnsi="微软雅黑" w:hint="eastAsia"/>
+                          <w:color w:val="414141"/>
+                          <w:sz w:val="20"/>
+                          <w:szCs w:val="20"/>
+                        </w:rPr>
+                        <w:t>IEEE CAC（</w:t>
+                      </w:r>
+                      <w:r>
+                        <w:rPr>
+                          <w:rFonts w:ascii="微软雅黑" w:hAnsi="微软雅黑" w:hint="eastAsia"/>
+                          <w:color w:val="414141"/>
+                          <w:sz w:val="20"/>
+                          <w:szCs w:val="20"/>
+                        </w:rPr>
+                        <w:t>在投</w:t>
+                      </w:r>
+                      <w:r>
+                        <w:rPr>
+                          <w:rFonts w:ascii="微软雅黑" w:hAnsi="微软雅黑" w:hint="eastAsia"/>
+                          <w:color w:val="414141"/>
+                          <w:sz w:val="20"/>
+                          <w:szCs w:val="20"/>
+                        </w:rPr>
+                        <w:t>，</w:t>
+                      </w:r>
+                      <w:proofErr w:type="gramStart"/>
+                      <w:r>
+                        <w:rPr>
+                          <w:rFonts w:ascii="微软雅黑" w:hAnsi="微软雅黑" w:hint="eastAsia"/>
+                          <w:color w:val="414141"/>
+                          <w:sz w:val="20"/>
+                          <w:szCs w:val="20"/>
+                        </w:rPr>
+                        <w:t>一</w:t>
+                      </w:r>
+                      <w:proofErr w:type="gramEnd"/>
+                      <w:r>
+                        <w:rPr>
+                          <w:rFonts w:ascii="微软雅黑" w:hAnsi="微软雅黑" w:hint="eastAsia"/>
+                          <w:color w:val="414141"/>
+                          <w:sz w:val="20"/>
+                          <w:szCs w:val="20"/>
+                        </w:rPr>
+                        <w:t>作</w:t>
+                      </w:r>
+                      <w:r>
+                        <w:rPr>
+                          <w:rFonts w:ascii="微软雅黑" w:hAnsi="微软雅黑" w:hint="eastAsia"/>
+                          <w:color w:val="414141"/>
+                          <w:sz w:val="20"/>
+                          <w:szCs w:val="20"/>
+                        </w:rPr>
+                        <w:t>）</w:t>
+                      </w:r>
+                    </w:p>
+                    <w:p>
+                      <w:pPr>
+                        <w:pStyle w:val="a9"/>
+                        <w:numPr>
+                          <w:ilvl w:val="0"/>
+                          <w:numId w:val="5"/>
+                        </w:numPr>
+                        <w:adjustRightInd w:val="0"/>
+                        <w:snapToGrid w:val="0"/>
+                        <w:ind w:firstLineChars="0"/>
+                        <w:rPr>
+                          <w:rFonts w:ascii="微软雅黑" w:hAnsi="微软雅黑" w:hint="eastAsia"/>
+                          <w:color w:val="414141"/>
+                          <w:sz w:val="18"/>
+                          <w:szCs w:val="18"/>
+                        </w:rPr>
+                      </w:pPr>
+                      <w:r>
+                        <w:rPr>
+                          <w:rFonts w:ascii="微软雅黑" w:hAnsi="微软雅黑"/>
+                          <w:color w:val="414141"/>
+                          <w:sz w:val="18"/>
+                          <w:szCs w:val="18"/>
+                        </w:rPr>
+                        <w:t>构建融合 LLM 语义先验与层级</w:t>
+                      </w:r>
+                      <w:r>
+                        <w:rPr>
+                          <w:rFonts w:ascii="微软雅黑" w:hAnsi="微软雅黑" w:hint="eastAsia"/>
+                          <w:color w:val="414141"/>
+                          <w:sz w:val="18"/>
+                          <w:szCs w:val="18"/>
+                        </w:rPr>
+                        <w:t>置信空间规划</w:t>
+                      </w:r>
+                      <w:r>
+                        <w:rPr>
+                          <w:rFonts w:ascii="微软雅黑" w:hAnsi="微软雅黑"/>
+                          <w:color w:val="414141"/>
+                          <w:sz w:val="18"/>
+                          <w:szCs w:val="18"/>
+                        </w:rPr>
+                        <w:t>的在线决策框架，面向部分已知环境下的目标搜索与时序任务执行，联合优化</w:t>
+                      </w:r>
+                      <w:r>
+                        <w:rPr>
+                          <w:rFonts w:ascii="微软雅黑" w:hAnsi="微软雅黑" w:hint="eastAsia"/>
+                          <w:color w:val="414141"/>
+                          <w:sz w:val="18"/>
+                          <w:szCs w:val="18"/>
+                        </w:rPr>
+                        <w:t>语义探索</w:t>
+                      </w:r>
+                      <w:r>
+                        <w:rPr>
+                          <w:rFonts w:ascii="微软雅黑" w:hAnsi="微软雅黑"/>
+                          <w:color w:val="414141"/>
+                          <w:sz w:val="18"/>
+                          <w:szCs w:val="18"/>
+                        </w:rPr>
+                        <w:t>与任务完成代价，减少无效搜索、重复规划和 LLM 调用开销。</w:t>
+                      </w:r>
+                    </w:p>
+                    <w:p>
+                      <w:pPr>
+                        <w:adjustRightInd w:val="0"/>
+                        <w:snapToGrid w:val="0"/>
+                        <w:rPr>
+                          <w:rFonts w:ascii="微软雅黑" w:hAnsi="微软雅黑" w:hint="eastAsia"/>
+                          <w:b/>
+                          <w:bCs/>
+                          <w:color w:val="414141"/>
+                          <w:sz w:val="20"/>
+                          <w:szCs w:val="20"/>
+                        </w:rPr>
+                      </w:pPr>
+                      <w:r>
+                        <w:rPr>
+                          <w:rFonts w:ascii="微软雅黑" w:hAnsi="微软雅黑"/>
+                          <w:b/>
+                          <w:bCs/>
+                          <w:color w:val="414141"/>
+                          <w:sz w:val="20"/>
+                          <w:szCs w:val="20"/>
+                        </w:rPr>
+                        <w:t>SHARP: Safety-aware Hierarchical Autonomous Robotic Planning for in vivo surgery</w:t>
+                      </w:r>
+                      <w:r>
+                        <w:rPr>
+                          <w:rFonts w:ascii="微软雅黑" w:hAnsi="微软雅黑" w:hint="eastAsia"/>
+                          <w:b/>
+                          <w:bCs/>
+                          <w:color w:val="414141"/>
+                          <w:sz w:val="20"/>
+                          <w:szCs w:val="20"/>
+                        </w:rPr>
+                        <w:t xml:space="preserve"> </w:t>
+                      </w:r>
+                      <w:r>
+                        <w:rPr>
+                          <w:rFonts w:ascii="微软雅黑" w:hAnsi="微软雅黑" w:hint="eastAsia"/>
+                          <w:i/>
+                          <w:iCs/>
+                          <w:color w:val="414141"/>
+                          <w:sz w:val="20"/>
+                          <w:szCs w:val="20"/>
+                        </w:rPr>
+                        <w:t>Science Robotics</w:t>
+                      </w:r>
+                      <w:r>
+                        <w:rPr>
+                          <w:rFonts w:ascii="微软雅黑" w:hAnsi="微软雅黑" w:hint="eastAsia"/>
+                          <w:color w:val="414141"/>
+                          <w:sz w:val="20"/>
+                          <w:szCs w:val="20"/>
+                        </w:rPr>
+                        <w:t>（</w:t>
+                      </w:r>
+                      <w:r>
+                        <w:rPr>
+                          <w:rFonts w:ascii="微软雅黑" w:hAnsi="微软雅黑" w:hint="eastAsia"/>
+                          <w:color w:val="414141"/>
+                          <w:sz w:val="20"/>
+                          <w:szCs w:val="20"/>
+                        </w:rPr>
+                        <w:t>在投</w:t>
+                      </w:r>
+                      <w:r>
+                        <w:rPr>
+                          <w:rFonts w:ascii="微软雅黑" w:hAnsi="微软雅黑" w:hint="eastAsia"/>
+                          <w:color w:val="414141"/>
+                          <w:sz w:val="20"/>
+                          <w:szCs w:val="20"/>
+                        </w:rPr>
+                        <w:t>，</w:t>
+                      </w:r>
+                      <w:r>
+                        <w:rPr>
+                          <w:rFonts w:ascii="微软雅黑" w:hAnsi="微软雅黑" w:hint="eastAsia"/>
+                          <w:color w:val="414141"/>
+                          <w:sz w:val="20"/>
+                          <w:szCs w:val="20"/>
+                        </w:rPr>
+                        <w:t>三作</w:t>
+                      </w:r>
+                      <w:r>
+                        <w:rPr>
+                          <w:rFonts w:ascii="微软雅黑" w:hAnsi="微软雅黑" w:hint="eastAsia"/>
+                          <w:color w:val="414141"/>
+                          <w:sz w:val="20"/>
+                          <w:szCs w:val="20"/>
+                        </w:rPr>
+                        <w:t>）</w:t>
+                      </w:r>
+                    </w:p>
+                    <w:p>
+                      <w:pPr>
+                        <w:pStyle w:val="a9"/>
+                        <w:numPr>
+                          <w:ilvl w:val="0"/>
+                          <w:numId w:val="5"/>
+                        </w:numPr>
+                        <w:adjustRightInd w:val="0"/>
+                        <w:snapToGrid w:val="0"/>
+                        <w:ind w:firstLineChars="0"/>
+                        <w:rPr>
+                          <w:rFonts w:ascii="微软雅黑" w:hAnsi="微软雅黑" w:hint="eastAsia"/>
+                          <w:color w:val="414141"/>
+                          <w:sz w:val="18"/>
+                          <w:szCs w:val="18"/>
+                        </w:rPr>
+                      </w:pPr>
+                      <w:r>
+                        <w:rPr>
+                          <w:rFonts w:ascii="微软雅黑" w:hAnsi="微软雅黑"/>
+                          <w:color w:val="414141"/>
+                          <w:sz w:val="18"/>
+                          <w:szCs w:val="18"/>
+                        </w:rPr>
+                        <w:t>参与构建面向活体微创手术的</w:t>
+                      </w:r>
+                      <w:r>
+                        <w:rPr>
+                          <w:rFonts w:ascii="微软雅黑" w:hAnsi="微软雅黑" w:hint="eastAsia"/>
+                          <w:color w:val="414141"/>
+                          <w:sz w:val="18"/>
+                          <w:szCs w:val="18"/>
+                        </w:rPr>
+                        <w:t>安全感知的分层规划</w:t>
+                      </w:r>
+                      <w:r>
+                        <w:rPr>
+                          <w:rFonts w:ascii="微软雅黑" w:hAnsi="微软雅黑"/>
+                          <w:color w:val="414141"/>
+                          <w:sz w:val="18"/>
+                          <w:szCs w:val="18"/>
+                        </w:rPr>
+                        <w:t>框架，设计“</w:t>
+                      </w:r>
+                      <w:r>
+                        <w:rPr>
+                          <w:rFonts w:ascii="微软雅黑" w:hAnsi="微软雅黑" w:hint="eastAsia"/>
+                          <w:color w:val="414141"/>
+                          <w:sz w:val="18"/>
+                          <w:szCs w:val="18"/>
+                        </w:rPr>
+                        <w:t>任务规划</w:t>
+                      </w:r>
+                      <w:r>
+                        <w:rPr>
+                          <w:rFonts w:ascii="微软雅黑" w:hAnsi="微软雅黑"/>
+                          <w:color w:val="414141"/>
+                          <w:sz w:val="18"/>
+                          <w:szCs w:val="18"/>
+                        </w:rPr>
+                        <w:t>-</w:t>
+                      </w:r>
+                      <w:r>
+                        <w:rPr>
+                          <w:rFonts w:ascii="微软雅黑" w:hAnsi="微软雅黑" w:hint="eastAsia"/>
+                          <w:color w:val="414141"/>
+                          <w:sz w:val="18"/>
+                          <w:szCs w:val="18"/>
+                        </w:rPr>
+                        <w:t>异常监测</w:t>
+                      </w:r>
+                      <w:r>
+                        <w:rPr>
+                          <w:rFonts w:ascii="微软雅黑" w:hAnsi="微软雅黑"/>
+                          <w:color w:val="414141"/>
+                          <w:sz w:val="18"/>
+                          <w:szCs w:val="18"/>
+                        </w:rPr>
+                        <w:t>-</w:t>
+                      </w:r>
+                      <w:r>
+                        <w:rPr>
+                          <w:rFonts w:ascii="微软雅黑" w:hAnsi="微软雅黑" w:hint="eastAsia"/>
+                          <w:color w:val="414141"/>
+                          <w:sz w:val="18"/>
+                          <w:szCs w:val="18"/>
+                        </w:rPr>
+                        <w:t>恢复执行</w:t>
+                      </w:r>
+                      <w:r>
+                        <w:rPr>
+                          <w:rFonts w:ascii="微软雅黑" w:hAnsi="微软雅黑"/>
+                          <w:color w:val="414141"/>
+                          <w:sz w:val="18"/>
+                          <w:szCs w:val="18"/>
+                        </w:rPr>
+                        <w:t>”闭环，融合内窥镜图像、腕部相机、机器人状态与呼吸相位信息，支持胆囊管/胆囊动脉夹闭切断过程中的异常识别、风险抑制与在线恢复。</w:t>
+                      </w:r>
+                    </w:p>
+                    <w:p>
+                      <w:pPr>
+                        <w:adjustRightInd w:val="0"/>
+                        <w:snapToGrid w:val="0"/>
+                        <w:ind w:left="8900" w:hangingChars="4450" w:hanging="8900"/>
+                        <w:rPr>
+                          <w:rFonts w:ascii="微软雅黑" w:hAnsi="微软雅黑"/>
+                          <w:b/>
+                          <w:bCs/>
+                          <w:color w:val="414141"/>
+                          <w:sz w:val="20"/>
+                          <w:szCs w:val="20"/>
+                        </w:rPr>
+                      </w:pPr>
+                      <w:r>
+                        <w:rPr>
+                          <w:rFonts w:ascii="微软雅黑" w:hAnsi="微软雅黑"/>
+                          <w:b/>
+                          <w:bCs/>
+                          <w:color w:val="414141"/>
+                          <w:sz w:val="20"/>
+                          <w:szCs w:val="20"/>
+                        </w:rPr>
+                        <w:t>Melding LLM and temporal logic for reliable human-swarm collaboration in complex environments</w:t>
+                      </w:r>
+                    </w:p>
+                    <w:p>
+                      <w:pPr>
+                        <w:adjustRightInd w:val="0"/>
+                        <w:snapToGrid w:val="0"/>
+                        <w:ind w:firstLineChars="3950" w:firstLine="7900"/>
+                        <w:rPr>
+                          <w:rFonts w:ascii="微软雅黑" w:hAnsi="微软雅黑" w:hint="eastAsia"/>
+                          <w:color w:val="414141"/>
+                          <w:sz w:val="20"/>
+                          <w:szCs w:val="20"/>
+                        </w:rPr>
+                      </w:pPr>
+                      <w:r>
+                        <w:rPr>
+                          <w:rFonts w:ascii="微软雅黑" w:hAnsi="微软雅黑" w:hint="eastAsia"/>
+                          <w:i/>
+                          <w:iCs/>
+                          <w:color w:val="414141"/>
+                          <w:sz w:val="20"/>
+                          <w:szCs w:val="20"/>
+                        </w:rPr>
+                        <w:t>Science Robotics</w:t>
+                      </w:r>
+                      <w:r>
+                        <w:rPr>
+                          <w:rFonts w:ascii="微软雅黑" w:hAnsi="微软雅黑" w:hint="eastAsia"/>
+                          <w:color w:val="414141"/>
+                          <w:sz w:val="20"/>
+                          <w:szCs w:val="20"/>
+                        </w:rPr>
+                        <w:t>（</w:t>
+                      </w:r>
+                      <w:r>
+                        <w:rPr>
+                          <w:rFonts w:ascii="微软雅黑" w:hAnsi="微软雅黑" w:hint="eastAsia"/>
+                          <w:color w:val="414141"/>
+                          <w:sz w:val="20"/>
+                          <w:szCs w:val="20"/>
+                        </w:rPr>
+                        <w:t>在投</w:t>
+                      </w:r>
+                      <w:r>
+                        <w:rPr>
+                          <w:rFonts w:ascii="微软雅黑" w:hAnsi="微软雅黑" w:hint="eastAsia"/>
+                          <w:color w:val="414141"/>
+                          <w:sz w:val="20"/>
+                          <w:szCs w:val="20"/>
+                        </w:rPr>
+                        <w:t>，</w:t>
+                      </w:r>
+                      <w:r>
+                        <w:rPr>
+                          <w:rFonts w:ascii="微软雅黑" w:hAnsi="微软雅黑" w:hint="eastAsia"/>
+                          <w:color w:val="414141"/>
+                          <w:sz w:val="20"/>
+                          <w:szCs w:val="20"/>
+                        </w:rPr>
+                        <w:t>五作</w:t>
+                      </w:r>
+                      <w:r>
+                        <w:rPr>
+                          <w:rFonts w:ascii="微软雅黑" w:hAnsi="微软雅黑" w:hint="eastAsia"/>
+                          <w:color w:val="414141"/>
+                          <w:sz w:val="20"/>
+                          <w:szCs w:val="20"/>
+                        </w:rPr>
+                        <w:t>）</w:t>
+                      </w:r>
+                    </w:p>
+                    <w:p>
+                      <w:pPr>
+                        <w:pStyle w:val="a9"/>
+                        <w:numPr>
+                          <w:ilvl w:val="0"/>
+                          <w:numId w:val="5"/>
+                        </w:numPr>
+                        <w:adjustRightInd w:val="0"/>
+                        <w:snapToGrid w:val="0"/>
+                        <w:ind w:firstLineChars="0"/>
+                        <w:rPr>
+                          <w:rFonts w:ascii="微软雅黑" w:hAnsi="微软雅黑" w:hint="eastAsia"/>
+                          <w:color w:val="414141"/>
+                          <w:sz w:val="18"/>
+                          <w:szCs w:val="18"/>
+                        </w:rPr>
+                      </w:pPr>
+                      <w:r>
+                        <w:rPr>
+                          <w:rFonts w:ascii="微软雅黑" w:hAnsi="微软雅黑"/>
+                          <w:color w:val="414141"/>
+                          <w:sz w:val="18"/>
+                          <w:szCs w:val="18"/>
+                        </w:rPr>
+                        <w:t>参与设计 LLM 与</w:t>
+                      </w:r>
+                      <w:r>
+                        <w:rPr>
+                          <w:rFonts w:ascii="微软雅黑" w:hAnsi="微软雅黑" w:hint="eastAsia"/>
+                          <w:color w:val="414141"/>
+                          <w:sz w:val="18"/>
+                          <w:szCs w:val="18"/>
+                        </w:rPr>
+                        <w:t>时序逻辑</w:t>
+                      </w:r>
+                      <w:r>
+                        <w:rPr>
+                          <w:rFonts w:ascii="微软雅黑" w:hAnsi="微软雅黑"/>
+                          <w:color w:val="414141"/>
+                          <w:sz w:val="18"/>
+                          <w:szCs w:val="18"/>
+                        </w:rPr>
+                        <w:t>融合的群体机器人协同框架，构建“</w:t>
+                      </w:r>
+                      <w:r>
+                        <w:rPr>
+                          <w:rFonts w:ascii="微软雅黑" w:hAnsi="微软雅黑" w:hint="eastAsia"/>
+                          <w:color w:val="414141"/>
+                          <w:sz w:val="18"/>
+                          <w:szCs w:val="18"/>
+                        </w:rPr>
+                        <w:t>自然语言理解</w:t>
+                      </w:r>
+                      <w:r>
+                        <w:rPr>
+                          <w:rFonts w:ascii="微软雅黑" w:hAnsi="微软雅黑"/>
+                          <w:color w:val="414141"/>
+                          <w:sz w:val="18"/>
+                          <w:szCs w:val="18"/>
+                        </w:rPr>
+                        <w:t>-</w:t>
+                      </w:r>
+                      <w:r>
+                        <w:rPr>
+                          <w:rFonts w:ascii="微软雅黑" w:hAnsi="微软雅黑" w:hint="eastAsia"/>
+                          <w:color w:val="414141"/>
+                          <w:sz w:val="18"/>
+                          <w:szCs w:val="18"/>
+                        </w:rPr>
+                        <w:t>形式化建模-任务规划</w:t>
+                      </w:r>
+                      <w:r>
+                        <w:rPr>
+                          <w:rFonts w:ascii="微软雅黑" w:hAnsi="微软雅黑"/>
+                          <w:color w:val="414141"/>
+                          <w:sz w:val="18"/>
+                          <w:szCs w:val="18"/>
+                        </w:rPr>
+                        <w:t>”闭环，将自然语言任务转化为形式化约束与可执行规划策略，实现开放动态环境下异构机器人集群的可靠任务规划与人在环交互。</w:t>
+                      </w:r>
+                    </w:p>
+                    <w:p>
+                      <w:pPr>
+                        <w:pStyle w:val="12"/>
+                        <w:adjustRightInd w:val="0"/>
+                        <w:snapToGrid w:val="0"/>
+                        <w:ind w:firstLineChars="0" w:firstLine="0"/>
+                        <w:rPr>
+                          <w:rFonts w:ascii="微软雅黑" w:hAnsi="微软雅黑" w:hint="eastAsia"/>
+                          <w:color w:val="414141"/>
+                          <w:sz w:val="20"/>
+                          <w:szCs w:val="20"/>
+                        </w:rPr>
+                      </w:pPr>
+                      <w:r>
+                        <w:rPr>
+                          <w:rFonts w:ascii="微软雅黑" w:eastAsia="微软雅黑" w:hAnsi="微软雅黑" w:hint="eastAsia"/>
+                          <w:b/>
+                          <w:bCs/>
+                          <w:color w:val="414141"/>
+                          <w:sz w:val="20"/>
+                          <w:szCs w:val="20"/>
+                        </w:rPr>
+                        <w:t>Formal Logic-based Cooperative Task Planning for Multi-robot Systems: Survey of Recent Advances and Future</w:t>
+                      </w:r>
+                      <w:r>
+                        <w:rPr>
+                          <w:rFonts w:ascii="微软雅黑" w:eastAsia="微软雅黑" w:hAnsi="微软雅黑" w:hint="eastAsia"/>
+                          <w:b/>
+                          <w:bCs/>
+                          <w:color w:val="414141"/>
+                          <w:sz w:val="20"/>
+                          <w:szCs w:val="20"/>
+                        </w:rPr>
+                        <w:t xml:space="preserve"> </w:t>
+                      </w:r>
+                      <w:r>
+                        <w:rPr>
+                          <w:rFonts w:ascii="微软雅黑" w:eastAsia="微软雅黑" w:hAnsi="微软雅黑" w:hint="eastAsia"/>
+                          <w:b/>
+                          <w:bCs/>
+                          <w:color w:val="414141"/>
+                          <w:sz w:val="20"/>
+                          <w:szCs w:val="20"/>
+                        </w:rPr>
+                        <w:t xml:space="preserve">Directions                      </w:t>
+                      </w:r>
+                      <w:r>
+                        <w:rPr>
+                          <w:rFonts w:ascii="微软雅黑" w:eastAsia="微软雅黑" w:hAnsi="微软雅黑" w:hint="eastAsia"/>
+                          <w:b/>
+                          <w:bCs/>
+                          <w:color w:val="414141"/>
+                          <w:sz w:val="20"/>
+                          <w:szCs w:val="20"/>
+                        </w:rPr>
+                        <w:t xml:space="preserve">       </w:t>
+                      </w:r>
+                      <w:r>
+                        <w:rPr>
+                          <w:rFonts w:ascii="微软雅黑" w:eastAsia="微软雅黑" w:hAnsi="微软雅黑" w:hint="eastAsia"/>
+                          <w:b/>
+                          <w:bCs/>
+                          <w:color w:val="414141"/>
+                          <w:sz w:val="20"/>
+                          <w:szCs w:val="20"/>
+                        </w:rPr>
+                        <w:t xml:space="preserve">                       </w:t>
+                      </w:r>
+                      <w:r>
+                        <w:rPr>
+                          <w:rFonts w:ascii="微软雅黑" w:hAnsi="微软雅黑" w:hint="eastAsia"/>
+                          <w:i/>
+                          <w:iCs/>
+                          <w:color w:val="414141"/>
+                          <w:sz w:val="20"/>
+                          <w:szCs w:val="20"/>
+                        </w:rPr>
+                        <w:t xml:space="preserve">Acta </w:t>
+                      </w:r>
+                      <w:proofErr w:type="spellStart"/>
+                      <w:r>
+                        <w:rPr>
+                          <w:rFonts w:ascii="微软雅黑" w:hAnsi="微软雅黑" w:hint="eastAsia"/>
+                          <w:i/>
+                          <w:iCs/>
+                          <w:color w:val="414141"/>
+                          <w:sz w:val="20"/>
+                          <w:szCs w:val="20"/>
+                        </w:rPr>
+                        <w:t>Automatica</w:t>
+                      </w:r>
+                      <w:proofErr w:type="spellEnd"/>
+                      <w:r>
+                        <w:rPr>
+                          <w:rFonts w:ascii="微软雅黑" w:hAnsi="微软雅黑" w:hint="eastAsia"/>
+                          <w:i/>
+                          <w:iCs/>
+                          <w:color w:val="414141"/>
+                          <w:sz w:val="20"/>
+                          <w:szCs w:val="20"/>
+                        </w:rPr>
+                        <w:t xml:space="preserve"> </w:t>
+                      </w:r>
+                      <w:proofErr w:type="spellStart"/>
+                      <w:r>
+                        <w:rPr>
+                          <w:rFonts w:ascii="微软雅黑" w:hAnsi="微软雅黑" w:hint="eastAsia"/>
+                          <w:i/>
+                          <w:iCs/>
+                          <w:color w:val="414141"/>
+                          <w:sz w:val="20"/>
+                          <w:szCs w:val="20"/>
+                        </w:rPr>
+                        <w:t>Sinica</w:t>
+                      </w:r>
+                      <w:proofErr w:type="spellEnd"/>
+                      <w:r>
+                        <w:rPr>
+                          <w:rFonts w:ascii="微软雅黑" w:hAnsi="微软雅黑" w:hint="eastAsia"/>
+                          <w:color w:val="414141"/>
+                          <w:sz w:val="20"/>
+                          <w:szCs w:val="20"/>
+                        </w:rPr>
+                        <w:t>（见刊，学生三作）</w:t>
+                      </w:r>
+                    </w:p>
+                    <w:p>
+                      <w:pPr>
+                        <w:pStyle w:val="12"/>
+                        <w:numPr>
+                          <w:ilvl w:val="0"/>
+                          <w:numId w:val="5"/>
+                        </w:numPr>
+                        <w:adjustRightInd w:val="0"/>
+                        <w:snapToGrid w:val="0"/>
+                        <w:ind w:firstLineChars="0"/>
+                        <w:rPr>
+                          <w:rFonts w:ascii="微软雅黑" w:eastAsia="微软雅黑" w:hAnsi="微软雅黑" w:hint="eastAsia"/>
+                          <w:color w:val="414141"/>
+                          <w:sz w:val="18"/>
+                          <w:szCs w:val="18"/>
+                        </w:rPr>
+                      </w:pPr>
+                      <w:r>
+                        <w:rPr>
+                          <w:rFonts w:ascii="微软雅黑" w:eastAsia="微软雅黑" w:hAnsi="微软雅黑"/>
+                          <w:color w:val="414141"/>
+                          <w:sz w:val="18"/>
+                          <w:szCs w:val="18"/>
+                        </w:rPr>
+                        <w:t>系统梳理基于 LTL/STL 的多机器人协同任务规划方法，归纳</w:t>
+                      </w:r>
+                      <w:r>
+                        <w:rPr>
+                          <w:rFonts w:ascii="微软雅黑" w:eastAsia="微软雅黑" w:hAnsi="微软雅黑" w:hint="eastAsia"/>
+                          <w:color w:val="414141"/>
+                          <w:sz w:val="18"/>
+                          <w:szCs w:val="18"/>
+                        </w:rPr>
+                        <w:t>基于自动机的规划</w:t>
+                      </w:r>
+                      <w:r>
+                        <w:rPr>
+                          <w:rFonts w:ascii="微软雅黑" w:eastAsia="微软雅黑" w:hAnsi="微软雅黑"/>
+                          <w:color w:val="414141"/>
+                          <w:sz w:val="18"/>
+                          <w:szCs w:val="18"/>
+                        </w:rPr>
+                        <w:t>、约束优化、分布式控制与在线重规划等典型技术路线，重点总结</w:t>
+                      </w:r>
+                      <w:r>
+                        <w:rPr>
+                          <w:rFonts w:ascii="微软雅黑" w:eastAsia="微软雅黑" w:hAnsi="微软雅黑" w:hint="eastAsia"/>
+                          <w:color w:val="414141"/>
+                          <w:sz w:val="18"/>
+                          <w:szCs w:val="18"/>
+                        </w:rPr>
+                        <w:t>形式化方法</w:t>
+                      </w:r>
+                      <w:r>
+                        <w:rPr>
+                          <w:rFonts w:ascii="微软雅黑" w:eastAsia="微软雅黑" w:hAnsi="微软雅黑"/>
+                          <w:color w:val="414141"/>
+                          <w:sz w:val="18"/>
+                          <w:szCs w:val="18"/>
+                        </w:rPr>
+                        <w:t>与 LLM 融合的闭环规划趋势。</w:t>
+                      </w:r>
+                    </w:p>
+                  </w:txbxContent>
+                </v:textbox>
+                <w10:wrap anchory="page"/>
+              </v:shape>
+            </w:pict>
+          </mc:Fallback>
+        </mc:AlternateContent>
+      </w:r>
+      <w:r>
+        <w:rPr>
+          <w:rFonts w:ascii="微软雅黑" w:hAnsi="微软雅黑"/>
+          <w:noProof/>
+          <w:color w:val="C19F67"/>
+          <w:sz w:val="20"/>
+          <w:szCs w:val="20"/>
+        </w:rPr>
+        <mc:AlternateContent>
+          <mc:Choice Requires="wps">
+            <w:drawing>
+              <wp:anchor distT="0" distB="0" distL="114300" distR="114300" simplePos="0" relativeHeight="251424256" behindDoc="0" locked="0" layoutInCell="1" allowOverlap="1" wp14:anchorId="7245F686" wp14:editId="20839BE6">
+                <wp:simplePos x="0" y="0"/>
+                <wp:positionH relativeFrom="column">
+                  <wp:posOffset>-68580</wp:posOffset>
+                </wp:positionH>
+                <wp:positionV relativeFrom="page">
+                  <wp:posOffset>8886592</wp:posOffset>
                 </wp:positionV>
                 <wp:extent cx="6950075" cy="753745"/>
                 <wp:effectExtent l="0" t="0" r="0" b="0"/>
@@ -2737,7 +5204,7 @@
                               <w:snapToGrid w:val="0"/>
                               <w:jc w:val="left"/>
                               <w:rPr>
-                                <w:rFonts w:ascii="微软雅黑" w:hAnsi="微软雅黑"/>
+                                <w:rFonts w:ascii="微软雅黑" w:hAnsi="微软雅黑" w:hint="eastAsia"/>
                                 <w:color w:val="414141"/>
                                 <w:sz w:val="18"/>
                                 <w:szCs w:val="18"/>
@@ -2868,16 +5335,7 @@
                                 <w:sz w:val="18"/>
                                 <w:szCs w:val="18"/>
                               </w:rPr>
-                              <w:t>，</w:t>
-                            </w:r>
-                            <w:r>
-                              <w:rPr>
-                                <w:rFonts w:ascii="微软雅黑" w:hAnsi="微软雅黑" w:hint="eastAsia"/>
-                                <w:color w:val="414141"/>
-                                <w:sz w:val="18"/>
-                                <w:szCs w:val="18"/>
-                              </w:rPr>
-                              <w:t>Claude code</w:t>
+                              <w:t>，Claude code</w:t>
                             </w:r>
                             <w:r>
                               <w:rPr>
@@ -3029,7 +5487,7 @@
           </mc:Choice>
           <mc:Fallback>
             <w:pict>
-              <v:shape w14:anchorId="7245F686" id="_x0000_s1033" type="#_x0000_t202" style="position:absolute;left:0;text-align:left;margin-left:-3.7pt;margin-top:690.85pt;width:547.25pt;height:59.35pt;z-index:251676672;visibility:visible;mso-wrap-style:square;mso-width-percent:0;mso-wrap-distance-left:9pt;mso-wrap-distance-top:0;mso-wrap-distance-right:9pt;mso-wrap-distance-bottom:0;mso-position-horizontal:absolute;mso-position-horizontal-relative:text;mso-position-vertical:absolute;mso-position-vertical-relative:page;mso-width-percent:0;mso-width-relative:margin;v-text-anchor:middle" o:gfxdata="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" filled="f" stroked="f">
+              <v:shape w14:anchorId="7245F686" id="_x0000_s1052" type="#_x0000_t202" style="position:absolute;left:0;text-align:left;margin-left:-5.4pt;margin-top:699.75pt;width:547.25pt;height:59.35pt;z-index:251424256;visibility:visible;mso-wrap-style:square;mso-width-percent:0;mso-wrap-distance-left:9pt;mso-wrap-distance-top:0;mso-wrap-distance-right:9pt;mso-wrap-distance-bottom:0;mso-position-horizontal:absolute;mso-position-horizontal-relative:text;mso-position-vertical:absolute;mso-position-vertical-relative:page;mso-width-percent:0;mso-width-relative:margin;v-text-anchor:middle" o:gfxdata="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" filled="f" stroked="f">
                 <v:textbox style="mso-fit-shape-to-text:t">
                   <w:txbxContent>
                     <w:p>
@@ -3038,7 +5496,7 @@
                         <w:snapToGrid w:val="0"/>
                         <w:jc w:val="left"/>
                         <w:rPr>
-                          <w:rFonts w:ascii="微软雅黑" w:hAnsi="微软雅黑"/>
+                          <w:rFonts w:ascii="微软雅黑" w:hAnsi="微软雅黑" w:hint="eastAsia"/>
                           <w:color w:val="414141"/>
                           <w:sz w:val="18"/>
                           <w:szCs w:val="18"/>
@@ -3169,16 +5627,7 @@
                           <w:sz w:val="18"/>
                           <w:szCs w:val="18"/>
                         </w:rPr>
-                        <w:t>，</w:t>
-                      </w:r>
-                      <w:r>
-                        <w:rPr>
-                          <w:rFonts w:ascii="微软雅黑" w:hAnsi="微软雅黑" w:hint="eastAsia"/>
-                          <w:color w:val="414141"/>
-                          <w:sz w:val="18"/>
-                          <w:szCs w:val="18"/>
-                        </w:rPr>
-                        <w:t>Claude code</w:t>
+                        <w:t>，Claude code</w:t>
                       </w:r>
                       <w:r>
                         <w:rPr>
@@ -3312,1860 +5761,6 @@
                           <w:szCs w:val="18"/>
                         </w:rPr>
                         <w:t>、五子棋组国家一等奖；2023年全国大学生创新创业训练项目国家级优秀结题、全国大学生数学竞赛省级三等奖；2024年 辽宁省创新创业年会省级二等奖；《一种自由空间光通信调制器》（已授权）</w:t>
-                      </w:r>
-                    </w:p>
-                  </w:txbxContent>
-                </v:textbox>
-                <w10:wrap anchory="page"/>
-              </v:shape>
-            </w:pict>
-          </mc:Fallback>
-        </mc:AlternateContent>
-      </w:r>
-      <w:r>
-        <w:rPr>
-          <w:rFonts w:ascii="微软雅黑" w:hAnsi="微软雅黑"/>
-          <w:noProof/>
-          <w:color w:val="C19F67"/>
-          <w:sz w:val="20"/>
-          <w:szCs w:val="20"/>
-        </w:rPr>
-        <mc:AlternateContent>
-          <mc:Choice Requires="wps">
-            <w:drawing>
-              <wp:anchor distT="0" distB="0" distL="114300" distR="114300" simplePos="0" relativeHeight="251641856" behindDoc="0" locked="0" layoutInCell="1" allowOverlap="1" wp14:anchorId="154BF59E" wp14:editId="1C5F7035">
-                <wp:simplePos x="0" y="0"/>
-                <wp:positionH relativeFrom="column">
-                  <wp:posOffset>-27468</wp:posOffset>
-                </wp:positionH>
-                <wp:positionV relativeFrom="page">
-                  <wp:posOffset>3637915</wp:posOffset>
-                </wp:positionV>
-                <wp:extent cx="6858000" cy="2082800"/>
-                <wp:effectExtent l="0" t="0" r="0" b="0"/>
-                <wp:wrapNone/>
-                <wp:docPr id="27" name="文本框 2"/>
-                <wp:cNvGraphicFramePr>
-                  <a:graphicFrameLocks xmlns:a="http://schemas.openxmlformats.org/drawingml/2006/main"/>
-                </wp:cNvGraphicFramePr>
-                <a:graphic xmlns:a="http://schemas.openxmlformats.org/drawingml/2006/main">
-                  <a:graphicData uri="http://schemas.microsoft.com/office/word/2010/wordprocessingShape">
-                    <wps:wsp>
-                      <wps:cNvSpPr txBox="1">
-                        <a:spLocks noChangeArrowheads="1"/>
-                      </wps:cNvSpPr>
-                      <wps:spPr bwMode="auto">
-                        <a:xfrm>
-                          <a:off x="0" y="0"/>
-                          <a:ext cx="6858000" cy="2082800"/>
-                        </a:xfrm>
-                        <a:prstGeom prst="rect">
-                          <a:avLst/>
-                        </a:prstGeom>
-                        <a:noFill/>
-                        <a:ln w="9525">
-                          <a:noFill/>
-                          <a:miter lim="800000"/>
-                        </a:ln>
-                        <a:effectLst/>
-                      </wps:spPr>
-                      <wps:txbx>
-                        <w:txbxContent>
-                          <w:p>
-                            <w:pPr>
-                              <w:adjustRightInd w:val="0"/>
-                              <w:snapToGrid w:val="0"/>
-                              <w:rPr>
-                                <w:rFonts w:ascii="微软雅黑" w:hAnsi="微软雅黑" w:hint="eastAsia"/>
-                                <w:color w:val="414141"/>
-                                <w:sz w:val="18"/>
-                                <w:szCs w:val="18"/>
-                              </w:rPr>
-                            </w:pPr>
-                            <w:r>
-                              <w:rPr>
-                                <w:rFonts w:ascii="微软雅黑" w:hAnsi="微软雅黑"/>
-                                <w:b/>
-                                <w:bCs/>
-                                <w:color w:val="414141"/>
-                                <w:sz w:val="18"/>
-                                <w:szCs w:val="18"/>
-                              </w:rPr>
-                              <w:t>LLM-Guided Belief Planning for Online Semantic Exploration and Task Execution</w:t>
-                            </w:r>
-                            <w:r>
-                              <w:rPr>
-                                <w:rFonts w:ascii="微软雅黑" w:hAnsi="微软雅黑" w:hint="eastAsia"/>
-                                <w:b/>
-                                <w:bCs/>
-                                <w:color w:val="414141"/>
-                                <w:sz w:val="18"/>
-                                <w:szCs w:val="18"/>
-                              </w:rPr>
-                              <w:t xml:space="preserve"> </w:t>
-                            </w:r>
-                            <w:r>
-                              <w:rPr>
-                                <w:rFonts w:ascii="微软雅黑" w:hAnsi="微软雅黑" w:hint="eastAsia"/>
-                                <w:b/>
-                                <w:bCs/>
-                                <w:color w:val="414141"/>
-                                <w:sz w:val="18"/>
-                                <w:szCs w:val="18"/>
-                              </w:rPr>
-                              <w:t xml:space="preserve">       </w:t>
-                            </w:r>
-                            <w:r>
-                              <w:rPr>
-                                <w:rFonts w:ascii="微软雅黑" w:hAnsi="微软雅黑" w:hint="eastAsia"/>
-                                <w:b/>
-                                <w:bCs/>
-                                <w:color w:val="414141"/>
-                                <w:sz w:val="18"/>
-                                <w:szCs w:val="18"/>
-                              </w:rPr>
-                              <w:t xml:space="preserve">   </w:t>
-                            </w:r>
-                            <w:r>
-                              <w:rPr>
-                                <w:rFonts w:ascii="微软雅黑" w:hAnsi="微软雅黑" w:hint="eastAsia"/>
-                                <w:color w:val="414141"/>
-                                <w:sz w:val="18"/>
-                                <w:szCs w:val="18"/>
-                              </w:rPr>
-                              <w:t>IEEE CAC</w:t>
-                            </w:r>
-                            <w:r>
-                              <w:rPr>
-                                <w:rFonts w:ascii="微软雅黑" w:hAnsi="微软雅黑" w:hint="eastAsia"/>
-                                <w:color w:val="414141"/>
-                                <w:sz w:val="18"/>
-                                <w:szCs w:val="18"/>
-                              </w:rPr>
-                              <w:t xml:space="preserve"> </w:t>
-                            </w:r>
-                            <w:r>
-                              <w:rPr>
-                                <w:rFonts w:ascii="微软雅黑" w:hAnsi="微软雅黑" w:hint="eastAsia"/>
-                                <w:color w:val="414141"/>
-                                <w:sz w:val="18"/>
-                                <w:szCs w:val="18"/>
-                              </w:rPr>
-                              <w:t>2026</w:t>
-                            </w:r>
-                            <w:r>
-                              <w:rPr>
-                                <w:rFonts w:ascii="微软雅黑" w:hAnsi="微软雅黑" w:hint="eastAsia"/>
-                                <w:color w:val="414141"/>
-                                <w:sz w:val="18"/>
-                                <w:szCs w:val="18"/>
-                              </w:rPr>
-                              <w:t>（</w:t>
-                            </w:r>
-                            <w:r>
-                              <w:rPr>
-                                <w:rFonts w:ascii="微软雅黑" w:hAnsi="微软雅黑" w:hint="eastAsia"/>
-                                <w:color w:val="414141"/>
-                                <w:sz w:val="18"/>
-                                <w:szCs w:val="18"/>
-                              </w:rPr>
-                              <w:t>在投</w:t>
-                            </w:r>
-                            <w:r>
-                              <w:rPr>
-                                <w:rFonts w:ascii="微软雅黑" w:hAnsi="微软雅黑" w:hint="eastAsia"/>
-                                <w:color w:val="414141"/>
-                                <w:sz w:val="18"/>
-                                <w:szCs w:val="18"/>
-                              </w:rPr>
-                              <w:t>，</w:t>
-                            </w:r>
-                            <w:proofErr w:type="gramStart"/>
-                            <w:r>
-                              <w:rPr>
-                                <w:rFonts w:ascii="微软雅黑" w:hAnsi="微软雅黑" w:hint="eastAsia"/>
-                                <w:color w:val="414141"/>
-                                <w:sz w:val="18"/>
-                                <w:szCs w:val="18"/>
-                              </w:rPr>
-                              <w:t>一</w:t>
-                            </w:r>
-                            <w:proofErr w:type="gramEnd"/>
-                            <w:r>
-                              <w:rPr>
-                                <w:rFonts w:ascii="微软雅黑" w:hAnsi="微软雅黑" w:hint="eastAsia"/>
-                                <w:color w:val="414141"/>
-                                <w:sz w:val="18"/>
-                                <w:szCs w:val="18"/>
-                              </w:rPr>
-                              <w:t>作</w:t>
-                            </w:r>
-                            <w:r>
-                              <w:rPr>
-                                <w:rFonts w:ascii="微软雅黑" w:hAnsi="微软雅黑" w:hint="eastAsia"/>
-                                <w:color w:val="414141"/>
-                                <w:sz w:val="18"/>
-                                <w:szCs w:val="18"/>
-                              </w:rPr>
-                              <w:t>）</w:t>
-                            </w:r>
-                          </w:p>
-                          <w:p>
-                            <w:pPr>
-                              <w:pStyle w:val="a9"/>
-                              <w:numPr>
-                                <w:ilvl w:val="0"/>
-                                <w:numId w:val="5"/>
-                              </w:numPr>
-                              <w:adjustRightInd w:val="0"/>
-                              <w:snapToGrid w:val="0"/>
-                              <w:ind w:firstLineChars="0"/>
-                              <w:rPr>
-                                <w:rFonts w:ascii="微软雅黑" w:hAnsi="微软雅黑"/>
-                                <w:color w:val="414141"/>
-                                <w:sz w:val="18"/>
-                                <w:szCs w:val="18"/>
-                              </w:rPr>
-                            </w:pPr>
-                            <w:r>
-                              <w:rPr>
-                                <w:rFonts w:ascii="微软雅黑" w:hAnsi="微软雅黑"/>
-                                <w:color w:val="414141"/>
-                                <w:sz w:val="18"/>
-                                <w:szCs w:val="18"/>
-                              </w:rPr>
-                              <w:t>构建融合 LLM 语义先验与层级 belief-space planning 的在线决策框架，面向部分已知环境下的目标搜索与时序任务执行，联合优化 semantic exploration、运输路径与任务完成代价，减少无效搜索、重复规划和 LLM 调用开销。</w:t>
-                            </w:r>
-                          </w:p>
-                          <w:p>
-                            <w:pPr>
-                              <w:adjustRightInd w:val="0"/>
-                              <w:snapToGrid w:val="0"/>
-                              <w:rPr>
-                                <w:rFonts w:ascii="微软雅黑" w:hAnsi="微软雅黑" w:hint="eastAsia"/>
-                                <w:color w:val="414141"/>
-                                <w:sz w:val="4"/>
-                                <w:szCs w:val="4"/>
-                              </w:rPr>
-                            </w:pPr>
-                          </w:p>
-                          <w:p>
-                            <w:pPr>
-                              <w:adjustRightInd w:val="0"/>
-                              <w:snapToGrid w:val="0"/>
-                              <w:rPr>
-                                <w:rFonts w:ascii="微软雅黑" w:hAnsi="微软雅黑" w:hint="eastAsia"/>
-                                <w:b/>
-                                <w:bCs/>
-                                <w:color w:val="414141"/>
-                                <w:sz w:val="18"/>
-                                <w:szCs w:val="18"/>
-                              </w:rPr>
-                            </w:pPr>
-                            <w:r>
-                              <w:rPr>
-                                <w:rFonts w:ascii="微软雅黑" w:hAnsi="微软雅黑"/>
-                                <w:b/>
-                                <w:bCs/>
-                                <w:color w:val="414141"/>
-                                <w:sz w:val="18"/>
-                                <w:szCs w:val="18"/>
-                              </w:rPr>
-                              <w:t>SHARP: Safety-aware Hierarchical Autonomous Robotic Planning for in vivo surgery</w:t>
-                            </w:r>
-                            <w:r>
-                              <w:rPr>
-                                <w:rFonts w:ascii="微软雅黑" w:hAnsi="微软雅黑" w:hint="eastAsia"/>
-                                <w:b/>
-                                <w:bCs/>
-                                <w:color w:val="414141"/>
-                                <w:sz w:val="18"/>
-                                <w:szCs w:val="18"/>
-                              </w:rPr>
-                              <w:t xml:space="preserve"> </w:t>
-                            </w:r>
-                            <w:r>
-                              <w:rPr>
-                                <w:rFonts w:ascii="微软雅黑" w:hAnsi="微软雅黑" w:hint="eastAsia"/>
-                                <w:b/>
-                                <w:bCs/>
-                                <w:color w:val="414141"/>
-                                <w:sz w:val="18"/>
-                                <w:szCs w:val="18"/>
-                              </w:rPr>
-                              <w:t xml:space="preserve"> </w:t>
-                            </w:r>
-                            <w:r>
-                              <w:rPr>
-                                <w:rFonts w:ascii="微软雅黑" w:hAnsi="微软雅黑" w:hint="eastAsia"/>
-                                <w:b/>
-                                <w:bCs/>
-                                <w:color w:val="414141"/>
-                                <w:sz w:val="18"/>
-                                <w:szCs w:val="18"/>
-                              </w:rPr>
-                              <w:t xml:space="preserve"> </w:t>
-                            </w:r>
-                            <w:r>
-                              <w:rPr>
-                                <w:rFonts w:ascii="微软雅黑" w:hAnsi="微软雅黑" w:hint="eastAsia"/>
-                                <w:b/>
-                                <w:bCs/>
-                                <w:color w:val="414141"/>
-                                <w:sz w:val="18"/>
-                                <w:szCs w:val="18"/>
-                              </w:rPr>
-                              <w:t xml:space="preserve"> </w:t>
-                            </w:r>
-                            <w:r>
-                              <w:rPr>
-                                <w:rFonts w:ascii="微软雅黑" w:hAnsi="微软雅黑" w:hint="eastAsia"/>
-                                <w:i/>
-                                <w:iCs/>
-                                <w:color w:val="414141"/>
-                                <w:sz w:val="18"/>
-                                <w:szCs w:val="18"/>
-                              </w:rPr>
-                              <w:t>Science Robotics</w:t>
-                            </w:r>
-                            <w:r>
-                              <w:rPr>
-                                <w:rFonts w:ascii="微软雅黑" w:hAnsi="微软雅黑" w:hint="eastAsia"/>
-                                <w:color w:val="414141"/>
-                                <w:sz w:val="18"/>
-                                <w:szCs w:val="18"/>
-                              </w:rPr>
-                              <w:t>（</w:t>
-                            </w:r>
-                            <w:r>
-                              <w:rPr>
-                                <w:rFonts w:ascii="微软雅黑" w:hAnsi="微软雅黑" w:hint="eastAsia"/>
-                                <w:color w:val="414141"/>
-                                <w:sz w:val="18"/>
-                                <w:szCs w:val="18"/>
-                              </w:rPr>
-                              <w:t>在投</w:t>
-                            </w:r>
-                            <w:r>
-                              <w:rPr>
-                                <w:rFonts w:ascii="微软雅黑" w:hAnsi="微软雅黑" w:hint="eastAsia"/>
-                                <w:color w:val="414141"/>
-                                <w:sz w:val="18"/>
-                                <w:szCs w:val="18"/>
-                              </w:rPr>
-                              <w:t>，</w:t>
-                            </w:r>
-                            <w:r>
-                              <w:rPr>
-                                <w:rFonts w:ascii="微软雅黑" w:hAnsi="微软雅黑" w:hint="eastAsia"/>
-                                <w:color w:val="414141"/>
-                                <w:sz w:val="18"/>
-                                <w:szCs w:val="18"/>
-                              </w:rPr>
-                              <w:t>三作</w:t>
-                            </w:r>
-                            <w:r>
-                              <w:rPr>
-                                <w:rFonts w:ascii="微软雅黑" w:hAnsi="微软雅黑" w:hint="eastAsia"/>
-                                <w:color w:val="414141"/>
-                                <w:sz w:val="18"/>
-                                <w:szCs w:val="18"/>
-                              </w:rPr>
-                              <w:t>）</w:t>
-                            </w:r>
-                          </w:p>
-                          <w:p>
-                            <w:pPr>
-                              <w:pStyle w:val="a9"/>
-                              <w:numPr>
-                                <w:ilvl w:val="0"/>
-                                <w:numId w:val="5"/>
-                              </w:numPr>
-                              <w:adjustRightInd w:val="0"/>
-                              <w:snapToGrid w:val="0"/>
-                              <w:ind w:firstLineChars="0"/>
-                              <w:rPr>
-                                <w:rFonts w:ascii="微软雅黑" w:hAnsi="微软雅黑"/>
-                                <w:color w:val="414141"/>
-                                <w:sz w:val="18"/>
-                                <w:szCs w:val="18"/>
-                              </w:rPr>
-                            </w:pPr>
-                            <w:r>
-                              <w:rPr>
-                                <w:rFonts w:ascii="微软雅黑" w:hAnsi="微软雅黑"/>
-                                <w:color w:val="414141"/>
-                                <w:sz w:val="18"/>
-                                <w:szCs w:val="18"/>
-                              </w:rPr>
-                              <w:t>参与构建面向活体微创手术的 safety-aware hierarchical planning 框架，设计“task planning - anomaly monitoring - recovery execution”闭环，融合内窥镜图像、腕部相机、机器人状态与呼吸相位信息，支持胆囊管/胆囊动脉夹闭切断过程中的异常识别、风险抑制与在线恢复。</w:t>
-                            </w:r>
-                          </w:p>
-                          <w:p>
-                            <w:pPr>
-                              <w:adjustRightInd w:val="0"/>
-                              <w:snapToGrid w:val="0"/>
-                              <w:rPr>
-                                <w:rFonts w:ascii="微软雅黑" w:hAnsi="微软雅黑" w:hint="eastAsia"/>
-                                <w:color w:val="414141"/>
-                                <w:sz w:val="4"/>
-                                <w:szCs w:val="4"/>
-                              </w:rPr>
-                            </w:pPr>
-                          </w:p>
-                          <w:p>
-                            <w:pPr>
-                              <w:adjustRightInd w:val="0"/>
-                              <w:snapToGrid w:val="0"/>
-                              <w:ind w:left="8010" w:hangingChars="4450" w:hanging="8010"/>
-                              <w:rPr>
-                                <w:rFonts w:ascii="微软雅黑" w:hAnsi="微软雅黑" w:hint="eastAsia"/>
-                                <w:color w:val="414141"/>
-                                <w:sz w:val="18"/>
-                                <w:szCs w:val="18"/>
-                              </w:rPr>
-                            </w:pPr>
-                            <w:r>
-                              <w:rPr>
-                                <w:rFonts w:ascii="微软雅黑" w:hAnsi="微软雅黑"/>
-                                <w:b/>
-                                <w:bCs/>
-                                <w:color w:val="414141"/>
-                                <w:sz w:val="18"/>
-                                <w:szCs w:val="18"/>
-                              </w:rPr>
-                              <w:t>Melding LLM and temporal logic for reliable human-swarm collaboration in complex environments</w:t>
-                            </w:r>
-                            <w:r>
-                              <w:rPr>
-                                <w:rFonts w:ascii="微软雅黑" w:hAnsi="微软雅黑" w:hint="eastAsia"/>
-                                <w:b/>
-                                <w:bCs/>
-                                <w:color w:val="414141"/>
-                                <w:sz w:val="18"/>
-                                <w:szCs w:val="18"/>
-                              </w:rPr>
-                              <w:t xml:space="preserve"> </w:t>
-                            </w:r>
-                            <w:r>
-                              <w:rPr>
-                                <w:rFonts w:ascii="微软雅黑" w:hAnsi="微软雅黑" w:hint="eastAsia"/>
-                                <w:b/>
-                                <w:bCs/>
-                                <w:color w:val="414141"/>
-                                <w:sz w:val="18"/>
-                                <w:szCs w:val="18"/>
-                              </w:rPr>
-                              <w:t xml:space="preserve">                                       </w:t>
-                            </w:r>
-                            <w:r>
-                              <w:rPr>
-                                <w:rFonts w:ascii="微软雅黑" w:hAnsi="微软雅黑" w:hint="eastAsia"/>
-                                <w:b/>
-                                <w:bCs/>
-                                <w:color w:val="414141"/>
-                                <w:sz w:val="18"/>
-                                <w:szCs w:val="18"/>
-                              </w:rPr>
-                              <w:t xml:space="preserve">          </w:t>
-                            </w:r>
-                            <w:r>
-                              <w:rPr>
-                                <w:rFonts w:ascii="微软雅黑" w:hAnsi="微软雅黑" w:hint="eastAsia"/>
-                                <w:i/>
-                                <w:iCs/>
-                                <w:color w:val="414141"/>
-                                <w:sz w:val="18"/>
-                                <w:szCs w:val="18"/>
-                              </w:rPr>
-                              <w:t>Science Robotics</w:t>
-                            </w:r>
-                            <w:r>
-                              <w:rPr>
-                                <w:rFonts w:ascii="微软雅黑" w:hAnsi="微软雅黑" w:hint="eastAsia"/>
-                                <w:color w:val="414141"/>
-                                <w:sz w:val="18"/>
-                                <w:szCs w:val="18"/>
-                              </w:rPr>
-                              <w:t>（</w:t>
-                            </w:r>
-                            <w:r>
-                              <w:rPr>
-                                <w:rFonts w:ascii="微软雅黑" w:hAnsi="微软雅黑" w:hint="eastAsia"/>
-                                <w:color w:val="414141"/>
-                                <w:sz w:val="18"/>
-                                <w:szCs w:val="18"/>
-                              </w:rPr>
-                              <w:t>在投</w:t>
-                            </w:r>
-                            <w:r>
-                              <w:rPr>
-                                <w:rFonts w:ascii="微软雅黑" w:hAnsi="微软雅黑" w:hint="eastAsia"/>
-                                <w:color w:val="414141"/>
-                                <w:sz w:val="18"/>
-                                <w:szCs w:val="18"/>
-                              </w:rPr>
-                              <w:t>，</w:t>
-                            </w:r>
-                            <w:r>
-                              <w:rPr>
-                                <w:rFonts w:ascii="微软雅黑" w:hAnsi="微软雅黑" w:hint="eastAsia"/>
-                                <w:color w:val="414141"/>
-                                <w:sz w:val="18"/>
-                                <w:szCs w:val="18"/>
-                              </w:rPr>
-                              <w:t>五作</w:t>
-                            </w:r>
-                            <w:r>
-                              <w:rPr>
-                                <w:rFonts w:ascii="微软雅黑" w:hAnsi="微软雅黑" w:hint="eastAsia"/>
-                                <w:color w:val="414141"/>
-                                <w:sz w:val="18"/>
-                                <w:szCs w:val="18"/>
-                              </w:rPr>
-                              <w:t>）</w:t>
-                            </w:r>
-                          </w:p>
-                          <w:p>
-                            <w:pPr>
-                              <w:pStyle w:val="a9"/>
-                              <w:numPr>
-                                <w:ilvl w:val="0"/>
-                                <w:numId w:val="5"/>
-                              </w:numPr>
-                              <w:adjustRightInd w:val="0"/>
-                              <w:snapToGrid w:val="0"/>
-                              <w:ind w:firstLineChars="0"/>
-                              <w:rPr>
-                                <w:rFonts w:ascii="微软雅黑" w:hAnsi="微软雅黑"/>
-                                <w:color w:val="414141"/>
-                                <w:sz w:val="18"/>
-                                <w:szCs w:val="18"/>
-                              </w:rPr>
-                            </w:pPr>
-                            <w:r>
-                              <w:rPr>
-                                <w:rFonts w:ascii="微软雅黑" w:hAnsi="微软雅黑"/>
-                                <w:color w:val="414141"/>
-                                <w:sz w:val="18"/>
-                                <w:szCs w:val="18"/>
-                              </w:rPr>
-                              <w:t>参与设计 LLM 与 temporal logic 融合的群体机器人协同框架，构建“natural language understanding - formal modeling - task planning”闭环，将自然语言任务转化为形式化约束与可执行规划策略，实现开放动态环境下异构机器人集群的可靠任务规划与人在环交互。</w:t>
-                            </w:r>
-                          </w:p>
-                          <w:p>
-                            <w:pPr>
-                              <w:adjustRightInd w:val="0"/>
-                              <w:snapToGrid w:val="0"/>
-                              <w:rPr>
-                                <w:rFonts w:ascii="微软雅黑" w:hAnsi="微软雅黑" w:hint="eastAsia"/>
-                                <w:color w:val="414141"/>
-                                <w:sz w:val="4"/>
-                                <w:szCs w:val="4"/>
-                              </w:rPr>
-                            </w:pPr>
-                          </w:p>
-                          <w:p>
-                            <w:pPr>
-                              <w:pStyle w:val="12"/>
-                              <w:adjustRightInd w:val="0"/>
-                              <w:snapToGrid w:val="0"/>
-                              <w:ind w:firstLineChars="0" w:firstLine="0"/>
-                              <w:rPr>
-                                <w:rFonts w:ascii="微软雅黑" w:hAnsi="微软雅黑" w:hint="eastAsia"/>
-                                <w:color w:val="414141"/>
-                                <w:sz w:val="18"/>
-                                <w:szCs w:val="18"/>
-                              </w:rPr>
-                            </w:pPr>
-                            <w:r>
-                              <w:rPr>
-                                <w:rFonts w:ascii="微软雅黑" w:eastAsia="微软雅黑" w:hAnsi="微软雅黑" w:hint="eastAsia"/>
-                                <w:b/>
-                                <w:bCs/>
-                                <w:color w:val="414141"/>
-                                <w:sz w:val="18"/>
-                                <w:szCs w:val="18"/>
-                              </w:rPr>
-                              <w:t>Formal Logic-based Cooperative Task Planning for Multi-robot Systems: Survey of Recent Advances and Future</w:t>
-                            </w:r>
-                            <w:r>
-                              <w:rPr>
-                                <w:rFonts w:ascii="微软雅黑" w:eastAsia="微软雅黑" w:hAnsi="微软雅黑" w:hint="eastAsia"/>
-                                <w:b/>
-                                <w:bCs/>
-                                <w:color w:val="414141"/>
-                                <w:sz w:val="18"/>
-                                <w:szCs w:val="18"/>
-                              </w:rPr>
-                              <w:t xml:space="preserve"> </w:t>
-                            </w:r>
-                            <w:r>
-                              <w:rPr>
-                                <w:rFonts w:ascii="微软雅黑" w:eastAsia="微软雅黑" w:hAnsi="微软雅黑" w:hint="eastAsia"/>
-                                <w:b/>
-                                <w:bCs/>
-                                <w:color w:val="414141"/>
-                                <w:sz w:val="18"/>
-                                <w:szCs w:val="18"/>
-                              </w:rPr>
-                              <w:t xml:space="preserve">Directions                      </w:t>
-                            </w:r>
-                            <w:r>
-                              <w:rPr>
-                                <w:rFonts w:ascii="微软雅黑" w:eastAsia="微软雅黑" w:hAnsi="微软雅黑" w:hint="eastAsia"/>
-                                <w:b/>
-                                <w:bCs/>
-                                <w:color w:val="414141"/>
-                                <w:sz w:val="18"/>
-                                <w:szCs w:val="18"/>
-                              </w:rPr>
-                              <w:t xml:space="preserve">       </w:t>
-                            </w:r>
-                            <w:r>
-                              <w:rPr>
-                                <w:rFonts w:ascii="微软雅黑" w:eastAsia="微软雅黑" w:hAnsi="微软雅黑" w:hint="eastAsia"/>
-                                <w:b/>
-                                <w:bCs/>
-                                <w:color w:val="414141"/>
-                                <w:sz w:val="18"/>
-                                <w:szCs w:val="18"/>
-                              </w:rPr>
-                              <w:t xml:space="preserve">                                 </w:t>
-                            </w:r>
-                            <w:r>
-                              <w:rPr>
-                                <w:rFonts w:ascii="微软雅黑" w:hAnsi="微软雅黑" w:hint="eastAsia"/>
-                                <w:i/>
-                                <w:iCs/>
-                                <w:color w:val="414141"/>
-                                <w:sz w:val="18"/>
-                                <w:szCs w:val="18"/>
-                              </w:rPr>
-                              <w:t xml:space="preserve">Acta </w:t>
-                            </w:r>
-                            <w:proofErr w:type="spellStart"/>
-                            <w:r>
-                              <w:rPr>
-                                <w:rFonts w:ascii="微软雅黑" w:hAnsi="微软雅黑" w:hint="eastAsia"/>
-                                <w:i/>
-                                <w:iCs/>
-                                <w:color w:val="414141"/>
-                                <w:sz w:val="18"/>
-                                <w:szCs w:val="18"/>
-                              </w:rPr>
-                              <w:t>Automatica</w:t>
-                            </w:r>
-                            <w:proofErr w:type="spellEnd"/>
-                            <w:r>
-                              <w:rPr>
-                                <w:rFonts w:ascii="微软雅黑" w:hAnsi="微软雅黑" w:hint="eastAsia"/>
-                                <w:i/>
-                                <w:iCs/>
-                                <w:color w:val="414141"/>
-                                <w:sz w:val="18"/>
-                                <w:szCs w:val="18"/>
-                              </w:rPr>
-                              <w:t xml:space="preserve"> </w:t>
-                            </w:r>
-                            <w:proofErr w:type="spellStart"/>
-                            <w:r>
-                              <w:rPr>
-                                <w:rFonts w:ascii="微软雅黑" w:hAnsi="微软雅黑" w:hint="eastAsia"/>
-                                <w:i/>
-                                <w:iCs/>
-                                <w:color w:val="414141"/>
-                                <w:sz w:val="18"/>
-                                <w:szCs w:val="18"/>
-                              </w:rPr>
-                              <w:t>Sinica</w:t>
-                            </w:r>
-                            <w:proofErr w:type="spellEnd"/>
-                            <w:r>
-                              <w:rPr>
-                                <w:rFonts w:ascii="微软雅黑" w:hAnsi="微软雅黑" w:hint="eastAsia"/>
-                                <w:color w:val="414141"/>
-                                <w:sz w:val="18"/>
-                                <w:szCs w:val="18"/>
-                              </w:rPr>
-                              <w:t>（见刊，学生三作）</w:t>
-                            </w:r>
-                          </w:p>
-                          <w:p>
-                            <w:pPr>
-                              <w:pStyle w:val="12"/>
-                              <w:numPr>
-                                <w:ilvl w:val="0"/>
-                                <w:numId w:val="5"/>
-                              </w:numPr>
-                              <w:adjustRightInd w:val="0"/>
-                              <w:snapToGrid w:val="0"/>
-                              <w:ind w:firstLineChars="0"/>
-                              <w:rPr>
-                                <w:rFonts w:ascii="微软雅黑" w:eastAsia="微软雅黑" w:hAnsi="微软雅黑"/>
-                                <w:color w:val="414141"/>
-                                <w:sz w:val="18"/>
-                                <w:szCs w:val="18"/>
-                              </w:rPr>
-                            </w:pPr>
-                            <w:r>
-                              <w:rPr>
-                                <w:rFonts w:ascii="微软雅黑" w:eastAsia="微软雅黑" w:hAnsi="微软雅黑"/>
-                                <w:color w:val="414141"/>
-                                <w:sz w:val="18"/>
-                                <w:szCs w:val="18"/>
-                              </w:rPr>
-                              <w:t>系统梳理基于 LTL/STL 的多机器人协同任务规划方法，归纳 automata-based planning、约束优化、分布式控制与在线重规划等典型技术路线，重点总结 formal methods 与 LLM 融合的闭环规划趋势。</w:t>
-                            </w:r>
-                          </w:p>
-                          <w:p>
-                            <w:pPr>
-                              <w:pStyle w:val="12"/>
-                              <w:adjustRightInd w:val="0"/>
-                              <w:snapToGrid w:val="0"/>
-                              <w:ind w:firstLineChars="0" w:firstLine="0"/>
-                              <w:rPr>
-                                <w:rFonts w:ascii="微软雅黑" w:eastAsia="微软雅黑" w:hAnsi="微软雅黑" w:hint="eastAsia"/>
-                                <w:color w:val="414141"/>
-                                <w:sz w:val="4"/>
-                                <w:szCs w:val="4"/>
-                              </w:rPr>
-                            </w:pPr>
-                          </w:p>
-                          <w:p>
-                            <w:pPr>
-                              <w:pStyle w:val="12"/>
-                              <w:adjustRightInd w:val="0"/>
-                              <w:snapToGrid w:val="0"/>
-                              <w:ind w:firstLineChars="0" w:firstLine="0"/>
-                              <w:rPr>
-                                <w:rFonts w:ascii="微软雅黑" w:eastAsia="微软雅黑" w:hAnsi="微软雅黑" w:hint="eastAsia"/>
-                                <w:b/>
-                                <w:bCs/>
-                                <w:color w:val="414141"/>
-                                <w:sz w:val="18"/>
-                                <w:szCs w:val="18"/>
-                              </w:rPr>
-                            </w:pPr>
-                            <w:r>
-                              <w:rPr>
-                                <w:rFonts w:ascii="微软雅黑" w:eastAsia="微软雅黑" w:hAnsi="微软雅黑" w:hint="eastAsia"/>
-                                <w:b/>
-                                <w:bCs/>
-                                <w:color w:val="414141"/>
-                                <w:sz w:val="18"/>
-                                <w:szCs w:val="18"/>
-                              </w:rPr>
-                              <w:t>基于强化学习的多机器人动态联盟形成与路径规划                                                              项目负责人</w:t>
-                            </w:r>
-                          </w:p>
-                          <w:p>
-                            <w:pPr>
-                              <w:pStyle w:val="12"/>
-                              <w:numPr>
-                                <w:ilvl w:val="0"/>
-                                <w:numId w:val="4"/>
-                              </w:numPr>
-                              <w:adjustRightInd w:val="0"/>
-                              <w:snapToGrid w:val="0"/>
-                              <w:ind w:left="0" w:firstLineChars="0" w:firstLine="0"/>
-                              <w:rPr>
-                                <w:rFonts w:ascii="微软雅黑" w:eastAsia="微软雅黑" w:hAnsi="微软雅黑" w:hint="eastAsia"/>
-                                <w:color w:val="414141"/>
-                                <w:sz w:val="18"/>
-                                <w:szCs w:val="18"/>
-                              </w:rPr>
-                            </w:pPr>
-                            <w:r>
-                              <w:rPr>
-                                <w:rFonts w:ascii="微软雅黑" w:eastAsia="微软雅黑" w:hAnsi="微软雅黑"/>
-                                <w:color w:val="414141"/>
-                                <w:sz w:val="18"/>
-                                <w:szCs w:val="18"/>
-                              </w:rPr>
-                              <w:t xml:space="preserve">围绕 MRTA 中动态联盟形成、任务路径决策与多机器人协作强耦合的问题，研究基于 RL 的去中心化任务规划方法。构建 attention-based policy network，融合任务状态、机器人位置与协作意图信息，实现多机器人动态组队、任务选择、路径决策与 </w:t>
-                            </w:r>
-                            <w:proofErr w:type="spellStart"/>
-                            <w:r>
-                              <w:rPr>
-                                <w:rFonts w:ascii="微软雅黑" w:eastAsia="微软雅黑" w:hAnsi="微软雅黑"/>
-                                <w:color w:val="414141"/>
-                                <w:sz w:val="18"/>
-                                <w:szCs w:val="18"/>
-                              </w:rPr>
-                              <w:t>makespan</w:t>
-                            </w:r>
-                            <w:proofErr w:type="spellEnd"/>
-                            <w:r>
-                              <w:rPr>
-                                <w:rFonts w:ascii="微软雅黑" w:eastAsia="微软雅黑" w:hAnsi="微软雅黑"/>
-                                <w:color w:val="414141"/>
-                                <w:sz w:val="18"/>
-                                <w:szCs w:val="18"/>
-                              </w:rPr>
-                              <w:t xml:space="preserve"> 优化。</w:t>
-                            </w:r>
-                          </w:p>
-                          <w:p>
-                            <w:pPr>
-                              <w:pStyle w:val="12"/>
-                              <w:adjustRightInd w:val="0"/>
-                              <w:snapToGrid w:val="0"/>
-                              <w:ind w:firstLineChars="0" w:firstLine="0"/>
-                              <w:rPr>
-                                <w:rFonts w:ascii="微软雅黑" w:eastAsia="微软雅黑" w:hAnsi="微软雅黑" w:hint="eastAsia"/>
-                                <w:color w:val="414141"/>
-                                <w:sz w:val="4"/>
-                                <w:szCs w:val="4"/>
-                              </w:rPr>
-                            </w:pPr>
-                          </w:p>
-                          <w:p>
-                            <w:pPr>
-                              <w:pStyle w:val="12"/>
-                              <w:adjustRightInd w:val="0"/>
-                              <w:snapToGrid w:val="0"/>
-                              <w:ind w:firstLineChars="0" w:firstLine="0"/>
-                              <w:rPr>
-                                <w:rFonts w:ascii="微软雅黑" w:eastAsia="微软雅黑" w:hAnsi="微软雅黑" w:hint="eastAsia"/>
-                                <w:b/>
-                                <w:bCs/>
-                                <w:color w:val="414141"/>
-                                <w:sz w:val="18"/>
-                                <w:szCs w:val="18"/>
-                              </w:rPr>
-                            </w:pPr>
-                            <w:r>
-                              <w:rPr>
-                                <w:rFonts w:ascii="微软雅黑" w:eastAsia="微软雅黑" w:hAnsi="微软雅黑" w:hint="eastAsia"/>
-                                <w:b/>
-                                <w:bCs/>
-                                <w:color w:val="414141"/>
-                                <w:sz w:val="18"/>
-                                <w:szCs w:val="18"/>
-                              </w:rPr>
-                              <w:t>基于拟偏序集的</w:t>
-                            </w:r>
-                            <w:r>
-                              <w:rPr>
-                                <w:rFonts w:ascii="微软雅黑" w:eastAsia="微软雅黑" w:hAnsi="微软雅黑" w:hint="eastAsia"/>
-                                <w:b/>
-                                <w:bCs/>
-                                <w:color w:val="414141"/>
-                                <w:sz w:val="18"/>
-                                <w:szCs w:val="18"/>
-                              </w:rPr>
-                              <w:t>多智能体最短时间</w:t>
-                            </w:r>
-                            <w:r>
-                              <w:rPr>
-                                <w:rFonts w:ascii="微软雅黑" w:eastAsia="微软雅黑" w:hAnsi="微软雅黑" w:hint="eastAsia"/>
-                                <w:b/>
-                                <w:bCs/>
-                                <w:color w:val="414141"/>
-                                <w:sz w:val="18"/>
-                                <w:szCs w:val="18"/>
-                              </w:rPr>
-                              <w:t xml:space="preserve">协同任务规划            </w:t>
-                            </w:r>
-                            <w:r>
-                              <w:rPr>
-                                <w:rFonts w:ascii="微软雅黑" w:eastAsia="微软雅黑" w:hAnsi="微软雅黑" w:hint="eastAsia"/>
-                                <w:b/>
-                                <w:bCs/>
-                                <w:color w:val="414141"/>
-                                <w:sz w:val="18"/>
-                                <w:szCs w:val="18"/>
-                              </w:rPr>
-                              <w:t xml:space="preserve">                                </w:t>
-                            </w:r>
-                            <w:r>
-                              <w:rPr>
-                                <w:rFonts w:ascii="微软雅黑" w:eastAsia="微软雅黑" w:hAnsi="微软雅黑" w:hint="eastAsia"/>
-                                <w:b/>
-                                <w:bCs/>
-                                <w:color w:val="414141"/>
-                                <w:sz w:val="18"/>
-                                <w:szCs w:val="18"/>
-                              </w:rPr>
-                              <w:t xml:space="preserve">  </w:t>
-                            </w:r>
-                            <w:r>
-                              <w:rPr>
-                                <w:rFonts w:ascii="微软雅黑" w:eastAsia="微软雅黑" w:hAnsi="微软雅黑" w:hint="eastAsia"/>
-                                <w:b/>
-                                <w:bCs/>
-                                <w:color w:val="414141"/>
-                                <w:sz w:val="18"/>
-                                <w:szCs w:val="18"/>
-                              </w:rPr>
-                              <w:t xml:space="preserve">      </w:t>
-                            </w:r>
-                            <w:r>
-                              <w:rPr>
-                                <w:rFonts w:ascii="微软雅黑" w:eastAsia="微软雅黑" w:hAnsi="微软雅黑"/>
-                                <w:b/>
-                                <w:bCs/>
-                                <w:color w:val="414141"/>
-                                <w:sz w:val="18"/>
-                                <w:szCs w:val="18"/>
-                              </w:rPr>
-                              <w:t>某重点科研项目核心成员</w:t>
-                            </w:r>
-                          </w:p>
-                          <w:p>
-                            <w:pPr>
-                              <w:pStyle w:val="12"/>
-                              <w:numPr>
-                                <w:ilvl w:val="0"/>
-                                <w:numId w:val="4"/>
-                              </w:numPr>
-                              <w:adjustRightInd w:val="0"/>
-                              <w:snapToGrid w:val="0"/>
-                              <w:ind w:left="0" w:firstLineChars="0" w:firstLine="0"/>
-                              <w:rPr>
-                                <w:rFonts w:ascii="微软雅黑" w:eastAsia="微软雅黑" w:hAnsi="微软雅黑" w:hint="eastAsia"/>
-                                <w:color w:val="414141"/>
-                                <w:sz w:val="18"/>
-                                <w:szCs w:val="18"/>
-                              </w:rPr>
-                            </w:pPr>
-                            <w:r>
-                              <w:rPr>
-                                <w:rFonts w:ascii="微软雅黑" w:eastAsia="微软雅黑" w:hAnsi="微软雅黑"/>
-                                <w:color w:val="414141"/>
-                                <w:sz w:val="18"/>
-                                <w:szCs w:val="18"/>
-                              </w:rPr>
-                              <w:t xml:space="preserve">面向多机器人协同任务中的时序约束、协作依赖与执行效率问题，研究基于 </w:t>
-                            </w:r>
-                            <w:proofErr w:type="spellStart"/>
-                            <w:r>
-                              <w:rPr>
-                                <w:rFonts w:ascii="微软雅黑" w:eastAsia="微软雅黑" w:hAnsi="微软雅黑"/>
-                                <w:color w:val="414141"/>
-                                <w:sz w:val="18"/>
-                                <w:szCs w:val="18"/>
-                              </w:rPr>
-                              <w:t>poset</w:t>
-                            </w:r>
-                            <w:proofErr w:type="spellEnd"/>
-                            <w:r>
-                              <w:rPr>
-                                <w:rFonts w:ascii="微软雅黑" w:eastAsia="微软雅黑" w:hAnsi="微软雅黑"/>
-                                <w:color w:val="414141"/>
-                                <w:sz w:val="18"/>
-                                <w:szCs w:val="18"/>
-                              </w:rPr>
-                              <w:t xml:space="preserve"> 的任务分解与最短时间调度方法，结合 automata pruning 与 BnB search，在满足任务约束的同时提升协作任务的并行执行效率与规划完备性。</w:t>
-                            </w:r>
-                          </w:p>
-                        </w:txbxContent>
-                      </wps:txbx>
-                      <wps:bodyPr rot="0" vert="horz" wrap="square" lIns="91440" tIns="45720" rIns="91440" bIns="45720" anchor="ctr" anchorCtr="0">
-                        <a:spAutoFit/>
-                      </wps:bodyPr>
-                    </wps:wsp>
-                  </a:graphicData>
-                </a:graphic>
-                <wp14:sizeRelH relativeFrom="margin">
-                  <wp14:pctWidth>0</wp14:pctWidth>
-                </wp14:sizeRelH>
-              </wp:anchor>
-            </w:drawing>
-          </mc:Choice>
-          <mc:Fallback>
-            <w:pict>
-              <v:shape w14:anchorId="154BF59E" id="_x0000_s1034" type="#_x0000_t202" style="position:absolute;left:0;text-align:left;margin-left:-2.15pt;margin-top:286.45pt;width:540pt;height:164pt;z-index:251641856;visibility:visible;mso-wrap-style:square;mso-width-percent:0;mso-wrap-distance-left:9pt;mso-wrap-distance-top:0;mso-wrap-distance-right:9pt;mso-wrap-distance-bottom:0;mso-position-horizontal:absolute;mso-position-horizontal-relative:text;mso-position-vertical:absolute;mso-position-vertical-relative:page;mso-width-percent:0;mso-width-relative:margin;v-text-anchor:middle" o:gfxdata="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" filled="f" stroked="f">
-                <v:textbox style="mso-fit-shape-to-text:t">
-                  <w:txbxContent>
-                    <w:p>
-                      <w:pPr>
-                        <w:adjustRightInd w:val="0"/>
-                        <w:snapToGrid w:val="0"/>
-                        <w:rPr>
-                          <w:rFonts w:ascii="微软雅黑" w:hAnsi="微软雅黑" w:hint="eastAsia"/>
-                          <w:color w:val="414141"/>
-                          <w:sz w:val="18"/>
-                          <w:szCs w:val="18"/>
-                        </w:rPr>
-                      </w:pPr>
-                      <w:r>
-                        <w:rPr>
-                          <w:rFonts w:ascii="微软雅黑" w:hAnsi="微软雅黑"/>
-                          <w:b/>
-                          <w:bCs/>
-                          <w:color w:val="414141"/>
-                          <w:sz w:val="18"/>
-                          <w:szCs w:val="18"/>
-                        </w:rPr>
-                        <w:t>LLM-Guided Belief Planning for Online Semantic Exploration and Task Execution</w:t>
-                      </w:r>
-                      <w:r>
-                        <w:rPr>
-                          <w:rFonts w:ascii="微软雅黑" w:hAnsi="微软雅黑" w:hint="eastAsia"/>
-                          <w:b/>
-                          <w:bCs/>
-                          <w:color w:val="414141"/>
-                          <w:sz w:val="18"/>
-                          <w:szCs w:val="18"/>
-                        </w:rPr>
-                        <w:t xml:space="preserve"> </w:t>
-                      </w:r>
-                      <w:r>
-                        <w:rPr>
-                          <w:rFonts w:ascii="微软雅黑" w:hAnsi="微软雅黑" w:hint="eastAsia"/>
-                          <w:b/>
-                          <w:bCs/>
-                          <w:color w:val="414141"/>
-                          <w:sz w:val="18"/>
-                          <w:szCs w:val="18"/>
-                        </w:rPr>
-                        <w:t xml:space="preserve">       </w:t>
-                      </w:r>
-                      <w:r>
-                        <w:rPr>
-                          <w:rFonts w:ascii="微软雅黑" w:hAnsi="微软雅黑" w:hint="eastAsia"/>
-                          <w:b/>
-                          <w:bCs/>
-                          <w:color w:val="414141"/>
-                          <w:sz w:val="18"/>
-                          <w:szCs w:val="18"/>
-                        </w:rPr>
-                        <w:t xml:space="preserve">   </w:t>
-                      </w:r>
-                      <w:r>
-                        <w:rPr>
-                          <w:rFonts w:ascii="微软雅黑" w:hAnsi="微软雅黑" w:hint="eastAsia"/>
-                          <w:color w:val="414141"/>
-                          <w:sz w:val="18"/>
-                          <w:szCs w:val="18"/>
-                        </w:rPr>
-                        <w:t>IEEE CAC</w:t>
-                      </w:r>
-                      <w:r>
-                        <w:rPr>
-                          <w:rFonts w:ascii="微软雅黑" w:hAnsi="微软雅黑" w:hint="eastAsia"/>
-                          <w:color w:val="414141"/>
-                          <w:sz w:val="18"/>
-                          <w:szCs w:val="18"/>
-                        </w:rPr>
-                        <w:t xml:space="preserve"> </w:t>
-                      </w:r>
-                      <w:r>
-                        <w:rPr>
-                          <w:rFonts w:ascii="微软雅黑" w:hAnsi="微软雅黑" w:hint="eastAsia"/>
-                          <w:color w:val="414141"/>
-                          <w:sz w:val="18"/>
-                          <w:szCs w:val="18"/>
-                        </w:rPr>
-                        <w:t>2026</w:t>
-                      </w:r>
-                      <w:r>
-                        <w:rPr>
-                          <w:rFonts w:ascii="微软雅黑" w:hAnsi="微软雅黑" w:hint="eastAsia"/>
-                          <w:color w:val="414141"/>
-                          <w:sz w:val="18"/>
-                          <w:szCs w:val="18"/>
-                        </w:rPr>
-                        <w:t>（</w:t>
-                      </w:r>
-                      <w:r>
-                        <w:rPr>
-                          <w:rFonts w:ascii="微软雅黑" w:hAnsi="微软雅黑" w:hint="eastAsia"/>
-                          <w:color w:val="414141"/>
-                          <w:sz w:val="18"/>
-                          <w:szCs w:val="18"/>
-                        </w:rPr>
-                        <w:t>在投</w:t>
-                      </w:r>
-                      <w:r>
-                        <w:rPr>
-                          <w:rFonts w:ascii="微软雅黑" w:hAnsi="微软雅黑" w:hint="eastAsia"/>
-                          <w:color w:val="414141"/>
-                          <w:sz w:val="18"/>
-                          <w:szCs w:val="18"/>
-                        </w:rPr>
-                        <w:t>，</w:t>
-                      </w:r>
-                      <w:proofErr w:type="gramStart"/>
-                      <w:r>
-                        <w:rPr>
-                          <w:rFonts w:ascii="微软雅黑" w:hAnsi="微软雅黑" w:hint="eastAsia"/>
-                          <w:color w:val="414141"/>
-                          <w:sz w:val="18"/>
-                          <w:szCs w:val="18"/>
-                        </w:rPr>
-                        <w:t>一</w:t>
-                      </w:r>
-                      <w:proofErr w:type="gramEnd"/>
-                      <w:r>
-                        <w:rPr>
-                          <w:rFonts w:ascii="微软雅黑" w:hAnsi="微软雅黑" w:hint="eastAsia"/>
-                          <w:color w:val="414141"/>
-                          <w:sz w:val="18"/>
-                          <w:szCs w:val="18"/>
-                        </w:rPr>
-                        <w:t>作</w:t>
-                      </w:r>
-                      <w:r>
-                        <w:rPr>
-                          <w:rFonts w:ascii="微软雅黑" w:hAnsi="微软雅黑" w:hint="eastAsia"/>
-                          <w:color w:val="414141"/>
-                          <w:sz w:val="18"/>
-                          <w:szCs w:val="18"/>
-                        </w:rPr>
-                        <w:t>）</w:t>
-                      </w:r>
-                    </w:p>
-                    <w:p>
-                      <w:pPr>
-                        <w:pStyle w:val="a9"/>
-                        <w:numPr>
-                          <w:ilvl w:val="0"/>
-                          <w:numId w:val="5"/>
-                        </w:numPr>
-                        <w:adjustRightInd w:val="0"/>
-                        <w:snapToGrid w:val="0"/>
-                        <w:ind w:firstLineChars="0"/>
-                        <w:rPr>
-                          <w:rFonts w:ascii="微软雅黑" w:hAnsi="微软雅黑"/>
-                          <w:color w:val="414141"/>
-                          <w:sz w:val="18"/>
-                          <w:szCs w:val="18"/>
-                        </w:rPr>
-                      </w:pPr>
-                      <w:r>
-                        <w:rPr>
-                          <w:rFonts w:ascii="微软雅黑" w:hAnsi="微软雅黑"/>
-                          <w:color w:val="414141"/>
-                          <w:sz w:val="18"/>
-                          <w:szCs w:val="18"/>
-                        </w:rPr>
-                        <w:t>构建融合 LLM 语义先验与层级 belief-space planning 的在线决策框架，面向部分已知环境下的目标搜索与时序任务执行，联合优化 semantic exploration、运输路径与任务完成代价，减少无效搜索、重复规划和 LLM 调用开销。</w:t>
-                      </w:r>
-                    </w:p>
-                    <w:p>
-                      <w:pPr>
-                        <w:adjustRightInd w:val="0"/>
-                        <w:snapToGrid w:val="0"/>
-                        <w:rPr>
-                          <w:rFonts w:ascii="微软雅黑" w:hAnsi="微软雅黑" w:hint="eastAsia"/>
-                          <w:color w:val="414141"/>
-                          <w:sz w:val="4"/>
-                          <w:szCs w:val="4"/>
-                        </w:rPr>
-                      </w:pPr>
-                    </w:p>
-                    <w:p>
-                      <w:pPr>
-                        <w:adjustRightInd w:val="0"/>
-                        <w:snapToGrid w:val="0"/>
-                        <w:rPr>
-                          <w:rFonts w:ascii="微软雅黑" w:hAnsi="微软雅黑" w:hint="eastAsia"/>
-                          <w:b/>
-                          <w:bCs/>
-                          <w:color w:val="414141"/>
-                          <w:sz w:val="18"/>
-                          <w:szCs w:val="18"/>
-                        </w:rPr>
-                      </w:pPr>
-                      <w:r>
-                        <w:rPr>
-                          <w:rFonts w:ascii="微软雅黑" w:hAnsi="微软雅黑"/>
-                          <w:b/>
-                          <w:bCs/>
-                          <w:color w:val="414141"/>
-                          <w:sz w:val="18"/>
-                          <w:szCs w:val="18"/>
-                        </w:rPr>
-                        <w:t>SHARP: Safety-aware Hierarchical Autonomous Robotic Planning for in vivo surgery</w:t>
-                      </w:r>
-                      <w:r>
-                        <w:rPr>
-                          <w:rFonts w:ascii="微软雅黑" w:hAnsi="微软雅黑" w:hint="eastAsia"/>
-                          <w:b/>
-                          <w:bCs/>
-                          <w:color w:val="414141"/>
-                          <w:sz w:val="18"/>
-                          <w:szCs w:val="18"/>
-                        </w:rPr>
-                        <w:t xml:space="preserve"> </w:t>
-                      </w:r>
-                      <w:r>
-                        <w:rPr>
-                          <w:rFonts w:ascii="微软雅黑" w:hAnsi="微软雅黑" w:hint="eastAsia"/>
-                          <w:b/>
-                          <w:bCs/>
-                          <w:color w:val="414141"/>
-                          <w:sz w:val="18"/>
-                          <w:szCs w:val="18"/>
-                        </w:rPr>
-                        <w:t xml:space="preserve"> </w:t>
-                      </w:r>
-                      <w:r>
-                        <w:rPr>
-                          <w:rFonts w:ascii="微软雅黑" w:hAnsi="微软雅黑" w:hint="eastAsia"/>
-                          <w:b/>
-                          <w:bCs/>
-                          <w:color w:val="414141"/>
-                          <w:sz w:val="18"/>
-                          <w:szCs w:val="18"/>
-                        </w:rPr>
-                        <w:t xml:space="preserve"> </w:t>
-                      </w:r>
-                      <w:r>
-                        <w:rPr>
-                          <w:rFonts w:ascii="微软雅黑" w:hAnsi="微软雅黑" w:hint="eastAsia"/>
-                          <w:b/>
-                          <w:bCs/>
-                          <w:color w:val="414141"/>
-                          <w:sz w:val="18"/>
-                          <w:szCs w:val="18"/>
-                        </w:rPr>
-                        <w:t xml:space="preserve"> </w:t>
-                      </w:r>
-                      <w:r>
-                        <w:rPr>
-                          <w:rFonts w:ascii="微软雅黑" w:hAnsi="微软雅黑" w:hint="eastAsia"/>
-                          <w:i/>
-                          <w:iCs/>
-                          <w:color w:val="414141"/>
-                          <w:sz w:val="18"/>
-                          <w:szCs w:val="18"/>
-                        </w:rPr>
-                        <w:t>Science Robotics</w:t>
-                      </w:r>
-                      <w:r>
-                        <w:rPr>
-                          <w:rFonts w:ascii="微软雅黑" w:hAnsi="微软雅黑" w:hint="eastAsia"/>
-                          <w:color w:val="414141"/>
-                          <w:sz w:val="18"/>
-                          <w:szCs w:val="18"/>
-                        </w:rPr>
-                        <w:t>（</w:t>
-                      </w:r>
-                      <w:r>
-                        <w:rPr>
-                          <w:rFonts w:ascii="微软雅黑" w:hAnsi="微软雅黑" w:hint="eastAsia"/>
-                          <w:color w:val="414141"/>
-                          <w:sz w:val="18"/>
-                          <w:szCs w:val="18"/>
-                        </w:rPr>
-                        <w:t>在投</w:t>
-                      </w:r>
-                      <w:r>
-                        <w:rPr>
-                          <w:rFonts w:ascii="微软雅黑" w:hAnsi="微软雅黑" w:hint="eastAsia"/>
-                          <w:color w:val="414141"/>
-                          <w:sz w:val="18"/>
-                          <w:szCs w:val="18"/>
-                        </w:rPr>
-                        <w:t>，</w:t>
-                      </w:r>
-                      <w:r>
-                        <w:rPr>
-                          <w:rFonts w:ascii="微软雅黑" w:hAnsi="微软雅黑" w:hint="eastAsia"/>
-                          <w:color w:val="414141"/>
-                          <w:sz w:val="18"/>
-                          <w:szCs w:val="18"/>
-                        </w:rPr>
-                        <w:t>三作</w:t>
-                      </w:r>
-                      <w:r>
-                        <w:rPr>
-                          <w:rFonts w:ascii="微软雅黑" w:hAnsi="微软雅黑" w:hint="eastAsia"/>
-                          <w:color w:val="414141"/>
-                          <w:sz w:val="18"/>
-                          <w:szCs w:val="18"/>
-                        </w:rPr>
-                        <w:t>）</w:t>
-                      </w:r>
-                    </w:p>
-                    <w:p>
-                      <w:pPr>
-                        <w:pStyle w:val="a9"/>
-                        <w:numPr>
-                          <w:ilvl w:val="0"/>
-                          <w:numId w:val="5"/>
-                        </w:numPr>
-                        <w:adjustRightInd w:val="0"/>
-                        <w:snapToGrid w:val="0"/>
-                        <w:ind w:firstLineChars="0"/>
-                        <w:rPr>
-                          <w:rFonts w:ascii="微软雅黑" w:hAnsi="微软雅黑"/>
-                          <w:color w:val="414141"/>
-                          <w:sz w:val="18"/>
-                          <w:szCs w:val="18"/>
-                        </w:rPr>
-                      </w:pPr>
-                      <w:r>
-                        <w:rPr>
-                          <w:rFonts w:ascii="微软雅黑" w:hAnsi="微软雅黑"/>
-                          <w:color w:val="414141"/>
-                          <w:sz w:val="18"/>
-                          <w:szCs w:val="18"/>
-                        </w:rPr>
-                        <w:t>参与构建面向活体微创手术的 safety-aware hierarchical planning 框架，设计“task planning - anomaly monitoring - recovery execution”闭环，融合内窥镜图像、腕部相机、机器人状态与呼吸相位信息，支持胆囊管/胆囊动脉夹闭切断过程中的异常识别、风险抑制与在线恢复。</w:t>
-                      </w:r>
-                    </w:p>
-                    <w:p>
-                      <w:pPr>
-                        <w:adjustRightInd w:val="0"/>
-                        <w:snapToGrid w:val="0"/>
-                        <w:rPr>
-                          <w:rFonts w:ascii="微软雅黑" w:hAnsi="微软雅黑" w:hint="eastAsia"/>
-                          <w:color w:val="414141"/>
-                          <w:sz w:val="4"/>
-                          <w:szCs w:val="4"/>
-                        </w:rPr>
-                      </w:pPr>
-                    </w:p>
-                    <w:p>
-                      <w:pPr>
-                        <w:adjustRightInd w:val="0"/>
-                        <w:snapToGrid w:val="0"/>
-                        <w:ind w:left="8010" w:hangingChars="4450" w:hanging="8010"/>
-                        <w:rPr>
-                          <w:rFonts w:ascii="微软雅黑" w:hAnsi="微软雅黑" w:hint="eastAsia"/>
-                          <w:color w:val="414141"/>
-                          <w:sz w:val="18"/>
-                          <w:szCs w:val="18"/>
-                        </w:rPr>
-                      </w:pPr>
-                      <w:r>
-                        <w:rPr>
-                          <w:rFonts w:ascii="微软雅黑" w:hAnsi="微软雅黑"/>
-                          <w:b/>
-                          <w:bCs/>
-                          <w:color w:val="414141"/>
-                          <w:sz w:val="18"/>
-                          <w:szCs w:val="18"/>
-                        </w:rPr>
-                        <w:t>Melding LLM and temporal logic for reliable human-swarm collaboration in complex environments</w:t>
-                      </w:r>
-                      <w:r>
-                        <w:rPr>
-                          <w:rFonts w:ascii="微软雅黑" w:hAnsi="微软雅黑" w:hint="eastAsia"/>
-                          <w:b/>
-                          <w:bCs/>
-                          <w:color w:val="414141"/>
-                          <w:sz w:val="18"/>
-                          <w:szCs w:val="18"/>
-                        </w:rPr>
-                        <w:t xml:space="preserve"> </w:t>
-                      </w:r>
-                      <w:r>
-                        <w:rPr>
-                          <w:rFonts w:ascii="微软雅黑" w:hAnsi="微软雅黑" w:hint="eastAsia"/>
-                          <w:b/>
-                          <w:bCs/>
-                          <w:color w:val="414141"/>
-                          <w:sz w:val="18"/>
-                          <w:szCs w:val="18"/>
-                        </w:rPr>
-                        <w:t xml:space="preserve">                                       </w:t>
-                      </w:r>
-                      <w:r>
-                        <w:rPr>
-                          <w:rFonts w:ascii="微软雅黑" w:hAnsi="微软雅黑" w:hint="eastAsia"/>
-                          <w:b/>
-                          <w:bCs/>
-                          <w:color w:val="414141"/>
-                          <w:sz w:val="18"/>
-                          <w:szCs w:val="18"/>
-                        </w:rPr>
-                        <w:t xml:space="preserve">          </w:t>
-                      </w:r>
-                      <w:r>
-                        <w:rPr>
-                          <w:rFonts w:ascii="微软雅黑" w:hAnsi="微软雅黑" w:hint="eastAsia"/>
-                          <w:i/>
-                          <w:iCs/>
-                          <w:color w:val="414141"/>
-                          <w:sz w:val="18"/>
-                          <w:szCs w:val="18"/>
-                        </w:rPr>
-                        <w:t>Science Robotics</w:t>
-                      </w:r>
-                      <w:r>
-                        <w:rPr>
-                          <w:rFonts w:ascii="微软雅黑" w:hAnsi="微软雅黑" w:hint="eastAsia"/>
-                          <w:color w:val="414141"/>
-                          <w:sz w:val="18"/>
-                          <w:szCs w:val="18"/>
-                        </w:rPr>
-                        <w:t>（</w:t>
-                      </w:r>
-                      <w:r>
-                        <w:rPr>
-                          <w:rFonts w:ascii="微软雅黑" w:hAnsi="微软雅黑" w:hint="eastAsia"/>
-                          <w:color w:val="414141"/>
-                          <w:sz w:val="18"/>
-                          <w:szCs w:val="18"/>
-                        </w:rPr>
-                        <w:t>在投</w:t>
-                      </w:r>
-                      <w:r>
-                        <w:rPr>
-                          <w:rFonts w:ascii="微软雅黑" w:hAnsi="微软雅黑" w:hint="eastAsia"/>
-                          <w:color w:val="414141"/>
-                          <w:sz w:val="18"/>
-                          <w:szCs w:val="18"/>
-                        </w:rPr>
-                        <w:t>，</w:t>
-                      </w:r>
-                      <w:r>
-                        <w:rPr>
-                          <w:rFonts w:ascii="微软雅黑" w:hAnsi="微软雅黑" w:hint="eastAsia"/>
-                          <w:color w:val="414141"/>
-                          <w:sz w:val="18"/>
-                          <w:szCs w:val="18"/>
-                        </w:rPr>
-                        <w:t>五作</w:t>
-                      </w:r>
-                      <w:r>
-                        <w:rPr>
-                          <w:rFonts w:ascii="微软雅黑" w:hAnsi="微软雅黑" w:hint="eastAsia"/>
-                          <w:color w:val="414141"/>
-                          <w:sz w:val="18"/>
-                          <w:szCs w:val="18"/>
-                        </w:rPr>
-                        <w:t>）</w:t>
-                      </w:r>
-                    </w:p>
-                    <w:p>
-                      <w:pPr>
-                        <w:pStyle w:val="a9"/>
-                        <w:numPr>
-                          <w:ilvl w:val="0"/>
-                          <w:numId w:val="5"/>
-                        </w:numPr>
-                        <w:adjustRightInd w:val="0"/>
-                        <w:snapToGrid w:val="0"/>
-                        <w:ind w:firstLineChars="0"/>
-                        <w:rPr>
-                          <w:rFonts w:ascii="微软雅黑" w:hAnsi="微软雅黑"/>
-                          <w:color w:val="414141"/>
-                          <w:sz w:val="18"/>
-                          <w:szCs w:val="18"/>
-                        </w:rPr>
-                      </w:pPr>
-                      <w:r>
-                        <w:rPr>
-                          <w:rFonts w:ascii="微软雅黑" w:hAnsi="微软雅黑"/>
-                          <w:color w:val="414141"/>
-                          <w:sz w:val="18"/>
-                          <w:szCs w:val="18"/>
-                        </w:rPr>
-                        <w:t>参与设计 LLM 与 temporal logic 融合的群体机器人协同框架，构建“natural language understanding - formal modeling - task planning”闭环，将自然语言任务转化为形式化约束与可执行规划策略，实现开放动态环境下异构机器人集群的可靠任务规划与人在环交互。</w:t>
-                      </w:r>
-                    </w:p>
-                    <w:p>
-                      <w:pPr>
-                        <w:adjustRightInd w:val="0"/>
-                        <w:snapToGrid w:val="0"/>
-                        <w:rPr>
-                          <w:rFonts w:ascii="微软雅黑" w:hAnsi="微软雅黑" w:hint="eastAsia"/>
-                          <w:color w:val="414141"/>
-                          <w:sz w:val="4"/>
-                          <w:szCs w:val="4"/>
-                        </w:rPr>
-                      </w:pPr>
-                    </w:p>
-                    <w:p>
-                      <w:pPr>
-                        <w:pStyle w:val="12"/>
-                        <w:adjustRightInd w:val="0"/>
-                        <w:snapToGrid w:val="0"/>
-                        <w:ind w:firstLineChars="0" w:firstLine="0"/>
-                        <w:rPr>
-                          <w:rFonts w:ascii="微软雅黑" w:hAnsi="微软雅黑" w:hint="eastAsia"/>
-                          <w:color w:val="414141"/>
-                          <w:sz w:val="18"/>
-                          <w:szCs w:val="18"/>
-                        </w:rPr>
-                      </w:pPr>
-                      <w:r>
-                        <w:rPr>
-                          <w:rFonts w:ascii="微软雅黑" w:eastAsia="微软雅黑" w:hAnsi="微软雅黑" w:hint="eastAsia"/>
-                          <w:b/>
-                          <w:bCs/>
-                          <w:color w:val="414141"/>
-                          <w:sz w:val="18"/>
-                          <w:szCs w:val="18"/>
-                        </w:rPr>
-                        <w:t>Formal Logic-based Cooperative Task Planning for Multi-robot Systems: Survey of Recent Advances and Future</w:t>
-                      </w:r>
-                      <w:r>
-                        <w:rPr>
-                          <w:rFonts w:ascii="微软雅黑" w:eastAsia="微软雅黑" w:hAnsi="微软雅黑" w:hint="eastAsia"/>
-                          <w:b/>
-                          <w:bCs/>
-                          <w:color w:val="414141"/>
-                          <w:sz w:val="18"/>
-                          <w:szCs w:val="18"/>
-                        </w:rPr>
-                        <w:t xml:space="preserve"> </w:t>
-                      </w:r>
-                      <w:r>
-                        <w:rPr>
-                          <w:rFonts w:ascii="微软雅黑" w:eastAsia="微软雅黑" w:hAnsi="微软雅黑" w:hint="eastAsia"/>
-                          <w:b/>
-                          <w:bCs/>
-                          <w:color w:val="414141"/>
-                          <w:sz w:val="18"/>
-                          <w:szCs w:val="18"/>
-                        </w:rPr>
-                        <w:t xml:space="preserve">Directions                      </w:t>
-                      </w:r>
-                      <w:r>
-                        <w:rPr>
-                          <w:rFonts w:ascii="微软雅黑" w:eastAsia="微软雅黑" w:hAnsi="微软雅黑" w:hint="eastAsia"/>
-                          <w:b/>
-                          <w:bCs/>
-                          <w:color w:val="414141"/>
-                          <w:sz w:val="18"/>
-                          <w:szCs w:val="18"/>
-                        </w:rPr>
-                        <w:t xml:space="preserve">       </w:t>
-                      </w:r>
-                      <w:r>
-                        <w:rPr>
-                          <w:rFonts w:ascii="微软雅黑" w:eastAsia="微软雅黑" w:hAnsi="微软雅黑" w:hint="eastAsia"/>
-                          <w:b/>
-                          <w:bCs/>
-                          <w:color w:val="414141"/>
-                          <w:sz w:val="18"/>
-                          <w:szCs w:val="18"/>
-                        </w:rPr>
-                        <w:t xml:space="preserve">                                 </w:t>
-                      </w:r>
-                      <w:r>
-                        <w:rPr>
-                          <w:rFonts w:ascii="微软雅黑" w:hAnsi="微软雅黑" w:hint="eastAsia"/>
-                          <w:i/>
-                          <w:iCs/>
-                          <w:color w:val="414141"/>
-                          <w:sz w:val="18"/>
-                          <w:szCs w:val="18"/>
-                        </w:rPr>
-                        <w:t xml:space="preserve">Acta </w:t>
-                      </w:r>
-                      <w:proofErr w:type="spellStart"/>
-                      <w:r>
-                        <w:rPr>
-                          <w:rFonts w:ascii="微软雅黑" w:hAnsi="微软雅黑" w:hint="eastAsia"/>
-                          <w:i/>
-                          <w:iCs/>
-                          <w:color w:val="414141"/>
-                          <w:sz w:val="18"/>
-                          <w:szCs w:val="18"/>
-                        </w:rPr>
-                        <w:t>Automatica</w:t>
-                      </w:r>
-                      <w:proofErr w:type="spellEnd"/>
-                      <w:r>
-                        <w:rPr>
-                          <w:rFonts w:ascii="微软雅黑" w:hAnsi="微软雅黑" w:hint="eastAsia"/>
-                          <w:i/>
-                          <w:iCs/>
-                          <w:color w:val="414141"/>
-                          <w:sz w:val="18"/>
-                          <w:szCs w:val="18"/>
-                        </w:rPr>
-                        <w:t xml:space="preserve"> </w:t>
-                      </w:r>
-                      <w:proofErr w:type="spellStart"/>
-                      <w:r>
-                        <w:rPr>
-                          <w:rFonts w:ascii="微软雅黑" w:hAnsi="微软雅黑" w:hint="eastAsia"/>
-                          <w:i/>
-                          <w:iCs/>
-                          <w:color w:val="414141"/>
-                          <w:sz w:val="18"/>
-                          <w:szCs w:val="18"/>
-                        </w:rPr>
-                        <w:t>Sinica</w:t>
-                      </w:r>
-                      <w:proofErr w:type="spellEnd"/>
-                      <w:r>
-                        <w:rPr>
-                          <w:rFonts w:ascii="微软雅黑" w:hAnsi="微软雅黑" w:hint="eastAsia"/>
-                          <w:color w:val="414141"/>
-                          <w:sz w:val="18"/>
-                          <w:szCs w:val="18"/>
-                        </w:rPr>
-                        <w:t>（见刊，学生三作）</w:t>
-                      </w:r>
-                    </w:p>
-                    <w:p>
-                      <w:pPr>
-                        <w:pStyle w:val="12"/>
-                        <w:numPr>
-                          <w:ilvl w:val="0"/>
-                          <w:numId w:val="5"/>
-                        </w:numPr>
-                        <w:adjustRightInd w:val="0"/>
-                        <w:snapToGrid w:val="0"/>
-                        <w:ind w:firstLineChars="0"/>
-                        <w:rPr>
-                          <w:rFonts w:ascii="微软雅黑" w:eastAsia="微软雅黑" w:hAnsi="微软雅黑"/>
-                          <w:color w:val="414141"/>
-                          <w:sz w:val="18"/>
-                          <w:szCs w:val="18"/>
-                        </w:rPr>
-                      </w:pPr>
-                      <w:r>
-                        <w:rPr>
-                          <w:rFonts w:ascii="微软雅黑" w:eastAsia="微软雅黑" w:hAnsi="微软雅黑"/>
-                          <w:color w:val="414141"/>
-                          <w:sz w:val="18"/>
-                          <w:szCs w:val="18"/>
-                        </w:rPr>
-                        <w:t>系统梳理基于 LTL/STL 的多机器人协同任务规划方法，归纳 automata-based planning、约束优化、分布式控制与在线重规划等典型技术路线，重点总结 formal methods 与 LLM 融合的闭环规划趋势。</w:t>
-                      </w:r>
-                    </w:p>
-                    <w:p>
-                      <w:pPr>
-                        <w:pStyle w:val="12"/>
-                        <w:adjustRightInd w:val="0"/>
-                        <w:snapToGrid w:val="0"/>
-                        <w:ind w:firstLineChars="0" w:firstLine="0"/>
-                        <w:rPr>
-                          <w:rFonts w:ascii="微软雅黑" w:eastAsia="微软雅黑" w:hAnsi="微软雅黑" w:hint="eastAsia"/>
-                          <w:color w:val="414141"/>
-                          <w:sz w:val="4"/>
-                          <w:szCs w:val="4"/>
-                        </w:rPr>
-                      </w:pPr>
-                    </w:p>
-                    <w:p>
-                      <w:pPr>
-                        <w:pStyle w:val="12"/>
-                        <w:adjustRightInd w:val="0"/>
-                        <w:snapToGrid w:val="0"/>
-                        <w:ind w:firstLineChars="0" w:firstLine="0"/>
-                        <w:rPr>
-                          <w:rFonts w:ascii="微软雅黑" w:eastAsia="微软雅黑" w:hAnsi="微软雅黑" w:hint="eastAsia"/>
-                          <w:b/>
-                          <w:bCs/>
-                          <w:color w:val="414141"/>
-                          <w:sz w:val="18"/>
-                          <w:szCs w:val="18"/>
-                        </w:rPr>
-                      </w:pPr>
-                      <w:r>
-                        <w:rPr>
-                          <w:rFonts w:ascii="微软雅黑" w:eastAsia="微软雅黑" w:hAnsi="微软雅黑" w:hint="eastAsia"/>
-                          <w:b/>
-                          <w:bCs/>
-                          <w:color w:val="414141"/>
-                          <w:sz w:val="18"/>
-                          <w:szCs w:val="18"/>
-                        </w:rPr>
-                        <w:t>基于强化学习的多机器人动态联盟形成与路径规划                                                              项目负责人</w:t>
-                      </w:r>
-                    </w:p>
-                    <w:p>
-                      <w:pPr>
-                        <w:pStyle w:val="12"/>
-                        <w:numPr>
-                          <w:ilvl w:val="0"/>
-                          <w:numId w:val="4"/>
-                        </w:numPr>
-                        <w:adjustRightInd w:val="0"/>
-                        <w:snapToGrid w:val="0"/>
-                        <w:ind w:left="0" w:firstLineChars="0" w:firstLine="0"/>
-                        <w:rPr>
-                          <w:rFonts w:ascii="微软雅黑" w:eastAsia="微软雅黑" w:hAnsi="微软雅黑" w:hint="eastAsia"/>
-                          <w:color w:val="414141"/>
-                          <w:sz w:val="18"/>
-                          <w:szCs w:val="18"/>
-                        </w:rPr>
-                      </w:pPr>
-                      <w:r>
-                        <w:rPr>
-                          <w:rFonts w:ascii="微软雅黑" w:eastAsia="微软雅黑" w:hAnsi="微软雅黑"/>
-                          <w:color w:val="414141"/>
-                          <w:sz w:val="18"/>
-                          <w:szCs w:val="18"/>
-                        </w:rPr>
-                        <w:t xml:space="preserve">围绕 MRTA 中动态联盟形成、任务路径决策与多机器人协作强耦合的问题，研究基于 RL 的去中心化任务规划方法。构建 attention-based policy network，融合任务状态、机器人位置与协作意图信息，实现多机器人动态组队、任务选择、路径决策与 </w:t>
-                      </w:r>
-                      <w:proofErr w:type="spellStart"/>
-                      <w:r>
-                        <w:rPr>
-                          <w:rFonts w:ascii="微软雅黑" w:eastAsia="微软雅黑" w:hAnsi="微软雅黑"/>
-                          <w:color w:val="414141"/>
-                          <w:sz w:val="18"/>
-                          <w:szCs w:val="18"/>
-                        </w:rPr>
-                        <w:t>makespan</w:t>
-                      </w:r>
-                      <w:proofErr w:type="spellEnd"/>
-                      <w:r>
-                        <w:rPr>
-                          <w:rFonts w:ascii="微软雅黑" w:eastAsia="微软雅黑" w:hAnsi="微软雅黑"/>
-                          <w:color w:val="414141"/>
-                          <w:sz w:val="18"/>
-                          <w:szCs w:val="18"/>
-                        </w:rPr>
-                        <w:t xml:space="preserve"> 优化。</w:t>
-                      </w:r>
-                    </w:p>
-                    <w:p>
-                      <w:pPr>
-                        <w:pStyle w:val="12"/>
-                        <w:adjustRightInd w:val="0"/>
-                        <w:snapToGrid w:val="0"/>
-                        <w:ind w:firstLineChars="0" w:firstLine="0"/>
-                        <w:rPr>
-                          <w:rFonts w:ascii="微软雅黑" w:eastAsia="微软雅黑" w:hAnsi="微软雅黑" w:hint="eastAsia"/>
-                          <w:color w:val="414141"/>
-                          <w:sz w:val="4"/>
-                          <w:szCs w:val="4"/>
-                        </w:rPr>
-                      </w:pPr>
-                    </w:p>
-                    <w:p>
-                      <w:pPr>
-                        <w:pStyle w:val="12"/>
-                        <w:adjustRightInd w:val="0"/>
-                        <w:snapToGrid w:val="0"/>
-                        <w:ind w:firstLineChars="0" w:firstLine="0"/>
-                        <w:rPr>
-                          <w:rFonts w:ascii="微软雅黑" w:eastAsia="微软雅黑" w:hAnsi="微软雅黑" w:hint="eastAsia"/>
-                          <w:b/>
-                          <w:bCs/>
-                          <w:color w:val="414141"/>
-                          <w:sz w:val="18"/>
-                          <w:szCs w:val="18"/>
-                        </w:rPr>
-                      </w:pPr>
-                      <w:r>
-                        <w:rPr>
-                          <w:rFonts w:ascii="微软雅黑" w:eastAsia="微软雅黑" w:hAnsi="微软雅黑" w:hint="eastAsia"/>
-                          <w:b/>
-                          <w:bCs/>
-                          <w:color w:val="414141"/>
-                          <w:sz w:val="18"/>
-                          <w:szCs w:val="18"/>
-                        </w:rPr>
-                        <w:t>基于拟偏序集的</w:t>
-                      </w:r>
-                      <w:r>
-                        <w:rPr>
-                          <w:rFonts w:ascii="微软雅黑" w:eastAsia="微软雅黑" w:hAnsi="微软雅黑" w:hint="eastAsia"/>
-                          <w:b/>
-                          <w:bCs/>
-                          <w:color w:val="414141"/>
-                          <w:sz w:val="18"/>
-                          <w:szCs w:val="18"/>
-                        </w:rPr>
-                        <w:t>多智能体最短时间</w:t>
-                      </w:r>
-                      <w:r>
-                        <w:rPr>
-                          <w:rFonts w:ascii="微软雅黑" w:eastAsia="微软雅黑" w:hAnsi="微软雅黑" w:hint="eastAsia"/>
-                          <w:b/>
-                          <w:bCs/>
-                          <w:color w:val="414141"/>
-                          <w:sz w:val="18"/>
-                          <w:szCs w:val="18"/>
-                        </w:rPr>
-                        <w:t xml:space="preserve">协同任务规划            </w:t>
-                      </w:r>
-                      <w:r>
-                        <w:rPr>
-                          <w:rFonts w:ascii="微软雅黑" w:eastAsia="微软雅黑" w:hAnsi="微软雅黑" w:hint="eastAsia"/>
-                          <w:b/>
-                          <w:bCs/>
-                          <w:color w:val="414141"/>
-                          <w:sz w:val="18"/>
-                          <w:szCs w:val="18"/>
-                        </w:rPr>
-                        <w:t xml:space="preserve">                                </w:t>
-                      </w:r>
-                      <w:r>
-                        <w:rPr>
-                          <w:rFonts w:ascii="微软雅黑" w:eastAsia="微软雅黑" w:hAnsi="微软雅黑" w:hint="eastAsia"/>
-                          <w:b/>
-                          <w:bCs/>
-                          <w:color w:val="414141"/>
-                          <w:sz w:val="18"/>
-                          <w:szCs w:val="18"/>
-                        </w:rPr>
-                        <w:t xml:space="preserve">  </w:t>
-                      </w:r>
-                      <w:r>
-                        <w:rPr>
-                          <w:rFonts w:ascii="微软雅黑" w:eastAsia="微软雅黑" w:hAnsi="微软雅黑" w:hint="eastAsia"/>
-                          <w:b/>
-                          <w:bCs/>
-                          <w:color w:val="414141"/>
-                          <w:sz w:val="18"/>
-                          <w:szCs w:val="18"/>
-                        </w:rPr>
-                        <w:t xml:space="preserve">      </w:t>
-                      </w:r>
-                      <w:r>
-                        <w:rPr>
-                          <w:rFonts w:ascii="微软雅黑" w:eastAsia="微软雅黑" w:hAnsi="微软雅黑"/>
-                          <w:b/>
-                          <w:bCs/>
-                          <w:color w:val="414141"/>
-                          <w:sz w:val="18"/>
-                          <w:szCs w:val="18"/>
-                        </w:rPr>
-                        <w:t>某重点科研项目核心成员</w:t>
-                      </w:r>
-                    </w:p>
-                    <w:p>
-                      <w:pPr>
-                        <w:pStyle w:val="12"/>
-                        <w:numPr>
-                          <w:ilvl w:val="0"/>
-                          <w:numId w:val="4"/>
-                        </w:numPr>
-                        <w:adjustRightInd w:val="0"/>
-                        <w:snapToGrid w:val="0"/>
-                        <w:ind w:left="0" w:firstLineChars="0" w:firstLine="0"/>
-                        <w:rPr>
-                          <w:rFonts w:ascii="微软雅黑" w:eastAsia="微软雅黑" w:hAnsi="微软雅黑" w:hint="eastAsia"/>
-                          <w:color w:val="414141"/>
-                          <w:sz w:val="18"/>
-                          <w:szCs w:val="18"/>
-                        </w:rPr>
-                      </w:pPr>
-                      <w:r>
-                        <w:rPr>
-                          <w:rFonts w:ascii="微软雅黑" w:eastAsia="微软雅黑" w:hAnsi="微软雅黑"/>
-                          <w:color w:val="414141"/>
-                          <w:sz w:val="18"/>
-                          <w:szCs w:val="18"/>
-                        </w:rPr>
-                        <w:t xml:space="preserve">面向多机器人协同任务中的时序约束、协作依赖与执行效率问题，研究基于 </w:t>
-                      </w:r>
-                      <w:proofErr w:type="spellStart"/>
-                      <w:r>
-                        <w:rPr>
-                          <w:rFonts w:ascii="微软雅黑" w:eastAsia="微软雅黑" w:hAnsi="微软雅黑"/>
-                          <w:color w:val="414141"/>
-                          <w:sz w:val="18"/>
-                          <w:szCs w:val="18"/>
-                        </w:rPr>
-                        <w:t>poset</w:t>
-                      </w:r>
-                      <w:proofErr w:type="spellEnd"/>
-                      <w:r>
-                        <w:rPr>
-                          <w:rFonts w:ascii="微软雅黑" w:eastAsia="微软雅黑" w:hAnsi="微软雅黑"/>
-                          <w:color w:val="414141"/>
-                          <w:sz w:val="18"/>
-                          <w:szCs w:val="18"/>
-                        </w:rPr>
-                        <w:t xml:space="preserve"> 的任务分解与最短时间调度方法，结合 automata pruning 与 BnB search，在满足任务约束的同时提升协作任务的并行执行效率与规划完备性。</w:t>
                       </w:r>
                     </w:p>
                   </w:txbxContent>
@@ -5183,27 +5778,27 @@
         <mc:AlternateContent>
           <mc:Choice Requires="wps">
             <w:drawing>
-              <wp:anchor distT="0" distB="0" distL="114300" distR="114300" simplePos="0" relativeHeight="251685888" behindDoc="0" locked="0" layoutInCell="1" allowOverlap="1" wp14:anchorId="4675497C" wp14:editId="2389A769">
+              <wp:anchor distT="0" distB="0" distL="114300" distR="114300" simplePos="0" relativeHeight="251451904" behindDoc="0" locked="0" layoutInCell="1" allowOverlap="1" wp14:anchorId="1D4CBB89" wp14:editId="317EB726">
                 <wp:simplePos x="0" y="0"/>
                 <wp:positionH relativeFrom="column">
-                  <wp:posOffset>69850</wp:posOffset>
+                  <wp:posOffset>-76512</wp:posOffset>
                 </wp:positionH>
                 <wp:positionV relativeFrom="paragraph">
-                  <wp:posOffset>157480</wp:posOffset>
+                  <wp:posOffset>6703176</wp:posOffset>
                 </wp:positionV>
-                <wp:extent cx="6718300" cy="6350"/>
-                <wp:effectExtent l="0" t="0" r="25400" b="31750"/>
+                <wp:extent cx="6811347" cy="4678"/>
+                <wp:effectExtent l="0" t="0" r="27940" b="33655"/>
                 <wp:wrapNone/>
-                <wp:docPr id="10" name="直接连接符 10"/>
+                <wp:docPr id="2" name="直接连接符 2"/>
                 <wp:cNvGraphicFramePr/>
                 <a:graphic xmlns:a="http://schemas.openxmlformats.org/drawingml/2006/main">
                   <a:graphicData uri="http://schemas.microsoft.com/office/word/2010/wordprocessingShape">
                     <wps:wsp>
                       <wps:cNvCnPr/>
                       <wps:spPr>
-                        <a:xfrm flipV="1">
+                        <a:xfrm>
                           <a:off x="0" y="0"/>
-                          <a:ext cx="6718300" cy="6350"/>
+                          <a:ext cx="6811347" cy="4678"/>
                         </a:xfrm>
                         <a:prstGeom prst="line">
                           <a:avLst/>
@@ -5232,7 +5827,7 @@
           </mc:Choice>
           <mc:Fallback>
             <w:pict>
-              <v:line w14:anchorId="2ACDF858" id="直接连接符 10" o:spid="_x0000_s1026" style="position:absolute;flip:y;z-index:251685888;visibility:visible;mso-wrap-style:square;mso-width-percent:0;mso-height-percent:0;mso-wrap-distance-left:9pt;mso-wrap-distance-top:0;mso-wrap-distance-right:9pt;mso-wrap-distance-bottom:0;mso-position-horizontal:absolute;mso-position-horizontal-relative:text;mso-position-vertical:absolute;mso-position-vertical-relative:text;mso-width-percent:0;mso-height-percent:0;mso-width-relative:margin;mso-height-relative:margin" from="5.5pt,12.4pt" to="534.5pt,12.9pt" o:gfxdata="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" strokecolor="#9a0000"/>
+              <v:line w14:anchorId="48A6F959" id="直接连接符 2" o:spid="_x0000_s1026" style="position:absolute;z-index:251451904;visibility:visible;mso-wrap-style:square;mso-width-percent:0;mso-height-percent:0;mso-wrap-distance-left:9pt;mso-wrap-distance-top:0;mso-wrap-distance-right:9pt;mso-wrap-distance-bottom:0;mso-position-horizontal:absolute;mso-position-horizontal-relative:text;mso-position-vertical:absolute;mso-position-vertical-relative:text;mso-width-percent:0;mso-height-percent:0;mso-width-relative:margin;mso-height-relative:margin" from="-6pt,527.8pt" to="530.35pt,528.15pt" o:gfxdata="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" strokecolor="#9a0000"/>
             </w:pict>
           </mc:Fallback>
         </mc:AlternateContent>
@@ -5244,377 +5839,7 @@
         <mc:AlternateContent>
           <mc:Choice Requires="wps">
             <w:drawing>
-              <wp:anchor distT="0" distB="0" distL="114300" distR="114300" simplePos="0" relativeHeight="251666432" behindDoc="0" locked="0" layoutInCell="1" allowOverlap="1" wp14:anchorId="01EE85DD" wp14:editId="52106A83">
-                <wp:simplePos x="0" y="0"/>
-                <wp:positionH relativeFrom="column">
-                  <wp:posOffset>-216535</wp:posOffset>
-                </wp:positionH>
-                <wp:positionV relativeFrom="paragraph">
-                  <wp:posOffset>162560</wp:posOffset>
-                </wp:positionV>
-                <wp:extent cx="144145" cy="76200"/>
-                <wp:effectExtent l="0" t="0" r="8255" b="0"/>
-                <wp:wrapNone/>
-                <wp:docPr id="9" name="直角三角形 3"/>
-                <wp:cNvGraphicFramePr/>
-                <a:graphic xmlns:a="http://schemas.openxmlformats.org/drawingml/2006/main">
-                  <a:graphicData uri="http://schemas.microsoft.com/office/word/2010/wordprocessingShape">
-                    <wps:wsp>
-                      <wps:cNvSpPr/>
-                      <wps:spPr bwMode="auto">
-                        <a:xfrm rot="10800000">
-                          <a:off x="0" y="0"/>
-                          <a:ext cx="144145" cy="76200"/>
-                        </a:xfrm>
-                        <a:prstGeom prst="rtTriangle">
-                          <a:avLst/>
-                        </a:prstGeom>
-                        <a:solidFill>
-                          <a:srgbClr val="9A0000"/>
-                        </a:solidFill>
-                        <a:ln>
-                          <a:noFill/>
-                        </a:ln>
-                        <a:effectLst/>
-                      </wps:spPr>
-                      <wps:bodyPr rot="0" spcFirstLastPara="0" vert="horz" wrap="square" lIns="91440" tIns="45720" rIns="91440" bIns="45720" numCol="1" spcCol="0" rtlCol="0" fromWordArt="0" anchor="t" anchorCtr="0" forceAA="0" compatLnSpc="1">
-                        <a:noAutofit/>
-                      </wps:bodyPr>
-                    </wps:wsp>
-                  </a:graphicData>
-                </a:graphic>
-              </wp:anchor>
-            </w:drawing>
-          </mc:Choice>
-          <mc:Fallback>
-            <w:pict>
-              <v:shape w14:anchorId="4585E8B9" id="直角三角形 3" o:spid="_x0000_s1026" type="#_x0000_t6" style="position:absolute;margin-left:-17.05pt;margin-top:12.8pt;width:11.35pt;height:6pt;rotation:180;z-index:251666432;visibility:visible;mso-wrap-style:square;mso-wrap-distance-left:9pt;mso-wrap-distance-top:0;mso-wrap-distance-right:9pt;mso-wrap-distance-bottom:0;mso-position-horizontal:absolute;mso-position-horizontal-relative:text;mso-position-vertical:absolute;mso-position-vertical-relative:text;v-text-anchor:top" o:gfxdata="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" fillcolor="#9a0000" stroked="f"/>
-            </w:pict>
-          </mc:Fallback>
-        </mc:AlternateContent>
-      </w:r>
-      <w:r>
-        <w:rPr>
-          <w:noProof/>
-        </w:rPr>
-        <mc:AlternateContent>
-          <mc:Choice Requires="wps">
-            <w:drawing>
-              <wp:anchor distT="0" distB="0" distL="114300" distR="114300" simplePos="0" relativeHeight="251652096" behindDoc="0" locked="0" layoutInCell="1" allowOverlap="1" wp14:anchorId="1B2C3BC8" wp14:editId="1A98ABDB">
-                <wp:simplePos x="0" y="0"/>
-                <wp:positionH relativeFrom="column">
-                  <wp:posOffset>-225425</wp:posOffset>
-                </wp:positionH>
-                <wp:positionV relativeFrom="paragraph">
-                  <wp:posOffset>5039360</wp:posOffset>
-                </wp:positionV>
-                <wp:extent cx="1477645" cy="216535"/>
-                <wp:effectExtent l="0" t="0" r="8255" b="0"/>
-                <wp:wrapNone/>
-                <wp:docPr id="29" name="任意多边形 2"/>
-                <wp:cNvGraphicFramePr/>
-                <a:graphic xmlns:a="http://schemas.openxmlformats.org/drawingml/2006/main">
-                  <a:graphicData uri="http://schemas.microsoft.com/office/word/2010/wordprocessingShape">
-                    <wps:wsp>
-                      <wps:cNvSpPr/>
-                      <wps:spPr bwMode="auto">
-                        <a:xfrm>
-                          <a:off x="0" y="0"/>
-                          <a:ext cx="1477645" cy="216535"/>
-                        </a:xfrm>
-                        <a:custGeom>
-                          <a:avLst/>
-                          <a:gdLst>
-                            <a:gd name="connsiteX0" fmla="*/ 1093154 w 1406296"/>
-                            <a:gd name="connsiteY0" fmla="*/ 0 h 288031"/>
-                            <a:gd name="connsiteX1" fmla="*/ 1171153 w 1406296"/>
-                            <a:gd name="connsiteY1" fmla="*/ 0 h 288031"/>
-                            <a:gd name="connsiteX2" fmla="*/ 1406296 w 1406296"/>
-                            <a:gd name="connsiteY2" fmla="*/ 288031 h 288031"/>
-                            <a:gd name="connsiteX3" fmla="*/ 1328297 w 1406296"/>
-                            <a:gd name="connsiteY3" fmla="*/ 288031 h 288031"/>
-                            <a:gd name="connsiteX4" fmla="*/ 1030297 w 1406296"/>
-                            <a:gd name="connsiteY4" fmla="*/ 0 h 288031"/>
-                            <a:gd name="connsiteX5" fmla="*/ 1069917 w 1406296"/>
-                            <a:gd name="connsiteY5" fmla="*/ 0 h 288031"/>
-                            <a:gd name="connsiteX6" fmla="*/ 1305060 w 1406296"/>
-                            <a:gd name="connsiteY6" fmla="*/ 288031 h 288031"/>
-                            <a:gd name="connsiteX7" fmla="*/ 1265440 w 1406296"/>
-                            <a:gd name="connsiteY7" fmla="*/ 288031 h 288031"/>
-                            <a:gd name="connsiteX8" fmla="*/ 0 w 1406296"/>
-                            <a:gd name="connsiteY8" fmla="*/ 0 h 288031"/>
-                            <a:gd name="connsiteX9" fmla="*/ 1007060 w 1406296"/>
-                            <a:gd name="connsiteY9" fmla="*/ 0 h 288031"/>
-                            <a:gd name="connsiteX10" fmla="*/ 1242203 w 1406296"/>
-                            <a:gd name="connsiteY10" fmla="*/ 288031 h 288031"/>
-                            <a:gd name="connsiteX11" fmla="*/ 0 w 1406296"/>
-                            <a:gd name="connsiteY11" fmla="*/ 288031 h 288031"/>
-                          </a:gdLst>
-                          <a:ahLst/>
-                          <a:cxnLst>
-                            <a:cxn ang="0">
-                              <a:pos x="connsiteX0" y="connsiteY0"/>
-                            </a:cxn>
-                            <a:cxn ang="0">
-                              <a:pos x="connsiteX1" y="connsiteY1"/>
-                            </a:cxn>
-                            <a:cxn ang="0">
-                              <a:pos x="connsiteX2" y="connsiteY2"/>
-                            </a:cxn>
-                            <a:cxn ang="0">
-                              <a:pos x="connsiteX3" y="connsiteY3"/>
-                            </a:cxn>
-                            <a:cxn ang="0">
-                              <a:pos x="connsiteX4" y="connsiteY4"/>
-                            </a:cxn>
-                            <a:cxn ang="0">
-                              <a:pos x="connsiteX5" y="connsiteY5"/>
-                            </a:cxn>
-                            <a:cxn ang="0">
-                              <a:pos x="connsiteX6" y="connsiteY6"/>
-                            </a:cxn>
-                            <a:cxn ang="0">
-                              <a:pos x="connsiteX7" y="connsiteY7"/>
-                            </a:cxn>
-                            <a:cxn ang="0">
-                              <a:pos x="connsiteX8" y="connsiteY8"/>
-                            </a:cxn>
-                            <a:cxn ang="0">
-                              <a:pos x="connsiteX9" y="connsiteY9"/>
-                            </a:cxn>
-                            <a:cxn ang="0">
-                              <a:pos x="connsiteX10" y="connsiteY10"/>
-                            </a:cxn>
-                            <a:cxn ang="0">
-                              <a:pos x="connsiteX11" y="connsiteY11"/>
-                            </a:cxn>
-                          </a:cxnLst>
-                          <a:rect l="l" t="t" r="r" b="b"/>
-                          <a:pathLst>
-                            <a:path w="1406296" h="288031">
-                              <a:moveTo>
-                                <a:pt x="1093154" y="0"/>
-                              </a:moveTo>
-                              <a:lnTo>
-                                <a:pt x="1171153" y="0"/>
-                              </a:lnTo>
-                              <a:lnTo>
-                                <a:pt x="1406296" y="288031"/>
-                              </a:lnTo>
-                              <a:lnTo>
-                                <a:pt x="1328297" y="288031"/>
-                              </a:lnTo>
-                              <a:close/>
-                              <a:moveTo>
-                                <a:pt x="1030297" y="0"/>
-                              </a:moveTo>
-                              <a:lnTo>
-                                <a:pt x="1069917" y="0"/>
-                              </a:lnTo>
-                              <a:lnTo>
-                                <a:pt x="1305060" y="288031"/>
-                              </a:lnTo>
-                              <a:lnTo>
-                                <a:pt x="1265440" y="288031"/>
-                              </a:lnTo>
-                              <a:close/>
-                              <a:moveTo>
-                                <a:pt x="0" y="0"/>
-                              </a:moveTo>
-                              <a:lnTo>
-                                <a:pt x="1007060" y="0"/>
-                              </a:lnTo>
-                              <a:lnTo>
-                                <a:pt x="1242203" y="288031"/>
-                              </a:lnTo>
-                              <a:lnTo>
-                                <a:pt x="0" y="288031"/>
-                              </a:lnTo>
-                              <a:close/>
-                            </a:path>
-                          </a:pathLst>
-                        </a:custGeom>
-                        <a:solidFill>
-                          <a:srgbClr val="9A0000"/>
-                        </a:solidFill>
-                        <a:ln>
-                          <a:noFill/>
-                        </a:ln>
-                        <a:effectLst/>
-                      </wps:spPr>
-                      <wps:txbx>
-                        <w:txbxContent>
-                          <w:p>
-                            <w:pPr>
-                              <w:adjustRightInd w:val="0"/>
-                              <w:snapToGrid w:val="0"/>
-                              <w:spacing w:line="320" w:lineRule="exact"/>
-                              <w:rPr>
-                                <w:rFonts w:ascii="微软雅黑" w:hAnsi="微软雅黑" w:hint="eastAsia"/>
-                                <w:color w:val="FFFFFF"/>
-                                <w:sz w:val="24"/>
-                                <w:szCs w:val="24"/>
-                              </w:rPr>
-                            </w:pPr>
-                            <w:r>
-                              <w:rPr>
-                                <w:rFonts w:ascii="微软雅黑" w:hAnsi="微软雅黑" w:hint="eastAsia"/>
-                                <w:color w:val="FFFFFF"/>
-                                <w:sz w:val="24"/>
-                                <w:szCs w:val="24"/>
-                              </w:rPr>
-                              <w:t>技能及获奖</w:t>
-                            </w:r>
-                          </w:p>
-                          <w:p>
-                            <w:pPr>
-                              <w:adjustRightInd w:val="0"/>
-                              <w:snapToGrid w:val="0"/>
-                              <w:spacing w:line="320" w:lineRule="exact"/>
-                              <w:rPr>
-                                <w:rFonts w:ascii="微软雅黑" w:hAnsi="微软雅黑" w:hint="eastAsia"/>
-                                <w:color w:val="FFFFFF"/>
-                                <w:sz w:val="24"/>
-                                <w:szCs w:val="24"/>
-                              </w:rPr>
-                            </w:pPr>
-                          </w:p>
-                        </w:txbxContent>
-                      </wps:txbx>
-                      <wps:bodyPr rot="0" spcFirstLastPara="0" vert="horz" wrap="square" lIns="198000" tIns="0" rIns="91440" bIns="0" numCol="1" spcCol="0" rtlCol="0" fromWordArt="0" anchor="ctr" anchorCtr="0" forceAA="0" compatLnSpc="1">
-                        <a:noAutofit/>
-                      </wps:bodyPr>
-                    </wps:wsp>
-                  </a:graphicData>
-                </a:graphic>
-                <wp14:sizeRelH relativeFrom="margin">
-                  <wp14:pctWidth>0</wp14:pctWidth>
-                </wp14:sizeRelH>
-                <wp14:sizeRelV relativeFrom="margin">
-                  <wp14:pctHeight>0</wp14:pctHeight>
-                </wp14:sizeRelV>
-              </wp:anchor>
-            </w:drawing>
-          </mc:Choice>
-          <mc:Fallback>
-            <w:pict>
-              <v:shape w14:anchorId="1B2C3BC8" id="_x0000_s1035" style="position:absolute;left:0;text-align:left;margin-left:-17.75pt;margin-top:396.8pt;width:116.35pt;height:17.05pt;z-index:251652096;visibility:visible;mso-wrap-style:square;mso-width-percent:0;mso-height-percent:0;mso-wrap-distance-left:9pt;mso-wrap-distance-top:0;mso-wrap-distance-right:9pt;mso-wrap-distance-bottom:0;mso-position-horizontal:absolute;mso-position-horizontal-relative:text;mso-position-vertical:absolute;mso-position-vertical-relative:text;mso-width-percent:0;mso-height-percent:0;mso-width-relative:margin;mso-height-relative:margin;v-text-anchor:middle" coordsize="1406296,288031" o:spt="100" o:gfxdata="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" adj="-11796480,,5400" path="m1093154,r77999,l1406296,288031r-77999,l1093154,xm1030297,r39620,l1305060,288031r-39620,l1030297,xm,l1007060,r235143,288031l,288031,,xe" fillcolor="#9a0000" stroked="f">
-                <v:stroke joinstyle="miter"/>
-                <v:formulas/>
-                <v:path arrowok="t" o:connecttype="custom" o:connectlocs="1148616,0;1230572,0;1477645,216535;1395689,216535;1082570,0;1124200,0;1371273,216535;1329643,216535;0,0;1058154,0;1305227,216535;0,216535" o:connectangles="0,0,0,0,0,0,0,0,0,0,0,0" textboxrect="0,0,1406296,288031"/>
-                <v:textbox inset="5.5mm,0,,0">
-                  <w:txbxContent>
-                    <w:p>
-                      <w:pPr>
-                        <w:adjustRightInd w:val="0"/>
-                        <w:snapToGrid w:val="0"/>
-                        <w:spacing w:line="320" w:lineRule="exact"/>
-                        <w:rPr>
-                          <w:rFonts w:ascii="微软雅黑" w:hAnsi="微软雅黑" w:hint="eastAsia"/>
-                          <w:color w:val="FFFFFF"/>
-                          <w:sz w:val="24"/>
-                          <w:szCs w:val="24"/>
-                        </w:rPr>
-                      </w:pPr>
-                      <w:r>
-                        <w:rPr>
-                          <w:rFonts w:ascii="微软雅黑" w:hAnsi="微软雅黑" w:hint="eastAsia"/>
-                          <w:color w:val="FFFFFF"/>
-                          <w:sz w:val="24"/>
-                          <w:szCs w:val="24"/>
-                        </w:rPr>
-                        <w:t>技能及获奖</w:t>
-                      </w:r>
-                    </w:p>
-                    <w:p>
-                      <w:pPr>
-                        <w:adjustRightInd w:val="0"/>
-                        <w:snapToGrid w:val="0"/>
-                        <w:spacing w:line="320" w:lineRule="exact"/>
-                        <w:rPr>
-                          <w:rFonts w:ascii="微软雅黑" w:hAnsi="微软雅黑" w:hint="eastAsia"/>
-                          <w:color w:val="FFFFFF"/>
-                          <w:sz w:val="24"/>
-                          <w:szCs w:val="24"/>
-                        </w:rPr>
-                      </w:pPr>
-                    </w:p>
-                  </w:txbxContent>
-                </v:textbox>
-              </v:shape>
-            </w:pict>
-          </mc:Fallback>
-        </mc:AlternateContent>
-      </w:r>
-      <w:r>
-        <w:rPr>
-          <w:noProof/>
-        </w:rPr>
-        <mc:AlternateContent>
-          <mc:Choice Requires="wps">
-            <w:drawing>
-              <wp:anchor distT="0" distB="0" distL="114300" distR="114300" simplePos="0" relativeHeight="251631616" behindDoc="0" locked="0" layoutInCell="1" allowOverlap="1" wp14:anchorId="1D4CBB89" wp14:editId="71A038E0">
-                <wp:simplePos x="0" y="0"/>
-                <wp:positionH relativeFrom="column">
-                  <wp:posOffset>-76200</wp:posOffset>
-                </wp:positionH>
-                <wp:positionV relativeFrom="paragraph">
-                  <wp:posOffset>6689724</wp:posOffset>
-                </wp:positionV>
-                <wp:extent cx="6794500" cy="14605"/>
-                <wp:effectExtent l="0" t="0" r="25400" b="23495"/>
-                <wp:wrapNone/>
-                <wp:docPr id="2" name="直接连接符 2"/>
-                <wp:cNvGraphicFramePr/>
-                <a:graphic xmlns:a="http://schemas.openxmlformats.org/drawingml/2006/main">
-                  <a:graphicData uri="http://schemas.microsoft.com/office/word/2010/wordprocessingShape">
-                    <wps:wsp>
-                      <wps:cNvCnPr/>
-                      <wps:spPr>
-                        <a:xfrm flipV="1">
-                          <a:off x="0" y="0"/>
-                          <a:ext cx="6794500" cy="14605"/>
-                        </a:xfrm>
-                        <a:prstGeom prst="line">
-                          <a:avLst/>
-                        </a:prstGeom>
-                        <a:noFill/>
-                        <a:ln w="9525" cap="flat" cmpd="sng" algn="ctr">
-                          <a:solidFill>
-                            <a:srgbClr val="9A0000"/>
-                          </a:solidFill>
-                          <a:prstDash val="solid"/>
-                        </a:ln>
-                        <a:effectLst/>
-                      </wps:spPr>
-                      <wps:bodyPr/>
-                    </wps:wsp>
-                  </a:graphicData>
-                </a:graphic>
-                <wp14:sizeRelH relativeFrom="margin">
-                  <wp14:pctWidth>0</wp14:pctWidth>
-                </wp14:sizeRelH>
-                <wp14:sizeRelV relativeFrom="margin">
-                  <wp14:pctHeight>0</wp14:pctHeight>
-                </wp14:sizeRelV>
-              </wp:anchor>
-            </w:drawing>
-          </mc:Choice>
-          <mc:Fallback>
-            <w:pict>
-              <v:line w14:anchorId="00C6834E" id="直接连接符 2" o:spid="_x0000_s1026" style="position:absolute;flip:y;z-index:251631616;visibility:visible;mso-wrap-style:square;mso-width-percent:0;mso-height-percent:0;mso-wrap-distance-left:9pt;mso-wrap-distance-top:0;mso-wrap-distance-right:9pt;mso-wrap-distance-bottom:0;mso-position-horizontal:absolute;mso-position-horizontal-relative:text;mso-position-vertical:absolute;mso-position-vertical-relative:text;mso-width-percent:0;mso-height-percent:0;mso-width-relative:margin;mso-height-relative:margin" from="-6pt,526.75pt" to="529pt,527.9pt" o:gfxdata="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" strokecolor="#9a0000"/>
-            </w:pict>
-          </mc:Fallback>
-        </mc:AlternateContent>
-      </w:r>
-      <w:r>
-        <w:rPr>
-          <w:noProof/>
-        </w:rPr>
-        <mc:AlternateContent>
-          <mc:Choice Requires="wps">
-            <w:drawing>
-              <wp:anchor distT="0" distB="0" distL="114300" distR="114300" simplePos="0" relativeHeight="251694592" behindDoc="0" locked="0" layoutInCell="1" allowOverlap="1" wp14:anchorId="2AE33485" wp14:editId="7B49552C">
+              <wp:anchor distT="0" distB="0" distL="114300" distR="114300" simplePos="0" relativeHeight="251693568" behindDoc="0" locked="0" layoutInCell="1" allowOverlap="1" wp14:anchorId="2AE33485" wp14:editId="748BF05F">
                 <wp:simplePos x="0" y="0"/>
                 <wp:positionH relativeFrom="column">
                   <wp:posOffset>-31115</wp:posOffset>
@@ -5657,7 +5882,7 @@
           </mc:Choice>
           <mc:Fallback>
             <w:pict>
-              <v:line w14:anchorId="40733A29" id="直接连接符 3" o:spid="_x0000_s1026" style="position:absolute;z-index:251694592;visibility:visible;mso-wrap-style:square;mso-wrap-distance-left:9pt;mso-wrap-distance-top:0;mso-wrap-distance-right:9pt;mso-wrap-distance-bottom:0;mso-position-horizontal:absolute;mso-position-horizontal-relative:text;mso-position-vertical:absolute;mso-position-vertical-relative:text" from="-2.45pt,593pt" to="521.05pt,593pt" o:gfxdata="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" strokecolor="#9a0000"/>
+              <v:line w14:anchorId="635F6518" id="直接连接符 3" o:spid="_x0000_s1026" style="position:absolute;z-index:251693568;visibility:visible;mso-wrap-style:square;mso-wrap-distance-left:9pt;mso-wrap-distance-top:0;mso-wrap-distance-right:9pt;mso-wrap-distance-bottom:0;mso-position-horizontal:absolute;mso-position-horizontal-relative:text;mso-position-vertical:absolute;mso-position-vertical-relative:text" from="-2.45pt,593pt" to="521.05pt,593pt" o:gfxdata="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" strokecolor="#9a0000"/>
             </w:pict>
           </mc:Fallback>
         </mc:AlternateContent>
@@ -6613,6 +6838,7 @@
   <w:style w:type="character" w:default="1" w:styleId="a0">
     <w:name w:val="Default Paragraph Font"/>
     <w:uiPriority w:val="1"/>
+    <w:semiHidden/>
     <w:unhideWhenUsed/>
   </w:style>
   <w:style w:type="table" w:default="1" w:styleId="a1">
